--- a/Launcher/Templates/F_ТИПОВИЙ ДОГОВІР НІЧНІ КЛУБИ ГО УААСП.docx
+++ b/Launcher/Templates/F_ТИПОВИЙ ДОГОВІР НІЧНІ КЛУБИ ГО УААСП.docx
@@ -1,6 +1,6 @@
 
 <file path=word/document.xml><?xml version="1.0" encoding="utf-8"?>
-<w:document xmlns:wpc="http://schemas.microsoft.com/office/word/2010/wordprocessingCanvas" xmlns:cx="http://schemas.microsoft.com/office/drawing/2014/chartex" xmlns:cx1="http://schemas.microsoft.com/office/drawing/2015/9/8/chartex" xmlns:cx2="http://schemas.microsoft.com/office/drawing/2015/10/21/chartex" xmlns:cx3="http://schemas.microsoft.com/office/drawing/2016/5/9/chartex" xmlns:cx4="http://schemas.microsoft.com/office/drawing/2016/5/10/chartex" xmlns:cx5="http://schemas.microsoft.com/office/drawing/2016/5/11/chartex" xmlns:cx6="http://schemas.microsoft.com/office/drawing/2016/5/12/chartex" xmlns:cx7="http://schemas.microsoft.com/office/drawing/2016/5/13/chartex" xmlns:cx8="http://schemas.microsoft.com/office/drawing/2016/5/14/chartex" xmlns:mc="http://schemas.openxmlformats.org/markup-compatibility/2006" xmlns:aink="http://schemas.microsoft.com/office/drawing/2016/ink" xmlns:am3d="http://schemas.microsoft.com/office/drawing/2017/model3d" xmlns:o="urn:schemas-microsoft-com:office:office" xmlns:r="http://schemas.openxmlformats.org/officeDocument/2006/relationships" xmlns:m="http://schemas.openxmlformats.org/officeDocument/2006/math" xmlns:v="urn:schemas-microsoft-com:vml" xmlns:wp14="http://schemas.microsoft.com/office/word/2010/wordprocessingDrawing" xmlns:wp="http://schemas.openxmlformats.org/drawingml/2006/wordprocessingDrawing" xmlns:w10="urn:schemas-microsoft-com:office:word" xmlns:w="http://schemas.openxmlformats.org/wordprocessingml/2006/main" xmlns:w14="http://schemas.microsoft.com/office/word/2010/wordml" xmlns:w15="http://schemas.microsoft.com/office/word/2012/wordml" xmlns:w16cid="http://schemas.microsoft.com/office/word/2016/wordml/cid" xmlns:w16se="http://schemas.microsoft.com/office/word/2015/wordml/symex" xmlns:wpg="http://schemas.microsoft.com/office/word/2010/wordprocessingGroup" xmlns:wpi="http://schemas.microsoft.com/office/word/2010/wordprocessingInk" xmlns:wne="http://schemas.microsoft.com/office/word/2006/wordml" xmlns:wps="http://schemas.microsoft.com/office/word/2010/wordprocessingShape" mc:Ignorable="w14 w15 w16se w16cid wp14">
+<w:document xmlns:wpc="http://schemas.microsoft.com/office/word/2010/wordprocessingCanvas" xmlns:cx="http://schemas.microsoft.com/office/drawing/2014/chartex" xmlns:cx1="http://schemas.microsoft.com/office/drawing/2015/9/8/chartex" xmlns:mc="http://schemas.openxmlformats.org/markup-compatibility/2006" xmlns:o="urn:schemas-microsoft-com:office:office" xmlns:r="http://schemas.openxmlformats.org/officeDocument/2006/relationships" xmlns:m="http://schemas.openxmlformats.org/officeDocument/2006/math" xmlns:v="urn:schemas-microsoft-com:vml" xmlns:wp14="http://schemas.microsoft.com/office/word/2010/wordprocessingDrawing" xmlns:wp="http://schemas.openxmlformats.org/drawingml/2006/wordprocessingDrawing" xmlns:w10="urn:schemas-microsoft-com:office:word" xmlns:w="http://schemas.openxmlformats.org/wordprocessingml/2006/main" xmlns:w14="http://schemas.microsoft.com/office/word/2010/wordml" xmlns:w15="http://schemas.microsoft.com/office/word/2012/wordml" xmlns:w16se="http://schemas.microsoft.com/office/word/2015/wordml/symex" xmlns:wpg="http://schemas.microsoft.com/office/word/2010/wordprocessingGroup" xmlns:wpi="http://schemas.microsoft.com/office/word/2010/wordprocessingInk" xmlns:wne="http://schemas.microsoft.com/office/word/2006/wordml" xmlns:wps="http://schemas.microsoft.com/office/word/2010/wordprocessingShape" mc:Ignorable="w14 w15 w16se wp14">
   <w:body>
     <w:p>
       <w:pPr>
@@ -288,7 +288,7 @@
         <w:jc w:val="both"/>
         <w:textAlignment w:val="baseline"/>
         <w:rPr>
-          <w:rFonts w:ascii="Times New Roman CYR" w:eastAsia="MS Mincho" w:hAnsi="Times New Roman CYR" w:cs="Times New Roman CYR"/>
+          <w:rFonts w:ascii="Times New Roman" w:eastAsia="MS Mincho" w:hAnsi="Times New Roman" w:cs="Times New Roman"/>
           <w:spacing w:val="-6"/>
           <w:sz w:val="20"/>
           <w:szCs w:val="20"/>
@@ -297,139 +297,39 @@
       </w:pPr>
       <w:r>
         <w:rPr>
-          <w:rFonts w:ascii="Times New Roman CYR" w:eastAsia="MS Mincho" w:hAnsi="Times New Roman CYR" w:cs="Times New Roman CYR"/>
+          <w:rFonts w:ascii="Times New Roman" w:eastAsia="Times New Roman" w:hAnsi="Times New Roman" w:cs="Times New Roman"/>
           <w:b/>
-          <w:spacing w:val="-6"/>
-          <w:sz w:val="20"/>
-          <w:szCs w:val="20"/>
-          <w:lang w:val="uk-UA" w:eastAsia="ru-RU"/>
-        </w:rPr>
-        <w:t xml:space="preserve">Громадська </w:t>
-      </w:r>
-      <w:r>
-        <w:rPr>
-          <w:rFonts w:ascii="Times New Roman CYR" w:eastAsia="MS Mincho" w:hAnsi="Times New Roman CYR" w:cs="Times New Roman CYR"/>
-          <w:b/>
-          <w:spacing w:val="-6"/>
-          <w:sz w:val="20"/>
-          <w:szCs w:val="20"/>
-          <w:lang w:val="uk-UA" w:eastAsia="ru-RU"/>
-        </w:rPr>
-        <w:t>ор</w:t>
-      </w:r>
-      <w:r>
-        <w:rPr>
-          <w:rFonts w:ascii="Times New Roman CYR" w:eastAsia="MS Mincho" w:hAnsi="Times New Roman CYR" w:cs="Times New Roman CYR"/>
-          <w:b/>
-          <w:spacing w:val="-6"/>
-          <w:sz w:val="20"/>
-          <w:szCs w:val="20"/>
-          <w:lang w:val="uk-UA" w:eastAsia="ru-RU"/>
-        </w:rPr>
-        <w:t xml:space="preserve">ганізація «Українська агенція </w:t>
-      </w:r>
-      <w:r>
-        <w:rPr>
-          <w:rFonts w:ascii="Times New Roman CYR" w:eastAsia="MS Mincho" w:hAnsi="Times New Roman CYR" w:cs="Times New Roman CYR"/>
-          <w:b/>
-          <w:spacing w:val="-6"/>
-          <w:sz w:val="20"/>
-          <w:szCs w:val="20"/>
-          <w:lang w:val="uk-UA" w:eastAsia="ru-RU"/>
-        </w:rPr>
-        <w:t xml:space="preserve">з авторських та суміжних прав» (далі – </w:t>
-      </w:r>
-      <w:r>
-        <w:rPr>
-          <w:rFonts w:ascii="Times New Roman CYR" w:eastAsia="MS Mincho" w:hAnsi="Times New Roman CYR" w:cs="Times New Roman CYR"/>
-          <w:b/>
-          <w:spacing w:val="-6"/>
-          <w:sz w:val="20"/>
-          <w:szCs w:val="20"/>
-          <w:lang w:val="uk-UA" w:eastAsia="ru-RU"/>
-        </w:rPr>
-        <w:t>ГО УААСП</w:t>
-      </w:r>
-      <w:r>
-        <w:rPr>
-          <w:rFonts w:ascii="Times New Roman CYR" w:eastAsia="MS Mincho" w:hAnsi="Times New Roman CYR" w:cs="Times New Roman CYR"/>
-          <w:b/>
-          <w:spacing w:val="-6"/>
-          <w:sz w:val="20"/>
-          <w:szCs w:val="20"/>
-          <w:lang w:val="uk-UA" w:eastAsia="ru-RU"/>
-        </w:rPr>
-        <w:t>)</w:t>
-      </w:r>
-      <w:r>
-        <w:rPr>
-          <w:rFonts w:ascii="Times New Roman CYR" w:eastAsia="MS Mincho" w:hAnsi="Times New Roman CYR" w:cs="Times New Roman CYR"/>
-          <w:spacing w:val="-6"/>
-          <w:sz w:val="20"/>
-          <w:szCs w:val="20"/>
-          <w:lang w:val="uk-UA" w:eastAsia="ru-RU"/>
-        </w:rPr>
-        <w:t>, що здійснює колективне управління майновими правами суб’єктів авторського права відповідно до Закону України «Про авторське право і суміжні права»</w:t>
-      </w:r>
-      <w:r>
-        <w:rPr>
-          <w:rFonts w:ascii="Times New Roman CYR" w:eastAsia="MS Mincho" w:hAnsi="Times New Roman CYR" w:cs="Times New Roman CYR"/>
-          <w:spacing w:val="-6"/>
-          <w:sz w:val="20"/>
-          <w:szCs w:val="20"/>
-          <w:lang w:val="uk-UA" w:eastAsia="ru-RU"/>
-        </w:rPr>
-        <w:t>,</w:t>
-      </w:r>
-      <w:r>
-        <w:rPr>
-          <w:rFonts w:ascii="Times New Roman" w:eastAsia="MS Mincho" w:hAnsi="Times New Roman" w:cs="Times New Roman"/>
-          <w:spacing w:val="-6"/>
-          <w:sz w:val="20"/>
-          <w:szCs w:val="20"/>
-          <w:lang w:val="uk-UA" w:eastAsia="ru-RU"/>
-        </w:rPr>
-        <w:t xml:space="preserve"> </w:t>
-      </w:r>
-      <w:r>
-        <w:rPr>
-          <w:rFonts w:ascii="Times New Roman CYR" w:hAnsi="Times New Roman CYR" w:cs="Times New Roman CYR"/>
-          <w:spacing w:val="-6"/>
           <w:sz w:val="20"/>
           <w:szCs w:val="20"/>
           <w:lang w:val="uk-UA"/>
         </w:rPr>
-        <w:t>Закону України «Про ефективне управління майновими правами правовласників у сфері авторського права і (або) суміжних прав»</w:t>
-      </w:r>
-      <w:r>
-        <w:rPr>
-          <w:rFonts w:ascii="Times New Roman" w:eastAsia="MS Mincho" w:hAnsi="Times New Roman" w:cs="Times New Roman"/>
-          <w:spacing w:val="-6"/>
-          <w:sz w:val="20"/>
-          <w:szCs w:val="20"/>
-          <w:lang w:val="uk-UA" w:eastAsia="ru-RU"/>
-        </w:rPr>
-        <w:t xml:space="preserve"> </w:t>
-      </w:r>
-      <w:r>
-        <w:rPr>
-          <w:rFonts w:ascii="Times New Roman" w:eastAsia="MS Mincho" w:hAnsi="Times New Roman" w:cs="Times New Roman"/>
-          <w:spacing w:val="-6"/>
-          <w:sz w:val="20"/>
-          <w:szCs w:val="20"/>
-          <w:lang w:val="uk-UA" w:eastAsia="ru-RU"/>
-        </w:rPr>
-        <w:t>(далі – Закон</w:t>
-      </w:r>
-      <w:r>
-        <w:rPr>
-          <w:rFonts w:ascii="Times New Roman" w:eastAsia="MS Mincho" w:hAnsi="Times New Roman" w:cs="Times New Roman"/>
-          <w:spacing w:val="-6"/>
-          <w:sz w:val="20"/>
-          <w:szCs w:val="20"/>
-          <w:lang w:val="uk-UA" w:eastAsia="ru-RU"/>
-        </w:rPr>
-        <w:t xml:space="preserve">) та </w:t>
+        <w:t>Громадська організація «Українська агенція з авторських та суміжних прав» (далі – ГО УААСП)</w:t>
+      </w:r>
+      <w:r>
+        <w:rPr>
+          <w:rFonts w:ascii="Times New Roman" w:eastAsia="Times New Roman" w:hAnsi="Times New Roman" w:cs="Times New Roman"/>
+          <w:sz w:val="20"/>
+          <w:szCs w:val="20"/>
+          <w:lang w:val="uk-UA"/>
+        </w:rPr>
+        <w:t>, що здійснює колективне управління майновими правами суб’єктів авторського права (правовласників) відповідно до Закону України «Про авторське право і суміжні права», Закону України «Про ефективне управління майновими правами правовласників у сфері авторського права і (або) суміжних прав» (далі – Закон) та</w:t>
+      </w:r>
+      <w:r>
+        <w:rPr>
+          <w:rFonts w:ascii="Times New Roman" w:eastAsia="Times New Roman" w:hAnsi="Times New Roman" w:cs="Times New Roman"/>
+          <w:sz w:val="20"/>
+          <w:szCs w:val="20"/>
+        </w:rPr>
+        <w:t> </w:t>
+      </w:r>
+      <w:r>
+        <w:rPr>
+          <w:rFonts w:ascii="Times New Roman" w:eastAsia="Times New Roman" w:hAnsi="Times New Roman" w:cs="Times New Roman"/>
+          <w:sz w:val="20"/>
+          <w:szCs w:val="20"/>
+          <w:lang w:val="uk-UA"/>
+        </w:rPr>
+        <w:t xml:space="preserve">на підставі Витягу з Реєстру організацій колективного управління № 3 від 15.04.2019 р. Міністерства економічного розвитку і торгівлі України, </w:t>
       </w:r>
       <w:r>
         <w:rPr>
@@ -438,36 +338,61 @@
           <w:szCs w:val="20"/>
           <w:lang w:val="uk-UA"/>
         </w:rPr>
-        <w:t xml:space="preserve">на підставі Свідоцтва № 24/2015 від 03.09.2015 р. Державної служби інтелектуальної власності України, в особі </w:t>
+        <w:t xml:space="preserve">в особі </w:t>
       </w:r>
       <w:r>
         <w:rPr>
           <w:rFonts w:ascii="Times New Roman" w:hAnsi="Times New Roman" w:cs="Times New Roman"/>
           <w:b/>
+          <w:bCs/>
           <w:sz w:val="20"/>
           <w:szCs w:val="20"/>
           <w:lang w:val="uk-UA"/>
         </w:rPr>
-        <w:t xml:space="preserve">Директора з міжнародної співпраці та ліцензування Цимбал Людмили Анатоліївни, </w:t>
-      </w:r>
-      <w:r>
-        <w:rPr>
-          <w:rFonts w:ascii="Times New Roman" w:hAnsi="Times New Roman" w:cs="Times New Roman"/>
-          <w:sz w:val="20"/>
-          <w:szCs w:val="20"/>
-          <w:lang w:val="uk-UA"/>
-        </w:rPr>
-        <w:t>що діє на підставі</w:t>
-      </w:r>
+        <w:t xml:space="preserve">Генерального директора </w:t>
+      </w:r>
+      <w:proofErr w:type="spellStart"/>
       <w:r>
         <w:rPr>
           <w:rFonts w:ascii="Times New Roman" w:hAnsi="Times New Roman" w:cs="Times New Roman"/>
           <w:b/>
+          <w:bCs/>
           <w:sz w:val="20"/>
           <w:szCs w:val="20"/>
           <w:lang w:val="uk-UA"/>
         </w:rPr>
-        <w:t xml:space="preserve"> Довіреності № 2/2019 від 14.02.2019 р., </w:t>
+        <w:t>Харчишина</w:t>
+      </w:r>
+      <w:proofErr w:type="spellEnd"/>
+      <w:r>
+        <w:rPr>
+          <w:rFonts w:ascii="Times New Roman" w:hAnsi="Times New Roman" w:cs="Times New Roman"/>
+          <w:b/>
+          <w:bCs/>
+          <w:sz w:val="20"/>
+          <w:szCs w:val="20"/>
+          <w:lang w:val="uk-UA"/>
+        </w:rPr>
+        <w:t xml:space="preserve"> Валерія Володимировича</w:t>
+      </w:r>
+      <w:r>
+        <w:rPr>
+          <w:rFonts w:ascii="Times New Roman" w:hAnsi="Times New Roman" w:cs="Times New Roman"/>
+          <w:sz w:val="20"/>
+          <w:szCs w:val="20"/>
+          <w:lang w:val="uk-UA"/>
+        </w:rPr>
+        <w:t>, що діє на підставі Статуту,</w:t>
+      </w:r>
+      <w:r>
+        <w:rPr>
+          <w:rFonts w:ascii="Times New Roman" w:hAnsi="Times New Roman" w:cs="Times New Roman"/>
+          <w:b/>
+          <w:sz w:val="20"/>
+          <w:szCs w:val="20"/>
+          <w:lang w:val="uk-UA"/>
+        </w:rPr>
+        <w:t xml:space="preserve">, </w:t>
       </w:r>
       <w:r>
         <w:rPr>
@@ -1208,19 +1133,18 @@
           <w:szCs w:val="20"/>
           <w:lang w:val="uk-UA" w:eastAsia="ru-RU"/>
         </w:rPr>
-        <w:t xml:space="preserve"> - подання за згодою суб’єктів авторського права творів шляхом декламації, гри, співу, танцю та іншим способом як безпосередньо (у живому виконанні), так і за допомогою будь-яких пристроїв і процесів, зокрема магнітофонів, програвачів компакт-дисків, музичних центрів, радіоприймачів, телевізора тощо (за винятком передачі в ефір чи по кабелях) у місцях, де присутні чи можуть бути присутніми особи, які не належать до звичайного кола сім’ї або близьких знайомих цієї сім’ї, незалежно від того, чи присутні вони в одному місці і в один і той самий час або в різних місцях і в різний час; </w:t>
+        <w:t xml:space="preserve"> - подання творів шляхом декламації, гри, співу, танцю та іншим способом як безпосередньо (у живому виконанні), так і за допомогою будь-яких пристроїв і процесів, зокрема магнітофонів, програвачів компакт-дисків, музичних центрів, радіоприймачів, телевізора тощо (за винятком передачі в ефір чи по кабелях) у місцях, де присутні чи можуть бути присутніми особи, які не належать до звичайного кола сім’ї або близьких знайомих цієї сім’ї, незалежно від того, чи присутні вони в одному місці і в один і той самий час або в різних місцях і в різний час; </w:t>
       </w:r>
     </w:p>
     <w:p>
       <w:pPr>
-        <w:pStyle w:val="21"/>
         <w:spacing w:after="0" w:line="240" w:lineRule="auto"/>
-        <w:ind w:right="-115" w:firstLine="360"/>
         <w:jc w:val="both"/>
         <w:rPr>
-          <w:rFonts w:ascii="Times New Roman" w:hAnsi="Times New Roman" w:cs="Times New Roman"/>
-          <w:sz w:val="20"/>
-          <w:szCs w:val="20"/>
+          <w:rFonts w:ascii="Times New Roman" w:eastAsia="MS Mincho" w:hAnsi="Times New Roman" w:cs="Times New Roman"/>
+          <w:sz w:val="28"/>
+          <w:szCs w:val="28"/>
+          <w:lang w:val="uk-UA" w:eastAsia="ja-JP"/>
         </w:rPr>
       </w:pPr>
       <w:r>
@@ -1229,6 +1153,16 @@
           <w:b/>
           <w:sz w:val="20"/>
           <w:szCs w:val="20"/>
+          <w:lang w:val="uk-UA"/>
+        </w:rPr>
+        <w:t xml:space="preserve">       </w:t>
+      </w:r>
+      <w:r>
+        <w:rPr>
+          <w:rFonts w:ascii="Times New Roman" w:hAnsi="Times New Roman" w:cs="Times New Roman"/>
+          <w:b/>
+          <w:sz w:val="20"/>
+          <w:szCs w:val="20"/>
         </w:rPr>
         <w:t>каталог ГО УААСП</w:t>
       </w:r>
@@ -1238,1180 +1172,81 @@
           <w:sz w:val="20"/>
           <w:szCs w:val="20"/>
         </w:rPr>
-        <w:t xml:space="preserve"> – твори, </w:t>
-      </w:r>
-      <w:proofErr w:type="spellStart"/>
+        <w:t xml:space="preserve"> –</w:t>
+      </w:r>
       <w:r>
         <w:rPr>
           <w:rFonts w:ascii="Times New Roman" w:hAnsi="Times New Roman" w:cs="Times New Roman"/>
-          <w:sz w:val="20"/>
-          <w:szCs w:val="20"/>
-        </w:rPr>
-        <w:t>повноваження</w:t>
-      </w:r>
-      <w:proofErr w:type="spellEnd"/>
+          <w:b/>
+          <w:sz w:val="28"/>
+          <w:szCs w:val="28"/>
+          <w:lang w:val="uk-UA"/>
+        </w:rPr>
+        <w:t xml:space="preserve"> </w:t>
+      </w:r>
       <w:r>
         <w:rPr>
           <w:rFonts w:ascii="Times New Roman" w:hAnsi="Times New Roman" w:cs="Times New Roman"/>
           <w:sz w:val="20"/>
           <w:szCs w:val="20"/>
-        </w:rPr>
-        <w:t xml:space="preserve"> на </w:t>
-      </w:r>
-      <w:proofErr w:type="spellStart"/>
+          <w:lang w:val="uk-UA"/>
+        </w:rPr>
+        <w:t>сукупність тв</w:t>
+      </w:r>
+      <w:r>
+        <w:rPr>
+          <w:rFonts w:ascii="Times New Roman" w:eastAsia="MS Mincho" w:hAnsi="Times New Roman" w:cs="Times New Roman"/>
+          <w:sz w:val="20"/>
+          <w:szCs w:val="20"/>
+          <w:lang w:val="uk-UA" w:eastAsia="ja-JP"/>
+        </w:rPr>
+        <w:t xml:space="preserve">орів, щодо яких правовласники, на основі договорів, надали ГО УААСП повноваження на колективне управління майновими правами безпосередньо або на основі договорів з аналогічними іноземними організаціями, у тому числі, договорів про взаємне представництво інтересів / договорів про представництво прав, а також управління якими надано ГО УААСП згідно законодавства – інформація щодо творів знаходиться на веб-сайті </w:t>
+      </w:r>
+      <w:r>
+        <w:rPr>
+          <w:rFonts w:ascii="Times New Roman" w:eastAsia="MS Mincho" w:hAnsi="Times New Roman" w:cs="Times New Roman"/>
+          <w:sz w:val="20"/>
+          <w:szCs w:val="20"/>
+          <w:lang w:val="uk-UA" w:eastAsia="ja-JP"/>
+        </w:rPr>
+        <w:t xml:space="preserve">               </w:t>
+      </w:r>
+      <w:r>
+        <w:rPr>
+          <w:rFonts w:ascii="Times New Roman" w:eastAsia="MS Mincho" w:hAnsi="Times New Roman" w:cs="Times New Roman"/>
+          <w:sz w:val="20"/>
+          <w:szCs w:val="20"/>
+          <w:lang w:val="uk-UA" w:eastAsia="ja-JP"/>
+        </w:rPr>
+        <w:t>ГО УААСП:</w:t>
+      </w:r>
       <w:r>
         <w:rPr>
           <w:rFonts w:ascii="Times New Roman" w:hAnsi="Times New Roman" w:cs="Times New Roman"/>
           <w:sz w:val="20"/>
           <w:szCs w:val="20"/>
         </w:rPr>
-        <w:t>колективне</w:t>
-      </w:r>
-      <w:proofErr w:type="spellEnd"/>
-      <w:r>
-        <w:rPr>
-          <w:rFonts w:ascii="Times New Roman" w:hAnsi="Times New Roman" w:cs="Times New Roman"/>
-          <w:sz w:val="20"/>
-          <w:szCs w:val="20"/>
-        </w:rPr>
         <w:t xml:space="preserve"> </w:t>
-      </w:r>
-      <w:proofErr w:type="spellStart"/>
-      <w:r>
-        <w:rPr>
-          <w:rFonts w:ascii="Times New Roman" w:hAnsi="Times New Roman" w:cs="Times New Roman"/>
-          <w:sz w:val="20"/>
-          <w:szCs w:val="20"/>
-        </w:rPr>
-        <w:t>управління</w:t>
-      </w:r>
-      <w:proofErr w:type="spellEnd"/>
-      <w:r>
-        <w:rPr>
-          <w:rFonts w:ascii="Times New Roman" w:hAnsi="Times New Roman" w:cs="Times New Roman"/>
-          <w:sz w:val="20"/>
-          <w:szCs w:val="20"/>
-        </w:rPr>
-        <w:t xml:space="preserve"> </w:t>
-      </w:r>
-      <w:proofErr w:type="spellStart"/>
-      <w:r>
-        <w:rPr>
-          <w:rFonts w:ascii="Times New Roman" w:hAnsi="Times New Roman" w:cs="Times New Roman"/>
-          <w:sz w:val="20"/>
-          <w:szCs w:val="20"/>
-        </w:rPr>
-        <w:t>якими</w:t>
-      </w:r>
-      <w:proofErr w:type="spellEnd"/>
-      <w:r>
-        <w:rPr>
-          <w:rFonts w:ascii="Times New Roman" w:hAnsi="Times New Roman" w:cs="Times New Roman"/>
-          <w:sz w:val="20"/>
-          <w:szCs w:val="20"/>
-        </w:rPr>
-        <w:t xml:space="preserve"> на </w:t>
-      </w:r>
-      <w:proofErr w:type="spellStart"/>
-      <w:r>
-        <w:rPr>
-          <w:rFonts w:ascii="Times New Roman" w:hAnsi="Times New Roman" w:cs="Times New Roman"/>
-          <w:sz w:val="20"/>
-          <w:szCs w:val="20"/>
-        </w:rPr>
-        <w:t>території</w:t>
-      </w:r>
-      <w:proofErr w:type="spellEnd"/>
-      <w:r>
-        <w:rPr>
-          <w:rFonts w:ascii="Times New Roman" w:hAnsi="Times New Roman" w:cs="Times New Roman"/>
-          <w:sz w:val="20"/>
-          <w:szCs w:val="20"/>
-        </w:rPr>
-        <w:t xml:space="preserve"> </w:t>
-      </w:r>
-      <w:proofErr w:type="spellStart"/>
-      <w:r>
-        <w:rPr>
-          <w:rFonts w:ascii="Times New Roman" w:hAnsi="Times New Roman" w:cs="Times New Roman"/>
-          <w:sz w:val="20"/>
-          <w:szCs w:val="20"/>
-        </w:rPr>
-        <w:t>України</w:t>
-      </w:r>
-      <w:proofErr w:type="spellEnd"/>
-      <w:r>
-        <w:rPr>
-          <w:rFonts w:ascii="Times New Roman" w:hAnsi="Times New Roman" w:cs="Times New Roman"/>
-          <w:sz w:val="20"/>
-          <w:szCs w:val="20"/>
-        </w:rPr>
-        <w:t xml:space="preserve"> передано ГО УААСП </w:t>
-      </w:r>
-      <w:proofErr w:type="spellStart"/>
-      <w:r>
-        <w:rPr>
-          <w:rFonts w:ascii="Times New Roman" w:hAnsi="Times New Roman" w:cs="Times New Roman"/>
-          <w:sz w:val="20"/>
-          <w:szCs w:val="20"/>
-        </w:rPr>
-        <w:t>аналогічними</w:t>
-      </w:r>
-      <w:proofErr w:type="spellEnd"/>
-      <w:r>
-        <w:rPr>
-          <w:rFonts w:ascii="Times New Roman" w:hAnsi="Times New Roman" w:cs="Times New Roman"/>
-          <w:sz w:val="20"/>
-          <w:szCs w:val="20"/>
-        </w:rPr>
-        <w:t xml:space="preserve"> </w:t>
-      </w:r>
-      <w:proofErr w:type="spellStart"/>
-      <w:r>
-        <w:rPr>
-          <w:rFonts w:ascii="Times New Roman" w:hAnsi="Times New Roman" w:cs="Times New Roman"/>
-          <w:sz w:val="20"/>
-          <w:szCs w:val="20"/>
-        </w:rPr>
-        <w:t>іноземними</w:t>
-      </w:r>
-      <w:proofErr w:type="spellEnd"/>
-      <w:r>
-        <w:rPr>
-          <w:rFonts w:ascii="Times New Roman" w:hAnsi="Times New Roman" w:cs="Times New Roman"/>
-          <w:sz w:val="20"/>
-          <w:szCs w:val="20"/>
-        </w:rPr>
-        <w:t xml:space="preserve"> </w:t>
-      </w:r>
-      <w:proofErr w:type="spellStart"/>
-      <w:r>
-        <w:rPr>
-          <w:rFonts w:ascii="Times New Roman" w:hAnsi="Times New Roman" w:cs="Times New Roman"/>
-          <w:sz w:val="20"/>
-          <w:szCs w:val="20"/>
-        </w:rPr>
-        <w:t>авторсько-правовими</w:t>
-      </w:r>
-      <w:proofErr w:type="spellEnd"/>
-      <w:r>
-        <w:rPr>
-          <w:rFonts w:ascii="Times New Roman" w:hAnsi="Times New Roman" w:cs="Times New Roman"/>
-          <w:sz w:val="20"/>
-          <w:szCs w:val="20"/>
-        </w:rPr>
-        <w:t xml:space="preserve"> </w:t>
-      </w:r>
-      <w:proofErr w:type="spellStart"/>
-      <w:r>
-        <w:rPr>
-          <w:rFonts w:ascii="Times New Roman" w:hAnsi="Times New Roman" w:cs="Times New Roman"/>
-          <w:sz w:val="20"/>
-          <w:szCs w:val="20"/>
-        </w:rPr>
-        <w:t>організаціями</w:t>
-      </w:r>
-      <w:proofErr w:type="spellEnd"/>
-      <w:r>
-        <w:rPr>
-          <w:rFonts w:ascii="Times New Roman" w:hAnsi="Times New Roman" w:cs="Times New Roman"/>
-          <w:sz w:val="20"/>
-          <w:szCs w:val="20"/>
-        </w:rPr>
-        <w:t xml:space="preserve"> на </w:t>
-      </w:r>
-      <w:proofErr w:type="spellStart"/>
-      <w:r>
-        <w:rPr>
-          <w:rFonts w:ascii="Times New Roman" w:hAnsi="Times New Roman" w:cs="Times New Roman"/>
-          <w:sz w:val="20"/>
-          <w:szCs w:val="20"/>
-        </w:rPr>
-        <w:t>підставі</w:t>
-      </w:r>
-      <w:proofErr w:type="spellEnd"/>
-      <w:r>
-        <w:rPr>
-          <w:rFonts w:ascii="Times New Roman" w:hAnsi="Times New Roman" w:cs="Times New Roman"/>
-          <w:sz w:val="20"/>
-          <w:szCs w:val="20"/>
-        </w:rPr>
-        <w:t xml:space="preserve"> </w:t>
-      </w:r>
-      <w:proofErr w:type="spellStart"/>
-      <w:r>
-        <w:rPr>
-          <w:rFonts w:ascii="Times New Roman" w:hAnsi="Times New Roman" w:cs="Times New Roman"/>
-          <w:sz w:val="20"/>
-          <w:szCs w:val="20"/>
-        </w:rPr>
-        <w:t>договорів</w:t>
-      </w:r>
-      <w:proofErr w:type="spellEnd"/>
-      <w:r>
-        <w:rPr>
-          <w:rFonts w:ascii="Times New Roman" w:hAnsi="Times New Roman" w:cs="Times New Roman"/>
-          <w:sz w:val="20"/>
-          <w:szCs w:val="20"/>
-        </w:rPr>
-        <w:t xml:space="preserve"> про </w:t>
-      </w:r>
-      <w:proofErr w:type="spellStart"/>
-      <w:r>
-        <w:rPr>
-          <w:rFonts w:ascii="Times New Roman" w:hAnsi="Times New Roman" w:cs="Times New Roman"/>
-          <w:sz w:val="20"/>
-          <w:szCs w:val="20"/>
-        </w:rPr>
-        <w:t>взаємне</w:t>
-      </w:r>
-      <w:proofErr w:type="spellEnd"/>
-      <w:r>
-        <w:rPr>
-          <w:rFonts w:ascii="Times New Roman" w:hAnsi="Times New Roman" w:cs="Times New Roman"/>
-          <w:sz w:val="20"/>
-          <w:szCs w:val="20"/>
-        </w:rPr>
-        <w:t xml:space="preserve"> </w:t>
-      </w:r>
-      <w:proofErr w:type="spellStart"/>
-      <w:r>
-        <w:rPr>
-          <w:rFonts w:ascii="Times New Roman" w:hAnsi="Times New Roman" w:cs="Times New Roman"/>
-          <w:sz w:val="20"/>
-          <w:szCs w:val="20"/>
-        </w:rPr>
-        <w:t>представництво</w:t>
-      </w:r>
-      <w:proofErr w:type="spellEnd"/>
-      <w:r>
-        <w:rPr>
-          <w:rFonts w:ascii="Times New Roman" w:hAnsi="Times New Roman" w:cs="Times New Roman"/>
-          <w:sz w:val="20"/>
-          <w:szCs w:val="20"/>
-        </w:rPr>
-        <w:t xml:space="preserve"> </w:t>
-      </w:r>
-      <w:proofErr w:type="spellStart"/>
-      <w:r>
-        <w:rPr>
-          <w:rFonts w:ascii="Times New Roman" w:hAnsi="Times New Roman" w:cs="Times New Roman"/>
-          <w:sz w:val="20"/>
-          <w:szCs w:val="20"/>
-        </w:rPr>
-        <w:t>інтересів</w:t>
-      </w:r>
-      <w:proofErr w:type="spellEnd"/>
-      <w:r>
-        <w:rPr>
-          <w:rFonts w:ascii="Times New Roman" w:hAnsi="Times New Roman" w:cs="Times New Roman"/>
-          <w:sz w:val="20"/>
-          <w:szCs w:val="20"/>
-        </w:rPr>
-        <w:t xml:space="preserve"> (договорами про </w:t>
-      </w:r>
-      <w:proofErr w:type="spellStart"/>
-      <w:r>
-        <w:rPr>
-          <w:rFonts w:ascii="Times New Roman" w:hAnsi="Times New Roman" w:cs="Times New Roman"/>
-          <w:sz w:val="20"/>
-          <w:szCs w:val="20"/>
-        </w:rPr>
-        <w:t>представництво</w:t>
-      </w:r>
-      <w:proofErr w:type="spellEnd"/>
-      <w:r>
-        <w:rPr>
-          <w:rFonts w:ascii="Times New Roman" w:hAnsi="Times New Roman" w:cs="Times New Roman"/>
-          <w:sz w:val="20"/>
-          <w:szCs w:val="20"/>
-        </w:rPr>
-        <w:t xml:space="preserve"> прав), </w:t>
-      </w:r>
-      <w:proofErr w:type="spellStart"/>
-      <w:r>
-        <w:rPr>
-          <w:rFonts w:ascii="Times New Roman" w:hAnsi="Times New Roman" w:cs="Times New Roman"/>
-          <w:sz w:val="20"/>
-          <w:szCs w:val="20"/>
-        </w:rPr>
-        <w:t>українськими</w:t>
-      </w:r>
-      <w:proofErr w:type="spellEnd"/>
-      <w:r>
-        <w:rPr>
-          <w:rFonts w:ascii="Times New Roman" w:hAnsi="Times New Roman" w:cs="Times New Roman"/>
-          <w:sz w:val="20"/>
-          <w:szCs w:val="20"/>
-        </w:rPr>
-        <w:t xml:space="preserve"> / </w:t>
-      </w:r>
-      <w:proofErr w:type="spellStart"/>
-      <w:r>
-        <w:rPr>
-          <w:rFonts w:ascii="Times New Roman" w:hAnsi="Times New Roman" w:cs="Times New Roman"/>
-          <w:sz w:val="20"/>
-          <w:szCs w:val="20"/>
-        </w:rPr>
-        <w:t>іноземними</w:t>
-      </w:r>
-      <w:proofErr w:type="spellEnd"/>
-      <w:r>
-        <w:rPr>
-          <w:rFonts w:ascii="Times New Roman" w:hAnsi="Times New Roman" w:cs="Times New Roman"/>
-          <w:sz w:val="20"/>
-          <w:szCs w:val="20"/>
-        </w:rPr>
-        <w:t xml:space="preserve"> </w:t>
-      </w:r>
-      <w:proofErr w:type="spellStart"/>
-      <w:r>
-        <w:rPr>
-          <w:rFonts w:ascii="Times New Roman" w:hAnsi="Times New Roman" w:cs="Times New Roman"/>
-          <w:sz w:val="20"/>
-          <w:szCs w:val="20"/>
-        </w:rPr>
-        <w:t>суб’єктами</w:t>
-      </w:r>
-      <w:proofErr w:type="spellEnd"/>
-      <w:r>
-        <w:rPr>
-          <w:rFonts w:ascii="Times New Roman" w:hAnsi="Times New Roman" w:cs="Times New Roman"/>
-          <w:sz w:val="20"/>
-          <w:szCs w:val="20"/>
-        </w:rPr>
-        <w:t xml:space="preserve"> </w:t>
-      </w:r>
-      <w:proofErr w:type="spellStart"/>
-      <w:r>
-        <w:rPr>
-          <w:rFonts w:ascii="Times New Roman" w:hAnsi="Times New Roman" w:cs="Times New Roman"/>
-          <w:sz w:val="20"/>
-          <w:szCs w:val="20"/>
-        </w:rPr>
-        <w:t>авторського</w:t>
-      </w:r>
-      <w:proofErr w:type="spellEnd"/>
-      <w:r>
-        <w:rPr>
-          <w:rFonts w:ascii="Times New Roman" w:hAnsi="Times New Roman" w:cs="Times New Roman"/>
-          <w:sz w:val="20"/>
-          <w:szCs w:val="20"/>
-        </w:rPr>
-        <w:t xml:space="preserve"> права (</w:t>
-      </w:r>
-      <w:proofErr w:type="spellStart"/>
-      <w:r>
-        <w:rPr>
-          <w:rFonts w:ascii="Times New Roman" w:hAnsi="Times New Roman" w:cs="Times New Roman"/>
-          <w:sz w:val="20"/>
-          <w:szCs w:val="20"/>
-        </w:rPr>
-        <w:t>правовласниками</w:t>
-      </w:r>
-      <w:proofErr w:type="spellEnd"/>
-      <w:r>
-        <w:rPr>
-          <w:rFonts w:ascii="Times New Roman" w:hAnsi="Times New Roman" w:cs="Times New Roman"/>
-          <w:sz w:val="20"/>
-          <w:szCs w:val="20"/>
-        </w:rPr>
-        <w:t xml:space="preserve">) та </w:t>
-      </w:r>
-      <w:proofErr w:type="spellStart"/>
-      <w:r>
-        <w:rPr>
-          <w:rFonts w:ascii="Times New Roman" w:hAnsi="Times New Roman" w:cs="Times New Roman"/>
-          <w:sz w:val="20"/>
-          <w:szCs w:val="20"/>
-        </w:rPr>
-        <w:t>їх</w:t>
-      </w:r>
-      <w:proofErr w:type="spellEnd"/>
-      <w:r>
-        <w:rPr>
-          <w:rFonts w:ascii="Times New Roman" w:hAnsi="Times New Roman" w:cs="Times New Roman"/>
-          <w:sz w:val="20"/>
-          <w:szCs w:val="20"/>
-        </w:rPr>
-        <w:t xml:space="preserve"> </w:t>
-      </w:r>
-      <w:proofErr w:type="spellStart"/>
-      <w:r>
-        <w:rPr>
-          <w:rFonts w:ascii="Times New Roman" w:hAnsi="Times New Roman" w:cs="Times New Roman"/>
-          <w:sz w:val="20"/>
-          <w:szCs w:val="20"/>
-        </w:rPr>
-        <w:t>правонаступниками</w:t>
-      </w:r>
-      <w:proofErr w:type="spellEnd"/>
-      <w:r>
-        <w:rPr>
-          <w:rFonts w:ascii="Times New Roman" w:hAnsi="Times New Roman" w:cs="Times New Roman"/>
-          <w:sz w:val="20"/>
-          <w:szCs w:val="20"/>
-        </w:rPr>
-        <w:t xml:space="preserve">  на </w:t>
-      </w:r>
-      <w:proofErr w:type="spellStart"/>
-      <w:r>
-        <w:rPr>
-          <w:rFonts w:ascii="Times New Roman" w:hAnsi="Times New Roman" w:cs="Times New Roman"/>
-          <w:sz w:val="20"/>
-          <w:szCs w:val="20"/>
-        </w:rPr>
-        <w:t>підставі</w:t>
-      </w:r>
-      <w:proofErr w:type="spellEnd"/>
-      <w:r>
-        <w:rPr>
-          <w:rFonts w:ascii="Times New Roman" w:hAnsi="Times New Roman" w:cs="Times New Roman"/>
-          <w:sz w:val="20"/>
-          <w:szCs w:val="20"/>
-        </w:rPr>
-        <w:t xml:space="preserve"> </w:t>
-      </w:r>
-      <w:proofErr w:type="spellStart"/>
-      <w:r>
-        <w:rPr>
-          <w:rFonts w:ascii="Times New Roman" w:hAnsi="Times New Roman" w:cs="Times New Roman"/>
-          <w:sz w:val="20"/>
-          <w:szCs w:val="20"/>
-        </w:rPr>
-        <w:t>письмових</w:t>
-      </w:r>
-      <w:proofErr w:type="spellEnd"/>
-      <w:r>
-        <w:rPr>
-          <w:rFonts w:ascii="Times New Roman" w:hAnsi="Times New Roman" w:cs="Times New Roman"/>
-          <w:sz w:val="20"/>
-          <w:szCs w:val="20"/>
-        </w:rPr>
-        <w:t xml:space="preserve"> </w:t>
-      </w:r>
-      <w:proofErr w:type="spellStart"/>
-      <w:r>
-        <w:rPr>
-          <w:rFonts w:ascii="Times New Roman" w:hAnsi="Times New Roman" w:cs="Times New Roman"/>
-          <w:sz w:val="20"/>
-          <w:szCs w:val="20"/>
-        </w:rPr>
-        <w:t>договорів</w:t>
-      </w:r>
-      <w:proofErr w:type="spellEnd"/>
-      <w:r>
-        <w:rPr>
-          <w:rFonts w:ascii="Times New Roman" w:hAnsi="Times New Roman" w:cs="Times New Roman"/>
-          <w:sz w:val="20"/>
-          <w:szCs w:val="20"/>
-        </w:rPr>
-        <w:t xml:space="preserve"> - </w:t>
-      </w:r>
-      <w:proofErr w:type="spellStart"/>
-      <w:r>
-        <w:rPr>
-          <w:rFonts w:ascii="Times New Roman" w:hAnsi="Times New Roman" w:cs="Times New Roman"/>
-          <w:sz w:val="20"/>
-          <w:szCs w:val="20"/>
-        </w:rPr>
-        <w:t>згідно</w:t>
-      </w:r>
-      <w:proofErr w:type="spellEnd"/>
-      <w:r>
-        <w:rPr>
-          <w:rFonts w:ascii="Times New Roman" w:hAnsi="Times New Roman" w:cs="Times New Roman"/>
-          <w:sz w:val="20"/>
-          <w:szCs w:val="20"/>
-        </w:rPr>
-        <w:t xml:space="preserve"> </w:t>
-      </w:r>
-      <w:proofErr w:type="spellStart"/>
-      <w:r>
-        <w:rPr>
-          <w:rFonts w:ascii="Times New Roman" w:hAnsi="Times New Roman" w:cs="Times New Roman"/>
-          <w:sz w:val="20"/>
-          <w:szCs w:val="20"/>
-        </w:rPr>
-        <w:t>переліку</w:t>
-      </w:r>
-      <w:proofErr w:type="spellEnd"/>
-      <w:r>
-        <w:rPr>
-          <w:rFonts w:ascii="Times New Roman" w:hAnsi="Times New Roman" w:cs="Times New Roman"/>
-          <w:sz w:val="20"/>
-          <w:szCs w:val="20"/>
-        </w:rPr>
-        <w:t xml:space="preserve"> </w:t>
-      </w:r>
-      <w:proofErr w:type="spellStart"/>
-      <w:r>
-        <w:rPr>
-          <w:rFonts w:ascii="Times New Roman" w:hAnsi="Times New Roman" w:cs="Times New Roman"/>
-          <w:sz w:val="20"/>
-          <w:szCs w:val="20"/>
-        </w:rPr>
-        <w:t>творів</w:t>
-      </w:r>
-      <w:proofErr w:type="spellEnd"/>
-      <w:r>
-        <w:rPr>
-          <w:rFonts w:ascii="Times New Roman" w:hAnsi="Times New Roman" w:cs="Times New Roman"/>
-          <w:sz w:val="20"/>
-          <w:szCs w:val="20"/>
-        </w:rPr>
-        <w:t xml:space="preserve">, </w:t>
-      </w:r>
-      <w:proofErr w:type="spellStart"/>
-      <w:r>
-        <w:rPr>
-          <w:rFonts w:ascii="Times New Roman" w:hAnsi="Times New Roman" w:cs="Times New Roman"/>
-          <w:sz w:val="20"/>
-          <w:szCs w:val="20"/>
-        </w:rPr>
-        <w:t>передбаченого</w:t>
-      </w:r>
-      <w:proofErr w:type="spellEnd"/>
-      <w:r>
-        <w:rPr>
-          <w:rFonts w:ascii="Times New Roman" w:hAnsi="Times New Roman" w:cs="Times New Roman"/>
-          <w:sz w:val="20"/>
-          <w:szCs w:val="20"/>
-        </w:rPr>
-        <w:t xml:space="preserve"> на </w:t>
-      </w:r>
-      <w:proofErr w:type="spellStart"/>
-      <w:r>
-        <w:rPr>
-          <w:rFonts w:ascii="Times New Roman" w:hAnsi="Times New Roman" w:cs="Times New Roman"/>
-          <w:sz w:val="20"/>
-          <w:szCs w:val="20"/>
-        </w:rPr>
-        <w:t>сайті</w:t>
-      </w:r>
-      <w:proofErr w:type="spellEnd"/>
-      <w:r>
-        <w:rPr>
-          <w:rFonts w:ascii="Times New Roman" w:hAnsi="Times New Roman" w:cs="Times New Roman"/>
-          <w:sz w:val="20"/>
-          <w:szCs w:val="20"/>
-        </w:rPr>
-        <w:t xml:space="preserve"> ГО УААСП: </w:t>
       </w:r>
       <w:hyperlink r:id="rId7" w:history="1">
         <w:r>
           <w:rPr>
-            <w:rStyle w:val="a8"/>
-            <w:rFonts w:ascii="Times New Roman" w:hAnsi="Times New Roman" w:cs="Times New Roman"/>
+            <w:rFonts w:ascii="Times New Roman" w:eastAsia="MS Mincho" w:hAnsi="Times New Roman" w:cs="Times New Roman"/>
+            <w:color w:val="0000FF"/>
             <w:sz w:val="20"/>
             <w:szCs w:val="20"/>
+            <w:u w:val="single"/>
+            <w:lang w:val="uk-UA" w:eastAsia="ja-JP"/>
           </w:rPr>
           <w:t>www.uacrr.org.ua</w:t>
         </w:r>
       </w:hyperlink>
       <w:r>
         <w:rPr>
-          <w:rFonts w:ascii="Times New Roman" w:hAnsi="Times New Roman" w:cs="Times New Roman"/>
-          <w:sz w:val="20"/>
-          <w:szCs w:val="20"/>
-        </w:rPr>
-        <w:t xml:space="preserve">. </w:t>
-      </w:r>
-      <w:proofErr w:type="spellStart"/>
-      <w:r>
-        <w:rPr>
-          <w:rFonts w:ascii="Times New Roman" w:hAnsi="Times New Roman" w:cs="Times New Roman"/>
-          <w:sz w:val="20"/>
-          <w:szCs w:val="20"/>
-        </w:rPr>
-        <w:t>Оскільки</w:t>
-      </w:r>
-      <w:proofErr w:type="spellEnd"/>
-      <w:r>
-        <w:rPr>
-          <w:rFonts w:ascii="Times New Roman" w:hAnsi="Times New Roman" w:cs="Times New Roman"/>
-          <w:sz w:val="20"/>
-          <w:szCs w:val="20"/>
-        </w:rPr>
-        <w:t xml:space="preserve">, в </w:t>
-      </w:r>
-      <w:proofErr w:type="spellStart"/>
-      <w:r>
-        <w:rPr>
-          <w:rFonts w:ascii="Times New Roman" w:hAnsi="Times New Roman" w:cs="Times New Roman"/>
-          <w:sz w:val="20"/>
-          <w:szCs w:val="20"/>
-        </w:rPr>
-        <w:t>управлінні</w:t>
-      </w:r>
-      <w:proofErr w:type="spellEnd"/>
-      <w:r>
-        <w:rPr>
-          <w:rFonts w:ascii="Times New Roman" w:hAnsi="Times New Roman" w:cs="Times New Roman"/>
-          <w:sz w:val="20"/>
-          <w:szCs w:val="20"/>
-        </w:rPr>
-        <w:t xml:space="preserve"> ГО УААСП </w:t>
-      </w:r>
-      <w:proofErr w:type="spellStart"/>
-      <w:r>
-        <w:rPr>
-          <w:rFonts w:ascii="Times New Roman" w:hAnsi="Times New Roman" w:cs="Times New Roman"/>
-          <w:sz w:val="20"/>
-          <w:szCs w:val="20"/>
-        </w:rPr>
-        <w:t>перебувають</w:t>
-      </w:r>
-      <w:proofErr w:type="spellEnd"/>
-      <w:r>
-        <w:rPr>
-          <w:rFonts w:ascii="Times New Roman" w:hAnsi="Times New Roman" w:cs="Times New Roman"/>
-          <w:sz w:val="20"/>
-          <w:szCs w:val="20"/>
-        </w:rPr>
-        <w:t xml:space="preserve"> твори, </w:t>
-      </w:r>
-      <w:proofErr w:type="spellStart"/>
-      <w:r>
-        <w:rPr>
-          <w:rFonts w:ascii="Times New Roman" w:hAnsi="Times New Roman" w:cs="Times New Roman"/>
-          <w:sz w:val="20"/>
-          <w:szCs w:val="20"/>
-        </w:rPr>
-        <w:t>які</w:t>
-      </w:r>
-      <w:proofErr w:type="spellEnd"/>
-      <w:r>
-        <w:rPr>
-          <w:rFonts w:ascii="Times New Roman" w:hAnsi="Times New Roman" w:cs="Times New Roman"/>
-          <w:sz w:val="20"/>
-          <w:szCs w:val="20"/>
-        </w:rPr>
-        <w:t xml:space="preserve"> </w:t>
-      </w:r>
-      <w:proofErr w:type="spellStart"/>
-      <w:r>
-        <w:rPr>
-          <w:rFonts w:ascii="Times New Roman" w:hAnsi="Times New Roman" w:cs="Times New Roman"/>
-          <w:sz w:val="20"/>
-          <w:szCs w:val="20"/>
-        </w:rPr>
-        <w:t>входять</w:t>
-      </w:r>
-      <w:proofErr w:type="spellEnd"/>
-      <w:r>
-        <w:rPr>
-          <w:rFonts w:ascii="Times New Roman" w:hAnsi="Times New Roman" w:cs="Times New Roman"/>
-          <w:sz w:val="20"/>
-          <w:szCs w:val="20"/>
-        </w:rPr>
-        <w:t xml:space="preserve"> до </w:t>
-      </w:r>
-      <w:proofErr w:type="spellStart"/>
-      <w:r>
-        <w:rPr>
-          <w:rFonts w:ascii="Times New Roman" w:hAnsi="Times New Roman" w:cs="Times New Roman"/>
-          <w:sz w:val="20"/>
-          <w:szCs w:val="20"/>
-        </w:rPr>
-        <w:t>каталогів</w:t>
-      </w:r>
-      <w:proofErr w:type="spellEnd"/>
-      <w:r>
-        <w:rPr>
-          <w:rFonts w:ascii="Times New Roman" w:hAnsi="Times New Roman" w:cs="Times New Roman"/>
-          <w:sz w:val="20"/>
-          <w:szCs w:val="20"/>
-        </w:rPr>
-        <w:t xml:space="preserve"> (</w:t>
-      </w:r>
-      <w:proofErr w:type="spellStart"/>
-      <w:r>
-        <w:rPr>
-          <w:rFonts w:ascii="Times New Roman" w:hAnsi="Times New Roman" w:cs="Times New Roman"/>
-          <w:sz w:val="20"/>
-          <w:szCs w:val="20"/>
-        </w:rPr>
-        <w:t>репертуар</w:t>
-      </w:r>
-      <w:r>
-        <w:rPr>
-          <w:rFonts w:ascii="Times New Roman" w:hAnsi="Times New Roman" w:cs="Times New Roman"/>
-          <w:sz w:val="20"/>
-          <w:szCs w:val="20"/>
-        </w:rPr>
-        <w:t>ів</w:t>
-      </w:r>
-      <w:proofErr w:type="spellEnd"/>
-      <w:r>
-        <w:rPr>
-          <w:rFonts w:ascii="Times New Roman" w:hAnsi="Times New Roman" w:cs="Times New Roman"/>
-          <w:sz w:val="20"/>
-          <w:szCs w:val="20"/>
-        </w:rPr>
-        <w:t xml:space="preserve">) </w:t>
-      </w:r>
-      <w:proofErr w:type="spellStart"/>
-      <w:r>
-        <w:rPr>
-          <w:rFonts w:ascii="Times New Roman" w:hAnsi="Times New Roman" w:cs="Times New Roman"/>
-          <w:sz w:val="20"/>
-          <w:szCs w:val="20"/>
-        </w:rPr>
-        <w:t>іноземних</w:t>
-      </w:r>
-      <w:proofErr w:type="spellEnd"/>
-      <w:r>
-        <w:rPr>
-          <w:rFonts w:ascii="Times New Roman" w:hAnsi="Times New Roman" w:cs="Times New Roman"/>
-          <w:sz w:val="20"/>
-          <w:szCs w:val="20"/>
-        </w:rPr>
-        <w:t xml:space="preserve"> </w:t>
-      </w:r>
-      <w:proofErr w:type="spellStart"/>
-      <w:r>
-        <w:rPr>
-          <w:rFonts w:ascii="Times New Roman" w:hAnsi="Times New Roman" w:cs="Times New Roman"/>
-          <w:sz w:val="20"/>
-          <w:szCs w:val="20"/>
-        </w:rPr>
-        <w:t>авторсько-правових</w:t>
-      </w:r>
-      <w:proofErr w:type="spellEnd"/>
-      <w:r>
-        <w:rPr>
-          <w:rFonts w:ascii="Times New Roman" w:hAnsi="Times New Roman" w:cs="Times New Roman"/>
-          <w:sz w:val="20"/>
-          <w:szCs w:val="20"/>
-        </w:rPr>
-        <w:t xml:space="preserve"> </w:t>
-      </w:r>
-      <w:proofErr w:type="spellStart"/>
-      <w:r>
-        <w:rPr>
-          <w:rFonts w:ascii="Times New Roman" w:hAnsi="Times New Roman" w:cs="Times New Roman"/>
-          <w:sz w:val="20"/>
-          <w:szCs w:val="20"/>
-        </w:rPr>
-        <w:t>організацій</w:t>
-      </w:r>
-      <w:proofErr w:type="spellEnd"/>
-      <w:r>
-        <w:rPr>
-          <w:rFonts w:ascii="Times New Roman" w:hAnsi="Times New Roman" w:cs="Times New Roman"/>
-          <w:sz w:val="20"/>
-          <w:szCs w:val="20"/>
-        </w:rPr>
-        <w:t xml:space="preserve">, </w:t>
-      </w:r>
-      <w:proofErr w:type="spellStart"/>
-      <w:r>
-        <w:rPr>
-          <w:rFonts w:ascii="Times New Roman" w:hAnsi="Times New Roman" w:cs="Times New Roman"/>
-          <w:sz w:val="20"/>
-          <w:szCs w:val="20"/>
-        </w:rPr>
-        <w:t>видавців</w:t>
-      </w:r>
-      <w:proofErr w:type="spellEnd"/>
-      <w:r>
-        <w:rPr>
-          <w:rFonts w:ascii="Times New Roman" w:hAnsi="Times New Roman" w:cs="Times New Roman"/>
-          <w:sz w:val="20"/>
-          <w:szCs w:val="20"/>
-        </w:rPr>
-        <w:t xml:space="preserve"> – </w:t>
-      </w:r>
-      <w:proofErr w:type="spellStart"/>
-      <w:r>
-        <w:rPr>
-          <w:rFonts w:ascii="Times New Roman" w:hAnsi="Times New Roman" w:cs="Times New Roman"/>
-          <w:sz w:val="20"/>
-          <w:szCs w:val="20"/>
-        </w:rPr>
-        <w:t>посил</w:t>
-      </w:r>
-      <w:r>
-        <w:rPr>
-          <w:rFonts w:ascii="Times New Roman" w:hAnsi="Times New Roman" w:cs="Times New Roman"/>
-          <w:sz w:val="20"/>
-          <w:szCs w:val="20"/>
-        </w:rPr>
-        <w:t>ання</w:t>
-      </w:r>
-      <w:proofErr w:type="spellEnd"/>
-      <w:r>
-        <w:rPr>
-          <w:rFonts w:ascii="Times New Roman" w:hAnsi="Times New Roman" w:cs="Times New Roman"/>
-          <w:sz w:val="20"/>
-          <w:szCs w:val="20"/>
-        </w:rPr>
-        <w:t xml:space="preserve"> на каталог (</w:t>
-      </w:r>
-      <w:r>
-        <w:rPr>
-          <w:rFonts w:ascii="Times New Roman" w:hAnsi="Times New Roman" w:cs="Times New Roman"/>
-          <w:sz w:val="20"/>
-          <w:szCs w:val="20"/>
-        </w:rPr>
-        <w:t>репертуар</w:t>
-      </w:r>
-      <w:r>
-        <w:rPr>
-          <w:rFonts w:ascii="Times New Roman" w:hAnsi="Times New Roman" w:cs="Times New Roman"/>
-          <w:sz w:val="20"/>
-          <w:szCs w:val="20"/>
-        </w:rPr>
-        <w:t xml:space="preserve">) </w:t>
-      </w:r>
-      <w:proofErr w:type="spellStart"/>
-      <w:r>
-        <w:rPr>
-          <w:rFonts w:ascii="Times New Roman" w:hAnsi="Times New Roman" w:cs="Times New Roman"/>
-          <w:sz w:val="20"/>
-          <w:szCs w:val="20"/>
-        </w:rPr>
-        <w:t>тієї</w:t>
-      </w:r>
-      <w:proofErr w:type="spellEnd"/>
-      <w:r>
-        <w:rPr>
-          <w:rFonts w:ascii="Times New Roman" w:hAnsi="Times New Roman" w:cs="Times New Roman"/>
-          <w:sz w:val="20"/>
-          <w:szCs w:val="20"/>
-        </w:rPr>
-        <w:t xml:space="preserve"> </w:t>
-      </w:r>
-      <w:proofErr w:type="spellStart"/>
-      <w:r>
-        <w:rPr>
-          <w:rFonts w:ascii="Times New Roman" w:hAnsi="Times New Roman" w:cs="Times New Roman"/>
-          <w:sz w:val="20"/>
-          <w:szCs w:val="20"/>
-        </w:rPr>
-        <w:t>чи</w:t>
-      </w:r>
-      <w:proofErr w:type="spellEnd"/>
-      <w:r>
-        <w:rPr>
-          <w:rFonts w:ascii="Times New Roman" w:hAnsi="Times New Roman" w:cs="Times New Roman"/>
-          <w:sz w:val="20"/>
-          <w:szCs w:val="20"/>
-        </w:rPr>
-        <w:t xml:space="preserve"> </w:t>
-      </w:r>
-      <w:proofErr w:type="spellStart"/>
-      <w:r>
-        <w:rPr>
-          <w:rFonts w:ascii="Times New Roman" w:hAnsi="Times New Roman" w:cs="Times New Roman"/>
-          <w:sz w:val="20"/>
-          <w:szCs w:val="20"/>
-        </w:rPr>
-        <w:t>іншої</w:t>
-      </w:r>
-      <w:proofErr w:type="spellEnd"/>
-      <w:r>
-        <w:rPr>
-          <w:rFonts w:ascii="Times New Roman" w:hAnsi="Times New Roman" w:cs="Times New Roman"/>
-          <w:sz w:val="20"/>
-          <w:szCs w:val="20"/>
-        </w:rPr>
-        <w:t xml:space="preserve"> </w:t>
-      </w:r>
-      <w:proofErr w:type="spellStart"/>
-      <w:r>
-        <w:rPr>
-          <w:rFonts w:ascii="Times New Roman" w:hAnsi="Times New Roman" w:cs="Times New Roman"/>
-          <w:sz w:val="20"/>
-          <w:szCs w:val="20"/>
-        </w:rPr>
-        <w:t>іноземної</w:t>
-      </w:r>
-      <w:proofErr w:type="spellEnd"/>
-      <w:r>
-        <w:rPr>
-          <w:rFonts w:ascii="Times New Roman" w:hAnsi="Times New Roman" w:cs="Times New Roman"/>
-          <w:sz w:val="20"/>
-          <w:szCs w:val="20"/>
-        </w:rPr>
-        <w:t xml:space="preserve"> </w:t>
-      </w:r>
-      <w:proofErr w:type="spellStart"/>
-      <w:r>
-        <w:rPr>
-          <w:rFonts w:ascii="Times New Roman" w:hAnsi="Times New Roman" w:cs="Times New Roman"/>
-          <w:sz w:val="20"/>
-          <w:szCs w:val="20"/>
-        </w:rPr>
-        <w:t>авторсько-правової</w:t>
-      </w:r>
-      <w:proofErr w:type="spellEnd"/>
-      <w:r>
-        <w:rPr>
-          <w:rFonts w:ascii="Times New Roman" w:hAnsi="Times New Roman" w:cs="Times New Roman"/>
-          <w:sz w:val="20"/>
-          <w:szCs w:val="20"/>
-        </w:rPr>
-        <w:t xml:space="preserve"> </w:t>
-      </w:r>
-      <w:proofErr w:type="spellStart"/>
-      <w:r>
-        <w:rPr>
-          <w:rFonts w:ascii="Times New Roman" w:hAnsi="Times New Roman" w:cs="Times New Roman"/>
-          <w:sz w:val="20"/>
-          <w:szCs w:val="20"/>
-        </w:rPr>
-        <w:t>організації</w:t>
-      </w:r>
-      <w:proofErr w:type="spellEnd"/>
-      <w:r>
-        <w:rPr>
-          <w:rFonts w:ascii="Times New Roman" w:hAnsi="Times New Roman" w:cs="Times New Roman"/>
-          <w:sz w:val="20"/>
-          <w:szCs w:val="20"/>
-        </w:rPr>
-        <w:t xml:space="preserve"> та/</w:t>
-      </w:r>
-      <w:proofErr w:type="spellStart"/>
-      <w:r>
-        <w:rPr>
-          <w:rFonts w:ascii="Times New Roman" w:hAnsi="Times New Roman" w:cs="Times New Roman"/>
-          <w:sz w:val="20"/>
-          <w:szCs w:val="20"/>
-        </w:rPr>
-        <w:t>або</w:t>
-      </w:r>
-      <w:proofErr w:type="spellEnd"/>
-      <w:r>
-        <w:rPr>
-          <w:rFonts w:ascii="Times New Roman" w:hAnsi="Times New Roman" w:cs="Times New Roman"/>
-          <w:sz w:val="20"/>
-          <w:szCs w:val="20"/>
-        </w:rPr>
-        <w:t xml:space="preserve"> </w:t>
-      </w:r>
-      <w:proofErr w:type="spellStart"/>
-      <w:r>
-        <w:rPr>
-          <w:rFonts w:ascii="Times New Roman" w:hAnsi="Times New Roman" w:cs="Times New Roman"/>
-          <w:sz w:val="20"/>
-          <w:szCs w:val="20"/>
-        </w:rPr>
-        <w:t>видавця</w:t>
-      </w:r>
-      <w:proofErr w:type="spellEnd"/>
-      <w:r>
-        <w:rPr>
-          <w:rFonts w:ascii="Times New Roman" w:hAnsi="Times New Roman" w:cs="Times New Roman"/>
-          <w:sz w:val="20"/>
-          <w:szCs w:val="20"/>
-        </w:rPr>
-        <w:t xml:space="preserve"> </w:t>
-      </w:r>
-      <w:proofErr w:type="spellStart"/>
-      <w:r>
-        <w:rPr>
-          <w:rFonts w:ascii="Times New Roman" w:hAnsi="Times New Roman" w:cs="Times New Roman"/>
-          <w:sz w:val="20"/>
-          <w:szCs w:val="20"/>
-        </w:rPr>
-        <w:t>означає</w:t>
-      </w:r>
-      <w:proofErr w:type="spellEnd"/>
-      <w:r>
-        <w:rPr>
-          <w:rFonts w:ascii="Times New Roman" w:hAnsi="Times New Roman" w:cs="Times New Roman"/>
-          <w:sz w:val="20"/>
-          <w:szCs w:val="20"/>
-        </w:rPr>
-        <w:t xml:space="preserve"> </w:t>
-      </w:r>
-      <w:proofErr w:type="spellStart"/>
-      <w:r>
-        <w:rPr>
-          <w:rFonts w:ascii="Times New Roman" w:hAnsi="Times New Roman" w:cs="Times New Roman"/>
-          <w:sz w:val="20"/>
-          <w:szCs w:val="20"/>
-        </w:rPr>
-        <w:t>можливість</w:t>
-      </w:r>
-      <w:proofErr w:type="spellEnd"/>
-      <w:r>
-        <w:rPr>
-          <w:rFonts w:ascii="Times New Roman" w:hAnsi="Times New Roman" w:cs="Times New Roman"/>
-          <w:sz w:val="20"/>
-          <w:szCs w:val="20"/>
-        </w:rPr>
-        <w:t xml:space="preserve"> </w:t>
-      </w:r>
-      <w:proofErr w:type="spellStart"/>
-      <w:r>
-        <w:rPr>
-          <w:rFonts w:ascii="Times New Roman" w:hAnsi="Times New Roman" w:cs="Times New Roman"/>
-          <w:sz w:val="20"/>
-          <w:szCs w:val="20"/>
-        </w:rPr>
-        <w:t>знайти</w:t>
-      </w:r>
-      <w:proofErr w:type="spellEnd"/>
-      <w:r>
-        <w:rPr>
-          <w:rFonts w:ascii="Times New Roman" w:hAnsi="Times New Roman" w:cs="Times New Roman"/>
-          <w:sz w:val="20"/>
-          <w:szCs w:val="20"/>
-        </w:rPr>
-        <w:t xml:space="preserve"> </w:t>
-      </w:r>
-      <w:proofErr w:type="spellStart"/>
-      <w:r>
-        <w:rPr>
-          <w:rFonts w:ascii="Times New Roman" w:hAnsi="Times New Roman" w:cs="Times New Roman"/>
-          <w:sz w:val="20"/>
-          <w:szCs w:val="20"/>
-        </w:rPr>
-        <w:t>п</w:t>
-      </w:r>
-      <w:r>
-        <w:rPr>
-          <w:rFonts w:ascii="Times New Roman" w:hAnsi="Times New Roman" w:cs="Times New Roman"/>
-          <w:sz w:val="20"/>
-          <w:szCs w:val="20"/>
-        </w:rPr>
-        <w:t>евний</w:t>
-      </w:r>
-      <w:proofErr w:type="spellEnd"/>
-      <w:r>
-        <w:rPr>
-          <w:rFonts w:ascii="Times New Roman" w:hAnsi="Times New Roman" w:cs="Times New Roman"/>
-          <w:sz w:val="20"/>
-          <w:szCs w:val="20"/>
-        </w:rPr>
-        <w:t xml:space="preserve"> </w:t>
-      </w:r>
-      <w:proofErr w:type="spellStart"/>
-      <w:r>
-        <w:rPr>
-          <w:rFonts w:ascii="Times New Roman" w:hAnsi="Times New Roman" w:cs="Times New Roman"/>
-          <w:sz w:val="20"/>
-          <w:szCs w:val="20"/>
-        </w:rPr>
-        <w:t>твір</w:t>
-      </w:r>
-      <w:proofErr w:type="spellEnd"/>
-      <w:r>
-        <w:rPr>
-          <w:rFonts w:ascii="Times New Roman" w:hAnsi="Times New Roman" w:cs="Times New Roman"/>
-          <w:sz w:val="20"/>
-          <w:szCs w:val="20"/>
-        </w:rPr>
-        <w:t xml:space="preserve"> на </w:t>
-      </w:r>
-      <w:proofErr w:type="spellStart"/>
-      <w:r>
-        <w:rPr>
-          <w:rFonts w:ascii="Times New Roman" w:hAnsi="Times New Roman" w:cs="Times New Roman"/>
-          <w:sz w:val="20"/>
-          <w:szCs w:val="20"/>
-        </w:rPr>
-        <w:t>сайті</w:t>
-      </w:r>
-      <w:proofErr w:type="spellEnd"/>
-      <w:r>
-        <w:rPr>
-          <w:rFonts w:ascii="Times New Roman" w:hAnsi="Times New Roman" w:cs="Times New Roman"/>
-          <w:sz w:val="20"/>
-          <w:szCs w:val="20"/>
-        </w:rPr>
-        <w:t xml:space="preserve"> </w:t>
-      </w:r>
-      <w:proofErr w:type="spellStart"/>
-      <w:r>
-        <w:rPr>
-          <w:rFonts w:ascii="Times New Roman" w:hAnsi="Times New Roman" w:cs="Times New Roman"/>
-          <w:sz w:val="20"/>
-          <w:szCs w:val="20"/>
-        </w:rPr>
-        <w:t>відповідної</w:t>
-      </w:r>
-      <w:proofErr w:type="spellEnd"/>
-      <w:r>
-        <w:rPr>
-          <w:rFonts w:ascii="Times New Roman" w:hAnsi="Times New Roman" w:cs="Times New Roman"/>
-          <w:sz w:val="20"/>
-          <w:szCs w:val="20"/>
-        </w:rPr>
-        <w:t xml:space="preserve"> </w:t>
-      </w:r>
-      <w:proofErr w:type="spellStart"/>
-      <w:r>
-        <w:rPr>
-          <w:rFonts w:ascii="Times New Roman" w:hAnsi="Times New Roman" w:cs="Times New Roman"/>
-          <w:sz w:val="20"/>
-          <w:szCs w:val="20"/>
-        </w:rPr>
-        <w:t>авторсько-правової</w:t>
-      </w:r>
-      <w:proofErr w:type="spellEnd"/>
-      <w:r>
-        <w:rPr>
-          <w:rFonts w:ascii="Times New Roman" w:hAnsi="Times New Roman" w:cs="Times New Roman"/>
-          <w:sz w:val="20"/>
-          <w:szCs w:val="20"/>
-        </w:rPr>
-        <w:t xml:space="preserve"> </w:t>
-      </w:r>
-      <w:proofErr w:type="spellStart"/>
-      <w:r>
-        <w:rPr>
-          <w:rFonts w:ascii="Times New Roman" w:hAnsi="Times New Roman" w:cs="Times New Roman"/>
-          <w:sz w:val="20"/>
-          <w:szCs w:val="20"/>
-        </w:rPr>
-        <w:t>організації</w:t>
-      </w:r>
-      <w:proofErr w:type="spellEnd"/>
-      <w:r>
-        <w:rPr>
-          <w:rFonts w:ascii="Times New Roman" w:hAnsi="Times New Roman" w:cs="Times New Roman"/>
-          <w:sz w:val="20"/>
-          <w:szCs w:val="20"/>
-        </w:rPr>
-        <w:t xml:space="preserve"> та/</w:t>
-      </w:r>
-      <w:proofErr w:type="spellStart"/>
-      <w:r>
-        <w:rPr>
-          <w:rFonts w:ascii="Times New Roman" w:hAnsi="Times New Roman" w:cs="Times New Roman"/>
-          <w:sz w:val="20"/>
-          <w:szCs w:val="20"/>
-        </w:rPr>
-        <w:t>або</w:t>
-      </w:r>
-      <w:proofErr w:type="spellEnd"/>
-      <w:r>
-        <w:rPr>
-          <w:rFonts w:ascii="Times New Roman" w:hAnsi="Times New Roman" w:cs="Times New Roman"/>
-          <w:sz w:val="20"/>
-          <w:szCs w:val="20"/>
-        </w:rPr>
-        <w:t xml:space="preserve"> </w:t>
-      </w:r>
-      <w:proofErr w:type="spellStart"/>
-      <w:r>
-        <w:rPr>
-          <w:rFonts w:ascii="Times New Roman" w:hAnsi="Times New Roman" w:cs="Times New Roman"/>
-          <w:sz w:val="20"/>
-          <w:szCs w:val="20"/>
-        </w:rPr>
-        <w:t>видавця</w:t>
-      </w:r>
-      <w:proofErr w:type="spellEnd"/>
-      <w:r>
-        <w:rPr>
-          <w:rFonts w:ascii="Times New Roman" w:hAnsi="Times New Roman" w:cs="Times New Roman"/>
-          <w:sz w:val="20"/>
-          <w:szCs w:val="20"/>
+          <w:rFonts w:ascii="Times New Roman" w:eastAsia="MS Mincho" w:hAnsi="Times New Roman" w:cs="Times New Roman"/>
+          <w:sz w:val="20"/>
+          <w:szCs w:val="20"/>
+          <w:lang w:val="uk-UA" w:eastAsia="ja-JP"/>
         </w:rPr>
         <w:t>;</w:t>
       </w:r>
@@ -2635,7 +1470,7 @@
           <w:szCs w:val="20"/>
           <w:lang w:val="uk-UA" w:eastAsia="ru-RU"/>
         </w:rPr>
-        <w:t xml:space="preserve"> на території:  </w:t>
+        <w:t xml:space="preserve"> на території:</w:t>
       </w:r>
     </w:p>
     <w:p>
@@ -2673,6 +1508,7 @@
           <w:docPartGallery w:val="Tables"/>
         </w:docPartList>
       </w:sdtPr>
+      <w:sdtEndPr/>
       <w:sdtContent>
         <w:p>
           <w:pPr>
@@ -3006,8 +1842,6 @@
           <w:lang w:val="uk-UA" w:eastAsia="ru-RU"/>
         </w:rPr>
       </w:pPr>
-      <w:bookmarkStart w:id="2" w:name="_GoBack"/>
-      <w:bookmarkEnd w:id="2"/>
       <w:r>
         <w:rPr>
           <w:rFonts w:ascii="Times New Roman" w:eastAsia="MS Mincho" w:hAnsi="Times New Roman" w:cs="Times New Roman"/>
@@ -3204,8 +2038,16 @@
           <w:szCs w:val="20"/>
           <w:lang w:val="uk-UA" w:eastAsia="ru-RU"/>
         </w:rPr>
-        <w:lastRenderedPageBreak/>
-        <w:t xml:space="preserve">2.4. Сторони домовились, що сума авторської винагороди (роялті), яка сплачується Користувачем за надання невиключного права на публічне виконання творів з </w:t>
+        <w:t xml:space="preserve">2.4. </w:t>
+      </w:r>
+      <w:r>
+        <w:rPr>
+          <w:rFonts w:ascii="Times New Roman" w:eastAsia="MS Mincho" w:hAnsi="Times New Roman" w:cs="Times New Roman"/>
+          <w:sz w:val="20"/>
+          <w:szCs w:val="20"/>
+          <w:lang w:val="uk-UA" w:eastAsia="ru-RU"/>
+        </w:rPr>
+        <w:t xml:space="preserve">Сторони домовились, що сума авторської винагороди (роялті), яка сплачується Користувачем за надання невиключного права на публічне виконання творів з </w:t>
       </w:r>
       <w:r>
         <w:rPr>
@@ -3232,18 +2074,62 @@
           <w:szCs w:val="20"/>
           <w:lang w:val="uk-UA" w:eastAsia="ru-RU"/>
         </w:rPr>
-        <w:t xml:space="preserve">ГО УААСП </w:t>
-      </w:r>
-      <w:r>
-        <w:rPr>
-          <w:rFonts w:ascii="Times New Roman" w:eastAsia="MS Mincho" w:hAnsi="Times New Roman" w:cs="Times New Roman"/>
-          <w:sz w:val="20"/>
-          <w:szCs w:val="20"/>
-          <w:lang w:val="uk-UA" w:eastAsia="ru-RU"/>
-        </w:rPr>
-        <w:t>становить:</w:t>
-      </w:r>
-      <w:bookmarkStart w:id="3" w:name="_Hlk3207123"/>
+        <w:t>ГО УААСП</w:t>
+      </w:r>
+      <w:r>
+        <w:rPr>
+          <w:rFonts w:ascii="Times New Roman" w:eastAsia="MS Mincho" w:hAnsi="Times New Roman" w:cs="Times New Roman"/>
+          <w:sz w:val="20"/>
+          <w:szCs w:val="20"/>
+          <w:lang w:val="uk-UA" w:eastAsia="ru-RU"/>
+        </w:rPr>
+        <w:t xml:space="preserve">, </w:t>
+      </w:r>
+      <w:r>
+        <w:rPr>
+          <w:rFonts w:ascii="Times New Roman" w:hAnsi="Times New Roman" w:cs="Times New Roman"/>
+          <w:sz w:val="20"/>
+          <w:szCs w:val="20"/>
+          <w:lang w:val="uk-UA"/>
+        </w:rPr>
+        <w:t>з урахуванням діючих попередніх тарифів, затверджених Загальними зборами членів ГО УААСП</w:t>
+      </w:r>
+      <w:r>
+        <w:rPr>
+          <w:rFonts w:ascii="Times New Roman" w:hAnsi="Times New Roman" w:cs="Times New Roman"/>
+          <w:sz w:val="20"/>
+          <w:szCs w:val="20"/>
+        </w:rPr>
+        <w:t xml:space="preserve"> </w:t>
+      </w:r>
+      <w:r>
+        <w:rPr>
+          <w:rFonts w:ascii="Times New Roman" w:hAnsi="Times New Roman" w:cs="Times New Roman"/>
+          <w:sz w:val="20"/>
+          <w:szCs w:val="20"/>
+          <w:lang w:val="uk-UA"/>
+        </w:rPr>
+        <w:t>та приписів законодавства України</w:t>
+      </w:r>
+      <w:r>
+        <w:rPr>
+          <w:rFonts w:ascii="Times New Roman" w:hAnsi="Times New Roman" w:cs="Times New Roman"/>
+          <w:sz w:val="20"/>
+          <w:szCs w:val="20"/>
+          <w:lang w:val="uk-UA"/>
+        </w:rPr>
+        <w:t xml:space="preserve"> становить</w:t>
+      </w:r>
+      <w:r>
+        <w:rPr>
+          <w:rFonts w:ascii="Times New Roman" w:eastAsia="MS Mincho" w:hAnsi="Times New Roman" w:cs="Times New Roman"/>
+          <w:sz w:val="20"/>
+          <w:szCs w:val="20"/>
+          <w:lang w:val="uk-UA" w:eastAsia="ru-RU"/>
+        </w:rPr>
+        <w:t>:</w:t>
+      </w:r>
+      <w:bookmarkStart w:id="2" w:name="_Hlk3207123"/>
       <w:r>
         <w:rPr>
           <w:rFonts w:ascii="Times New Roman" w:eastAsia="MS Mincho" w:hAnsi="Times New Roman" w:cs="Times New Roman"/>
@@ -3291,6 +2177,7 @@
           <w:sz w:val="20"/>
           <w:szCs w:val="20"/>
         </w:rPr>
+        <w:lastRenderedPageBreak/>
         <w:t>(</w:t>
       </w:r>
       <w:sdt>
@@ -3321,7 +2208,7 @@
           </w:r>
         </w:sdtContent>
       </w:sdt>
-      <w:bookmarkEnd w:id="3"/>
+      <w:bookmarkEnd w:id="2"/>
       <w:r>
         <w:rPr>
           <w:rFonts w:ascii="Times New Roman" w:hAnsi="Times New Roman" w:cs="Times New Roman"/>
@@ -3480,7 +2367,7 @@
         </w:rPr>
         <w:t xml:space="preserve"> </w:t>
       </w:r>
-      <w:bookmarkStart w:id="4" w:name="_Hlk3207175"/>
+      <w:bookmarkStart w:id="3" w:name="_Hlk3207175"/>
       <w:sdt>
         <w:sdtPr>
           <w:rPr>
@@ -3623,7 +2510,7 @@
         </w:rPr>
         <w:t xml:space="preserve"> коп.</w:t>
       </w:r>
-      <w:bookmarkEnd w:id="4"/>
+      <w:bookmarkEnd w:id="3"/>
       <w:r>
         <w:rPr>
           <w:rFonts w:ascii="Times New Roman" w:eastAsia="MS Mincho" w:hAnsi="Times New Roman" w:cs="Times New Roman"/>
@@ -3707,7 +2594,7 @@
         </w:rPr>
         <w:t xml:space="preserve">) </w:t>
       </w:r>
-      <w:bookmarkStart w:id="5" w:name="_Hlk3207388"/>
+      <w:bookmarkStart w:id="4" w:name="_Hlk3207388"/>
       <w:sdt>
         <w:sdtPr>
           <w:rPr>
@@ -3739,7 +2626,7 @@
           </w:r>
         </w:sdtContent>
       </w:sdt>
-      <w:bookmarkEnd w:id="5"/>
+      <w:bookmarkEnd w:id="4"/>
       <w:r>
         <w:rPr>
           <w:rFonts w:ascii="Times New Roman" w:eastAsia="MS Mincho" w:hAnsi="Times New Roman" w:cs="Times New Roman"/>
@@ -3767,7 +2654,25 @@
           <w:szCs w:val="20"/>
           <w:lang w:val="uk-UA" w:eastAsia="ru-RU"/>
         </w:rPr>
-        <w:t>Визначена Сторонами сума авторської винагороди в п. 2.4., у тому числі, з урахуванням умов п. 5.2. Договору, не залежить від тривалості та кількості використання творів.</w:t>
+        <w:t xml:space="preserve">Визначена Сторонами сума авторської </w:t>
+      </w:r>
+      <w:r>
+        <w:rPr>
+          <w:rFonts w:ascii="Times New Roman" w:eastAsia="MS Mincho" w:hAnsi="Times New Roman" w:cs="Times New Roman"/>
+          <w:sz w:val="20"/>
+          <w:szCs w:val="20"/>
+          <w:lang w:val="uk-UA" w:eastAsia="ru-RU"/>
+        </w:rPr>
+        <w:t>винагороди в п. 2.4</w:t>
+      </w:r>
+      <w:r>
+        <w:rPr>
+          <w:rFonts w:ascii="Times New Roman" w:eastAsia="MS Mincho" w:hAnsi="Times New Roman" w:cs="Times New Roman"/>
+          <w:sz w:val="20"/>
+          <w:szCs w:val="20"/>
+          <w:lang w:val="uk-UA" w:eastAsia="ru-RU"/>
+        </w:rPr>
+        <w:t>. Договору, не залежить від тривалості та кількості використання творів.</w:t>
       </w:r>
     </w:p>
     <w:p>
@@ -3806,7 +2711,7 @@
         </w:rPr>
         <w:t xml:space="preserve">кожного </w:t>
       </w:r>
-      <w:bookmarkStart w:id="6" w:name="_Hlk3207428"/>
+      <w:bookmarkStart w:id="5" w:name="_Hlk3207428"/>
       <w:sdt>
         <w:sdtPr>
           <w:rPr>
@@ -3836,7 +2741,7 @@
           </w:r>
         </w:sdtContent>
       </w:sdt>
-      <w:bookmarkEnd w:id="6"/>
+      <w:bookmarkEnd w:id="5"/>
       <w:r>
         <w:rPr>
           <w:rFonts w:ascii="Times New Roman" w:eastAsia="MS Mincho" w:hAnsi="Times New Roman" w:cs="Times New Roman"/>
@@ -3872,7 +2777,16 @@
           <w:szCs w:val="20"/>
           <w:lang w:val="uk-UA" w:eastAsia="ru-RU"/>
         </w:rPr>
-        <w:t xml:space="preserve">        2.5.1. перерахувати на поточний рахунок </w:t>
+        <w:t xml:space="preserve">        2.5.1. </w:t>
+      </w:r>
+      <w:r>
+        <w:rPr>
+          <w:rFonts w:ascii="Times New Roman" w:eastAsia="MS Mincho" w:hAnsi="Times New Roman" w:cs="Times New Roman"/>
+          <w:sz w:val="20"/>
+          <w:szCs w:val="20"/>
+          <w:lang w:val="uk-UA" w:eastAsia="ru-RU"/>
+        </w:rPr>
+        <w:t xml:space="preserve">перерахувати на поточний рахунок </w:t>
       </w:r>
       <w:r>
         <w:rPr>
@@ -3890,7 +2804,25 @@
           <w:szCs w:val="20"/>
           <w:lang w:val="uk-UA" w:eastAsia="ru-RU"/>
         </w:rPr>
-        <w:t xml:space="preserve">авторську винагороду, розраховану відповідно до п. 2.4. Договору, у тому числі, з урахуванням умов п. 5.2. даного Договору; </w:t>
+        <w:t xml:space="preserve">авторську винагороду, розраховану </w:t>
+      </w:r>
+      <w:r>
+        <w:rPr>
+          <w:rFonts w:ascii="Times New Roman" w:eastAsia="MS Mincho" w:hAnsi="Times New Roman" w:cs="Times New Roman"/>
+          <w:sz w:val="20"/>
+          <w:szCs w:val="20"/>
+          <w:lang w:val="uk-UA" w:eastAsia="ru-RU"/>
+        </w:rPr>
+        <w:t xml:space="preserve">відповідно до п. 2.4. Договору </w:t>
+      </w:r>
+      <w:r>
+        <w:rPr>
+          <w:rFonts w:ascii="Times New Roman" w:eastAsia="MS Mincho" w:hAnsi="Times New Roman" w:cs="Times New Roman"/>
+          <w:sz w:val="20"/>
+          <w:szCs w:val="20"/>
+          <w:lang w:val="uk-UA" w:eastAsia="ru-RU"/>
+        </w:rPr>
+        <w:t xml:space="preserve">даного Договору; </w:t>
       </w:r>
     </w:p>
     <w:p>
@@ -3953,7 +2885,32 @@
           <w:szCs w:val="20"/>
           <w:lang w:val="uk-UA" w:eastAsia="ru-RU"/>
         </w:rPr>
-        <w:t xml:space="preserve">редставника Звіт про публічно виконані твори (далі – Звіт) за формою, наведеною у </w:t>
+        <w:t xml:space="preserve">редставника </w:t>
+      </w:r>
+      <w:r>
+        <w:rPr>
+          <w:rFonts w:ascii="Times New Roman" w:hAnsi="Times New Roman" w:cs="Times New Roman"/>
+          <w:sz w:val="20"/>
+          <w:szCs w:val="20"/>
+          <w:lang w:val="uk-UA"/>
+        </w:rPr>
+        <w:t>у паперовому прошитому вигляді за підписом уповноваженої особи Користувача</w:t>
+      </w:r>
+      <w:r>
+        <w:rPr>
+          <w:sz w:val="20"/>
+          <w:szCs w:val="20"/>
+        </w:rPr>
+        <w:t xml:space="preserve"> </w:t>
+      </w:r>
+      <w:r>
+        <w:rPr>
+          <w:rFonts w:ascii="Times New Roman" w:eastAsia="MS Mincho" w:hAnsi="Times New Roman" w:cs="Times New Roman"/>
+          <w:sz w:val="20"/>
+          <w:szCs w:val="20"/>
+          <w:lang w:val="uk-UA" w:eastAsia="ru-RU"/>
+        </w:rPr>
+        <w:t xml:space="preserve">Звіт про публічно виконані твори (далі – Звіт) за формою, наведеною у </w:t>
       </w:r>
       <w:r>
         <w:rPr>
@@ -4237,16 +3194,16 @@
           <w:szCs w:val="20"/>
           <w:lang w:val="uk-UA" w:eastAsia="ru-RU"/>
         </w:rPr>
-        <w:t xml:space="preserve">2.7. У разі затримки платежів, визначених у п. 2.4., п.2.5.1., п.5.2. Договору, Користувач зобов’язаний виплатити </w:t>
-      </w:r>
-      <w:r>
-        <w:rPr>
-          <w:rFonts w:ascii="Times New Roman" w:eastAsia="MS Mincho" w:hAnsi="Times New Roman" w:cs="Times New Roman"/>
-          <w:sz w:val="20"/>
-          <w:szCs w:val="20"/>
-          <w:lang w:val="uk-UA" w:eastAsia="ru-RU"/>
-        </w:rPr>
-        <w:t xml:space="preserve">              ГО УААСП </w:t>
+        <w:t xml:space="preserve">2.7. У разі затримки платежів, визначених у п. 2.4., п.2.5.1. Договору, Користувач зобов’язаний виплатити </w:t>
+      </w:r>
+      <w:r>
+        <w:rPr>
+          <w:rFonts w:ascii="Times New Roman" w:eastAsia="MS Mincho" w:hAnsi="Times New Roman" w:cs="Times New Roman"/>
+          <w:sz w:val="20"/>
+          <w:szCs w:val="20"/>
+          <w:lang w:val="uk-UA" w:eastAsia="ru-RU"/>
+        </w:rPr>
+        <w:t xml:space="preserve"> ГО УААСП </w:t>
       </w:r>
       <w:r>
         <w:rPr>
@@ -4458,25 +3415,7 @@
           <w:szCs w:val="20"/>
           <w:lang w:val="uk-UA" w:eastAsia="uk-UA"/>
         </w:rPr>
-        <w:t xml:space="preserve">              Вимога (претензія) вважається належним чином доставленою з дати її отримання Користувачем або з дати доставки такої вимоги (претензії) за юридичною адресою Користувача або останньою відомою ГО УААСП</w:t>
-      </w:r>
-      <w:r>
-        <w:rPr>
-          <w:rFonts w:ascii="inherit" w:eastAsia="Times New Roman" w:hAnsi="inherit" w:cs="Courier New"/>
-          <w:sz w:val="20"/>
-          <w:szCs w:val="20"/>
-          <w:lang w:val="uk-UA" w:eastAsia="uk-UA"/>
-        </w:rPr>
-        <w:t xml:space="preserve"> </w:t>
-      </w:r>
-      <w:r>
-        <w:rPr>
-          <w:rFonts w:ascii="inherit" w:eastAsia="Times New Roman" w:hAnsi="inherit" w:cs="Courier New"/>
-          <w:sz w:val="20"/>
-          <w:szCs w:val="20"/>
-          <w:lang w:val="uk-UA" w:eastAsia="uk-UA"/>
-        </w:rPr>
-        <w:t>поштовою адресою Користувача - в разі відмови Користувача від отримання вимоги (претензії) або повернення листа за закінченням терміну зберігання, або вибуття адресата.</w:t>
+        <w:t xml:space="preserve">              Вимога (претензія) вважається належним чином доставленою з дати її отримання Користувачем або з дати доставки такої вимоги (претензії) за юридичною адресою Користувача або останньою відомою ГО УААСП поштовою адресою Користувача - в разі відмови Користувача від отримання вимоги (претензії) або повернення листа за закінченням терміну зберігання, або вибуття адресата.</w:t>
       </w:r>
     </w:p>
     <w:p>
@@ -4656,25 +3595,7 @@
           <w:szCs w:val="20"/>
           <w:lang w:val="uk-UA" w:eastAsia="ru-RU"/>
         </w:rPr>
-        <w:t>. У випадку існування власного Інтернет - сайту Користувач зобов’язується зазначити на ньому інформацію, що дозвіл на використання Творів отримано в ГО УААСП з інтеракт</w:t>
-      </w:r>
-      <w:r>
-        <w:rPr>
-          <w:rFonts w:ascii="Times New Roman" w:eastAsia="MS Mincho" w:hAnsi="Times New Roman" w:cs="Times New Roman"/>
-          <w:sz w:val="20"/>
-          <w:szCs w:val="20"/>
-          <w:lang w:val="uk-UA" w:eastAsia="ru-RU"/>
-        </w:rPr>
-        <w:t>ивним посиланням на веб-адресу Г</w:t>
-      </w:r>
-      <w:r>
-        <w:rPr>
-          <w:rFonts w:ascii="Times New Roman" w:eastAsia="MS Mincho" w:hAnsi="Times New Roman" w:cs="Times New Roman"/>
-          <w:sz w:val="20"/>
-          <w:szCs w:val="20"/>
-          <w:lang w:val="uk-UA" w:eastAsia="ru-RU"/>
-        </w:rPr>
-        <w:t xml:space="preserve">О УААСП: </w:t>
+        <w:t xml:space="preserve">. У випадку існування власного Інтернет - сайту Користувач зобов’язується зазначити на ньому інформацію, що дозвіл на використання Творів отримано в ГО УААСП з інтерактивним посиланням на веб-адресу ГО УААСП: </w:t>
       </w:r>
       <w:hyperlink r:id="rId9" w:history="1">
         <w:r>
@@ -4742,6 +3663,24 @@
         <w:autoSpaceDN w:val="0"/>
         <w:adjustRightInd w:val="0"/>
         <w:spacing w:after="0" w:line="240" w:lineRule="auto"/>
+        <w:ind w:right="-165"/>
+        <w:jc w:val="both"/>
+        <w:textAlignment w:val="baseline"/>
+        <w:rPr>
+          <w:rFonts w:ascii="Times New Roman" w:eastAsia="MS Mincho" w:hAnsi="Times New Roman" w:cs="Times New Roman"/>
+          <w:sz w:val="20"/>
+          <w:szCs w:val="20"/>
+          <w:lang w:val="uk-UA" w:eastAsia="ru-RU"/>
+        </w:rPr>
+      </w:pPr>
+    </w:p>
+    <w:p>
+      <w:pPr>
+        <w:overflowPunct w:val="0"/>
+        <w:autoSpaceDE w:val="0"/>
+        <w:autoSpaceDN w:val="0"/>
+        <w:adjustRightInd w:val="0"/>
+        <w:spacing w:after="0" w:line="240" w:lineRule="auto"/>
         <w:ind w:right="-141" w:firstLine="360"/>
         <w:jc w:val="both"/>
         <w:textAlignment w:val="baseline"/>
@@ -5052,7 +3991,6 @@
           <w:szCs w:val="20"/>
           <w:lang w:val="uk-UA" w:eastAsia="ru-RU"/>
         </w:rPr>
-        <w:lastRenderedPageBreak/>
         <w:t xml:space="preserve">3.3. Користувач самостійно несе повну відповідальність за достовірність та повноту документів, наданих згідно з       </w:t>
       </w:r>
       <w:r>
@@ -5098,6 +4036,7 @@
           <w:szCs w:val="20"/>
           <w:lang w:val="uk-UA" w:eastAsia="ru-RU"/>
         </w:rPr>
+        <w:lastRenderedPageBreak/>
         <w:t xml:space="preserve">3.4. </w:t>
       </w:r>
       <w:r>
@@ -5307,24 +4246,6 @@
         </w:rPr>
         <w:t>.</w:t>
       </w:r>
-    </w:p>
-    <w:p>
-      <w:pPr>
-        <w:overflowPunct w:val="0"/>
-        <w:autoSpaceDE w:val="0"/>
-        <w:autoSpaceDN w:val="0"/>
-        <w:adjustRightInd w:val="0"/>
-        <w:spacing w:after="0" w:line="240" w:lineRule="auto"/>
-        <w:ind w:right="-141"/>
-        <w:jc w:val="both"/>
-        <w:textAlignment w:val="baseline"/>
-        <w:rPr>
-          <w:rFonts w:ascii="Times New Roman" w:eastAsia="MS Mincho" w:hAnsi="Times New Roman" w:cs="Times New Roman"/>
-          <w:sz w:val="20"/>
-          <w:szCs w:val="20"/>
-          <w:lang w:val="uk-UA" w:eastAsia="ru-RU"/>
-        </w:rPr>
-      </w:pPr>
     </w:p>
     <w:p>
       <w:pPr>
@@ -5379,59 +4300,24 @@
     <w:p>
       <w:pPr>
         <w:tabs>
-          <w:tab w:val="left" w:pos="2835"/>
+          <w:tab w:val="left" w:pos="4065"/>
         </w:tabs>
         <w:overflowPunct w:val="0"/>
         <w:autoSpaceDE w:val="0"/>
         <w:autoSpaceDN w:val="0"/>
         <w:adjustRightInd w:val="0"/>
         <w:spacing w:after="0" w:line="240" w:lineRule="auto"/>
-        <w:ind w:right="-141" w:firstLine="360"/>
-        <w:jc w:val="both"/>
+        <w:ind w:right="-141" w:firstLine="357"/>
+        <w:jc w:val="center"/>
         <w:textAlignment w:val="baseline"/>
         <w:rPr>
           <w:rFonts w:ascii="Times New Roman" w:eastAsia="MS Mincho" w:hAnsi="Times New Roman" w:cs="Times New Roman"/>
+          <w:b/>
           <w:sz w:val="20"/>
           <w:szCs w:val="20"/>
           <w:lang w:val="uk-UA" w:eastAsia="ru-RU"/>
         </w:rPr>
       </w:pPr>
-      <w:r>
-        <w:rPr>
-          <w:rFonts w:ascii="Times New Roman" w:eastAsia="MS Mincho" w:hAnsi="Times New Roman" w:cs="Times New Roman"/>
-          <w:sz w:val="20"/>
-          <w:szCs w:val="20"/>
-          <w:lang w:val="uk-UA" w:eastAsia="ru-RU"/>
-        </w:rPr>
-        <w:t>4.1. Користувач зобов’язується безперешкодно та безкоштовно допускати належним чином уповноважених представників</w:t>
-      </w:r>
-      <w:r>
-        <w:rPr>
-          <w:rFonts w:ascii="Times New Roman" w:eastAsia="MS Mincho" w:hAnsi="Times New Roman" w:cs="Times New Roman"/>
-          <w:sz w:val="20"/>
-          <w:szCs w:val="20"/>
-          <w:lang w:eastAsia="ru-RU"/>
-        </w:rPr>
-        <w:t xml:space="preserve"> </w:t>
-      </w:r>
-      <w:r>
-        <w:rPr>
-          <w:rFonts w:ascii="Times New Roman" w:eastAsia="MS Mincho" w:hAnsi="Times New Roman" w:cs="Times New Roman"/>
-          <w:sz w:val="20"/>
-          <w:szCs w:val="20"/>
-          <w:lang w:val="uk-UA" w:eastAsia="ru-RU"/>
-        </w:rPr>
-        <w:t xml:space="preserve">ГО УААСП </w:t>
-      </w:r>
-      <w:r>
-        <w:rPr>
-          <w:rFonts w:ascii="Times New Roman" w:eastAsia="MS Mincho" w:hAnsi="Times New Roman" w:cs="Times New Roman"/>
-          <w:sz w:val="20"/>
-          <w:szCs w:val="20"/>
-          <w:lang w:val="uk-UA" w:eastAsia="ru-RU"/>
-        </w:rPr>
-        <w:t>для здійснення контрольного прослуховування.</w:t>
-      </w:r>
     </w:p>
     <w:p>
       <w:pPr>
@@ -5460,7 +4346,16 @@
           <w:szCs w:val="20"/>
           <w:lang w:val="uk-UA" w:eastAsia="ru-RU"/>
         </w:rPr>
-        <w:t xml:space="preserve">4.2. Користувач зобов’язується надавати належним чином уповноваженим представникам </w:t>
+        <w:t>4.1. Користувач зобов’язується безперешкодно та безкоштовно допускати належним чином уповноважених представників</w:t>
+      </w:r>
+      <w:r>
+        <w:rPr>
+          <w:rFonts w:ascii="Times New Roman" w:eastAsia="MS Mincho" w:hAnsi="Times New Roman" w:cs="Times New Roman"/>
+          <w:sz w:val="20"/>
+          <w:szCs w:val="20"/>
+          <w:lang w:eastAsia="ru-RU"/>
+        </w:rPr>
+        <w:t xml:space="preserve"> </w:t>
       </w:r>
       <w:r>
         <w:rPr>
@@ -5478,25 +4373,7 @@
           <w:szCs w:val="20"/>
           <w:lang w:val="uk-UA" w:eastAsia="ru-RU"/>
         </w:rPr>
-        <w:t xml:space="preserve">всі документи, пов’язані з розрахунком та виплатою сум авторської винагороди (роялті) відповідно до умов даного Договору, для огляду їх на місці знаходження Користувача та/або надати </w:t>
-      </w:r>
-      <w:r>
-        <w:rPr>
-          <w:rFonts w:ascii="Times New Roman" w:eastAsia="MS Mincho" w:hAnsi="Times New Roman" w:cs="Times New Roman"/>
-          <w:sz w:val="20"/>
-          <w:szCs w:val="20"/>
-          <w:lang w:val="uk-UA" w:eastAsia="ru-RU"/>
-        </w:rPr>
-        <w:t xml:space="preserve">ГО УААСП </w:t>
-      </w:r>
-      <w:r>
-        <w:rPr>
-          <w:rFonts w:ascii="Times New Roman" w:eastAsia="MS Mincho" w:hAnsi="Times New Roman" w:cs="Times New Roman"/>
-          <w:sz w:val="20"/>
-          <w:szCs w:val="20"/>
-          <w:lang w:val="uk-UA" w:eastAsia="ru-RU"/>
-        </w:rPr>
-        <w:t>поштою завірені належним чином копії таких документів.</w:t>
+        <w:t>для здійснення контрольного прослуховування.</w:t>
       </w:r>
     </w:p>
     <w:p>
@@ -5526,7 +4403,43 @@
           <w:szCs w:val="20"/>
           <w:lang w:val="uk-UA" w:eastAsia="ru-RU"/>
         </w:rPr>
-        <w:t>4.3. Сторони зобов’язуються зберігати конфіденційність щодо умов цього Договору, всіх відомостей та будь-якої інформації щодо господарської діяльності Сторін, що стали відомі іншій Стороні у зв’язку з виконанням умов цього Договору, оскільки такі відомості і/або інформація, умови Договору є комерційною таємницею. У випадку порушення однією зі Сторін зобов’язання щодо конфіденційності, визначеного у цьому пункті Договору, і якщо через таке порушення інша Сторона зазнала збитків, то такі збитки повинні бути відшкодовані винною у такому порушенні Стороною у повному обсязі.</w:t>
+        <w:t xml:space="preserve">4.2. Користувач зобов’язується надавати належним чином уповноваженим представникам </w:t>
+      </w:r>
+      <w:r>
+        <w:rPr>
+          <w:rFonts w:ascii="Times New Roman" w:eastAsia="MS Mincho" w:hAnsi="Times New Roman" w:cs="Times New Roman"/>
+          <w:sz w:val="20"/>
+          <w:szCs w:val="20"/>
+          <w:lang w:val="uk-UA" w:eastAsia="ru-RU"/>
+        </w:rPr>
+        <w:t xml:space="preserve">ГО УААСП </w:t>
+      </w:r>
+      <w:r>
+        <w:rPr>
+          <w:rFonts w:ascii="Times New Roman" w:eastAsia="MS Mincho" w:hAnsi="Times New Roman" w:cs="Times New Roman"/>
+          <w:sz w:val="20"/>
+          <w:szCs w:val="20"/>
+          <w:lang w:val="uk-UA" w:eastAsia="ru-RU"/>
+        </w:rPr>
+        <w:t xml:space="preserve">всі документи, пов’язані з розрахунком та виплатою сум авторської винагороди (роялті) відповідно до умов даного Договору, для огляду їх на місці знаходження Користувача та/або надати </w:t>
+      </w:r>
+      <w:r>
+        <w:rPr>
+          <w:rFonts w:ascii="Times New Roman" w:eastAsia="MS Mincho" w:hAnsi="Times New Roman" w:cs="Times New Roman"/>
+          <w:sz w:val="20"/>
+          <w:szCs w:val="20"/>
+          <w:lang w:val="uk-UA" w:eastAsia="ru-RU"/>
+        </w:rPr>
+        <w:t xml:space="preserve">ГО УААСП </w:t>
+      </w:r>
+      <w:r>
+        <w:rPr>
+          <w:rFonts w:ascii="Times New Roman" w:eastAsia="MS Mincho" w:hAnsi="Times New Roman" w:cs="Times New Roman"/>
+          <w:sz w:val="20"/>
+          <w:szCs w:val="20"/>
+          <w:lang w:val="uk-UA" w:eastAsia="ru-RU"/>
+        </w:rPr>
+        <w:t>поштою завірені належним чином копії таких документів.</w:t>
       </w:r>
     </w:p>
     <w:p>
@@ -5539,7 +4452,34 @@
         <w:autoSpaceDN w:val="0"/>
         <w:adjustRightInd w:val="0"/>
         <w:spacing w:after="0" w:line="240" w:lineRule="auto"/>
-        <w:ind w:right="-141" w:firstLine="360"/>
+        <w:ind w:right="-142" w:firstLine="360"/>
+        <w:jc w:val="both"/>
+        <w:textAlignment w:val="baseline"/>
+        <w:rPr>
+          <w:rFonts w:ascii="Times New Roman" w:eastAsia="MS Mincho" w:hAnsi="Times New Roman" w:cs="Times New Roman"/>
+          <w:sz w:val="20"/>
+          <w:szCs w:val="20"/>
+          <w:lang w:val="uk-UA" w:eastAsia="ru-RU"/>
+        </w:rPr>
+      </w:pPr>
+      <w:r>
+        <w:rPr>
+          <w:rFonts w:ascii="Times New Roman" w:eastAsia="MS Mincho" w:hAnsi="Times New Roman" w:cs="Times New Roman"/>
+          <w:sz w:val="20"/>
+          <w:szCs w:val="20"/>
+          <w:lang w:val="uk-UA" w:eastAsia="ru-RU"/>
+        </w:rPr>
+        <w:t>4.3. Сторони зобов’язуються зберігати конфіденційність щодо умов цього Договору, всіх відомостей та будь-якої інформації щодо господарської діяльності Сторін, що стали відомі іншій Стороні у зв’язку з виконанням умов цього Договору, оскільки такі відомості і/або інформація, умови Договору є комерційною таємницею. У випадку порушення однією зі Сторін зобов’язання щодо конфіденційності, визначеного у цьому пункті Договору, і якщо через таке порушення інша Сторона зазнала збитків, то такі збитки повинні бути відшкодовані винною у такому порушенні Стороною у повному обсязі.</w:t>
+      </w:r>
+    </w:p>
+    <w:p>
+      <w:pPr>
+        <w:overflowPunct w:val="0"/>
+        <w:autoSpaceDE w:val="0"/>
+        <w:autoSpaceDN w:val="0"/>
+        <w:adjustRightInd w:val="0"/>
+        <w:spacing w:after="0" w:line="240" w:lineRule="auto"/>
+        <w:ind w:right="-141"/>
         <w:jc w:val="both"/>
         <w:textAlignment w:val="baseline"/>
         <w:rPr>
@@ -5583,45 +4523,32 @@
     </w:p>
     <w:p>
       <w:pPr>
+        <w:pStyle w:val="a9"/>
         <w:keepLines/>
-        <w:overflowPunct w:val="0"/>
-        <w:autoSpaceDE w:val="0"/>
-        <w:autoSpaceDN w:val="0"/>
-        <w:adjustRightInd w:val="0"/>
-        <w:spacing w:after="0" w:line="240" w:lineRule="auto"/>
         <w:ind w:right="-141"/>
-        <w:jc w:val="both"/>
-        <w:textAlignment w:val="baseline"/>
-        <w:rPr>
-          <w:rFonts w:ascii="Times New Roman" w:eastAsia="MS Mincho" w:hAnsi="Times New Roman" w:cs="Times New Roman"/>
-          <w:sz w:val="20"/>
-          <w:szCs w:val="20"/>
-          <w:lang w:val="uk-UA" w:eastAsia="ru-RU"/>
+        <w:rPr>
+          <w:sz w:val="20"/>
+          <w:szCs w:val="20"/>
         </w:rPr>
       </w:pPr>
       <w:r>
         <w:rPr>
-          <w:rFonts w:ascii="Times New Roman" w:eastAsia="MS Mincho" w:hAnsi="Times New Roman" w:cs="Times New Roman"/>
-          <w:sz w:val="20"/>
-          <w:szCs w:val="20"/>
-          <w:lang w:eastAsia="ru-RU"/>
+          <w:sz w:val="20"/>
+          <w:szCs w:val="20"/>
         </w:rPr>
         <w:t xml:space="preserve">        </w:t>
       </w:r>
       <w:r>
         <w:rPr>
-          <w:rFonts w:ascii="Times New Roman" w:eastAsia="MS Mincho" w:hAnsi="Times New Roman" w:cs="Times New Roman"/>
-          <w:sz w:val="20"/>
-          <w:szCs w:val="20"/>
-          <w:lang w:val="uk-UA" w:eastAsia="ru-RU"/>
+          <w:sz w:val="20"/>
+          <w:szCs w:val="20"/>
         </w:rPr>
         <w:t xml:space="preserve">5.1. Цей Договір набирає чинності з </w:t>
       </w:r>
-      <w:bookmarkStart w:id="7" w:name="_Hlk3208475"/>
+      <w:bookmarkStart w:id="6" w:name="_Hlk3208475"/>
       <w:sdt>
         <w:sdtPr>
           <w:rPr>
-            <w:rFonts w:ascii="Times New Roman" w:hAnsi="Times New Roman" w:cs="Times New Roman"/>
             <w:b/>
             <w:sz w:val="20"/>
             <w:szCs w:val="20"/>
@@ -5656,7 +4583,6 @@
       </w:r>
       <w:r>
         <w:rPr>
-          <w:rFonts w:ascii="Times New Roman" w:hAnsi="Times New Roman" w:cs="Times New Roman"/>
           <w:b/>
           <w:bCs/>
           <w:sz w:val="20"/>
@@ -5666,7 +4592,6 @@
       </w:r>
       <w:r>
         <w:rPr>
-          <w:rFonts w:ascii="Times New Roman" w:hAnsi="Times New Roman" w:cs="Times New Roman"/>
           <w:bCs/>
           <w:sz w:val="20"/>
           <w:szCs w:val="20"/>
@@ -5676,7 +4601,6 @@
       <w:proofErr w:type="spellStart"/>
       <w:r>
         <w:rPr>
-          <w:rFonts w:ascii="Times New Roman" w:hAnsi="Times New Roman" w:cs="Times New Roman"/>
           <w:bCs/>
           <w:sz w:val="20"/>
           <w:szCs w:val="20"/>
@@ -5686,7 +4610,6 @@
       <w:proofErr w:type="spellEnd"/>
       <w:r>
         <w:rPr>
-          <w:rFonts w:ascii="Times New Roman" w:hAnsi="Times New Roman" w:cs="Times New Roman"/>
           <w:bCs/>
           <w:sz w:val="20"/>
           <w:szCs w:val="20"/>
@@ -5702,11 +4625,10 @@
         </w:rPr>
         <w:t xml:space="preserve">  </w:t>
       </w:r>
-      <w:bookmarkStart w:id="8" w:name="_Hlk3207534"/>
+      <w:bookmarkStart w:id="7" w:name="_Hlk3207534"/>
       <w:sdt>
         <w:sdtPr>
           <w:rPr>
-            <w:rFonts w:ascii="Times New Roman" w:hAnsi="Times New Roman" w:cs="Times New Roman"/>
             <w:b/>
             <w:sz w:val="20"/>
             <w:szCs w:val="20"/>
@@ -5731,195 +4653,195 @@
           </w:r>
         </w:sdtContent>
       </w:sdt>
+      <w:bookmarkEnd w:id="6"/>
       <w:bookmarkEnd w:id="7"/>
-      <w:bookmarkEnd w:id="8"/>
-      <w:r>
-        <w:rPr>
-          <w:rFonts w:ascii="Times New Roman" w:eastAsia="MS Mincho" w:hAnsi="Times New Roman" w:cs="Times New Roman"/>
+      <w:r>
+        <w:rPr>
           <w:b/>
           <w:sz w:val="20"/>
           <w:szCs w:val="20"/>
-          <w:lang w:val="uk-UA" w:eastAsia="ru-RU"/>
         </w:rPr>
         <w:t xml:space="preserve"> </w:t>
       </w:r>
       <w:r>
         <w:rPr>
-          <w:rFonts w:ascii="Times New Roman" w:eastAsia="MS Mincho" w:hAnsi="Times New Roman" w:cs="Times New Roman"/>
           <w:b/>
           <w:sz w:val="20"/>
           <w:szCs w:val="20"/>
-          <w:lang w:val="uk-UA" w:eastAsia="ru-RU"/>
-        </w:rPr>
-        <w:t>року.</w:t>
-      </w:r>
-      <w:r>
-        <w:rPr>
-          <w:rFonts w:ascii="Times New Roman" w:eastAsia="MS Mincho" w:hAnsi="Times New Roman" w:cs="Times New Roman"/>
-          <w:sz w:val="20"/>
-          <w:szCs w:val="20"/>
-          <w:lang w:val="uk-UA" w:eastAsia="ru-RU"/>
-        </w:rPr>
-        <w:t xml:space="preserve"> При цьому, всі зобов’язання Користувача, що виникли під час дії даного Договору, залишаються в силі до їх повного виконання.</w:t>
-      </w:r>
-    </w:p>
-    <w:p>
-      <w:pPr>
-        <w:overflowPunct w:val="0"/>
-        <w:autoSpaceDE w:val="0"/>
-        <w:autoSpaceDN w:val="0"/>
-        <w:adjustRightInd w:val="0"/>
-        <w:spacing w:after="0" w:line="240" w:lineRule="auto"/>
-        <w:ind w:right="-141" w:hanging="142"/>
-        <w:jc w:val="both"/>
-        <w:textAlignment w:val="baseline"/>
-        <w:rPr>
-          <w:rFonts w:ascii="Times New Roman" w:eastAsia="MS Mincho" w:hAnsi="Times New Roman" w:cs="Times New Roman"/>
-          <w:sz w:val="20"/>
-          <w:szCs w:val="20"/>
-          <w:lang w:val="uk-UA" w:eastAsia="ru-RU"/>
-        </w:rPr>
-      </w:pPr>
-      <w:r>
-        <w:rPr>
-          <w:rFonts w:ascii="Times New Roman" w:eastAsia="MS Mincho" w:hAnsi="Times New Roman" w:cs="Times New Roman"/>
-          <w:sz w:val="20"/>
-          <w:szCs w:val="20"/>
-          <w:lang w:eastAsia="ru-RU"/>
-        </w:rPr>
-        <w:t xml:space="preserve">          </w:t>
-      </w:r>
-      <w:r>
-        <w:rPr>
-          <w:rFonts w:ascii="Times New Roman" w:eastAsia="MS Mincho" w:hAnsi="Times New Roman" w:cs="Times New Roman"/>
-          <w:sz w:val="20"/>
-          <w:szCs w:val="20"/>
-          <w:lang w:val="uk-UA" w:eastAsia="ru-RU"/>
-        </w:rPr>
-        <w:t>5.2. Дія даного Договору автоматично продовжується строком на 1 рік з одночасним підвищенням розміру мінімального платежу авторської ви</w:t>
-      </w:r>
-      <w:r>
-        <w:rPr>
-          <w:rFonts w:ascii="Times New Roman" w:eastAsia="MS Mincho" w:hAnsi="Times New Roman" w:cs="Times New Roman"/>
-          <w:sz w:val="20"/>
-          <w:szCs w:val="20"/>
-          <w:lang w:val="uk-UA" w:eastAsia="ru-RU"/>
-        </w:rPr>
-        <w:t xml:space="preserve">нагороди за попередній рік на </w:t>
-      </w:r>
-      <w:bookmarkStart w:id="9" w:name="_Hlk4080784"/>
-      <w:sdt>
-        <w:sdtPr>
-          <w:rPr>
-            <w:rFonts w:ascii="Times New Roman" w:eastAsia="Calibri" w:hAnsi="Times New Roman" w:cs="Times New Roman"/>
-            <w:b/>
-            <w:sz w:val="20"/>
-            <w:szCs w:val="20"/>
-            <w:lang w:val="ru-UA"/>
-          </w:rPr>
-          <w:alias w:val="prcntPrl"/>
-          <w:tag w:val="prcntPrl"/>
-          <w:id w:val="973418347"/>
-          <w:placeholder>
-            <w:docPart w:val="1BF41FBE5CCC48D7BA61FAD1E796BAC1"/>
-          </w:placeholder>
-          <w:showingPlcHdr/>
-          <w15:appearance w15:val="tags"/>
-          <w:text/>
-        </w:sdtPr>
-        <w:sdtEndPr/>
-        <w:sdtContent>
-          <w:r>
-            <w:rPr>
-              <w:rStyle w:val="ab"/>
-            </w:rPr>
-            <w:t>Место для ввода текста.</w:t>
-          </w:r>
-        </w:sdtContent>
-      </w:sdt>
-      <w:r>
-        <w:rPr>
-          <w:rFonts w:ascii="Calibri" w:eastAsia="Calibri" w:hAnsi="Calibri" w:cs="Times New Roman"/>
-          <w:sz w:val="20"/>
-          <w:szCs w:val="20"/>
-          <w:lang w:val="ru-UA"/>
-        </w:rPr>
-        <w:t xml:space="preserve"> (</w:t>
-      </w:r>
-      <w:sdt>
-        <w:sdtPr>
-          <w:rPr>
-            <w:rFonts w:ascii="Times New Roman" w:eastAsia="Calibri" w:hAnsi="Times New Roman" w:cs="Times New Roman"/>
-            <w:sz w:val="20"/>
-            <w:szCs w:val="20"/>
-            <w:lang w:val="ru-UA"/>
-          </w:rPr>
-          <w:alias w:val="prcntPrlText"/>
-          <w:tag w:val="prcntPrlText"/>
-          <w:id w:val="-492410048"/>
-          <w:placeholder>
-            <w:docPart w:val="1BF41FBE5CCC48D7BA61FAD1E796BAC1"/>
-          </w:placeholder>
-          <w:showingPlcHdr/>
-          <w15:appearance w15:val="tags"/>
-          <w:text/>
-        </w:sdtPr>
-        <w:sdtEndPr/>
-        <w:sdtContent>
-          <w:r>
-            <w:rPr>
-              <w:rStyle w:val="ab"/>
-            </w:rPr>
-            <w:t>Место для ввода текста.</w:t>
-          </w:r>
-        </w:sdtContent>
-      </w:sdt>
-      <w:r>
-        <w:rPr>
-          <w:rFonts w:ascii="Calibri" w:eastAsia="Calibri" w:hAnsi="Calibri" w:cs="Times New Roman"/>
-          <w:sz w:val="20"/>
-          <w:szCs w:val="20"/>
-          <w:lang w:val="ru-UA"/>
-        </w:rPr>
-        <w:t>)</w:t>
-      </w:r>
-      <w:bookmarkEnd w:id="9"/>
-      <w:r>
-        <w:rPr>
-          <w:rFonts w:ascii="Times New Roman" w:eastAsia="MS Mincho" w:hAnsi="Times New Roman" w:cs="Times New Roman"/>
-          <w:sz w:val="20"/>
-          <w:szCs w:val="20"/>
-          <w:lang w:val="uk-UA" w:eastAsia="ru-RU"/>
+        </w:rPr>
+        <w:t>року</w:t>
+      </w:r>
+      <w:r>
+        <w:rPr>
+          <w:sz w:val="20"/>
+          <w:szCs w:val="20"/>
+          <w:lang w:eastAsia="ja-JP"/>
         </w:rPr>
         <w:t xml:space="preserve"> </w:t>
       </w:r>
       <w:r>
         <w:rPr>
-          <w:rFonts w:ascii="Times New Roman" w:eastAsia="MS Mincho" w:hAnsi="Times New Roman" w:cs="Times New Roman"/>
-          <w:b/>
-          <w:sz w:val="20"/>
-          <w:szCs w:val="20"/>
-          <w:lang w:val="uk-UA" w:eastAsia="ru-RU"/>
-        </w:rPr>
-        <w:t>%</w:t>
-      </w:r>
-      <w:r>
-        <w:rPr>
-          <w:rFonts w:ascii="Times New Roman" w:eastAsia="MS Mincho" w:hAnsi="Times New Roman" w:cs="Times New Roman"/>
-          <w:sz w:val="20"/>
-          <w:szCs w:val="20"/>
-          <w:lang w:val="uk-UA" w:eastAsia="ru-RU"/>
-        </w:rPr>
-        <w:t xml:space="preserve"> - і так із року в рік.</w:t>
-      </w:r>
-      <w:r>
-        <w:rPr>
-          <w:rFonts w:ascii="Times New Roman" w:eastAsia="MS Mincho" w:hAnsi="Times New Roman" w:cs="Times New Roman"/>
-          <w:sz w:val="20"/>
-          <w:szCs w:val="20"/>
-          <w:lang w:val="uk-UA" w:eastAsia="ru-RU"/>
+          <w:sz w:val="20"/>
+          <w:szCs w:val="20"/>
+          <w:lang w:eastAsia="ja-JP"/>
+        </w:rPr>
+        <w:t xml:space="preserve">або </w:t>
+      </w:r>
+      <w:r>
+        <w:rPr>
+          <w:sz w:val="20"/>
+          <w:szCs w:val="20"/>
+        </w:rPr>
+        <w:t>діє до</w:t>
+      </w:r>
+      <w:r>
+        <w:rPr>
+          <w:sz w:val="20"/>
+          <w:szCs w:val="20"/>
+          <w:lang w:val="ru-RU"/>
         </w:rPr>
         <w:t xml:space="preserve"> </w:t>
+      </w:r>
+      <w:r>
+        <w:rPr>
+          <w:sz w:val="20"/>
+          <w:szCs w:val="20"/>
+        </w:rPr>
+        <w:t>60 дня</w:t>
+      </w:r>
+      <w:r>
+        <w:rPr>
+          <w:sz w:val="20"/>
+          <w:szCs w:val="20"/>
+        </w:rPr>
+        <w:t xml:space="preserve"> з дня публікації на офіційному веб-сайті</w:t>
+      </w:r>
+      <w:r>
+        <w:rPr>
+          <w:color w:val="333333"/>
+          <w:shd w:val="clear" w:color="auto" w:fill="FFFFFF"/>
+        </w:rPr>
+        <w:t xml:space="preserve"> </w:t>
+      </w:r>
+      <w:r>
+        <w:rPr>
+          <w:sz w:val="20"/>
+          <w:szCs w:val="20"/>
+          <w:shd w:val="clear" w:color="auto" w:fill="FFFFFF"/>
+        </w:rPr>
+        <w:t>центрального органу виконавчої влади, що забезпечує формування та реалізує державну політику у сфері інтелектуальної власності</w:t>
+      </w:r>
+      <w:r>
+        <w:rPr>
+          <w:sz w:val="20"/>
+          <w:szCs w:val="20"/>
+        </w:rPr>
+        <w:t xml:space="preserve"> </w:t>
+      </w:r>
+      <w:r>
+        <w:rPr>
+          <w:sz w:val="20"/>
+          <w:szCs w:val="20"/>
+        </w:rPr>
+        <w:t xml:space="preserve">(далі – Установа) </w:t>
+      </w:r>
+      <w:r>
+        <w:rPr>
+          <w:sz w:val="20"/>
+          <w:szCs w:val="20"/>
+        </w:rPr>
+        <w:t>оголошення Установи про встановлення тарифу у сфер</w:t>
+      </w:r>
+      <w:r>
+        <w:rPr>
+          <w:sz w:val="20"/>
+          <w:szCs w:val="20"/>
+        </w:rPr>
+        <w:t>і: «</w:t>
+      </w:r>
+      <w:r>
+        <w:rPr>
+          <w:sz w:val="20"/>
+          <w:szCs w:val="20"/>
+          <w:shd w:val="clear" w:color="auto" w:fill="FFFFFF"/>
+        </w:rPr>
+        <w:t>публічне виконання музичних недраматичних творів з текстом і без тексту, включно з тими творами, що включені до складу аудіовізуальних творів</w:t>
+      </w:r>
+      <w:r>
+        <w:rPr>
+          <w:sz w:val="20"/>
+          <w:szCs w:val="20"/>
+          <w:shd w:val="clear" w:color="auto" w:fill="FFFFFF"/>
+        </w:rPr>
+        <w:t>»</w:t>
+      </w:r>
+      <w:r>
+        <w:rPr>
+          <w:sz w:val="20"/>
+          <w:szCs w:val="20"/>
+        </w:rPr>
+        <w:t xml:space="preserve"> за результатами узгодження шляхом переговорів або визначеного</w:t>
+      </w:r>
+      <w:r>
+        <w:rPr>
+          <w:sz w:val="20"/>
+          <w:szCs w:val="20"/>
+        </w:rPr>
+        <w:t xml:space="preserve"> судом</w:t>
+      </w:r>
+      <w:r>
+        <w:rPr>
+          <w:rStyle w:val="rvts0"/>
+          <w:sz w:val="20"/>
+          <w:szCs w:val="20"/>
+        </w:rPr>
+        <w:t xml:space="preserve">, </w:t>
+      </w:r>
+      <w:r>
+        <w:rPr>
+          <w:sz w:val="20"/>
+          <w:szCs w:val="20"/>
+          <w:lang w:eastAsia="ja-JP"/>
+        </w:rPr>
+        <w:t xml:space="preserve">якщо вказаний </w:t>
+      </w:r>
+      <w:r>
+        <w:rPr>
+          <w:sz w:val="20"/>
+          <w:szCs w:val="20"/>
+          <w:lang w:eastAsia="ja-JP"/>
+        </w:rPr>
+        <w:t xml:space="preserve">60 день з дня публікації оголошення </w:t>
+      </w:r>
+      <w:r>
+        <w:rPr>
+          <w:sz w:val="20"/>
+          <w:szCs w:val="20"/>
+        </w:rPr>
+        <w:t>на офіційному веб-сайті</w:t>
+      </w:r>
+      <w:r>
+        <w:rPr>
+          <w:color w:val="333333"/>
+          <w:shd w:val="clear" w:color="auto" w:fill="FFFFFF"/>
+        </w:rPr>
+        <w:t xml:space="preserve"> </w:t>
+      </w:r>
+      <w:r>
+        <w:rPr>
+          <w:sz w:val="20"/>
+          <w:szCs w:val="20"/>
+          <w:lang w:eastAsia="ja-JP"/>
+        </w:rPr>
+        <w:t xml:space="preserve">Установи </w:t>
+      </w:r>
+      <w:r>
+        <w:rPr>
+          <w:sz w:val="20"/>
+          <w:szCs w:val="20"/>
+          <w:lang w:eastAsia="ja-JP"/>
+        </w:rPr>
+        <w:t>настане раніше за «___» _______ 20__ року. При цьому, всі зобов`язання Користувача, що виникли під час дії даного Договору, залишаються в силі до їх повного виконання.</w:t>
       </w:r>
     </w:p>
     <w:p>
@@ -5946,7 +4868,16 @@
           <w:szCs w:val="20"/>
           <w:lang w:val="uk-UA" w:eastAsia="ru-RU"/>
         </w:rPr>
-        <w:t xml:space="preserve">5.3. Даний Договір може бути достроково розірваним за домовленістю Сторін, про що Сторона, яка ініціює розірвання Договору, повинна не пізніше, ніж за 30 (тридцять) календарних днів до дати, з якої Договір підлягає розірванню, направити іншій Стороні рекомендованим листом з повідомленням відповідну письмову пропозицію про дострокове розірвання Договору та підписану додаткову угоду до Договору в 2-х екземплярах. При цьому, у випадку ініціювання розірвання Договору Користувачем, Користувач повинен додатково направити </w:t>
+        <w:t>5.2</w:t>
+      </w:r>
+      <w:r>
+        <w:rPr>
+          <w:rFonts w:ascii="Times New Roman" w:eastAsia="MS Mincho" w:hAnsi="Times New Roman" w:cs="Times New Roman"/>
+          <w:sz w:val="20"/>
+          <w:szCs w:val="20"/>
+          <w:lang w:val="uk-UA" w:eastAsia="ru-RU"/>
+        </w:rPr>
+        <w:t xml:space="preserve">. Даний Договір може бути достроково розірваним за домовленістю Сторін, про що Сторона, яка ініціює розірвання Договору, повинна не пізніше, ніж за 30 (тридцять) календарних днів до дати, з якої Договір підлягає розірванню, направити іншій Стороні рекомендованим листом з повідомленням відповідну письмову пропозицію про дострокове розірвання Договору та підписану додаткову угоду до Договору в 2-х екземплярах. При цьому, у випадку ініціювання розірвання Договору Користувачем, Користувач повинен додатково направити </w:t>
       </w:r>
       <w:r>
         <w:rPr>
@@ -5973,7 +4904,7 @@
           <w:szCs w:val="20"/>
           <w:lang w:val="uk-UA" w:eastAsia="ru-RU"/>
         </w:rPr>
-        <w:t>каталогу U</w:t>
+        <w:t>каталогу Г</w:t>
       </w:r>
       <w:r>
         <w:rPr>
@@ -6009,7 +4940,16 @@
           <w:szCs w:val="20"/>
           <w:lang w:val="uk-UA" w:eastAsia="ru-RU"/>
         </w:rPr>
-        <w:t xml:space="preserve">5.4. </w:t>
+        <w:t>5.3</w:t>
+      </w:r>
+      <w:r>
+        <w:rPr>
+          <w:rFonts w:ascii="Times New Roman" w:eastAsia="MS Mincho" w:hAnsi="Times New Roman" w:cs="Times New Roman"/>
+          <w:sz w:val="20"/>
+          <w:szCs w:val="20"/>
+          <w:lang w:val="uk-UA" w:eastAsia="ru-RU"/>
+        </w:rPr>
+        <w:t xml:space="preserve">. </w:t>
       </w:r>
       <w:r>
         <w:rPr>
@@ -6109,7 +5049,27 @@
           <w:szCs w:val="20"/>
           <w:lang w:val="uk-UA" w:eastAsia="ru-RU"/>
         </w:rPr>
-        <w:t xml:space="preserve">Письмове повідомлення вважається належним чином доставленим, а Користувач таким, що повідомлений про розірвання Договору у порядку, передбаченому п. 5.4. Договору та з дати, вказаної у письмовому повідомленні </w:t>
+        <w:t>Письмове повідомлення вважається належним чином доставленим, а Користувач таким, що повідомлений про розірвання Договору у порядку, передбаченому п</w:t>
+      </w:r>
+      <w:r>
+        <w:rPr>
+          <w:rFonts w:ascii="inherit" w:eastAsia="MS Mincho" w:hAnsi="inherit" w:cs="Times New Roman"/>
+          <w:color w:val="212121"/>
+          <w:sz w:val="20"/>
+          <w:szCs w:val="20"/>
+          <w:lang w:val="uk-UA" w:eastAsia="ru-RU"/>
+        </w:rPr>
+        <w:t>. 5.3</w:t>
+      </w:r>
+      <w:r>
+        <w:rPr>
+          <w:rFonts w:ascii="inherit" w:eastAsia="MS Mincho" w:hAnsi="inherit" w:cs="Times New Roman"/>
+          <w:color w:val="212121"/>
+          <w:sz w:val="20"/>
+          <w:szCs w:val="20"/>
+          <w:lang w:val="uk-UA" w:eastAsia="ru-RU"/>
+        </w:rPr>
+        <w:t xml:space="preserve">. Договору та з дати, вказаної у письмовому повідомленні </w:t>
       </w:r>
       <w:r>
         <w:rPr>
@@ -6156,7 +5116,16 @@
           <w:szCs w:val="20"/>
           <w:lang w:val="uk-UA" w:eastAsia="ru-RU"/>
         </w:rPr>
-        <w:t xml:space="preserve">5.5. Внаслідок розірвання чи припинення Договору Користувач не має права на публічне виконання творів з </w:t>
+        <w:t>5.4</w:t>
+      </w:r>
+      <w:r>
+        <w:rPr>
+          <w:rFonts w:ascii="Times New Roman" w:eastAsia="MS Mincho" w:hAnsi="Times New Roman" w:cs="Times New Roman"/>
+          <w:sz w:val="20"/>
+          <w:szCs w:val="20"/>
+          <w:lang w:val="uk-UA" w:eastAsia="ru-RU"/>
+        </w:rPr>
+        <w:t xml:space="preserve">. Внаслідок розірвання чи припинення Договору Користувач не має права на публічне виконання творів з </w:t>
       </w:r>
       <w:r>
         <w:rPr>
@@ -6183,16 +5152,7 @@
           <w:szCs w:val="20"/>
           <w:lang w:val="uk-UA" w:eastAsia="ru-RU"/>
         </w:rPr>
-        <w:t xml:space="preserve">      </w:t>
-      </w:r>
-      <w:r>
-        <w:rPr>
-          <w:rFonts w:ascii="Times New Roman" w:eastAsia="MS Mincho" w:hAnsi="Times New Roman" w:cs="Times New Roman"/>
-          <w:sz w:val="20"/>
-          <w:szCs w:val="20"/>
-          <w:lang w:val="uk-UA" w:eastAsia="ru-RU"/>
-        </w:rPr>
-        <w:t xml:space="preserve">ГО УААСП </w:t>
+        <w:t xml:space="preserve">             ГО УААСП, якщо інше не передбачено законодавством України </w:t>
       </w:r>
       <w:r>
         <w:rPr>
@@ -6210,7 +5170,7 @@
           <w:szCs w:val="20"/>
           <w:lang w:val="uk-UA" w:eastAsia="ru-RU"/>
         </w:rPr>
-        <w:t xml:space="preserve">ГО УААСП </w:t>
+        <w:t xml:space="preserve">        ГО УААСП </w:t>
       </w:r>
       <w:r>
         <w:rPr>
@@ -6242,12 +5202,34 @@
     </w:p>
     <w:p>
       <w:pPr>
+        <w:keepLines/>
         <w:overflowPunct w:val="0"/>
         <w:autoSpaceDE w:val="0"/>
         <w:autoSpaceDN w:val="0"/>
         <w:adjustRightInd w:val="0"/>
         <w:spacing w:after="0" w:line="240" w:lineRule="auto"/>
-        <w:ind w:right="-141" w:firstLine="360"/>
+        <w:ind w:right="-141"/>
+        <w:jc w:val="both"/>
+        <w:textAlignment w:val="baseline"/>
+        <w:rPr>
+          <w:rFonts w:ascii="Times New Roman" w:eastAsia="MS Mincho" w:hAnsi="Times New Roman" w:cs="Times New Roman"/>
+          <w:b/>
+          <w:bCs/>
+          <w:sz w:val="20"/>
+          <w:szCs w:val="20"/>
+          <w:lang w:val="uk-UA" w:eastAsia="ru-RU"/>
+        </w:rPr>
+      </w:pPr>
+    </w:p>
+    <w:p>
+      <w:pPr>
+        <w:keepLines/>
+        <w:overflowPunct w:val="0"/>
+        <w:autoSpaceDE w:val="0"/>
+        <w:autoSpaceDN w:val="0"/>
+        <w:adjustRightInd w:val="0"/>
+        <w:spacing w:after="0" w:line="240" w:lineRule="auto"/>
+        <w:ind w:right="-141"/>
         <w:jc w:val="center"/>
         <w:textAlignment w:val="baseline"/>
         <w:rPr>
@@ -6423,11 +5405,33 @@
     </w:p>
     <w:p>
       <w:pPr>
+        <w:tabs>
+          <w:tab w:val="left" w:pos="4065"/>
+        </w:tabs>
         <w:overflowPunct w:val="0"/>
         <w:autoSpaceDE w:val="0"/>
         <w:autoSpaceDN w:val="0"/>
         <w:adjustRightInd w:val="0"/>
         <w:spacing w:after="0" w:line="240" w:lineRule="auto"/>
+        <w:ind w:right="-141"/>
+        <w:jc w:val="center"/>
+        <w:textAlignment w:val="baseline"/>
+        <w:rPr>
+          <w:rFonts w:ascii="Times New Roman CYR" w:eastAsia="MS Mincho" w:hAnsi="Times New Roman CYR" w:cs="Times New Roman CYR"/>
+          <w:b/>
+          <w:sz w:val="20"/>
+          <w:szCs w:val="20"/>
+          <w:lang w:val="uk-UA" w:eastAsia="ru-RU"/>
+        </w:rPr>
+      </w:pPr>
+    </w:p>
+    <w:p>
+      <w:pPr>
+        <w:overflowPunct w:val="0"/>
+        <w:autoSpaceDE w:val="0"/>
+        <w:autoSpaceDN w:val="0"/>
+        <w:adjustRightInd w:val="0"/>
+        <w:spacing w:after="0" w:line="276" w:lineRule="auto"/>
         <w:ind w:right="-141" w:firstLine="426"/>
         <w:jc w:val="both"/>
         <w:textAlignment w:val="baseline"/>
@@ -6487,9 +5491,19 @@
           <w:szCs w:val="20"/>
           <w:lang w:val="uk-UA" w:eastAsia="ru-RU"/>
         </w:rPr>
-        <w:t xml:space="preserve">    </w:t>
-      </w:r>
-      <w:r>
+        <w:t>18.01.2003 р. «Про затвердження мінімальних ставок винагороди (роялті) за використання об’єктів авторського права і суміжних прав».</w:t>
+      </w:r>
+    </w:p>
+    <w:p>
+      <w:pPr>
+        <w:overflowPunct w:val="0"/>
+        <w:autoSpaceDE w:val="0"/>
+        <w:autoSpaceDN w:val="0"/>
+        <w:adjustRightInd w:val="0"/>
+        <w:spacing w:after="0" w:line="276" w:lineRule="auto"/>
+        <w:ind w:right="-141" w:firstLine="360"/>
+        <w:jc w:val="both"/>
+        <w:textAlignment w:val="baseline"/>
         <w:rPr>
           <w:rFonts w:ascii="Times New Roman" w:eastAsia="MS Mincho" w:hAnsi="Times New Roman" w:cs="Times New Roman"/>
           <w:spacing w:val="-6"/>
@@ -6497,7 +5511,107 @@
           <w:szCs w:val="20"/>
           <w:lang w:val="uk-UA" w:eastAsia="ru-RU"/>
         </w:rPr>
-        <w:t>18.01.2003 р. «Про затвердження мінімальних ставок винагороди (роялті) за використання об’єктів авторського права і суміжних прав».</w:t>
+      </w:pPr>
+      <w:r>
+        <w:rPr>
+          <w:rFonts w:ascii="Times New Roman" w:eastAsia="MS Mincho" w:hAnsi="Times New Roman" w:cs="Times New Roman"/>
+          <w:spacing w:val="-6"/>
+          <w:sz w:val="20"/>
+          <w:szCs w:val="20"/>
+          <w:lang w:val="uk-UA" w:eastAsia="ru-RU"/>
+        </w:rPr>
+        <w:t xml:space="preserve">7.2. Обробці відповідно до законодавства України про захист персональних даних у базі персональних даних «Користувачі авторського права» підлягають наступні категорії персональних даних: адреса проживання (реєстрації), </w:t>
+      </w:r>
+      <w:proofErr w:type="spellStart"/>
+      <w:r>
+        <w:rPr>
+          <w:rFonts w:ascii="Times New Roman" w:eastAsia="MS Mincho" w:hAnsi="Times New Roman" w:cs="Times New Roman"/>
+          <w:spacing w:val="-6"/>
+          <w:sz w:val="20"/>
+          <w:szCs w:val="20"/>
+          <w:lang w:val="uk-UA" w:eastAsia="ru-RU"/>
+        </w:rPr>
+        <w:t>резидентство</w:t>
+      </w:r>
+      <w:proofErr w:type="spellEnd"/>
+      <w:r>
+        <w:rPr>
+          <w:rFonts w:ascii="Times New Roman" w:eastAsia="MS Mincho" w:hAnsi="Times New Roman" w:cs="Times New Roman"/>
+          <w:spacing w:val="-6"/>
+          <w:sz w:val="20"/>
+          <w:szCs w:val="20"/>
+          <w:lang w:val="uk-UA" w:eastAsia="ru-RU"/>
+        </w:rPr>
+        <w:t xml:space="preserve">, ідентифікаційний податковий номер, паспортні дані, банківські реквізити, контактні номери телефонів, </w:t>
+      </w:r>
+      <w:r>
+        <w:rPr>
+          <w:rFonts w:ascii="Times New Roman" w:eastAsia="MS Mincho" w:hAnsi="Times New Roman" w:cs="Times New Roman"/>
+          <w:spacing w:val="-6"/>
+          <w:sz w:val="20"/>
+          <w:szCs w:val="20"/>
+          <w:lang w:val="en-US" w:eastAsia="ru-RU"/>
+        </w:rPr>
+        <w:t>E</w:t>
+      </w:r>
+      <w:r>
+        <w:rPr>
+          <w:rFonts w:ascii="Times New Roman" w:eastAsia="MS Mincho" w:hAnsi="Times New Roman" w:cs="Times New Roman"/>
+          <w:spacing w:val="-6"/>
+          <w:sz w:val="20"/>
+          <w:szCs w:val="20"/>
+          <w:lang w:val="uk-UA" w:eastAsia="ru-RU"/>
+        </w:rPr>
+        <w:t>-</w:t>
+      </w:r>
+      <w:r>
+        <w:rPr>
+          <w:rFonts w:ascii="Times New Roman" w:eastAsia="MS Mincho" w:hAnsi="Times New Roman" w:cs="Times New Roman"/>
+          <w:spacing w:val="-6"/>
+          <w:sz w:val="20"/>
+          <w:szCs w:val="20"/>
+          <w:lang w:val="en-US" w:eastAsia="ru-RU"/>
+        </w:rPr>
+        <w:t>mail</w:t>
+      </w:r>
+      <w:r>
+        <w:rPr>
+          <w:rFonts w:ascii="Times New Roman" w:eastAsia="MS Mincho" w:hAnsi="Times New Roman" w:cs="Times New Roman"/>
+          <w:spacing w:val="-6"/>
+          <w:sz w:val="20"/>
+          <w:szCs w:val="20"/>
+          <w:lang w:val="uk-UA" w:eastAsia="ru-RU"/>
+        </w:rPr>
+        <w:t>.</w:t>
+      </w:r>
+    </w:p>
+    <w:p>
+      <w:pPr>
+        <w:overflowPunct w:val="0"/>
+        <w:autoSpaceDE w:val="0"/>
+        <w:autoSpaceDN w:val="0"/>
+        <w:adjustRightInd w:val="0"/>
+        <w:spacing w:after="0" w:line="276" w:lineRule="auto"/>
+        <w:ind w:right="-141" w:firstLine="360"/>
+        <w:jc w:val="both"/>
+        <w:textAlignment w:val="baseline"/>
+        <w:rPr>
+          <w:rFonts w:ascii="Times New Roman" w:eastAsia="MS Mincho" w:hAnsi="Times New Roman" w:cs="Times New Roman"/>
+          <w:spacing w:val="-6"/>
+          <w:sz w:val="20"/>
+          <w:szCs w:val="20"/>
+          <w:lang w:val="uk-UA" w:eastAsia="ru-RU"/>
+        </w:rPr>
+      </w:pPr>
+      <w:r>
+        <w:rPr>
+          <w:rFonts w:ascii="Times New Roman" w:eastAsia="MS Mincho" w:hAnsi="Times New Roman" w:cs="Times New Roman"/>
+          <w:spacing w:val="-6"/>
+          <w:sz w:val="20"/>
+          <w:szCs w:val="20"/>
+          <w:lang w:val="uk-UA" w:eastAsia="ru-RU"/>
+        </w:rPr>
+        <w:t>7.3. Підписанням даного Договору суб’єкт персональних даних підтверджує, що він належним чином повідомлений про права суб’єкта персональних даних, передбачені ст. 8 Закону України «Про захист персональних даних».</w:t>
       </w:r>
     </w:p>
     <w:p>
@@ -6518,107 +5632,6 @@
           <w:lang w:val="uk-UA" w:eastAsia="ru-RU"/>
         </w:rPr>
       </w:pPr>
-      <w:r>
-        <w:rPr>
-          <w:rFonts w:ascii="Times New Roman" w:eastAsia="MS Mincho" w:hAnsi="Times New Roman" w:cs="Times New Roman"/>
-          <w:spacing w:val="-6"/>
-          <w:sz w:val="20"/>
-          <w:szCs w:val="20"/>
-          <w:lang w:val="uk-UA" w:eastAsia="ru-RU"/>
-        </w:rPr>
-        <w:t xml:space="preserve">7.2. Обробці відповідно до законодавства України про захист персональних даних у базі персональних даних «Користувачі авторського права» підлягають наступні категорії персональних даних: адреса проживання (реєстрації), </w:t>
-      </w:r>
-      <w:proofErr w:type="spellStart"/>
-      <w:r>
-        <w:rPr>
-          <w:rFonts w:ascii="Times New Roman" w:eastAsia="MS Mincho" w:hAnsi="Times New Roman" w:cs="Times New Roman"/>
-          <w:spacing w:val="-6"/>
-          <w:sz w:val="20"/>
-          <w:szCs w:val="20"/>
-          <w:lang w:val="uk-UA" w:eastAsia="ru-RU"/>
-        </w:rPr>
-        <w:t>резидентство</w:t>
-      </w:r>
-      <w:proofErr w:type="spellEnd"/>
-      <w:r>
-        <w:rPr>
-          <w:rFonts w:ascii="Times New Roman" w:eastAsia="MS Mincho" w:hAnsi="Times New Roman" w:cs="Times New Roman"/>
-          <w:spacing w:val="-6"/>
-          <w:sz w:val="20"/>
-          <w:szCs w:val="20"/>
-          <w:lang w:val="uk-UA" w:eastAsia="ru-RU"/>
-        </w:rPr>
-        <w:t xml:space="preserve">, ідентифікаційний податковий номер, паспортні дані, банківські реквізити, контактні номери телефонів, </w:t>
-      </w:r>
-      <w:r>
-        <w:rPr>
-          <w:rFonts w:ascii="Times New Roman" w:eastAsia="MS Mincho" w:hAnsi="Times New Roman" w:cs="Times New Roman"/>
-          <w:spacing w:val="-6"/>
-          <w:sz w:val="20"/>
-          <w:szCs w:val="20"/>
-          <w:lang w:val="en-US" w:eastAsia="ru-RU"/>
-        </w:rPr>
-        <w:t>E</w:t>
-      </w:r>
-      <w:r>
-        <w:rPr>
-          <w:rFonts w:ascii="Times New Roman" w:eastAsia="MS Mincho" w:hAnsi="Times New Roman" w:cs="Times New Roman"/>
-          <w:spacing w:val="-6"/>
-          <w:sz w:val="20"/>
-          <w:szCs w:val="20"/>
-          <w:lang w:val="uk-UA" w:eastAsia="ru-RU"/>
-        </w:rPr>
-        <w:t>-</w:t>
-      </w:r>
-      <w:r>
-        <w:rPr>
-          <w:rFonts w:ascii="Times New Roman" w:eastAsia="MS Mincho" w:hAnsi="Times New Roman" w:cs="Times New Roman"/>
-          <w:spacing w:val="-6"/>
-          <w:sz w:val="20"/>
-          <w:szCs w:val="20"/>
-          <w:lang w:val="en-US" w:eastAsia="ru-RU"/>
-        </w:rPr>
-        <w:t>mail</w:t>
-      </w:r>
-      <w:r>
-        <w:rPr>
-          <w:rFonts w:ascii="Times New Roman" w:eastAsia="MS Mincho" w:hAnsi="Times New Roman" w:cs="Times New Roman"/>
-          <w:spacing w:val="-6"/>
-          <w:sz w:val="20"/>
-          <w:szCs w:val="20"/>
-          <w:lang w:val="uk-UA" w:eastAsia="ru-RU"/>
-        </w:rPr>
-        <w:t>.</w:t>
-      </w:r>
-    </w:p>
-    <w:p>
-      <w:pPr>
-        <w:overflowPunct w:val="0"/>
-        <w:autoSpaceDE w:val="0"/>
-        <w:autoSpaceDN w:val="0"/>
-        <w:adjustRightInd w:val="0"/>
-        <w:spacing w:after="0" w:line="240" w:lineRule="auto"/>
-        <w:ind w:right="-141" w:firstLine="360"/>
-        <w:jc w:val="both"/>
-        <w:textAlignment w:val="baseline"/>
-        <w:rPr>
-          <w:rFonts w:ascii="Times New Roman" w:eastAsia="MS Mincho" w:hAnsi="Times New Roman" w:cs="Times New Roman"/>
-          <w:spacing w:val="-6"/>
-          <w:sz w:val="20"/>
-          <w:szCs w:val="20"/>
-          <w:lang w:val="uk-UA" w:eastAsia="ru-RU"/>
-        </w:rPr>
-      </w:pPr>
-      <w:r>
-        <w:rPr>
-          <w:rFonts w:ascii="Times New Roman" w:eastAsia="MS Mincho" w:hAnsi="Times New Roman" w:cs="Times New Roman"/>
-          <w:spacing w:val="-6"/>
-          <w:sz w:val="20"/>
-          <w:szCs w:val="20"/>
-          <w:lang w:val="uk-UA" w:eastAsia="ru-RU"/>
-        </w:rPr>
-        <w:t>7.3. Підписанням даного Договору суб’єкт персональних даних підтверджує, що він належним чином повідомлений про права суб’єкта персональних даних, передбачені ст. 8 Закону України «Про захист персональних даних».</w:t>
-      </w:r>
     </w:p>
     <w:p>
       <w:pPr>
@@ -6657,30 +5670,27 @@
     </w:p>
     <w:p>
       <w:pPr>
+        <w:keepNext/>
+        <w:tabs>
+          <w:tab w:val="left" w:pos="0"/>
+        </w:tabs>
         <w:overflowPunct w:val="0"/>
         <w:autoSpaceDE w:val="0"/>
         <w:autoSpaceDN w:val="0"/>
         <w:adjustRightInd w:val="0"/>
         <w:spacing w:after="0" w:line="240" w:lineRule="auto"/>
-        <w:ind w:right="-141" w:firstLine="426"/>
-        <w:jc w:val="both"/>
+        <w:ind w:right="-141"/>
+        <w:jc w:val="center"/>
         <w:textAlignment w:val="baseline"/>
         <w:rPr>
           <w:rFonts w:ascii="Times New Roman" w:eastAsia="MS Mincho" w:hAnsi="Times New Roman" w:cs="Times New Roman"/>
+          <w:b/>
+          <w:bCs/>
           <w:sz w:val="20"/>
           <w:szCs w:val="20"/>
           <w:lang w:val="uk-UA" w:eastAsia="ru-RU"/>
         </w:rPr>
       </w:pPr>
-      <w:r>
-        <w:rPr>
-          <w:rFonts w:ascii="Times New Roman" w:eastAsia="MS Mincho" w:hAnsi="Times New Roman" w:cs="Times New Roman"/>
-          <w:sz w:val="20"/>
-          <w:szCs w:val="20"/>
-          <w:lang w:val="uk-UA" w:eastAsia="ru-RU"/>
-        </w:rPr>
-        <w:t>8.1. Усі правовідносини, що виникають з цього Договору або пов'язані із ним, у тому числі пов'язані із дійсністю, укладенням, виконанням, зміною та припиненням цього Договору, тлумаченням його умов, визначенням наслідків недійсності або порушення Договору, регламентуються цим Договором та відповідними нормами чинного в Україні законодавства, а також застосовними до таких правовідносин звичаями ділового обороту на підставі принципів добросовісності, розумності та справедливості.</w:t>
-      </w:r>
     </w:p>
     <w:p>
       <w:pPr>
@@ -6688,14 +5698,12 @@
         <w:autoSpaceDE w:val="0"/>
         <w:autoSpaceDN w:val="0"/>
         <w:adjustRightInd w:val="0"/>
-        <w:spacing w:after="0" w:line="240" w:lineRule="auto"/>
+        <w:spacing w:after="0" w:line="276" w:lineRule="auto"/>
         <w:ind w:right="-141" w:firstLine="426"/>
         <w:jc w:val="both"/>
         <w:textAlignment w:val="baseline"/>
         <w:rPr>
           <w:rFonts w:ascii="Times New Roman" w:eastAsia="MS Mincho" w:hAnsi="Times New Roman" w:cs="Times New Roman"/>
-          <w:b/>
-          <w:bCs/>
           <w:sz w:val="20"/>
           <w:szCs w:val="20"/>
           <w:lang w:val="uk-UA" w:eastAsia="ru-RU"/>
@@ -6708,25 +5716,135 @@
           <w:szCs w:val="20"/>
           <w:lang w:val="uk-UA" w:eastAsia="ru-RU"/>
         </w:rPr>
-        <w:t>8.2. Всі зміни та додатки до даного Договору укладаються у письмовій формі та є чинними за умови підписання їх уповноваженими представниками обох Сторін.</w:t>
-      </w:r>
-      <w:r>
-        <w:rPr>
-          <w:rFonts w:ascii="Times New Roman" w:eastAsia="MS Mincho" w:hAnsi="Times New Roman" w:cs="Times New Roman"/>
-          <w:sz w:val="20"/>
-          <w:szCs w:val="20"/>
-          <w:lang w:val="uk-UA" w:eastAsia="ru-RU"/>
-        </w:rPr>
-        <w:t xml:space="preserve"> </w:t>
-      </w:r>
-      <w:r>
-        <w:rPr>
-          <w:rFonts w:ascii="Times New Roman" w:eastAsia="MS Mincho" w:hAnsi="Times New Roman" w:cs="Times New Roman"/>
-          <w:sz w:val="20"/>
-          <w:szCs w:val="20"/>
-          <w:lang w:val="uk-UA" w:eastAsia="ru-RU"/>
-        </w:rPr>
-        <w:t>Всі додатки до даного Договору є його невід’ємною частиною.</w:t>
+        <w:t>8.1. Усі правовідносини, що виникають з цього Договору або пов'язані із ним, у тому числі пов'язані із дійсністю, укладенням, виконанням, зміною та припиненням цього Договору, тлумаченням його умов, визначенням наслідків недійсності або порушення Договору, регламентуються цим Договором та відповідними нормами чинного в Україні законодавства, а також застосовними до таких правовідносин звичаями ділового обороту на підставі принципів добросовісності, розумності та справедливості.</w:t>
+      </w:r>
+    </w:p>
+    <w:p>
+      <w:pPr>
+        <w:pStyle w:val="a9"/>
+        <w:spacing w:line="276" w:lineRule="auto"/>
+        <w:ind w:right="-115"/>
+        <w:rPr>
+          <w:sz w:val="20"/>
+          <w:szCs w:val="20"/>
+          <w:lang w:eastAsia="ja-JP"/>
+        </w:rPr>
+      </w:pPr>
+      <w:r>
+        <w:rPr>
+          <w:sz w:val="20"/>
+          <w:szCs w:val="20"/>
+        </w:rPr>
+        <w:t xml:space="preserve">         </w:t>
+      </w:r>
+      <w:r>
+        <w:rPr>
+          <w:sz w:val="20"/>
+          <w:szCs w:val="20"/>
+        </w:rPr>
+        <w:t xml:space="preserve">8.2. </w:t>
+      </w:r>
+      <w:r>
+        <w:rPr>
+          <w:sz w:val="20"/>
+          <w:szCs w:val="20"/>
+          <w:shd w:val="clear" w:color="auto" w:fill="FFFFFF"/>
+          <w:lang w:eastAsia="ja-JP"/>
+        </w:rPr>
+        <w:t>Всі зміни та додатки до даного Договору укладаються у письмовій формі та є чинними за умови підписання їх уповноваженими представниками Сторін. Форми додатків до Договору є частиною Договору. Якщо форма додатку, затвердженого (підписаного) Сторонами відповідно до даного Договору передбачає лише підпис уповноваженого(</w:t>
+      </w:r>
+      <w:proofErr w:type="spellStart"/>
+      <w:r>
+        <w:rPr>
+          <w:sz w:val="20"/>
+          <w:szCs w:val="20"/>
+          <w:shd w:val="clear" w:color="auto" w:fill="FFFFFF"/>
+          <w:lang w:eastAsia="ja-JP"/>
+        </w:rPr>
+        <w:t>их</w:t>
+      </w:r>
+      <w:proofErr w:type="spellEnd"/>
+      <w:r>
+        <w:rPr>
+          <w:sz w:val="20"/>
+          <w:szCs w:val="20"/>
+          <w:shd w:val="clear" w:color="auto" w:fill="FFFFFF"/>
+          <w:lang w:eastAsia="ja-JP"/>
+        </w:rPr>
+        <w:t>) представника(</w:t>
+      </w:r>
+      <w:proofErr w:type="spellStart"/>
+      <w:r>
+        <w:rPr>
+          <w:sz w:val="20"/>
+          <w:szCs w:val="20"/>
+          <w:shd w:val="clear" w:color="auto" w:fill="FFFFFF"/>
+          <w:lang w:eastAsia="ja-JP"/>
+        </w:rPr>
+        <w:t>ів</w:t>
+      </w:r>
+      <w:proofErr w:type="spellEnd"/>
+      <w:r>
+        <w:rPr>
+          <w:sz w:val="20"/>
+          <w:szCs w:val="20"/>
+          <w:shd w:val="clear" w:color="auto" w:fill="FFFFFF"/>
+          <w:lang w:eastAsia="ja-JP"/>
+        </w:rPr>
+        <w:t>) Користувача – такий додаток з заповненою Користувачем інформацією є чинним за умови підписання його уповноваженим(и) представником(</w:t>
+      </w:r>
+      <w:proofErr w:type="spellStart"/>
+      <w:r>
+        <w:rPr>
+          <w:sz w:val="20"/>
+          <w:szCs w:val="20"/>
+          <w:shd w:val="clear" w:color="auto" w:fill="FFFFFF"/>
+          <w:lang w:eastAsia="ja-JP"/>
+        </w:rPr>
+        <w:t>ами</w:t>
+      </w:r>
+      <w:proofErr w:type="spellEnd"/>
+      <w:r>
+        <w:rPr>
+          <w:sz w:val="20"/>
+          <w:szCs w:val="20"/>
+          <w:shd w:val="clear" w:color="auto" w:fill="FFFFFF"/>
+          <w:lang w:eastAsia="ja-JP"/>
+        </w:rPr>
+        <w:t>) Користувача.</w:t>
+      </w:r>
+    </w:p>
+    <w:p>
+      <w:pPr>
+        <w:autoSpaceDE w:val="0"/>
+        <w:autoSpaceDN w:val="0"/>
+        <w:spacing w:after="0" w:line="276" w:lineRule="auto"/>
+        <w:ind w:right="-115"/>
+        <w:jc w:val="both"/>
+        <w:rPr>
+          <w:rFonts w:ascii="Times New Roman" w:eastAsia="MS Mincho" w:hAnsi="Times New Roman" w:cs="Times New Roman"/>
+          <w:sz w:val="20"/>
+          <w:szCs w:val="20"/>
+          <w:lang w:val="uk-UA" w:eastAsia="ja-JP"/>
+        </w:rPr>
+      </w:pPr>
+      <w:r>
+        <w:rPr>
+          <w:rFonts w:ascii="Times New Roman" w:eastAsia="MS Mincho" w:hAnsi="Times New Roman" w:cs="Times New Roman"/>
+          <w:sz w:val="20"/>
+          <w:szCs w:val="20"/>
+          <w:lang w:val="uk-UA" w:eastAsia="ja-JP"/>
+        </w:rPr>
+        <w:t xml:space="preserve">         </w:t>
+      </w:r>
+      <w:r>
+        <w:rPr>
+          <w:rFonts w:ascii="Times New Roman" w:eastAsia="MS Mincho" w:hAnsi="Times New Roman" w:cs="Times New Roman"/>
+          <w:sz w:val="20"/>
+          <w:szCs w:val="20"/>
+          <w:lang w:val="uk-UA" w:eastAsia="ja-JP"/>
+        </w:rPr>
+        <w:t>8.3. Користувач розуміє та погоджується, що у випадку присутності у наданому Користувачем Звіті про публічно виконані твори інформації про використані твори, які не належать до каталогу ГО УААСП, ГО УААСП здійснює розподіл винагороди виключно на твори (правовласників творів), які належать до каталогу ГО УААСП.</w:t>
       </w:r>
     </w:p>
     <w:p>
@@ -6735,7 +5853,7 @@
         <w:autoSpaceDE w:val="0"/>
         <w:autoSpaceDN w:val="0"/>
         <w:adjustRightInd w:val="0"/>
-        <w:spacing w:after="0" w:line="240" w:lineRule="auto"/>
+        <w:spacing w:after="0" w:line="276" w:lineRule="auto"/>
         <w:ind w:right="-141" w:firstLine="426"/>
         <w:jc w:val="both"/>
         <w:textAlignment w:val="baseline"/>
@@ -6753,7 +5871,16 @@
           <w:szCs w:val="20"/>
           <w:lang w:val="uk-UA" w:eastAsia="ru-RU"/>
         </w:rPr>
-        <w:t>8.3. Сторони повинні у 5-денний строк письмово повідомляти одна одну про зміни організаційно-правової форми, характеру і (або) виду діяльності, місцезнаходження, обставин непереборної сили та наявність інших обставин, що перешкоджають належному виконанню умов Договору, а також надавати документи та іншу інформацію, пов’язану з виконанням Сторонами зобов’язань за цим Договором.</w:t>
+        <w:t>8.4</w:t>
+      </w:r>
+      <w:r>
+        <w:rPr>
+          <w:rFonts w:ascii="Times New Roman" w:eastAsia="MS Mincho" w:hAnsi="Times New Roman" w:cs="Times New Roman"/>
+          <w:sz w:val="20"/>
+          <w:szCs w:val="20"/>
+          <w:lang w:val="uk-UA" w:eastAsia="ru-RU"/>
+        </w:rPr>
+        <w:t>. Сторони повинні у 5-денний строк письмово повідомляти одна одну про зміни організаційно-правової форми, характеру і (або) виду діяльності, місцезнаходження, обставин непереборної сили та наявність інших обставин, що перешкоджають належному виконанню умов Договору, а також надавати документи та іншу інформацію, пов’язану з виконанням Сторонами зобов’язань за цим Договором.</w:t>
       </w:r>
     </w:p>
     <w:p>
@@ -6762,7 +5889,7 @@
         <w:autoSpaceDE w:val="0"/>
         <w:autoSpaceDN w:val="0"/>
         <w:adjustRightInd w:val="0"/>
-        <w:spacing w:after="0" w:line="240" w:lineRule="auto"/>
+        <w:spacing w:after="0" w:line="276" w:lineRule="auto"/>
         <w:ind w:right="-141" w:firstLine="426"/>
         <w:jc w:val="both"/>
         <w:textAlignment w:val="baseline"/>
@@ -6780,7 +5907,16 @@
           <w:szCs w:val="20"/>
           <w:lang w:val="uk-UA" w:eastAsia="ru-RU"/>
         </w:rPr>
-        <w:t xml:space="preserve">8.4. Несвоєчасне повідомлення і (або) неповідомлення іншої Сторони про дію таких обставин позбавляє відповідну Сторону права посилатися на такі обставини у майбутньому як на підставу для звільнення від відповідальності за часткове або повне невиконання зобов’язань за цим Договором. </w:t>
+        <w:t>8.5</w:t>
+      </w:r>
+      <w:r>
+        <w:rPr>
+          <w:rFonts w:ascii="Times New Roman" w:eastAsia="MS Mincho" w:hAnsi="Times New Roman" w:cs="Times New Roman"/>
+          <w:sz w:val="20"/>
+          <w:szCs w:val="20"/>
+          <w:lang w:val="uk-UA" w:eastAsia="ru-RU"/>
+        </w:rPr>
+        <w:t xml:space="preserve">. Несвоєчасне повідомлення і (або) неповідомлення іншої Сторони про дію таких обставин позбавляє відповідну Сторону права посилатися на такі обставини у майбутньому як на підставу для звільнення від відповідальності за часткове або повне невиконання зобов’язань за цим Договором. </w:t>
       </w:r>
     </w:p>
     <w:p>
@@ -6789,7 +5925,7 @@
         <w:autoSpaceDE w:val="0"/>
         <w:autoSpaceDN w:val="0"/>
         <w:adjustRightInd w:val="0"/>
-        <w:spacing w:after="0" w:line="240" w:lineRule="auto"/>
+        <w:spacing w:after="0" w:line="276" w:lineRule="auto"/>
         <w:ind w:right="-141" w:firstLine="426"/>
         <w:jc w:val="both"/>
         <w:textAlignment w:val="baseline"/>
@@ -6807,25 +5943,34 @@
           <w:szCs w:val="20"/>
           <w:lang w:val="uk-UA" w:eastAsia="ru-RU"/>
         </w:rPr>
-        <w:t xml:space="preserve">8.5. Сторони не звільняються від виконання своїх обов’язків за даним Договором у разі невиконання умов, зазначених у </w:t>
-      </w:r>
-      <w:r>
-        <w:rPr>
-          <w:rFonts w:ascii="Times New Roman" w:eastAsia="MS Mincho" w:hAnsi="Times New Roman" w:cs="Times New Roman"/>
-          <w:sz w:val="20"/>
-          <w:szCs w:val="20"/>
-          <w:lang w:val="uk-UA" w:eastAsia="ru-RU"/>
-        </w:rPr>
-        <w:t xml:space="preserve">   </w:t>
-      </w:r>
-      <w:r>
-        <w:rPr>
-          <w:rFonts w:ascii="Times New Roman" w:eastAsia="MS Mincho" w:hAnsi="Times New Roman" w:cs="Times New Roman"/>
-          <w:sz w:val="20"/>
-          <w:szCs w:val="20"/>
-          <w:lang w:val="uk-UA" w:eastAsia="ru-RU"/>
-        </w:rPr>
-        <w:t>п. 8.3. даного Договору.</w:t>
+        <w:t>8.6</w:t>
+      </w:r>
+      <w:r>
+        <w:rPr>
+          <w:rFonts w:ascii="Times New Roman" w:eastAsia="MS Mincho" w:hAnsi="Times New Roman" w:cs="Times New Roman"/>
+          <w:sz w:val="20"/>
+          <w:szCs w:val="20"/>
+          <w:lang w:val="uk-UA" w:eastAsia="ru-RU"/>
+        </w:rPr>
+        <w:t xml:space="preserve">. Сторони не звільняються від виконання своїх обов’язків за даним Договором у разі невиконання умов, зазначених у </w:t>
+      </w:r>
+      <w:r>
+        <w:rPr>
+          <w:rFonts w:ascii="Times New Roman" w:eastAsia="MS Mincho" w:hAnsi="Times New Roman" w:cs="Times New Roman"/>
+          <w:sz w:val="20"/>
+          <w:szCs w:val="20"/>
+          <w:lang w:val="uk-UA" w:eastAsia="ru-RU"/>
+        </w:rPr>
+        <w:t xml:space="preserve">   п. 8.4</w:t>
+      </w:r>
+      <w:r>
+        <w:rPr>
+          <w:rFonts w:ascii="Times New Roman" w:eastAsia="MS Mincho" w:hAnsi="Times New Roman" w:cs="Times New Roman"/>
+          <w:sz w:val="20"/>
+          <w:szCs w:val="20"/>
+          <w:lang w:val="uk-UA" w:eastAsia="ru-RU"/>
+        </w:rPr>
+        <w:t>. даного Договору.</w:t>
       </w:r>
     </w:p>
     <w:p>
@@ -6848,7 +5993,7 @@
           <w:tab w:val="left" w:pos="13740"/>
           <w:tab w:val="left" w:pos="14656"/>
         </w:tabs>
-        <w:spacing w:after="0" w:line="240" w:lineRule="auto"/>
+        <w:spacing w:after="0" w:line="276" w:lineRule="auto"/>
         <w:ind w:right="-141" w:firstLine="426"/>
         <w:jc w:val="both"/>
         <w:rPr>
@@ -6865,7 +6010,7 @@
           <w:szCs w:val="20"/>
           <w:lang w:val="uk-UA" w:eastAsia="uk-UA"/>
         </w:rPr>
-        <w:t xml:space="preserve">8.6. Припинення Користувачем публічного виконання творів, які відносяться до </w:t>
+        <w:t>8.7</w:t>
       </w:r>
       <w:r>
         <w:rPr>
@@ -6874,34 +6019,7 @@
           <w:szCs w:val="20"/>
           <w:lang w:val="uk-UA" w:eastAsia="uk-UA"/>
         </w:rPr>
-        <w:t>каталог</w:t>
-      </w:r>
-      <w:r>
-        <w:rPr>
-          <w:rFonts w:ascii="Times New Roman" w:eastAsia="Times New Roman" w:hAnsi="Times New Roman" w:cs="Times New Roman"/>
-          <w:sz w:val="20"/>
-          <w:szCs w:val="20"/>
-          <w:lang w:val="uk-UA" w:eastAsia="uk-UA"/>
-        </w:rPr>
-        <w:t>у ГО УААСП</w:t>
-      </w:r>
-      <w:r>
-        <w:rPr>
-          <w:rFonts w:ascii="Times New Roman" w:eastAsia="Times New Roman" w:hAnsi="Times New Roman" w:cs="Times New Roman"/>
-          <w:sz w:val="20"/>
-          <w:szCs w:val="20"/>
-          <w:lang w:val="uk-UA" w:eastAsia="uk-UA"/>
-        </w:rPr>
-        <w:t xml:space="preserve"> </w:t>
-      </w:r>
-      <w:r>
-        <w:rPr>
-          <w:rFonts w:ascii="Times New Roman" w:eastAsia="Times New Roman" w:hAnsi="Times New Roman" w:cs="Times New Roman"/>
-          <w:sz w:val="20"/>
-          <w:szCs w:val="20"/>
-          <w:lang w:val="uk-UA" w:eastAsia="uk-UA"/>
-        </w:rPr>
-        <w:t>не є підставою для невиплати Користувачем авторської винагороди за надане йому за цим Договором право на публічне виконання творів.</w:t>
+        <w:t>. Припинення Користувачем публічного виконання творів, які відносяться до каталогу ГО УААСП не є підставою для невиплати Користувачем авторської винагороди за надане йому за цим Договором право на публічне виконання творів.</w:t>
       </w:r>
     </w:p>
     <w:p>
@@ -6924,7 +6042,7 @@
           <w:tab w:val="left" w:pos="13740"/>
           <w:tab w:val="left" w:pos="14656"/>
         </w:tabs>
-        <w:spacing w:after="0" w:line="240" w:lineRule="auto"/>
+        <w:spacing w:after="0" w:line="276" w:lineRule="auto"/>
         <w:ind w:right="-141"/>
         <w:jc w:val="both"/>
         <w:rPr>
@@ -6941,61 +6059,7 @@
           <w:szCs w:val="20"/>
           <w:lang w:val="uk-UA" w:eastAsia="uk-UA"/>
         </w:rPr>
-        <w:t xml:space="preserve">               У разі тимчасового припинення (сезонність роботи, ремонт) або повного припинення публічного виконання творів, що входять до </w:t>
-      </w:r>
-      <w:r>
-        <w:rPr>
-          <w:rFonts w:ascii="Times New Roman" w:eastAsia="Times New Roman" w:hAnsi="Times New Roman" w:cs="Times New Roman"/>
-          <w:sz w:val="20"/>
-          <w:szCs w:val="20"/>
-          <w:lang w:val="uk-UA" w:eastAsia="uk-UA"/>
-        </w:rPr>
-        <w:t>каталогу Г</w:t>
-      </w:r>
-      <w:r>
-        <w:rPr>
-          <w:rFonts w:ascii="Times New Roman" w:eastAsia="Times New Roman" w:hAnsi="Times New Roman" w:cs="Times New Roman"/>
-          <w:sz w:val="20"/>
-          <w:szCs w:val="20"/>
-          <w:lang w:val="uk-UA" w:eastAsia="uk-UA"/>
-        </w:rPr>
-        <w:t>О УААСП, Користувач зобов'язаний повідомити про це ГО УААСП</w:t>
-      </w:r>
-      <w:r>
-        <w:rPr>
-          <w:rFonts w:ascii="Times New Roman" w:eastAsia="Times New Roman" w:hAnsi="Times New Roman" w:cs="Times New Roman"/>
-          <w:sz w:val="20"/>
-          <w:szCs w:val="20"/>
-          <w:lang w:val="uk-UA" w:eastAsia="uk-UA"/>
-        </w:rPr>
-        <w:t xml:space="preserve"> </w:t>
-      </w:r>
-      <w:r>
-        <w:rPr>
-          <w:rFonts w:ascii="Times New Roman" w:eastAsia="Times New Roman" w:hAnsi="Times New Roman" w:cs="Times New Roman"/>
-          <w:sz w:val="20"/>
-          <w:szCs w:val="20"/>
-          <w:lang w:val="uk-UA" w:eastAsia="uk-UA"/>
-        </w:rPr>
-        <w:t>протягом 5 (п'яти) календарних днів з дня припинення такого використання, шляхом надсилання на юридичну адресу ГО УААСП</w:t>
-      </w:r>
-      <w:r>
-        <w:rPr>
-          <w:rFonts w:ascii="Times New Roman" w:eastAsia="Times New Roman" w:hAnsi="Times New Roman" w:cs="Times New Roman"/>
-          <w:sz w:val="20"/>
-          <w:szCs w:val="20"/>
-          <w:lang w:val="uk-UA" w:eastAsia="uk-UA"/>
-        </w:rPr>
-        <w:t xml:space="preserve"> </w:t>
-      </w:r>
-      <w:r>
-        <w:rPr>
-          <w:rFonts w:ascii="Times New Roman" w:eastAsia="Times New Roman" w:hAnsi="Times New Roman" w:cs="Times New Roman"/>
-          <w:sz w:val="20"/>
-          <w:szCs w:val="20"/>
-          <w:lang w:val="uk-UA" w:eastAsia="uk-UA"/>
-        </w:rPr>
-        <w:t>рекомендованого листа з повідомленням про вручення.</w:t>
+        <w:t xml:space="preserve">               У разі тимчасового припинення (сезонність роботи, ремонт) або повного припинення публічного виконання творів, що входять до каталогу ГО УААСП, Користувач зобов'язаний повідомити про це ГО УААСП протягом 5 (п'яти) календарних днів з дня припинення такого використання, шляхом надсилання на юридичну адресу ГО УААСП рекомендованого листа з повідомленням про вручення.</w:t>
       </w:r>
     </w:p>
     <w:p>
@@ -7019,7 +6083,7 @@
           <w:tab w:val="left" w:pos="13740"/>
           <w:tab w:val="left" w:pos="14656"/>
         </w:tabs>
-        <w:spacing w:after="0" w:line="240" w:lineRule="auto"/>
+        <w:spacing w:after="0" w:line="276" w:lineRule="auto"/>
         <w:ind w:right="-141"/>
         <w:jc w:val="both"/>
         <w:rPr>
@@ -7037,6 +6101,1152 @@
           <w:lang w:val="uk-UA" w:eastAsia="uk-UA"/>
         </w:rPr>
         <w:t xml:space="preserve">               Відсутність вказаного повідомлення про припинення публічного виконання творів є фактичним підтвердженням того, що Користувач продовжує використання творів та готовий виконувати зобов'язання за цим Договором щодо виплати авторської винагороди та надання звітної документації. Договір є припиненим, в тому числі тимчасово, у випадку підписання Сторонами додаткової угоди до даного Договору.</w:t>
+      </w:r>
+    </w:p>
+    <w:p>
+      <w:pPr>
+        <w:overflowPunct w:val="0"/>
+        <w:autoSpaceDE w:val="0"/>
+        <w:autoSpaceDN w:val="0"/>
+        <w:adjustRightInd w:val="0"/>
+        <w:spacing w:after="0" w:line="276" w:lineRule="auto"/>
+        <w:ind w:right="-141" w:firstLine="426"/>
+        <w:jc w:val="both"/>
+        <w:textAlignment w:val="baseline"/>
+        <w:rPr>
+          <w:rFonts w:ascii="Times New Roman" w:eastAsia="MS Mincho" w:hAnsi="Times New Roman" w:cs="Times New Roman"/>
+          <w:sz w:val="20"/>
+          <w:szCs w:val="20"/>
+          <w:lang w:val="uk-UA" w:eastAsia="ru-RU"/>
+        </w:rPr>
+      </w:pPr>
+      <w:r>
+        <w:rPr>
+          <w:rFonts w:ascii="Times New Roman" w:eastAsia="MS Mincho" w:hAnsi="Times New Roman" w:cs="Times New Roman"/>
+          <w:sz w:val="20"/>
+          <w:szCs w:val="20"/>
+          <w:lang w:val="uk-UA" w:eastAsia="ru-RU"/>
+        </w:rPr>
+        <w:t>8.8</w:t>
+      </w:r>
+      <w:r>
+        <w:rPr>
+          <w:rFonts w:ascii="Times New Roman" w:eastAsia="MS Mincho" w:hAnsi="Times New Roman" w:cs="Times New Roman"/>
+          <w:sz w:val="20"/>
+          <w:szCs w:val="20"/>
+          <w:lang w:val="uk-UA" w:eastAsia="ru-RU"/>
+        </w:rPr>
+        <w:t xml:space="preserve">. Користувач розуміє та погоджується, що у випадку публічного виконання творів під час гастрольних, концертно-видовищних заходів, організованих Користувачем та </w:t>
+      </w:r>
+      <w:r>
+        <w:rPr>
+          <w:rFonts w:ascii="Times New Roman" w:eastAsia="MS Mincho" w:hAnsi="Times New Roman" w:cs="Times New Roman"/>
+          <w:sz w:val="20"/>
+          <w:szCs w:val="20"/>
+          <w:lang w:eastAsia="ru-RU"/>
+        </w:rPr>
+        <w:t xml:space="preserve">/ </w:t>
+      </w:r>
+      <w:r>
+        <w:rPr>
+          <w:rFonts w:ascii="Times New Roman" w:eastAsia="MS Mincho" w:hAnsi="Times New Roman" w:cs="Times New Roman"/>
+          <w:sz w:val="20"/>
+          <w:szCs w:val="20"/>
+          <w:lang w:val="uk-UA" w:eastAsia="ru-RU"/>
+        </w:rPr>
+        <w:t>або на території закладу Користувача, передбаченого п. 2.1. даного Договору, Користувач (або особа, яка орендує заклад Користувача) має попередньо забезпечити підписання окремого відповідного виду ліцензійного договору для отримання необхідного обсягу прав.</w:t>
+      </w:r>
+    </w:p>
+    <w:p>
+      <w:pPr>
+        <w:overflowPunct w:val="0"/>
+        <w:autoSpaceDE w:val="0"/>
+        <w:autoSpaceDN w:val="0"/>
+        <w:adjustRightInd w:val="0"/>
+        <w:spacing w:after="0" w:line="276" w:lineRule="auto"/>
+        <w:ind w:right="-141" w:firstLine="426"/>
+        <w:jc w:val="both"/>
+        <w:textAlignment w:val="baseline"/>
+        <w:rPr>
+          <w:rFonts w:ascii="Times New Roman" w:eastAsia="MS Mincho" w:hAnsi="Times New Roman" w:cs="Times New Roman"/>
+          <w:sz w:val="20"/>
+          <w:szCs w:val="20"/>
+          <w:lang w:val="uk-UA" w:eastAsia="ru-RU"/>
+        </w:rPr>
+      </w:pPr>
+      <w:r>
+        <w:rPr>
+          <w:rFonts w:ascii="Times New Roman" w:eastAsia="MS Mincho" w:hAnsi="Times New Roman" w:cs="Times New Roman"/>
+          <w:sz w:val="20"/>
+          <w:szCs w:val="20"/>
+          <w:lang w:val="uk-UA" w:eastAsia="ru-RU"/>
+        </w:rPr>
+        <w:lastRenderedPageBreak/>
+        <w:t>8.9</w:t>
+      </w:r>
+      <w:r>
+        <w:rPr>
+          <w:rFonts w:ascii="Times New Roman" w:eastAsia="MS Mincho" w:hAnsi="Times New Roman" w:cs="Times New Roman"/>
+          <w:sz w:val="20"/>
+          <w:szCs w:val="20"/>
+          <w:lang w:val="uk-UA" w:eastAsia="ru-RU"/>
+        </w:rPr>
+        <w:t xml:space="preserve">. Сторони домовились про те, що </w:t>
+      </w:r>
+      <w:r>
+        <w:rPr>
+          <w:rFonts w:ascii="Times New Roman" w:eastAsia="MS Mincho" w:hAnsi="Times New Roman" w:cs="Times New Roman"/>
+          <w:sz w:val="20"/>
+          <w:szCs w:val="20"/>
+          <w:lang w:val="uk-UA" w:eastAsia="ru-RU"/>
+        </w:rPr>
+        <w:t>каталог</w:t>
+      </w:r>
+      <w:r>
+        <w:rPr>
+          <w:rFonts w:ascii="Times New Roman" w:eastAsia="MS Mincho" w:hAnsi="Times New Roman" w:cs="Times New Roman"/>
+          <w:sz w:val="20"/>
+          <w:szCs w:val="20"/>
+          <w:lang w:val="uk-UA" w:eastAsia="ru-RU"/>
+        </w:rPr>
+        <w:t xml:space="preserve"> </w:t>
+      </w:r>
+      <w:r>
+        <w:rPr>
+          <w:rFonts w:ascii="Times New Roman" w:eastAsia="MS Mincho" w:hAnsi="Times New Roman" w:cs="Times New Roman"/>
+          <w:sz w:val="20"/>
+          <w:szCs w:val="20"/>
+          <w:lang w:val="uk-UA" w:eastAsia="ru-RU"/>
+        </w:rPr>
+        <w:t xml:space="preserve">ГО УААСП </w:t>
+      </w:r>
+      <w:r>
+        <w:rPr>
+          <w:rFonts w:ascii="Times New Roman" w:eastAsia="MS Mincho" w:hAnsi="Times New Roman" w:cs="Times New Roman"/>
+          <w:sz w:val="20"/>
+          <w:szCs w:val="20"/>
+          <w:lang w:val="uk-UA" w:eastAsia="ru-RU"/>
+        </w:rPr>
+        <w:t xml:space="preserve">має електронну форму, і Користувач визнає таку форму </w:t>
+      </w:r>
+      <w:r>
+        <w:rPr>
+          <w:rFonts w:ascii="Times New Roman" w:eastAsia="MS Mincho" w:hAnsi="Times New Roman" w:cs="Times New Roman"/>
+          <w:sz w:val="20"/>
+          <w:szCs w:val="20"/>
+          <w:lang w:val="uk-UA" w:eastAsia="ru-RU"/>
+        </w:rPr>
+        <w:t>каталог</w:t>
+      </w:r>
+      <w:r>
+        <w:rPr>
+          <w:rFonts w:ascii="Times New Roman" w:eastAsia="MS Mincho" w:hAnsi="Times New Roman" w:cs="Times New Roman"/>
+          <w:sz w:val="20"/>
+          <w:szCs w:val="20"/>
+          <w:lang w:val="uk-UA" w:eastAsia="ru-RU"/>
+        </w:rPr>
+        <w:t xml:space="preserve">у </w:t>
+      </w:r>
+      <w:r>
+        <w:rPr>
+          <w:rFonts w:ascii="Times New Roman" w:eastAsia="MS Mincho" w:hAnsi="Times New Roman" w:cs="Times New Roman"/>
+          <w:sz w:val="20"/>
+          <w:szCs w:val="20"/>
+          <w:lang w:val="uk-UA" w:eastAsia="ru-RU"/>
+        </w:rPr>
+        <w:t xml:space="preserve">ГО УААСП </w:t>
+      </w:r>
+      <w:r>
+        <w:rPr>
+          <w:rFonts w:ascii="Times New Roman" w:eastAsia="MS Mincho" w:hAnsi="Times New Roman" w:cs="Times New Roman"/>
+          <w:sz w:val="20"/>
+          <w:szCs w:val="20"/>
+          <w:lang w:val="uk-UA" w:eastAsia="ru-RU"/>
+        </w:rPr>
+        <w:t xml:space="preserve">прирівняною до письмової форми. </w:t>
+      </w:r>
+    </w:p>
+    <w:p>
+      <w:pPr>
+        <w:overflowPunct w:val="0"/>
+        <w:autoSpaceDE w:val="0"/>
+        <w:autoSpaceDN w:val="0"/>
+        <w:adjustRightInd w:val="0"/>
+        <w:spacing w:after="0" w:line="276" w:lineRule="auto"/>
+        <w:ind w:right="-141" w:firstLine="426"/>
+        <w:jc w:val="both"/>
+        <w:textAlignment w:val="baseline"/>
+        <w:rPr>
+          <w:rFonts w:ascii="Times New Roman" w:eastAsia="MS Mincho" w:hAnsi="Times New Roman" w:cs="Times New Roman"/>
+          <w:sz w:val="20"/>
+          <w:szCs w:val="20"/>
+          <w:lang w:val="uk-UA" w:eastAsia="ru-RU"/>
+        </w:rPr>
+      </w:pPr>
+      <w:r>
+        <w:rPr>
+          <w:rFonts w:ascii="Times New Roman" w:eastAsia="MS Mincho" w:hAnsi="Times New Roman" w:cs="Times New Roman"/>
+          <w:sz w:val="20"/>
+          <w:szCs w:val="20"/>
+          <w:lang w:val="uk-UA" w:eastAsia="ru-RU"/>
+        </w:rPr>
+        <w:t>8.10</w:t>
+      </w:r>
+      <w:r>
+        <w:rPr>
+          <w:rFonts w:ascii="Times New Roman" w:eastAsia="MS Mincho" w:hAnsi="Times New Roman" w:cs="Times New Roman"/>
+          <w:sz w:val="20"/>
+          <w:szCs w:val="20"/>
+          <w:lang w:val="uk-UA" w:eastAsia="ru-RU"/>
+        </w:rPr>
+        <w:t>. Витрати кожної із Сторін, пов’язані з виконанням зобов’язань за даним Договором, відшкодовуються самостійно, силами кожної із Сторін.</w:t>
+      </w:r>
+    </w:p>
+    <w:p>
+      <w:pPr>
+        <w:overflowPunct w:val="0"/>
+        <w:autoSpaceDE w:val="0"/>
+        <w:autoSpaceDN w:val="0"/>
+        <w:adjustRightInd w:val="0"/>
+        <w:spacing w:after="0" w:line="276" w:lineRule="auto"/>
+        <w:ind w:right="-141" w:firstLine="426"/>
+        <w:jc w:val="both"/>
+        <w:textAlignment w:val="baseline"/>
+        <w:rPr>
+          <w:rFonts w:ascii="Times New Roman" w:eastAsia="MS Mincho" w:hAnsi="Times New Roman" w:cs="Times New Roman"/>
+          <w:sz w:val="20"/>
+          <w:szCs w:val="20"/>
+          <w:lang w:eastAsia="ru-RU"/>
+        </w:rPr>
+      </w:pPr>
+      <w:r>
+        <w:rPr>
+          <w:rFonts w:ascii="Times New Roman" w:eastAsia="MS Mincho" w:hAnsi="Times New Roman" w:cs="Times New Roman"/>
+          <w:sz w:val="20"/>
+          <w:szCs w:val="20"/>
+          <w:lang w:val="uk-UA" w:eastAsia="ru-RU"/>
+        </w:rPr>
+        <w:t>8.11</w:t>
+      </w:r>
+      <w:r>
+        <w:rPr>
+          <w:rFonts w:ascii="Times New Roman" w:eastAsia="MS Mincho" w:hAnsi="Times New Roman" w:cs="Times New Roman"/>
+          <w:sz w:val="20"/>
+          <w:szCs w:val="20"/>
+          <w:lang w:val="uk-UA" w:eastAsia="ru-RU"/>
+        </w:rPr>
+        <w:t xml:space="preserve">. </w:t>
+      </w:r>
+      <w:r>
+        <w:rPr>
+          <w:rFonts w:ascii="Times New Roman" w:eastAsia="MS Mincho" w:hAnsi="Times New Roman" w:cs="Times New Roman"/>
+          <w:sz w:val="20"/>
+          <w:szCs w:val="20"/>
+          <w:lang w:val="uk-UA" w:eastAsia="ru-RU"/>
+        </w:rPr>
+        <w:t xml:space="preserve">ГО УААСП </w:t>
+      </w:r>
+      <w:r>
+        <w:rPr>
+          <w:rFonts w:ascii="Times New Roman" w:eastAsia="MS Mincho" w:hAnsi="Times New Roman" w:cs="Times New Roman"/>
+          <w:sz w:val="20"/>
+          <w:szCs w:val="20"/>
+          <w:lang w:val="uk-UA" w:eastAsia="ru-RU"/>
+        </w:rPr>
+        <w:t xml:space="preserve">на вимогу автора або іншого правовласника може заборонити Користувачу публічно виконувати один або декілька конкретних творів з свого </w:t>
+      </w:r>
+      <w:r>
+        <w:rPr>
+          <w:rFonts w:ascii="Times New Roman" w:eastAsia="MS Mincho" w:hAnsi="Times New Roman" w:cs="Times New Roman"/>
+          <w:sz w:val="20"/>
+          <w:szCs w:val="20"/>
+          <w:lang w:val="uk-UA" w:eastAsia="ru-RU"/>
+        </w:rPr>
+        <w:t>каталог</w:t>
+      </w:r>
+      <w:r>
+        <w:rPr>
+          <w:rFonts w:ascii="Times New Roman" w:eastAsia="MS Mincho" w:hAnsi="Times New Roman" w:cs="Times New Roman"/>
+          <w:sz w:val="20"/>
+          <w:szCs w:val="20"/>
+          <w:lang w:val="uk-UA" w:eastAsia="ru-RU"/>
+        </w:rPr>
+        <w:t>у.</w:t>
+      </w:r>
+    </w:p>
+    <w:p>
+      <w:pPr>
+        <w:overflowPunct w:val="0"/>
+        <w:autoSpaceDE w:val="0"/>
+        <w:autoSpaceDN w:val="0"/>
+        <w:adjustRightInd w:val="0"/>
+        <w:spacing w:after="0" w:line="276" w:lineRule="auto"/>
+        <w:ind w:right="-141" w:firstLine="426"/>
+        <w:jc w:val="both"/>
+        <w:textAlignment w:val="baseline"/>
+        <w:rPr>
+          <w:rFonts w:ascii="Times New Roman" w:eastAsia="MS Mincho" w:hAnsi="Times New Roman" w:cs="Times New Roman"/>
+          <w:bCs/>
+          <w:sz w:val="20"/>
+          <w:szCs w:val="20"/>
+          <w:lang w:val="uk-UA" w:eastAsia="ru-RU"/>
+        </w:rPr>
+      </w:pPr>
+      <w:r>
+        <w:rPr>
+          <w:rFonts w:ascii="Times New Roman" w:eastAsia="MS Mincho" w:hAnsi="Times New Roman" w:cs="Times New Roman"/>
+          <w:bCs/>
+          <w:sz w:val="20"/>
+          <w:szCs w:val="20"/>
+          <w:lang w:eastAsia="ru-RU"/>
+        </w:rPr>
+        <w:t>8.1</w:t>
+      </w:r>
+      <w:r>
+        <w:rPr>
+          <w:rFonts w:ascii="Times New Roman" w:eastAsia="MS Mincho" w:hAnsi="Times New Roman" w:cs="Times New Roman"/>
+          <w:bCs/>
+          <w:sz w:val="20"/>
+          <w:szCs w:val="20"/>
+          <w:lang w:val="uk-UA" w:eastAsia="ru-RU"/>
+        </w:rPr>
+        <w:t>2</w:t>
+      </w:r>
+      <w:r>
+        <w:rPr>
+          <w:rFonts w:ascii="Times New Roman" w:eastAsia="MS Mincho" w:hAnsi="Times New Roman" w:cs="Times New Roman"/>
+          <w:bCs/>
+          <w:sz w:val="20"/>
+          <w:szCs w:val="20"/>
+          <w:lang w:eastAsia="ru-RU"/>
+        </w:rPr>
+        <w:t>.</w:t>
+      </w:r>
+      <w:r>
+        <w:rPr>
+          <w:rFonts w:ascii="Times New Roman" w:eastAsia="MS Mincho" w:hAnsi="Times New Roman" w:cs="Times New Roman"/>
+          <w:bCs/>
+          <w:sz w:val="20"/>
+          <w:szCs w:val="20"/>
+          <w:lang w:val="uk-UA" w:eastAsia="ru-RU"/>
+        </w:rPr>
+        <w:t xml:space="preserve"> </w:t>
+      </w:r>
+      <w:r>
+        <w:rPr>
+          <w:rFonts w:ascii="Times New Roman" w:eastAsia="MS Mincho" w:hAnsi="Times New Roman" w:cs="Times New Roman"/>
+          <w:bCs/>
+          <w:sz w:val="20"/>
+          <w:szCs w:val="20"/>
+          <w:lang w:val="uk-UA" w:eastAsia="ru-RU"/>
+        </w:rPr>
+        <w:t>Договір укладено українською мовою у 2 (двох) примірниках, які мають однакову юридичну силу, по одному для кожної із Сторін.</w:t>
+      </w:r>
+    </w:p>
+    <w:p>
+      <w:pPr>
+        <w:overflowPunct w:val="0"/>
+        <w:autoSpaceDE w:val="0"/>
+        <w:autoSpaceDN w:val="0"/>
+        <w:adjustRightInd w:val="0"/>
+        <w:spacing w:after="0" w:line="276" w:lineRule="auto"/>
+        <w:ind w:right="-141" w:firstLine="426"/>
+        <w:jc w:val="both"/>
+        <w:textAlignment w:val="baseline"/>
+        <w:rPr>
+          <w:rFonts w:ascii="Times New Roman" w:hAnsi="Times New Roman" w:cs="Times New Roman"/>
+          <w:sz w:val="20"/>
+          <w:szCs w:val="20"/>
+        </w:rPr>
+      </w:pPr>
+      <w:r>
+        <w:rPr>
+          <w:rFonts w:ascii="Times New Roman" w:eastAsia="MS Mincho" w:hAnsi="Times New Roman" w:cs="Times New Roman"/>
+          <w:sz w:val="20"/>
+          <w:szCs w:val="20"/>
+          <w:lang w:val="uk-UA" w:eastAsia="ru-RU"/>
+        </w:rPr>
+        <w:t>8.13</w:t>
+      </w:r>
+      <w:r>
+        <w:rPr>
+          <w:rFonts w:ascii="Times New Roman" w:eastAsia="MS Mincho" w:hAnsi="Times New Roman" w:cs="Times New Roman"/>
+          <w:sz w:val="20"/>
+          <w:szCs w:val="20"/>
+          <w:lang w:val="uk-UA" w:eastAsia="ru-RU"/>
+        </w:rPr>
+        <w:t xml:space="preserve">. </w:t>
+      </w:r>
+      <w:r>
+        <w:rPr>
+          <w:rFonts w:ascii="Times New Roman" w:hAnsi="Times New Roman" w:cs="Times New Roman"/>
+          <w:sz w:val="20"/>
+          <w:szCs w:val="20"/>
+        </w:rPr>
+        <w:t xml:space="preserve">У </w:t>
+      </w:r>
+      <w:proofErr w:type="spellStart"/>
+      <w:r>
+        <w:rPr>
+          <w:rFonts w:ascii="Times New Roman" w:hAnsi="Times New Roman" w:cs="Times New Roman"/>
+          <w:sz w:val="20"/>
+          <w:szCs w:val="20"/>
+        </w:rPr>
+        <w:t>підтвердження</w:t>
+      </w:r>
+      <w:proofErr w:type="spellEnd"/>
+      <w:r>
+        <w:rPr>
+          <w:rFonts w:ascii="Times New Roman" w:hAnsi="Times New Roman" w:cs="Times New Roman"/>
+          <w:sz w:val="20"/>
+          <w:szCs w:val="20"/>
+        </w:rPr>
+        <w:t xml:space="preserve"> того, </w:t>
+      </w:r>
+      <w:proofErr w:type="spellStart"/>
+      <w:r>
+        <w:rPr>
+          <w:rFonts w:ascii="Times New Roman" w:hAnsi="Times New Roman" w:cs="Times New Roman"/>
+          <w:sz w:val="20"/>
+          <w:szCs w:val="20"/>
+        </w:rPr>
+        <w:t>що</w:t>
+      </w:r>
+      <w:proofErr w:type="spellEnd"/>
+      <w:r>
+        <w:rPr>
+          <w:rFonts w:ascii="Times New Roman" w:hAnsi="Times New Roman" w:cs="Times New Roman"/>
+          <w:sz w:val="20"/>
+          <w:szCs w:val="20"/>
+        </w:rPr>
+        <w:t xml:space="preserve"> </w:t>
+      </w:r>
+      <w:proofErr w:type="spellStart"/>
+      <w:r>
+        <w:rPr>
+          <w:rFonts w:ascii="Times New Roman" w:hAnsi="Times New Roman" w:cs="Times New Roman"/>
+          <w:sz w:val="20"/>
+          <w:szCs w:val="20"/>
+        </w:rPr>
+        <w:t>Користувач</w:t>
+      </w:r>
+      <w:proofErr w:type="spellEnd"/>
+      <w:r>
+        <w:rPr>
+          <w:rFonts w:ascii="Times New Roman" w:hAnsi="Times New Roman" w:cs="Times New Roman"/>
+          <w:sz w:val="20"/>
+          <w:szCs w:val="20"/>
+        </w:rPr>
+        <w:t xml:space="preserve"> до моменту </w:t>
+      </w:r>
+      <w:proofErr w:type="spellStart"/>
+      <w:r>
+        <w:rPr>
+          <w:rFonts w:ascii="Times New Roman" w:hAnsi="Times New Roman" w:cs="Times New Roman"/>
+          <w:sz w:val="20"/>
+          <w:szCs w:val="20"/>
+        </w:rPr>
+        <w:t>підписання</w:t>
+      </w:r>
+      <w:proofErr w:type="spellEnd"/>
+      <w:r>
+        <w:rPr>
+          <w:rFonts w:ascii="Times New Roman" w:hAnsi="Times New Roman" w:cs="Times New Roman"/>
+          <w:sz w:val="20"/>
+          <w:szCs w:val="20"/>
+        </w:rPr>
+        <w:t xml:space="preserve"> </w:t>
+      </w:r>
+      <w:proofErr w:type="spellStart"/>
+      <w:r>
+        <w:rPr>
+          <w:rFonts w:ascii="Times New Roman" w:hAnsi="Times New Roman" w:cs="Times New Roman"/>
+          <w:sz w:val="20"/>
+          <w:szCs w:val="20"/>
+        </w:rPr>
+        <w:t>даного</w:t>
+      </w:r>
+      <w:proofErr w:type="spellEnd"/>
+      <w:r>
+        <w:rPr>
+          <w:rFonts w:ascii="Times New Roman" w:hAnsi="Times New Roman" w:cs="Times New Roman"/>
+          <w:sz w:val="20"/>
+          <w:szCs w:val="20"/>
+        </w:rPr>
+        <w:t xml:space="preserve"> Договору </w:t>
+      </w:r>
+      <w:proofErr w:type="spellStart"/>
+      <w:r>
+        <w:rPr>
+          <w:rFonts w:ascii="Times New Roman" w:hAnsi="Times New Roman" w:cs="Times New Roman"/>
+          <w:sz w:val="20"/>
+          <w:szCs w:val="20"/>
+        </w:rPr>
+        <w:t>ознайомився</w:t>
+      </w:r>
+      <w:proofErr w:type="spellEnd"/>
+      <w:r>
+        <w:rPr>
+          <w:rFonts w:ascii="Times New Roman" w:hAnsi="Times New Roman" w:cs="Times New Roman"/>
+          <w:sz w:val="20"/>
+          <w:szCs w:val="20"/>
+        </w:rPr>
+        <w:t xml:space="preserve"> з </w:t>
+      </w:r>
+      <w:proofErr w:type="spellStart"/>
+      <w:r>
+        <w:rPr>
+          <w:rFonts w:ascii="Times New Roman" w:hAnsi="Times New Roman" w:cs="Times New Roman"/>
+          <w:sz w:val="20"/>
+          <w:szCs w:val="20"/>
+          <w:lang w:val="uk-UA"/>
+        </w:rPr>
+        <w:t>каталого</w:t>
+      </w:r>
+      <w:proofErr w:type="spellEnd"/>
+      <w:r>
+        <w:rPr>
+          <w:rFonts w:ascii="Times New Roman" w:hAnsi="Times New Roman" w:cs="Times New Roman"/>
+          <w:sz w:val="20"/>
+          <w:szCs w:val="20"/>
+        </w:rPr>
+        <w:t>м</w:t>
+      </w:r>
+      <w:r>
+        <w:rPr>
+          <w:rFonts w:ascii="Times New Roman" w:hAnsi="Times New Roman" w:cs="Times New Roman"/>
+          <w:sz w:val="20"/>
+          <w:szCs w:val="20"/>
+          <w:lang w:val="uk-UA"/>
+        </w:rPr>
+        <w:t xml:space="preserve"> </w:t>
+      </w:r>
+      <w:r>
+        <w:rPr>
+          <w:rFonts w:ascii="Times New Roman" w:hAnsi="Times New Roman" w:cs="Times New Roman"/>
+          <w:sz w:val="20"/>
+          <w:szCs w:val="20"/>
+        </w:rPr>
+        <w:t>ГО УААСП,</w:t>
+      </w:r>
+      <w:r>
+        <w:rPr>
+          <w:rFonts w:ascii="Times New Roman" w:hAnsi="Times New Roman" w:cs="Times New Roman"/>
+          <w:sz w:val="20"/>
+          <w:szCs w:val="20"/>
+          <w:lang w:val="uk-UA"/>
+        </w:rPr>
+        <w:t xml:space="preserve"> а також</w:t>
+      </w:r>
+      <w:r>
+        <w:rPr>
+          <w:rFonts w:ascii="Times New Roman" w:hAnsi="Times New Roman" w:cs="Times New Roman"/>
+          <w:sz w:val="20"/>
+          <w:szCs w:val="20"/>
+        </w:rPr>
+        <w:t xml:space="preserve"> </w:t>
+      </w:r>
+      <w:r>
+        <w:rPr>
+          <w:rFonts w:ascii="Times New Roman" w:hAnsi="Times New Roman" w:cs="Times New Roman"/>
+          <w:sz w:val="20"/>
+          <w:szCs w:val="20"/>
+          <w:lang w:val="uk-UA"/>
+        </w:rPr>
+        <w:t xml:space="preserve">діючими попередніми </w:t>
+      </w:r>
+      <w:r>
+        <w:rPr>
+          <w:rFonts w:ascii="Times New Roman" w:hAnsi="Times New Roman" w:cs="Times New Roman"/>
+          <w:sz w:val="20"/>
+          <w:szCs w:val="20"/>
+          <w:lang w:val="uk-UA"/>
+        </w:rPr>
+        <w:t>тарифами, затвердженими Загальними зборами членів ГО УААСП,</w:t>
+      </w:r>
+      <w:r>
+        <w:rPr>
+          <w:rFonts w:ascii="Times New Roman" w:hAnsi="Times New Roman" w:cs="Times New Roman"/>
+          <w:sz w:val="20"/>
+          <w:szCs w:val="20"/>
+        </w:rPr>
+        <w:t xml:space="preserve"> у </w:t>
+      </w:r>
+      <w:proofErr w:type="spellStart"/>
+      <w:r>
+        <w:rPr>
+          <w:rFonts w:ascii="Times New Roman" w:hAnsi="Times New Roman" w:cs="Times New Roman"/>
+          <w:sz w:val="20"/>
+          <w:szCs w:val="20"/>
+        </w:rPr>
+        <w:t>підтвердження</w:t>
+      </w:r>
+      <w:proofErr w:type="spellEnd"/>
+      <w:r>
+        <w:rPr>
+          <w:rFonts w:ascii="Times New Roman" w:hAnsi="Times New Roman" w:cs="Times New Roman"/>
+          <w:sz w:val="20"/>
+          <w:szCs w:val="20"/>
+        </w:rPr>
+        <w:t xml:space="preserve"> того, </w:t>
+      </w:r>
+      <w:proofErr w:type="spellStart"/>
+      <w:r>
+        <w:rPr>
+          <w:rFonts w:ascii="Times New Roman" w:hAnsi="Times New Roman" w:cs="Times New Roman"/>
+          <w:sz w:val="20"/>
+          <w:szCs w:val="20"/>
+        </w:rPr>
+        <w:t>що</w:t>
+      </w:r>
+      <w:proofErr w:type="spellEnd"/>
+      <w:r>
+        <w:rPr>
+          <w:rFonts w:ascii="Times New Roman" w:hAnsi="Times New Roman" w:cs="Times New Roman"/>
+          <w:sz w:val="20"/>
+          <w:szCs w:val="20"/>
+        </w:rPr>
+        <w:t xml:space="preserve"> </w:t>
+      </w:r>
+      <w:proofErr w:type="spellStart"/>
+      <w:r>
+        <w:rPr>
+          <w:rFonts w:ascii="Times New Roman" w:hAnsi="Times New Roman" w:cs="Times New Roman"/>
+          <w:sz w:val="20"/>
+          <w:szCs w:val="20"/>
+        </w:rPr>
+        <w:t>Сторони</w:t>
+      </w:r>
+      <w:proofErr w:type="spellEnd"/>
+      <w:r>
+        <w:rPr>
+          <w:rFonts w:ascii="Times New Roman" w:hAnsi="Times New Roman" w:cs="Times New Roman"/>
+          <w:sz w:val="20"/>
+          <w:szCs w:val="20"/>
+        </w:rPr>
+        <w:t xml:space="preserve"> </w:t>
+      </w:r>
+      <w:proofErr w:type="spellStart"/>
+      <w:r>
+        <w:rPr>
+          <w:rFonts w:ascii="Times New Roman" w:hAnsi="Times New Roman" w:cs="Times New Roman"/>
+          <w:sz w:val="20"/>
+          <w:szCs w:val="20"/>
+        </w:rPr>
+        <w:t>розуміють</w:t>
+      </w:r>
+      <w:proofErr w:type="spellEnd"/>
+      <w:r>
+        <w:rPr>
+          <w:rFonts w:ascii="Times New Roman" w:hAnsi="Times New Roman" w:cs="Times New Roman"/>
+          <w:sz w:val="20"/>
+          <w:szCs w:val="20"/>
+        </w:rPr>
+        <w:t xml:space="preserve"> </w:t>
+      </w:r>
+      <w:proofErr w:type="spellStart"/>
+      <w:r>
+        <w:rPr>
+          <w:rFonts w:ascii="Times New Roman" w:hAnsi="Times New Roman" w:cs="Times New Roman"/>
+          <w:sz w:val="20"/>
+          <w:szCs w:val="20"/>
+        </w:rPr>
+        <w:t>визначення</w:t>
+      </w:r>
+      <w:proofErr w:type="spellEnd"/>
+      <w:r>
+        <w:rPr>
+          <w:rFonts w:ascii="Times New Roman" w:hAnsi="Times New Roman" w:cs="Times New Roman"/>
+          <w:sz w:val="20"/>
+          <w:szCs w:val="20"/>
+        </w:rPr>
+        <w:t xml:space="preserve"> </w:t>
+      </w:r>
+      <w:proofErr w:type="spellStart"/>
+      <w:r>
+        <w:rPr>
+          <w:rFonts w:ascii="Times New Roman" w:hAnsi="Times New Roman" w:cs="Times New Roman"/>
+          <w:sz w:val="20"/>
+          <w:szCs w:val="20"/>
+        </w:rPr>
+        <w:t>всіх</w:t>
+      </w:r>
+      <w:proofErr w:type="spellEnd"/>
+      <w:r>
+        <w:rPr>
+          <w:rFonts w:ascii="Times New Roman" w:hAnsi="Times New Roman" w:cs="Times New Roman"/>
+          <w:sz w:val="20"/>
+          <w:szCs w:val="20"/>
+        </w:rPr>
+        <w:t xml:space="preserve"> </w:t>
+      </w:r>
+      <w:proofErr w:type="spellStart"/>
+      <w:r>
+        <w:rPr>
+          <w:rFonts w:ascii="Times New Roman" w:hAnsi="Times New Roman" w:cs="Times New Roman"/>
+          <w:sz w:val="20"/>
+          <w:szCs w:val="20"/>
+        </w:rPr>
+        <w:t>термінів</w:t>
+      </w:r>
+      <w:proofErr w:type="spellEnd"/>
+      <w:r>
+        <w:rPr>
+          <w:rFonts w:ascii="Times New Roman" w:hAnsi="Times New Roman" w:cs="Times New Roman"/>
+          <w:sz w:val="20"/>
+          <w:szCs w:val="20"/>
+        </w:rPr>
+        <w:t xml:space="preserve">, </w:t>
+      </w:r>
+      <w:proofErr w:type="spellStart"/>
+      <w:r>
+        <w:rPr>
+          <w:rFonts w:ascii="Times New Roman" w:hAnsi="Times New Roman" w:cs="Times New Roman"/>
+          <w:sz w:val="20"/>
+          <w:szCs w:val="20"/>
+        </w:rPr>
+        <w:t>які</w:t>
+      </w:r>
+      <w:proofErr w:type="spellEnd"/>
+      <w:r>
+        <w:rPr>
+          <w:rFonts w:ascii="Times New Roman" w:hAnsi="Times New Roman" w:cs="Times New Roman"/>
+          <w:sz w:val="20"/>
+          <w:szCs w:val="20"/>
+        </w:rPr>
+        <w:t xml:space="preserve"> </w:t>
+      </w:r>
+      <w:proofErr w:type="spellStart"/>
+      <w:r>
+        <w:rPr>
+          <w:rFonts w:ascii="Times New Roman" w:hAnsi="Times New Roman" w:cs="Times New Roman"/>
+          <w:sz w:val="20"/>
+          <w:szCs w:val="20"/>
+        </w:rPr>
+        <w:t>містяться</w:t>
+      </w:r>
+      <w:proofErr w:type="spellEnd"/>
+      <w:r>
+        <w:rPr>
+          <w:rFonts w:ascii="Times New Roman" w:hAnsi="Times New Roman" w:cs="Times New Roman"/>
+          <w:sz w:val="20"/>
+          <w:szCs w:val="20"/>
+        </w:rPr>
+        <w:t xml:space="preserve"> в </w:t>
+      </w:r>
+      <w:proofErr w:type="spellStart"/>
+      <w:r>
+        <w:rPr>
+          <w:rFonts w:ascii="Times New Roman" w:hAnsi="Times New Roman" w:cs="Times New Roman"/>
+          <w:sz w:val="20"/>
+          <w:szCs w:val="20"/>
+        </w:rPr>
+        <w:t>даному</w:t>
+      </w:r>
+      <w:proofErr w:type="spellEnd"/>
+      <w:r>
+        <w:rPr>
+          <w:rFonts w:ascii="Times New Roman" w:hAnsi="Times New Roman" w:cs="Times New Roman"/>
+          <w:sz w:val="20"/>
+          <w:szCs w:val="20"/>
+        </w:rPr>
+        <w:t xml:space="preserve"> </w:t>
+      </w:r>
+      <w:proofErr w:type="spellStart"/>
+      <w:r>
+        <w:rPr>
+          <w:rFonts w:ascii="Times New Roman" w:hAnsi="Times New Roman" w:cs="Times New Roman"/>
+          <w:sz w:val="20"/>
+          <w:szCs w:val="20"/>
+        </w:rPr>
+        <w:t>Договорі</w:t>
+      </w:r>
+      <w:proofErr w:type="spellEnd"/>
+      <w:r>
+        <w:rPr>
+          <w:rFonts w:ascii="Times New Roman" w:hAnsi="Times New Roman" w:cs="Times New Roman"/>
+          <w:sz w:val="20"/>
+          <w:szCs w:val="20"/>
+        </w:rPr>
+        <w:t xml:space="preserve">, </w:t>
+      </w:r>
+      <w:proofErr w:type="spellStart"/>
+      <w:r>
+        <w:rPr>
+          <w:rFonts w:ascii="Times New Roman" w:hAnsi="Times New Roman" w:cs="Times New Roman"/>
+          <w:sz w:val="20"/>
+          <w:szCs w:val="20"/>
+        </w:rPr>
+        <w:t>юридичні</w:t>
+      </w:r>
+      <w:proofErr w:type="spellEnd"/>
+      <w:r>
+        <w:rPr>
+          <w:rFonts w:ascii="Times New Roman" w:hAnsi="Times New Roman" w:cs="Times New Roman"/>
+          <w:sz w:val="20"/>
+          <w:szCs w:val="20"/>
+        </w:rPr>
+        <w:t xml:space="preserve"> </w:t>
+      </w:r>
+      <w:proofErr w:type="spellStart"/>
+      <w:r>
+        <w:rPr>
+          <w:rFonts w:ascii="Times New Roman" w:hAnsi="Times New Roman" w:cs="Times New Roman"/>
+          <w:sz w:val="20"/>
+          <w:szCs w:val="20"/>
+        </w:rPr>
+        <w:t>наслідки</w:t>
+      </w:r>
+      <w:proofErr w:type="spellEnd"/>
+      <w:r>
+        <w:rPr>
+          <w:rFonts w:ascii="Times New Roman" w:hAnsi="Times New Roman" w:cs="Times New Roman"/>
+          <w:sz w:val="20"/>
+          <w:szCs w:val="20"/>
+        </w:rPr>
+        <w:t xml:space="preserve"> </w:t>
+      </w:r>
+      <w:proofErr w:type="spellStart"/>
+      <w:r>
+        <w:rPr>
+          <w:rFonts w:ascii="Times New Roman" w:hAnsi="Times New Roman" w:cs="Times New Roman"/>
+          <w:sz w:val="20"/>
+          <w:szCs w:val="20"/>
+        </w:rPr>
+        <w:t>виконання</w:t>
+      </w:r>
+      <w:proofErr w:type="spellEnd"/>
+      <w:r>
+        <w:rPr>
+          <w:rFonts w:ascii="Times New Roman" w:hAnsi="Times New Roman" w:cs="Times New Roman"/>
+          <w:sz w:val="20"/>
+          <w:szCs w:val="20"/>
+        </w:rPr>
+        <w:t xml:space="preserve"> умов </w:t>
+      </w:r>
+      <w:proofErr w:type="spellStart"/>
+      <w:r>
+        <w:rPr>
+          <w:rFonts w:ascii="Times New Roman" w:hAnsi="Times New Roman" w:cs="Times New Roman"/>
+          <w:sz w:val="20"/>
+          <w:szCs w:val="20"/>
+        </w:rPr>
+        <w:t>даного</w:t>
+      </w:r>
+      <w:proofErr w:type="spellEnd"/>
+      <w:r>
+        <w:rPr>
+          <w:rFonts w:ascii="Times New Roman" w:hAnsi="Times New Roman" w:cs="Times New Roman"/>
+          <w:sz w:val="20"/>
+          <w:szCs w:val="20"/>
+        </w:rPr>
+        <w:t xml:space="preserve"> Договору, в </w:t>
+      </w:r>
+      <w:proofErr w:type="spellStart"/>
+      <w:r>
+        <w:rPr>
+          <w:rFonts w:ascii="Times New Roman" w:hAnsi="Times New Roman" w:cs="Times New Roman"/>
+          <w:sz w:val="20"/>
+          <w:szCs w:val="20"/>
+        </w:rPr>
+        <w:t>підтвердження</w:t>
+      </w:r>
+      <w:proofErr w:type="spellEnd"/>
+      <w:r>
+        <w:rPr>
+          <w:rFonts w:ascii="Times New Roman" w:hAnsi="Times New Roman" w:cs="Times New Roman"/>
+          <w:sz w:val="20"/>
+          <w:szCs w:val="20"/>
+        </w:rPr>
+        <w:t xml:space="preserve"> того, </w:t>
+      </w:r>
+      <w:proofErr w:type="spellStart"/>
+      <w:r>
+        <w:rPr>
+          <w:rFonts w:ascii="Times New Roman" w:hAnsi="Times New Roman" w:cs="Times New Roman"/>
+          <w:sz w:val="20"/>
+          <w:szCs w:val="20"/>
+        </w:rPr>
+        <w:t>що</w:t>
+      </w:r>
+      <w:proofErr w:type="spellEnd"/>
+      <w:r>
+        <w:rPr>
+          <w:rFonts w:ascii="Times New Roman" w:hAnsi="Times New Roman" w:cs="Times New Roman"/>
+          <w:sz w:val="20"/>
+          <w:szCs w:val="20"/>
+        </w:rPr>
+        <w:t xml:space="preserve"> </w:t>
+      </w:r>
+      <w:proofErr w:type="spellStart"/>
+      <w:r>
+        <w:rPr>
+          <w:rFonts w:ascii="Times New Roman" w:hAnsi="Times New Roman" w:cs="Times New Roman"/>
+          <w:sz w:val="20"/>
+          <w:szCs w:val="20"/>
+        </w:rPr>
+        <w:t>даний</w:t>
+      </w:r>
+      <w:proofErr w:type="spellEnd"/>
+      <w:r>
+        <w:rPr>
+          <w:rFonts w:ascii="Times New Roman" w:hAnsi="Times New Roman" w:cs="Times New Roman"/>
+          <w:sz w:val="20"/>
+          <w:szCs w:val="20"/>
+        </w:rPr>
+        <w:t xml:space="preserve"> </w:t>
+      </w:r>
+      <w:proofErr w:type="spellStart"/>
+      <w:r>
+        <w:rPr>
+          <w:rFonts w:ascii="Times New Roman" w:hAnsi="Times New Roman" w:cs="Times New Roman"/>
+          <w:sz w:val="20"/>
+          <w:szCs w:val="20"/>
+        </w:rPr>
+        <w:t>Договір</w:t>
+      </w:r>
+      <w:proofErr w:type="spellEnd"/>
+      <w:r>
+        <w:rPr>
+          <w:rFonts w:ascii="Times New Roman" w:hAnsi="Times New Roman" w:cs="Times New Roman"/>
+          <w:sz w:val="20"/>
+          <w:szCs w:val="20"/>
+        </w:rPr>
+        <w:t xml:space="preserve"> </w:t>
+      </w:r>
+      <w:proofErr w:type="spellStart"/>
+      <w:r>
+        <w:rPr>
+          <w:rFonts w:ascii="Times New Roman" w:hAnsi="Times New Roman" w:cs="Times New Roman"/>
+          <w:sz w:val="20"/>
+          <w:szCs w:val="20"/>
+        </w:rPr>
+        <w:t>містить</w:t>
+      </w:r>
+      <w:proofErr w:type="spellEnd"/>
+      <w:r>
+        <w:rPr>
+          <w:rFonts w:ascii="Times New Roman" w:hAnsi="Times New Roman" w:cs="Times New Roman"/>
+          <w:sz w:val="20"/>
+          <w:szCs w:val="20"/>
+        </w:rPr>
+        <w:t xml:space="preserve"> </w:t>
+      </w:r>
+      <w:proofErr w:type="spellStart"/>
+      <w:r>
+        <w:rPr>
+          <w:rFonts w:ascii="Times New Roman" w:hAnsi="Times New Roman" w:cs="Times New Roman"/>
+          <w:sz w:val="20"/>
+          <w:szCs w:val="20"/>
+        </w:rPr>
+        <w:t>всі</w:t>
+      </w:r>
+      <w:proofErr w:type="spellEnd"/>
+      <w:r>
+        <w:rPr>
+          <w:rFonts w:ascii="Times New Roman" w:hAnsi="Times New Roman" w:cs="Times New Roman"/>
+          <w:sz w:val="20"/>
+          <w:szCs w:val="20"/>
+        </w:rPr>
+        <w:t xml:space="preserve"> </w:t>
+      </w:r>
+      <w:proofErr w:type="spellStart"/>
+      <w:r>
+        <w:rPr>
+          <w:rFonts w:ascii="Times New Roman" w:hAnsi="Times New Roman" w:cs="Times New Roman"/>
+          <w:sz w:val="20"/>
+          <w:szCs w:val="20"/>
+        </w:rPr>
+        <w:t>істотні</w:t>
+      </w:r>
+      <w:proofErr w:type="spellEnd"/>
+      <w:r>
+        <w:rPr>
+          <w:rFonts w:ascii="Times New Roman" w:hAnsi="Times New Roman" w:cs="Times New Roman"/>
+          <w:sz w:val="20"/>
+          <w:szCs w:val="20"/>
+        </w:rPr>
+        <w:t xml:space="preserve"> </w:t>
+      </w:r>
+      <w:proofErr w:type="spellStart"/>
+      <w:r>
+        <w:rPr>
+          <w:rFonts w:ascii="Times New Roman" w:hAnsi="Times New Roman" w:cs="Times New Roman"/>
+          <w:sz w:val="20"/>
+          <w:szCs w:val="20"/>
+        </w:rPr>
+        <w:t>умови</w:t>
+      </w:r>
+      <w:proofErr w:type="spellEnd"/>
+      <w:r>
+        <w:rPr>
+          <w:rFonts w:ascii="Times New Roman" w:hAnsi="Times New Roman" w:cs="Times New Roman"/>
+          <w:sz w:val="20"/>
+          <w:szCs w:val="20"/>
+        </w:rPr>
+        <w:t xml:space="preserve">, про </w:t>
+      </w:r>
+      <w:proofErr w:type="spellStart"/>
+      <w:r>
+        <w:rPr>
+          <w:rFonts w:ascii="Times New Roman" w:hAnsi="Times New Roman" w:cs="Times New Roman"/>
+          <w:sz w:val="20"/>
+          <w:szCs w:val="20"/>
+        </w:rPr>
+        <w:t>які</w:t>
+      </w:r>
+      <w:proofErr w:type="spellEnd"/>
+      <w:r>
+        <w:rPr>
+          <w:rFonts w:ascii="Times New Roman" w:hAnsi="Times New Roman" w:cs="Times New Roman"/>
+          <w:sz w:val="20"/>
+          <w:szCs w:val="20"/>
+        </w:rPr>
+        <w:t xml:space="preserve"> </w:t>
+      </w:r>
+      <w:proofErr w:type="spellStart"/>
+      <w:r>
+        <w:rPr>
+          <w:rFonts w:ascii="Times New Roman" w:hAnsi="Times New Roman" w:cs="Times New Roman"/>
+          <w:sz w:val="20"/>
+          <w:szCs w:val="20"/>
+        </w:rPr>
+        <w:t>Сторони</w:t>
+      </w:r>
+      <w:proofErr w:type="spellEnd"/>
+      <w:r>
+        <w:rPr>
+          <w:rFonts w:ascii="Times New Roman" w:hAnsi="Times New Roman" w:cs="Times New Roman"/>
+          <w:sz w:val="20"/>
+          <w:szCs w:val="20"/>
+        </w:rPr>
+        <w:t xml:space="preserve"> </w:t>
+      </w:r>
+      <w:proofErr w:type="spellStart"/>
+      <w:r>
+        <w:rPr>
+          <w:rFonts w:ascii="Times New Roman" w:hAnsi="Times New Roman" w:cs="Times New Roman"/>
+          <w:sz w:val="20"/>
+          <w:szCs w:val="20"/>
+        </w:rPr>
+        <w:t>мали</w:t>
+      </w:r>
+      <w:proofErr w:type="spellEnd"/>
+      <w:r>
+        <w:rPr>
+          <w:rFonts w:ascii="Times New Roman" w:hAnsi="Times New Roman" w:cs="Times New Roman"/>
+          <w:sz w:val="20"/>
+          <w:szCs w:val="20"/>
+        </w:rPr>
+        <w:t xml:space="preserve"> </w:t>
+      </w:r>
+      <w:proofErr w:type="spellStart"/>
+      <w:r>
+        <w:rPr>
+          <w:rFonts w:ascii="Times New Roman" w:hAnsi="Times New Roman" w:cs="Times New Roman"/>
+          <w:sz w:val="20"/>
+          <w:szCs w:val="20"/>
+        </w:rPr>
+        <w:t>намір</w:t>
+      </w:r>
+      <w:proofErr w:type="spellEnd"/>
+      <w:r>
+        <w:rPr>
+          <w:rFonts w:ascii="Times New Roman" w:hAnsi="Times New Roman" w:cs="Times New Roman"/>
+          <w:sz w:val="20"/>
+          <w:szCs w:val="20"/>
+        </w:rPr>
+        <w:t xml:space="preserve"> </w:t>
+      </w:r>
+      <w:proofErr w:type="spellStart"/>
+      <w:r>
+        <w:rPr>
+          <w:rFonts w:ascii="Times New Roman" w:hAnsi="Times New Roman" w:cs="Times New Roman"/>
+          <w:sz w:val="20"/>
+          <w:szCs w:val="20"/>
+        </w:rPr>
+        <w:t>домовитись</w:t>
+      </w:r>
+      <w:proofErr w:type="spellEnd"/>
+      <w:r>
+        <w:rPr>
+          <w:rFonts w:ascii="Times New Roman" w:hAnsi="Times New Roman" w:cs="Times New Roman"/>
+          <w:sz w:val="20"/>
+          <w:szCs w:val="20"/>
+        </w:rPr>
+        <w:t xml:space="preserve">, </w:t>
+      </w:r>
+      <w:proofErr w:type="spellStart"/>
+      <w:r>
+        <w:rPr>
+          <w:rFonts w:ascii="Times New Roman" w:hAnsi="Times New Roman" w:cs="Times New Roman"/>
+          <w:sz w:val="20"/>
+          <w:szCs w:val="20"/>
+        </w:rPr>
+        <w:t>Сторони</w:t>
+      </w:r>
+      <w:proofErr w:type="spellEnd"/>
+      <w:r>
+        <w:rPr>
+          <w:rFonts w:ascii="Times New Roman" w:hAnsi="Times New Roman" w:cs="Times New Roman"/>
+          <w:sz w:val="20"/>
+          <w:szCs w:val="20"/>
+        </w:rPr>
+        <w:t xml:space="preserve"> поставили </w:t>
+      </w:r>
+      <w:proofErr w:type="spellStart"/>
+      <w:r>
+        <w:rPr>
+          <w:rFonts w:ascii="Times New Roman" w:hAnsi="Times New Roman" w:cs="Times New Roman"/>
+          <w:sz w:val="20"/>
+          <w:szCs w:val="20"/>
+        </w:rPr>
+        <w:t>нижче</w:t>
+      </w:r>
+      <w:proofErr w:type="spellEnd"/>
+      <w:r>
+        <w:rPr>
+          <w:rFonts w:ascii="Times New Roman" w:hAnsi="Times New Roman" w:cs="Times New Roman"/>
+          <w:sz w:val="20"/>
+          <w:szCs w:val="20"/>
+        </w:rPr>
+        <w:t xml:space="preserve"> </w:t>
+      </w:r>
+      <w:proofErr w:type="spellStart"/>
+      <w:r>
+        <w:rPr>
+          <w:rFonts w:ascii="Times New Roman" w:hAnsi="Times New Roman" w:cs="Times New Roman"/>
+          <w:sz w:val="20"/>
+          <w:szCs w:val="20"/>
+        </w:rPr>
+        <w:t>свої</w:t>
+      </w:r>
+      <w:proofErr w:type="spellEnd"/>
+      <w:r>
+        <w:rPr>
+          <w:rFonts w:ascii="Times New Roman" w:hAnsi="Times New Roman" w:cs="Times New Roman"/>
+          <w:sz w:val="20"/>
+          <w:szCs w:val="20"/>
+        </w:rPr>
+        <w:t xml:space="preserve"> </w:t>
+      </w:r>
+      <w:proofErr w:type="spellStart"/>
+      <w:r>
+        <w:rPr>
+          <w:rFonts w:ascii="Times New Roman" w:hAnsi="Times New Roman" w:cs="Times New Roman"/>
+          <w:sz w:val="20"/>
+          <w:szCs w:val="20"/>
+        </w:rPr>
+        <w:t>підписи</w:t>
+      </w:r>
+      <w:proofErr w:type="spellEnd"/>
+      <w:r>
+        <w:rPr>
+          <w:rFonts w:ascii="Times New Roman" w:hAnsi="Times New Roman" w:cs="Times New Roman"/>
+          <w:sz w:val="20"/>
+          <w:szCs w:val="20"/>
+        </w:rPr>
+        <w:t xml:space="preserve"> та печатки.</w:t>
       </w:r>
     </w:p>
     <w:p>
@@ -7063,328 +7273,7 @@
           <w:szCs w:val="20"/>
           <w:lang w:val="uk-UA" w:eastAsia="ru-RU"/>
         </w:rPr>
-        <w:t xml:space="preserve">8.7. Користувач розуміє та погоджується, що у випадку публічного виконання творів під час гастрольних, концертно-видовищних заходів, організованих Користувачем та </w:t>
-      </w:r>
-      <w:r>
-        <w:rPr>
-          <w:rFonts w:ascii="Times New Roman" w:eastAsia="MS Mincho" w:hAnsi="Times New Roman" w:cs="Times New Roman"/>
-          <w:sz w:val="20"/>
-          <w:szCs w:val="20"/>
-          <w:lang w:eastAsia="ru-RU"/>
-        </w:rPr>
-        <w:t xml:space="preserve">/ </w:t>
-      </w:r>
-      <w:r>
-        <w:rPr>
-          <w:rFonts w:ascii="Times New Roman" w:eastAsia="MS Mincho" w:hAnsi="Times New Roman" w:cs="Times New Roman"/>
-          <w:sz w:val="20"/>
-          <w:szCs w:val="20"/>
-          <w:lang w:val="uk-UA" w:eastAsia="ru-RU"/>
-        </w:rPr>
-        <w:t>або на території закладу Користувача, передбаченого п. 2.1. даного Договору, Користувач (або особа, яка орендує заклад Користувача) має попередньо забезпечити підписання окремого відповідного виду ліцензійного договору для отримання необхідного обсягу прав.</w:t>
-      </w:r>
-    </w:p>
-    <w:p>
-      <w:pPr>
-        <w:overflowPunct w:val="0"/>
-        <w:autoSpaceDE w:val="0"/>
-        <w:autoSpaceDN w:val="0"/>
-        <w:adjustRightInd w:val="0"/>
-        <w:spacing w:after="0" w:line="240" w:lineRule="auto"/>
-        <w:ind w:right="-141" w:firstLine="426"/>
-        <w:jc w:val="both"/>
-        <w:textAlignment w:val="baseline"/>
-        <w:rPr>
-          <w:rFonts w:ascii="Times New Roman" w:eastAsia="MS Mincho" w:hAnsi="Times New Roman" w:cs="Times New Roman"/>
-          <w:sz w:val="20"/>
-          <w:szCs w:val="20"/>
-          <w:lang w:val="uk-UA" w:eastAsia="ru-RU"/>
-        </w:rPr>
-      </w:pPr>
-      <w:r>
-        <w:rPr>
-          <w:rFonts w:ascii="Times New Roman" w:eastAsia="MS Mincho" w:hAnsi="Times New Roman" w:cs="Times New Roman"/>
-          <w:sz w:val="20"/>
-          <w:szCs w:val="20"/>
-          <w:lang w:val="uk-UA" w:eastAsia="ru-RU"/>
-        </w:rPr>
-        <w:t xml:space="preserve">8.8. Сторони домовились про те, що </w:t>
-      </w:r>
-      <w:r>
-        <w:rPr>
-          <w:rFonts w:ascii="Times New Roman" w:eastAsia="MS Mincho" w:hAnsi="Times New Roman" w:cs="Times New Roman"/>
-          <w:sz w:val="20"/>
-          <w:szCs w:val="20"/>
-          <w:lang w:val="uk-UA" w:eastAsia="ru-RU"/>
-        </w:rPr>
-        <w:t>каталог</w:t>
-      </w:r>
-      <w:r>
-        <w:rPr>
-          <w:rFonts w:ascii="Times New Roman" w:eastAsia="MS Mincho" w:hAnsi="Times New Roman" w:cs="Times New Roman"/>
-          <w:sz w:val="20"/>
-          <w:szCs w:val="20"/>
-          <w:lang w:val="uk-UA" w:eastAsia="ru-RU"/>
-        </w:rPr>
-        <w:t xml:space="preserve"> </w:t>
-      </w:r>
-      <w:r>
-        <w:rPr>
-          <w:rFonts w:ascii="Times New Roman" w:eastAsia="MS Mincho" w:hAnsi="Times New Roman" w:cs="Times New Roman"/>
-          <w:sz w:val="20"/>
-          <w:szCs w:val="20"/>
-          <w:lang w:val="uk-UA" w:eastAsia="ru-RU"/>
-        </w:rPr>
-        <w:t xml:space="preserve">ГО УААСП </w:t>
-      </w:r>
-      <w:r>
-        <w:rPr>
-          <w:rFonts w:ascii="Times New Roman" w:eastAsia="MS Mincho" w:hAnsi="Times New Roman" w:cs="Times New Roman"/>
-          <w:sz w:val="20"/>
-          <w:szCs w:val="20"/>
-          <w:lang w:val="uk-UA" w:eastAsia="ru-RU"/>
-        </w:rPr>
-        <w:t xml:space="preserve">має електронну форму, і Користувач визнає таку форму </w:t>
-      </w:r>
-      <w:r>
-        <w:rPr>
-          <w:rFonts w:ascii="Times New Roman" w:eastAsia="MS Mincho" w:hAnsi="Times New Roman" w:cs="Times New Roman"/>
-          <w:sz w:val="20"/>
-          <w:szCs w:val="20"/>
-          <w:lang w:val="uk-UA" w:eastAsia="ru-RU"/>
-        </w:rPr>
-        <w:t>каталог</w:t>
-      </w:r>
-      <w:r>
-        <w:rPr>
-          <w:rFonts w:ascii="Times New Roman" w:eastAsia="MS Mincho" w:hAnsi="Times New Roman" w:cs="Times New Roman"/>
-          <w:sz w:val="20"/>
-          <w:szCs w:val="20"/>
-          <w:lang w:val="uk-UA" w:eastAsia="ru-RU"/>
-        </w:rPr>
-        <w:t xml:space="preserve">у </w:t>
-      </w:r>
-      <w:r>
-        <w:rPr>
-          <w:rFonts w:ascii="Times New Roman" w:eastAsia="MS Mincho" w:hAnsi="Times New Roman" w:cs="Times New Roman"/>
-          <w:sz w:val="20"/>
-          <w:szCs w:val="20"/>
-          <w:lang w:val="uk-UA" w:eastAsia="ru-RU"/>
-        </w:rPr>
-        <w:t xml:space="preserve">ГО УААСП </w:t>
-      </w:r>
-      <w:r>
-        <w:rPr>
-          <w:rFonts w:ascii="Times New Roman" w:eastAsia="MS Mincho" w:hAnsi="Times New Roman" w:cs="Times New Roman"/>
-          <w:sz w:val="20"/>
-          <w:szCs w:val="20"/>
-          <w:lang w:val="uk-UA" w:eastAsia="ru-RU"/>
-        </w:rPr>
-        <w:t xml:space="preserve">прирівняною до письмової форми. </w:t>
-      </w:r>
-    </w:p>
-    <w:p>
-      <w:pPr>
-        <w:overflowPunct w:val="0"/>
-        <w:autoSpaceDE w:val="0"/>
-        <w:autoSpaceDN w:val="0"/>
-        <w:adjustRightInd w:val="0"/>
-        <w:spacing w:after="0" w:line="240" w:lineRule="auto"/>
-        <w:ind w:right="-141" w:firstLine="426"/>
-        <w:jc w:val="both"/>
-        <w:textAlignment w:val="baseline"/>
-        <w:rPr>
-          <w:rFonts w:ascii="Times New Roman" w:eastAsia="MS Mincho" w:hAnsi="Times New Roman" w:cs="Times New Roman"/>
-          <w:sz w:val="20"/>
-          <w:szCs w:val="20"/>
-          <w:lang w:val="uk-UA" w:eastAsia="ru-RU"/>
-        </w:rPr>
-      </w:pPr>
-      <w:r>
-        <w:rPr>
-          <w:rFonts w:ascii="Times New Roman" w:eastAsia="MS Mincho" w:hAnsi="Times New Roman" w:cs="Times New Roman"/>
-          <w:sz w:val="20"/>
-          <w:szCs w:val="20"/>
-          <w:lang w:val="uk-UA" w:eastAsia="ru-RU"/>
-        </w:rPr>
-        <w:t>8.9. Витрати кожної із Сторін, пов’язані з виконанням зобов’язань за даним Договором, відшкодовуються самостійно, силами кожної із Сторін.</w:t>
-      </w:r>
-    </w:p>
-    <w:p>
-      <w:pPr>
-        <w:overflowPunct w:val="0"/>
-        <w:autoSpaceDE w:val="0"/>
-        <w:autoSpaceDN w:val="0"/>
-        <w:adjustRightInd w:val="0"/>
-        <w:spacing w:after="0" w:line="240" w:lineRule="auto"/>
-        <w:ind w:right="-141" w:firstLine="426"/>
-        <w:jc w:val="both"/>
-        <w:textAlignment w:val="baseline"/>
-        <w:rPr>
-          <w:rFonts w:ascii="Times New Roman" w:eastAsia="MS Mincho" w:hAnsi="Times New Roman" w:cs="Times New Roman"/>
-          <w:sz w:val="20"/>
-          <w:szCs w:val="20"/>
-          <w:lang w:eastAsia="ru-RU"/>
-        </w:rPr>
-      </w:pPr>
-      <w:r>
-        <w:rPr>
-          <w:rFonts w:ascii="Times New Roman" w:eastAsia="MS Mincho" w:hAnsi="Times New Roman" w:cs="Times New Roman"/>
-          <w:sz w:val="20"/>
-          <w:szCs w:val="20"/>
-          <w:lang w:val="uk-UA" w:eastAsia="ru-RU"/>
-        </w:rPr>
-        <w:t xml:space="preserve">8.10. </w:t>
-      </w:r>
-      <w:r>
-        <w:rPr>
-          <w:rFonts w:ascii="Times New Roman" w:eastAsia="MS Mincho" w:hAnsi="Times New Roman" w:cs="Times New Roman"/>
-          <w:sz w:val="20"/>
-          <w:szCs w:val="20"/>
-          <w:lang w:val="uk-UA" w:eastAsia="ru-RU"/>
-        </w:rPr>
-        <w:t xml:space="preserve">ГО УААСП </w:t>
-      </w:r>
-      <w:r>
-        <w:rPr>
-          <w:rFonts w:ascii="Times New Roman" w:eastAsia="MS Mincho" w:hAnsi="Times New Roman" w:cs="Times New Roman"/>
-          <w:sz w:val="20"/>
-          <w:szCs w:val="20"/>
-          <w:lang w:val="uk-UA" w:eastAsia="ru-RU"/>
-        </w:rPr>
-        <w:t xml:space="preserve">на вимогу автора або іншого правовласника може заборонити Користувачу публічно виконувати один або декілька конкретних творів з свого </w:t>
-      </w:r>
-      <w:r>
-        <w:rPr>
-          <w:rFonts w:ascii="Times New Roman" w:eastAsia="MS Mincho" w:hAnsi="Times New Roman" w:cs="Times New Roman"/>
-          <w:sz w:val="20"/>
-          <w:szCs w:val="20"/>
-          <w:lang w:val="uk-UA" w:eastAsia="ru-RU"/>
-        </w:rPr>
-        <w:t>каталог</w:t>
-      </w:r>
-      <w:r>
-        <w:rPr>
-          <w:rFonts w:ascii="Times New Roman" w:eastAsia="MS Mincho" w:hAnsi="Times New Roman" w:cs="Times New Roman"/>
-          <w:sz w:val="20"/>
-          <w:szCs w:val="20"/>
-          <w:lang w:val="uk-UA" w:eastAsia="ru-RU"/>
-        </w:rPr>
-        <w:t>у.</w:t>
-      </w:r>
-    </w:p>
-    <w:p>
-      <w:pPr>
-        <w:overflowPunct w:val="0"/>
-        <w:autoSpaceDE w:val="0"/>
-        <w:autoSpaceDN w:val="0"/>
-        <w:adjustRightInd w:val="0"/>
-        <w:spacing w:after="0" w:line="240" w:lineRule="auto"/>
-        <w:ind w:right="-141" w:firstLine="426"/>
-        <w:jc w:val="both"/>
-        <w:textAlignment w:val="baseline"/>
-        <w:rPr>
-          <w:rFonts w:ascii="Times New Roman" w:eastAsia="MS Mincho" w:hAnsi="Times New Roman" w:cs="Times New Roman"/>
-          <w:bCs/>
-          <w:sz w:val="20"/>
-          <w:szCs w:val="20"/>
-          <w:lang w:val="uk-UA" w:eastAsia="ru-RU"/>
-        </w:rPr>
-      </w:pPr>
-      <w:r>
-        <w:rPr>
-          <w:rFonts w:ascii="Times New Roman" w:eastAsia="MS Mincho" w:hAnsi="Times New Roman" w:cs="Times New Roman"/>
-          <w:bCs/>
-          <w:sz w:val="20"/>
-          <w:szCs w:val="20"/>
-          <w:lang w:eastAsia="ru-RU"/>
-        </w:rPr>
-        <w:t>8.1</w:t>
-      </w:r>
-      <w:r>
-        <w:rPr>
-          <w:rFonts w:ascii="Times New Roman" w:eastAsia="MS Mincho" w:hAnsi="Times New Roman" w:cs="Times New Roman"/>
-          <w:bCs/>
-          <w:sz w:val="20"/>
-          <w:szCs w:val="20"/>
-          <w:lang w:val="uk-UA" w:eastAsia="ru-RU"/>
-        </w:rPr>
-        <w:t>1</w:t>
-      </w:r>
-      <w:r>
-        <w:rPr>
-          <w:rFonts w:ascii="Times New Roman" w:eastAsia="MS Mincho" w:hAnsi="Times New Roman" w:cs="Times New Roman"/>
-          <w:bCs/>
-          <w:sz w:val="20"/>
-          <w:szCs w:val="20"/>
-          <w:lang w:eastAsia="ru-RU"/>
-        </w:rPr>
         <w:t>.</w:t>
-      </w:r>
-      <w:r>
-        <w:rPr>
-          <w:rFonts w:ascii="Times New Roman" w:eastAsia="MS Mincho" w:hAnsi="Times New Roman" w:cs="Times New Roman"/>
-          <w:bCs/>
-          <w:sz w:val="20"/>
-          <w:szCs w:val="20"/>
-          <w:lang w:val="uk-UA" w:eastAsia="ru-RU"/>
-        </w:rPr>
-        <w:t xml:space="preserve"> </w:t>
-      </w:r>
-      <w:r>
-        <w:rPr>
-          <w:rFonts w:ascii="Times New Roman" w:eastAsia="MS Mincho" w:hAnsi="Times New Roman" w:cs="Times New Roman"/>
-          <w:bCs/>
-          <w:sz w:val="20"/>
-          <w:szCs w:val="20"/>
-          <w:lang w:val="uk-UA" w:eastAsia="ru-RU"/>
-        </w:rPr>
-        <w:t>Договір укладено українською мовою у 2 (двох) примірниках, які мають однакову юридичну силу, по одному для кожної із Сторін.</w:t>
-      </w:r>
-    </w:p>
-    <w:p>
-      <w:pPr>
-        <w:overflowPunct w:val="0"/>
-        <w:autoSpaceDE w:val="0"/>
-        <w:autoSpaceDN w:val="0"/>
-        <w:adjustRightInd w:val="0"/>
-        <w:spacing w:after="0" w:line="240" w:lineRule="auto"/>
-        <w:ind w:right="-141" w:firstLine="426"/>
-        <w:jc w:val="both"/>
-        <w:textAlignment w:val="baseline"/>
-        <w:rPr>
-          <w:rFonts w:ascii="Times New Roman" w:eastAsia="MS Mincho" w:hAnsi="Times New Roman" w:cs="Times New Roman"/>
-          <w:sz w:val="20"/>
-          <w:szCs w:val="20"/>
-          <w:lang w:val="uk-UA" w:eastAsia="ru-RU"/>
-        </w:rPr>
-      </w:pPr>
-      <w:r>
-        <w:rPr>
-          <w:rFonts w:ascii="Times New Roman" w:eastAsia="MS Mincho" w:hAnsi="Times New Roman" w:cs="Times New Roman"/>
-          <w:sz w:val="20"/>
-          <w:szCs w:val="20"/>
-          <w:lang w:val="uk-UA" w:eastAsia="ru-RU"/>
-        </w:rPr>
-        <w:t xml:space="preserve">8.12. У підтвердження того, що Користувач до моменту підписання даного Договору ознайомився з </w:t>
-      </w:r>
-      <w:r>
-        <w:rPr>
-          <w:rFonts w:ascii="Times New Roman" w:eastAsia="MS Mincho" w:hAnsi="Times New Roman" w:cs="Times New Roman"/>
-          <w:sz w:val="20"/>
-          <w:szCs w:val="20"/>
-          <w:lang w:val="uk-UA" w:eastAsia="ru-RU"/>
-        </w:rPr>
-        <w:t>каталогом                  Г</w:t>
-      </w:r>
-      <w:r>
-        <w:rPr>
-          <w:rFonts w:ascii="Times New Roman" w:eastAsia="MS Mincho" w:hAnsi="Times New Roman" w:cs="Times New Roman"/>
-          <w:sz w:val="20"/>
-          <w:szCs w:val="20"/>
-          <w:lang w:val="uk-UA" w:eastAsia="ru-RU"/>
-        </w:rPr>
-        <w:t>О УААСП, у підтвердження того, що Сторони розуміють визначення всіх термінів, які містяться в даному Договорі, юридичні наслідки виконання умов даного Договору, в підтвердження того, що даний Договір містить всі істотні умови, про які Сторони мали намір домовитись, Сторони поставили нижче свої підписи та печатки.</w:t>
       </w:r>
     </w:p>
     <w:p>
@@ -7583,7 +7472,6 @@
                 <w:szCs w:val="18"/>
                 <w:lang w:val="uk-UA"/>
               </w:rPr>
-              <w:lastRenderedPageBreak/>
               <w:t>Громадська організація</w:t>
             </w:r>
           </w:p>
@@ -7653,7 +7541,6 @@
               <w:spacing w:after="0"/>
               <w:rPr>
                 <w:rFonts w:ascii="Times New Roman" w:hAnsi="Times New Roman" w:cs="Times New Roman"/>
-                <w:b/>
                 <w:sz w:val="18"/>
                 <w:szCs w:val="18"/>
                 <w:lang w:val="uk-UA"/>
@@ -7666,37 +7553,29 @@
                 <w:szCs w:val="18"/>
                 <w:lang w:val="uk-UA"/>
               </w:rPr>
-              <w:t xml:space="preserve">    01030, м. Київ, </w:t>
+              <w:t xml:space="preserve">    </w:t>
             </w:r>
-          </w:p>
-          <w:p>
-            <w:pPr>
-              <w:spacing w:after="0"/>
-              <w:ind w:left="180"/>
+            <w:r>
               <w:rPr>
                 <w:rFonts w:ascii="Times New Roman" w:hAnsi="Times New Roman" w:cs="Times New Roman"/>
                 <w:sz w:val="18"/>
                 <w:szCs w:val="18"/>
                 <w:lang w:val="uk-UA"/>
               </w:rPr>
-            </w:pPr>
-            <w:r>
+              <w:t>04060, м. Київ,</w:t>
+            </w:r>
+          </w:p>
+          <w:p>
+            <w:pPr>
+              <w:spacing w:after="0"/>
+              <w:ind w:left="180"/>
               <w:rPr>
                 <w:rFonts w:ascii="Times New Roman" w:hAnsi="Times New Roman" w:cs="Times New Roman"/>
                 <w:sz w:val="18"/>
                 <w:szCs w:val="18"/>
                 <w:lang w:val="uk-UA"/>
               </w:rPr>
-              <w:t xml:space="preserve">вул. Б. Хмельницького, </w:t>
-            </w:r>
-            <w:r>
-              <w:rPr>
-                <w:rFonts w:ascii="Times New Roman" w:hAnsi="Times New Roman" w:cs="Times New Roman"/>
-                <w:sz w:val="18"/>
-                <w:szCs w:val="18"/>
-              </w:rPr>
-              <w:t xml:space="preserve">буд. </w:t>
-            </w:r>
+            </w:pPr>
             <w:r>
               <w:rPr>
                 <w:rFonts w:ascii="Times New Roman" w:hAnsi="Times New Roman" w:cs="Times New Roman"/>
@@ -7704,7 +7583,25 @@
                 <w:szCs w:val="18"/>
                 <w:lang w:val="uk-UA"/>
               </w:rPr>
-              <w:t>41 літера А, прим. 1-3,</w:t>
+              <w:t>вул. Вавілових, 15</w:t>
+            </w:r>
+            <w:r>
+              <w:rPr>
+                <w:rFonts w:ascii="Times New Roman" w:hAnsi="Times New Roman" w:cs="Times New Roman"/>
+                <w:sz w:val="18"/>
+                <w:szCs w:val="18"/>
+                <w:lang w:val="uk-UA"/>
+              </w:rPr>
+              <w:t>-</w:t>
+            </w:r>
+            <w:r>
+              <w:rPr>
+                <w:rFonts w:ascii="Times New Roman" w:hAnsi="Times New Roman" w:cs="Times New Roman"/>
+                <w:sz w:val="18"/>
+                <w:szCs w:val="18"/>
+                <w:lang w:val="uk-UA"/>
+              </w:rPr>
+              <w:t>А</w:t>
             </w:r>
           </w:p>
           <w:p>
@@ -7764,6 +7661,187 @@
             <w:pPr>
               <w:spacing w:after="0"/>
               <w:ind w:left="180"/>
+              <w:rPr>
+                <w:rFonts w:ascii="Times New Roman" w:hAnsi="Times New Roman" w:cs="Times New Roman"/>
+                <w:sz w:val="18"/>
+                <w:szCs w:val="18"/>
+                <w:lang w:val="uk-UA"/>
+              </w:rPr>
+            </w:pPr>
+            <w:r>
+              <w:rPr>
+                <w:rFonts w:ascii="Times New Roman" w:hAnsi="Times New Roman" w:cs="Times New Roman"/>
+                <w:sz w:val="18"/>
+                <w:szCs w:val="18"/>
+                <w:lang w:val="uk-UA"/>
+              </w:rPr>
+              <w:t xml:space="preserve">поточний рахунок: </w:t>
+            </w:r>
+          </w:p>
+          <w:p>
+            <w:pPr>
+              <w:overflowPunct w:val="0"/>
+              <w:autoSpaceDE w:val="0"/>
+              <w:autoSpaceDN w:val="0"/>
+              <w:adjustRightInd w:val="0"/>
+              <w:spacing w:after="0" w:line="240" w:lineRule="auto"/>
+              <w:ind w:left="201"/>
+              <w:textAlignment w:val="baseline"/>
+              <w:rPr>
+                <w:rFonts w:ascii="Times New Roman" w:eastAsia="MS Mincho" w:hAnsi="Times New Roman" w:cs="Times New Roman"/>
+                <w:b/>
+                <w:bCs/>
+                <w:sz w:val="18"/>
+                <w:szCs w:val="18"/>
+                <w:lang w:eastAsia="ru-RU"/>
+              </w:rPr>
+            </w:pPr>
+            <w:r>
+              <w:rPr>
+                <w:rFonts w:ascii="Times New Roman" w:eastAsia="MS Mincho" w:hAnsi="Times New Roman" w:cs="Times New Roman"/>
+                <w:bCs/>
+                <w:sz w:val="18"/>
+                <w:szCs w:val="18"/>
+                <w:lang w:val="uk-UA" w:eastAsia="ru-RU"/>
+              </w:rPr>
+              <w:t>IBAN № UA</w:t>
+            </w:r>
+            <w:r>
+              <w:rPr>
+                <w:rFonts w:ascii="Times New Roman" w:eastAsia="MS Mincho" w:hAnsi="Times New Roman" w:cs="Times New Roman"/>
+                <w:bCs/>
+                <w:sz w:val="18"/>
+                <w:szCs w:val="18"/>
+                <w:lang w:eastAsia="ru-RU"/>
+              </w:rPr>
+              <w:t>683052990000026004040115716</w:t>
+            </w:r>
+          </w:p>
+          <w:p>
+            <w:pPr>
+              <w:overflowPunct w:val="0"/>
+              <w:autoSpaceDE w:val="0"/>
+              <w:autoSpaceDN w:val="0"/>
+              <w:adjustRightInd w:val="0"/>
+              <w:spacing w:after="0" w:line="240" w:lineRule="auto"/>
+              <w:ind w:left="180"/>
+              <w:textAlignment w:val="baseline"/>
+              <w:rPr>
+                <w:rFonts w:ascii="Times New Roman" w:eastAsia="MS Mincho" w:hAnsi="Times New Roman" w:cs="Times New Roman"/>
+                <w:bCs/>
+                <w:sz w:val="18"/>
+                <w:szCs w:val="18"/>
+                <w:lang w:val="uk-UA" w:eastAsia="ru-RU"/>
+              </w:rPr>
+            </w:pPr>
+            <w:r>
+              <w:rPr>
+                <w:rFonts w:ascii="Times New Roman" w:eastAsia="MS Mincho" w:hAnsi="Times New Roman" w:cs="Times New Roman"/>
+                <w:bCs/>
+                <w:sz w:val="18"/>
+                <w:szCs w:val="18"/>
+                <w:lang w:val="uk-UA" w:eastAsia="ru-RU"/>
+              </w:rPr>
+              <w:t xml:space="preserve">в АТ </w:t>
+            </w:r>
+            <w:r>
+              <w:rPr>
+                <w:rFonts w:ascii="Times New Roman" w:eastAsia="MS Mincho" w:hAnsi="Times New Roman" w:cs="Times New Roman"/>
+                <w:bCs/>
+                <w:sz w:val="18"/>
+                <w:szCs w:val="18"/>
+                <w:lang w:eastAsia="ru-RU"/>
+              </w:rPr>
+              <w:t xml:space="preserve">КБ </w:t>
+            </w:r>
+            <w:r>
+              <w:rPr>
+                <w:rFonts w:ascii="Times New Roman" w:eastAsia="MS Mincho" w:hAnsi="Times New Roman" w:cs="Times New Roman"/>
+                <w:bCs/>
+                <w:sz w:val="18"/>
+                <w:szCs w:val="18"/>
+                <w:lang w:val="uk-UA" w:eastAsia="ru-RU"/>
+              </w:rPr>
+              <w:t>«Приватбанк»;</w:t>
+            </w:r>
+          </w:p>
+          <w:p>
+            <w:pPr>
+              <w:spacing w:after="0"/>
+              <w:rPr>
+                <w:rFonts w:ascii="Times New Roman" w:hAnsi="Times New Roman" w:cs="Times New Roman"/>
+                <w:b/>
+                <w:sz w:val="18"/>
+                <w:szCs w:val="18"/>
+              </w:rPr>
+            </w:pPr>
+            <w:r>
+              <w:rPr>
+                <w:rFonts w:ascii="Times New Roman" w:hAnsi="Times New Roman" w:cs="Times New Roman"/>
+                <w:sz w:val="18"/>
+                <w:szCs w:val="18"/>
+                <w:lang w:val="uk-UA"/>
+              </w:rPr>
+              <w:t xml:space="preserve">    </w:t>
+            </w:r>
+            <w:r>
+              <w:rPr>
+                <w:rFonts w:ascii="Times New Roman" w:hAnsi="Times New Roman" w:cs="Times New Roman"/>
+                <w:sz w:val="18"/>
+                <w:szCs w:val="18"/>
+              </w:rPr>
+              <w:t xml:space="preserve">Організація </w:t>
+            </w:r>
+            <w:proofErr w:type="spellStart"/>
+            <w:r>
+              <w:rPr>
+                <w:rFonts w:ascii="Times New Roman" w:hAnsi="Times New Roman" w:cs="Times New Roman"/>
+                <w:sz w:val="18"/>
+                <w:szCs w:val="18"/>
+              </w:rPr>
+              <w:t>має</w:t>
+            </w:r>
+            <w:proofErr w:type="spellEnd"/>
+            <w:r>
+              <w:rPr>
+                <w:rFonts w:ascii="Times New Roman" w:hAnsi="Times New Roman" w:cs="Times New Roman"/>
+                <w:sz w:val="18"/>
+                <w:szCs w:val="18"/>
+              </w:rPr>
+              <w:t xml:space="preserve"> статус </w:t>
+            </w:r>
+            <w:proofErr w:type="spellStart"/>
+            <w:r>
+              <w:rPr>
+                <w:rFonts w:ascii="Times New Roman" w:hAnsi="Times New Roman" w:cs="Times New Roman"/>
+                <w:sz w:val="18"/>
+                <w:szCs w:val="18"/>
+              </w:rPr>
+              <w:t>неприбуткової</w:t>
+            </w:r>
+            <w:proofErr w:type="spellEnd"/>
+            <w:r>
+              <w:rPr>
+                <w:rFonts w:ascii="Times New Roman" w:hAnsi="Times New Roman" w:cs="Times New Roman"/>
+                <w:sz w:val="18"/>
+                <w:szCs w:val="18"/>
+              </w:rPr>
+              <w:t xml:space="preserve"> за </w:t>
+            </w:r>
+            <w:proofErr w:type="spellStart"/>
+            <w:r>
+              <w:rPr>
+                <w:rFonts w:ascii="Times New Roman" w:hAnsi="Times New Roman" w:cs="Times New Roman"/>
+                <w:sz w:val="18"/>
+                <w:szCs w:val="18"/>
+              </w:rPr>
+              <w:t>ознакою</w:t>
+            </w:r>
+            <w:proofErr w:type="spellEnd"/>
+          </w:p>
+          <w:p>
+            <w:pPr>
+              <w:spacing w:after="0"/>
               <w:rPr>
                 <w:rFonts w:ascii="Times New Roman" w:hAnsi="Times New Roman" w:cs="Times New Roman"/>
                 <w:b/>
@@ -7779,21 +7857,26 @@
                 <w:szCs w:val="18"/>
                 <w:lang w:val="uk-UA"/>
               </w:rPr>
-              <w:t>поточний рахунок: 26002053021074</w:t>
+              <w:t xml:space="preserve">    </w:t>
             </w:r>
-          </w:p>
-          <w:p>
-            <w:pPr>
-              <w:spacing w:after="0"/>
-              <w:ind w:left="180"/>
+            <w:proofErr w:type="spellStart"/>
+            <w:r>
               <w:rPr>
                 <w:rFonts w:ascii="Times New Roman" w:hAnsi="Times New Roman" w:cs="Times New Roman"/>
-                <w:b/>
                 <w:sz w:val="18"/>
                 <w:szCs w:val="18"/>
-                <w:lang w:val="uk-UA"/>
-              </w:rPr>
-            </w:pPr>
+              </w:rPr>
+              <w:t>неприбутковості</w:t>
+            </w:r>
+            <w:proofErr w:type="spellEnd"/>
+            <w:r>
+              <w:rPr>
+                <w:rFonts w:ascii="Times New Roman" w:hAnsi="Times New Roman" w:cs="Times New Roman"/>
+                <w:sz w:val="18"/>
+                <w:szCs w:val="18"/>
+              </w:rPr>
+              <w:t xml:space="preserve"> </w:t>
+            </w:r>
             <w:r>
               <w:rPr>
                 <w:rFonts w:ascii="Times New Roman" w:hAnsi="Times New Roman" w:cs="Times New Roman"/>
@@ -7801,190 +7884,8 @@
                 <w:szCs w:val="18"/>
                 <w:lang w:val="uk-UA"/>
               </w:rPr>
-              <w:t xml:space="preserve">в АТ </w:t>
-            </w:r>
-            <w:r>
-              <w:rPr>
-                <w:rFonts w:ascii="Times New Roman" w:hAnsi="Times New Roman" w:cs="Times New Roman"/>
-                <w:sz w:val="18"/>
-                <w:szCs w:val="18"/>
-              </w:rPr>
-              <w:t xml:space="preserve">КБ </w:t>
-            </w:r>
-            <w:r>
-              <w:rPr>
-                <w:rFonts w:ascii="Times New Roman" w:hAnsi="Times New Roman" w:cs="Times New Roman"/>
-                <w:sz w:val="18"/>
-                <w:szCs w:val="18"/>
-                <w:lang w:val="uk-UA"/>
-              </w:rPr>
-              <w:t>«Приватбанк»;</w:t>
-            </w:r>
-          </w:p>
-          <w:p>
-            <w:pPr>
-              <w:spacing w:after="0"/>
-              <w:ind w:left="180"/>
-              <w:rPr>
-                <w:rFonts w:ascii="Times New Roman" w:hAnsi="Times New Roman" w:cs="Times New Roman"/>
-                <w:b/>
-                <w:sz w:val="18"/>
-                <w:szCs w:val="18"/>
-                <w:lang w:val="uk-UA"/>
-              </w:rPr>
-            </w:pPr>
-            <w:r>
-              <w:rPr>
-                <w:rFonts w:ascii="Times New Roman" w:hAnsi="Times New Roman" w:cs="Times New Roman"/>
-                <w:sz w:val="18"/>
-                <w:szCs w:val="18"/>
-                <w:lang w:val="uk-UA"/>
-              </w:rPr>
-              <w:t>МФО 321842</w:t>
-            </w:r>
-          </w:p>
-          <w:p>
-            <w:pPr>
-              <w:spacing w:after="0"/>
-              <w:rPr>
-                <w:rFonts w:ascii="Times New Roman" w:hAnsi="Times New Roman" w:cs="Times New Roman"/>
-                <w:b/>
-                <w:sz w:val="18"/>
-                <w:szCs w:val="18"/>
-              </w:rPr>
-            </w:pPr>
-            <w:r>
-              <w:rPr>
-                <w:rFonts w:ascii="Times New Roman" w:hAnsi="Times New Roman" w:cs="Times New Roman"/>
-                <w:sz w:val="18"/>
-                <w:szCs w:val="18"/>
-                <w:lang w:val="uk-UA"/>
-              </w:rPr>
-              <w:t xml:space="preserve">    </w:t>
-            </w:r>
-            <w:proofErr w:type="spellStart"/>
-            <w:r>
-              <w:rPr>
-                <w:rFonts w:ascii="Times New Roman" w:hAnsi="Times New Roman" w:cs="Times New Roman"/>
-                <w:sz w:val="18"/>
-                <w:szCs w:val="18"/>
-              </w:rPr>
-              <w:t>Організація</w:t>
-            </w:r>
-            <w:proofErr w:type="spellEnd"/>
-            <w:r>
-              <w:rPr>
-                <w:rFonts w:ascii="Times New Roman" w:hAnsi="Times New Roman" w:cs="Times New Roman"/>
-                <w:sz w:val="18"/>
-                <w:szCs w:val="18"/>
-              </w:rPr>
-              <w:t xml:space="preserve"> </w:t>
-            </w:r>
-            <w:proofErr w:type="spellStart"/>
-            <w:r>
-              <w:rPr>
-                <w:rFonts w:ascii="Times New Roman" w:hAnsi="Times New Roman" w:cs="Times New Roman"/>
-                <w:sz w:val="18"/>
-                <w:szCs w:val="18"/>
-              </w:rPr>
-              <w:t>має</w:t>
-            </w:r>
-            <w:proofErr w:type="spellEnd"/>
-            <w:r>
-              <w:rPr>
-                <w:rFonts w:ascii="Times New Roman" w:hAnsi="Times New Roman" w:cs="Times New Roman"/>
-                <w:sz w:val="18"/>
-                <w:szCs w:val="18"/>
-              </w:rPr>
-              <w:t xml:space="preserve"> статус </w:t>
-            </w:r>
-            <w:proofErr w:type="spellStart"/>
-            <w:r>
-              <w:rPr>
-                <w:rFonts w:ascii="Times New Roman" w:hAnsi="Times New Roman" w:cs="Times New Roman"/>
-                <w:sz w:val="18"/>
-                <w:szCs w:val="18"/>
-              </w:rPr>
-              <w:t>неприбуткової</w:t>
-            </w:r>
-            <w:proofErr w:type="spellEnd"/>
-            <w:r>
-              <w:rPr>
-                <w:rFonts w:ascii="Times New Roman" w:hAnsi="Times New Roman" w:cs="Times New Roman"/>
-                <w:sz w:val="18"/>
-                <w:szCs w:val="18"/>
-              </w:rPr>
-              <w:t xml:space="preserve"> за </w:t>
-            </w:r>
-            <w:proofErr w:type="spellStart"/>
-            <w:r>
-              <w:rPr>
-                <w:rFonts w:ascii="Times New Roman" w:hAnsi="Times New Roman" w:cs="Times New Roman"/>
-                <w:sz w:val="18"/>
-                <w:szCs w:val="18"/>
-              </w:rPr>
-              <w:t>ознакою</w:t>
-            </w:r>
-            <w:proofErr w:type="spellEnd"/>
-          </w:p>
-          <w:p>
-            <w:pPr>
-              <w:spacing w:after="0"/>
-              <w:rPr>
-                <w:rFonts w:ascii="Times New Roman" w:hAnsi="Times New Roman" w:cs="Times New Roman"/>
-                <w:sz w:val="18"/>
-                <w:szCs w:val="18"/>
-                <w:lang w:val="uk-UA"/>
-              </w:rPr>
-            </w:pPr>
-            <w:r>
-              <w:rPr>
-                <w:rFonts w:ascii="Times New Roman" w:hAnsi="Times New Roman" w:cs="Times New Roman"/>
-                <w:sz w:val="18"/>
-                <w:szCs w:val="18"/>
-                <w:lang w:val="uk-UA"/>
-              </w:rPr>
-              <w:t xml:space="preserve">    </w:t>
-            </w:r>
-            <w:proofErr w:type="spellStart"/>
-            <w:r>
-              <w:rPr>
-                <w:rFonts w:ascii="Times New Roman" w:hAnsi="Times New Roman" w:cs="Times New Roman"/>
-                <w:sz w:val="18"/>
-                <w:szCs w:val="18"/>
-              </w:rPr>
-              <w:t>неприбутковості</w:t>
-            </w:r>
-            <w:proofErr w:type="spellEnd"/>
-            <w:r>
-              <w:rPr>
-                <w:rFonts w:ascii="Times New Roman" w:hAnsi="Times New Roman" w:cs="Times New Roman"/>
-                <w:sz w:val="18"/>
-                <w:szCs w:val="18"/>
-              </w:rPr>
-              <w:t xml:space="preserve"> </w:t>
-            </w:r>
-            <w:r>
-              <w:rPr>
-                <w:rFonts w:ascii="Times New Roman" w:hAnsi="Times New Roman" w:cs="Times New Roman"/>
-                <w:sz w:val="18"/>
-                <w:szCs w:val="18"/>
-                <w:lang w:val="uk-UA"/>
-              </w:rPr>
               <w:t>0032</w:t>
             </w:r>
-          </w:p>
-          <w:p>
-            <w:pPr>
-              <w:spacing w:after="0"/>
-              <w:rPr>
-                <w:rFonts w:ascii="Times New Roman" w:hAnsi="Times New Roman" w:cs="Times New Roman"/>
-                <w:b/>
-                <w:sz w:val="18"/>
-                <w:szCs w:val="18"/>
-                <w:lang w:val="uk-UA"/>
-              </w:rPr>
-            </w:pPr>
           </w:p>
           <w:p>
             <w:pPr>
@@ -8002,7 +7903,7 @@
           <w:p>
             <w:pPr>
               <w:pStyle w:val="a9"/>
-              <w:ind w:left="180" w:right="-1"/>
+              <w:ind w:right="-1"/>
               <w:jc w:val="left"/>
               <w:rPr>
                 <w:b/>
@@ -8011,15 +7912,19 @@
                 <w:szCs w:val="18"/>
               </w:rPr>
             </w:pPr>
-            <w:r>
+          </w:p>
+          <w:p>
+            <w:pPr>
+              <w:pStyle w:val="a9"/>
+              <w:ind w:left="180" w:right="-1"/>
+              <w:jc w:val="left"/>
               <w:rPr>
                 <w:b/>
                 <w:bCs/>
                 <w:sz w:val="18"/>
                 <w:szCs w:val="18"/>
               </w:rPr>
-              <w:t>_______</w:t>
-            </w:r>
+            </w:pPr>
             <w:r>
               <w:rPr>
                 <w:b/>
@@ -8027,7 +7932,7 @@
                 <w:sz w:val="18"/>
                 <w:szCs w:val="18"/>
               </w:rPr>
-              <w:t>_____________   /</w:t>
+              <w:t>_______</w:t>
             </w:r>
             <w:r>
               <w:rPr>
@@ -8036,7 +7941,7 @@
                 <w:sz w:val="18"/>
                 <w:szCs w:val="18"/>
               </w:rPr>
-              <w:t xml:space="preserve"> Л.А. Цимбал </w:t>
+              <w:t xml:space="preserve">_____________   / В.В. Харчишин </w:t>
             </w:r>
             <w:r>
               <w:rPr>
@@ -9157,7 +9062,6 @@
                     <w:t>.           (</w:t>
                   </w:r>
                   <w:proofErr w:type="spellStart"/>
-                  <w:proofErr w:type="gramStart"/>
                   <w:r>
                     <w:rPr>
                       <w:sz w:val="18"/>
@@ -9173,16 +9077,7 @@
                       <w:szCs w:val="18"/>
                       <w:vertAlign w:val="superscript"/>
                     </w:rPr>
-                    <w:t xml:space="preserve">)   </w:t>
-                  </w:r>
-                  <w:proofErr w:type="gramEnd"/>
-                  <w:r>
-                    <w:rPr>
-                      <w:sz w:val="18"/>
-                      <w:szCs w:val="18"/>
-                      <w:vertAlign w:val="superscript"/>
-                    </w:rPr>
-                    <w:t xml:space="preserve">                </w:t>
+                    <w:t xml:space="preserve">)                   </w:t>
                   </w:r>
                 </w:p>
               </w:tc>
@@ -10238,7 +10133,6 @@
               </w:rPr>
             </w:pPr>
             <w:proofErr w:type="spellStart"/>
-            <w:proofErr w:type="gramStart"/>
             <w:r>
               <w:rPr>
                 <w:rFonts w:ascii="Times New Roman" w:eastAsia="Times New Roman" w:hAnsi="Times New Roman" w:cs="Times New Roman"/>
@@ -10260,19 +10154,7 @@
                 <w:szCs w:val="23"/>
                 <w:lang w:eastAsia="ru-RU"/>
               </w:rPr>
-              <w:t xml:space="preserve">  -</w:t>
-            </w:r>
-            <w:proofErr w:type="gramEnd"/>
-            <w:r>
-              <w:rPr>
-                <w:rFonts w:ascii="Times New Roman" w:eastAsia="Times New Roman" w:hAnsi="Times New Roman" w:cs="Times New Roman"/>
-                <w:b/>
-                <w:bCs/>
-                <w:sz w:val="23"/>
-                <w:szCs w:val="23"/>
-                <w:lang w:eastAsia="ru-RU"/>
-              </w:rPr>
-              <w:t xml:space="preserve"> П.І.Б. </w:t>
+              <w:t xml:space="preserve">  - П.І.Б. </w:t>
             </w:r>
             <w:proofErr w:type="spellStart"/>
             <w:r>
@@ -11406,7 +11288,7 @@
                 <w:noProof/>
                 <w:sz w:val="23"/>
                 <w:szCs w:val="23"/>
-                <w:lang w:val="uk-UA" w:eastAsia="uk-UA"/>
+                <w:lang w:eastAsia="ru-RU"/>
               </w:rPr>
               <mc:AlternateContent>
                 <mc:Choice Requires="wps">
@@ -11414,13 +11296,13 @@
                     <wp:anchor distT="0" distB="0" distL="114300" distR="114300" simplePos="0" relativeHeight="251661312" behindDoc="0" locked="0" layoutInCell="1" allowOverlap="1">
                       <wp:simplePos x="0" y="0"/>
                       <wp:positionH relativeFrom="column">
-                        <wp:posOffset>-1698625</wp:posOffset>
+                        <wp:posOffset>-2940050</wp:posOffset>
                       </wp:positionH>
                       <wp:positionV relativeFrom="paragraph">
-                        <wp:posOffset>-3032125</wp:posOffset>
+                        <wp:posOffset>-3009265</wp:posOffset>
                       </wp:positionV>
-                      <wp:extent cx="3124200" cy="6858000"/>
-                      <wp:effectExtent l="10160" t="0" r="18415" b="0"/>
+                      <wp:extent cx="5591175" cy="6343650"/>
+                      <wp:effectExtent l="0" t="0" r="0" b="0"/>
                       <wp:wrapNone/>
                       <wp:docPr id="2" name="WordArt 3"/>
                       <wp:cNvGraphicFramePr>
@@ -11435,7 +11317,7 @@
                             <wps:spPr bwMode="auto">
                               <a:xfrm>
                                 <a:off x="0" y="0"/>
-                                <a:ext cx="3124200" cy="6858000"/>
+                                <a:ext cx="5591175" cy="6343650"/>
                               </a:xfrm>
                               <a:prstGeom prst="rect">
                                 <a:avLst/>
@@ -11456,7 +11338,7 @@
                                     <w:rPr>
                                       <w:sz w:val="24"/>
                                       <w:szCs w:val="24"/>
-                                      <w:lang w:val="ru-UA"/>
+                                      <w:lang/>
                                     </w:rPr>
                                   </w:pPr>
                                   <w:r>
@@ -11491,7 +11373,7 @@
                                   <a:gd name="adj" fmla="val 55556"/>
                                 </a:avLst>
                               </a:prstTxWarp>
-                              <a:spAutoFit/>
+                              <a:noAutofit/>
                             </wps:bodyPr>
                           </wps:wsp>
                         </a:graphicData>
@@ -11511,9 +11393,9 @@
                       <v:stroke joinstyle="miter"/>
                       <v:path gradientshapeok="t" o:connecttype="rect"/>
                     </v:shapetype>
-                    <v:shape id="WordArt 3" o:spid="_x0000_s1026" type="#_x0000_t202" style="position:absolute;left:0;text-align:left;margin-left:-133.75pt;margin-top:-238.75pt;width:246pt;height:540pt;z-index:251661312;visibility:visible;mso-wrap-style:square;mso-width-percent:0;mso-height-percent:0;mso-wrap-distance-left:9pt;mso-wrap-distance-top:0;mso-wrap-distance-right:9pt;mso-wrap-distance-bottom:0;mso-position-horizontal:absolute;mso-position-horizontal-relative:text;mso-position-vertical:absolute;mso-position-vertical-relative:text;mso-width-percent:0;mso-height-percent:0;mso-width-relative:page;mso-height-relative:page;v-text-anchor:top" o:gfxdata="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" filled="f" stroked="f">
+                    <v:shape id="WordArt 3" o:spid="_x0000_s1026" type="#_x0000_t202" style="position:absolute;left:0;text-align:left;margin-left:-231.5pt;margin-top:-236.95pt;width:440.25pt;height:499.5pt;z-index:251661312;visibility:visible;mso-wrap-style:square;mso-width-percent:0;mso-height-percent:0;mso-wrap-distance-left:9pt;mso-wrap-distance-top:0;mso-wrap-distance-right:9pt;mso-wrap-distance-bottom:0;mso-position-horizontal:absolute;mso-position-horizontal-relative:text;mso-position-vertical:absolute;mso-position-vertical-relative:text;mso-width-percent:0;mso-height-percent:0;mso-width-relative:page;mso-height-relative:page;v-text-anchor:top" o:gfxdata="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" filled="f" stroked="f">
                       <o:lock v:ext="edit" shapetype="t"/>
-                      <v:textbox style="mso-fit-shape-to-text:t">
+                      <v:textbox>
                         <w:txbxContent>
                           <w:p>
                             <w:pPr>
@@ -11521,7 +11403,7 @@
                               <w:rPr>
                                 <w:sz w:val="24"/>
                                 <w:szCs w:val="24"/>
-                                <w:lang w:val="ru-UA"/>
+                                <w:lang/>
                               </w:rPr>
                             </w:pPr>
                             <w:r>
@@ -13567,914 +13449,13 @@
           <w:lang w:val="uk-UA" w:eastAsia="ru-RU"/>
         </w:rPr>
       </w:pPr>
-    </w:p>
-    <w:p>
-      <w:pPr>
-        <w:tabs>
-          <w:tab w:val="center" w:pos="4153"/>
-          <w:tab w:val="right" w:pos="8306"/>
-        </w:tabs>
-        <w:overflowPunct w:val="0"/>
-        <w:autoSpaceDE w:val="0"/>
-        <w:autoSpaceDN w:val="0"/>
-        <w:adjustRightInd w:val="0"/>
-        <w:spacing w:after="0" w:line="240" w:lineRule="auto"/>
-        <w:ind w:firstLine="360"/>
-        <w:jc w:val="center"/>
-        <w:textAlignment w:val="baseline"/>
-        <w:rPr>
-          <w:rFonts w:ascii="Times New Roman" w:eastAsia="MS Mincho" w:hAnsi="Times New Roman" w:cs="Times New Roman"/>
-          <w:b/>
-          <w:bCs/>
-          <w:sz w:val="18"/>
-          <w:szCs w:val="18"/>
-          <w:lang w:val="uk-UA" w:eastAsia="ru-RU"/>
-        </w:rPr>
-      </w:pPr>
-    </w:p>
-    <w:p>
-      <w:pPr>
-        <w:tabs>
-          <w:tab w:val="center" w:pos="4153"/>
-          <w:tab w:val="right" w:pos="8306"/>
-        </w:tabs>
-        <w:overflowPunct w:val="0"/>
-        <w:autoSpaceDE w:val="0"/>
-        <w:autoSpaceDN w:val="0"/>
-        <w:adjustRightInd w:val="0"/>
-        <w:spacing w:after="0" w:line="240" w:lineRule="auto"/>
-        <w:ind w:firstLine="360"/>
-        <w:jc w:val="center"/>
-        <w:textAlignment w:val="baseline"/>
-        <w:rPr>
-          <w:rFonts w:ascii="Times New Roman" w:eastAsia="MS Mincho" w:hAnsi="Times New Roman" w:cs="Times New Roman"/>
-          <w:b/>
-          <w:bCs/>
-          <w:sz w:val="18"/>
-          <w:szCs w:val="18"/>
-          <w:lang w:val="uk-UA" w:eastAsia="ru-RU"/>
-        </w:rPr>
-      </w:pPr>
-    </w:p>
-    <w:p>
-      <w:pPr>
-        <w:overflowPunct w:val="0"/>
-        <w:autoSpaceDE w:val="0"/>
-        <w:autoSpaceDN w:val="0"/>
-        <w:adjustRightInd w:val="0"/>
-        <w:spacing w:after="0" w:line="240" w:lineRule="auto"/>
-        <w:ind w:right="-1" w:firstLine="360"/>
-        <w:jc w:val="both"/>
-        <w:textAlignment w:val="baseline"/>
-        <w:rPr>
-          <w:rFonts w:ascii="Times New Roman" w:eastAsia="MS Mincho" w:hAnsi="Times New Roman" w:cs="Times New Roman"/>
-          <w:sz w:val="18"/>
-          <w:szCs w:val="18"/>
-          <w:lang w:val="uk-UA" w:eastAsia="ru-RU"/>
-        </w:rPr>
-      </w:pPr>
-    </w:p>
-    <w:p>
-      <w:pPr>
-        <w:overflowPunct w:val="0"/>
-        <w:autoSpaceDE w:val="0"/>
-        <w:autoSpaceDN w:val="0"/>
-        <w:adjustRightInd w:val="0"/>
-        <w:spacing w:after="0" w:line="240" w:lineRule="auto"/>
-        <w:ind w:right="-569"/>
-        <w:jc w:val="center"/>
-        <w:textAlignment w:val="baseline"/>
-        <w:rPr>
-          <w:rFonts w:ascii="Times New Roman" w:eastAsia="MS Mincho" w:hAnsi="Times New Roman" w:cs="Times New Roman"/>
-          <w:b/>
-          <w:bCs/>
-          <w:sz w:val="24"/>
-          <w:szCs w:val="24"/>
-          <w:lang w:val="uk-UA" w:eastAsia="ru-RU"/>
-        </w:rPr>
-      </w:pPr>
-      <w:r>
-        <w:rPr>
-          <w:rFonts w:ascii="Times New Roman" w:eastAsia="MS Mincho" w:hAnsi="Times New Roman" w:cs="Times New Roman"/>
-          <w:b/>
-          <w:bCs/>
-          <w:sz w:val="24"/>
-          <w:szCs w:val="24"/>
-          <w:lang w:val="uk-UA" w:eastAsia="ru-RU"/>
-        </w:rPr>
-        <w:t>АКТ</w:t>
-      </w:r>
-    </w:p>
-    <w:p>
-      <w:pPr>
-        <w:overflowPunct w:val="0"/>
-        <w:autoSpaceDE w:val="0"/>
-        <w:autoSpaceDN w:val="0"/>
-        <w:adjustRightInd w:val="0"/>
-        <w:spacing w:after="0" w:line="240" w:lineRule="auto"/>
-        <w:ind w:right="-569"/>
-        <w:jc w:val="center"/>
-        <w:textAlignment w:val="baseline"/>
-        <w:rPr>
-          <w:rFonts w:ascii="Times New Roman" w:eastAsia="MS Mincho" w:hAnsi="Times New Roman" w:cs="Times New Roman"/>
-          <w:b/>
-          <w:bCs/>
-          <w:sz w:val="24"/>
-          <w:szCs w:val="24"/>
-          <w:lang w:val="uk-UA" w:eastAsia="ru-RU"/>
-        </w:rPr>
-      </w:pPr>
-      <w:r>
-        <w:rPr>
-          <w:rFonts w:ascii="Times New Roman" w:eastAsia="MS Mincho" w:hAnsi="Times New Roman" w:cs="Times New Roman"/>
-          <w:b/>
-          <w:bCs/>
-          <w:sz w:val="24"/>
-          <w:szCs w:val="24"/>
-          <w:lang w:val="uk-UA" w:eastAsia="ru-RU"/>
-        </w:rPr>
-        <w:t>про виплату авторської винагороди та надання звіту</w:t>
-      </w:r>
-    </w:p>
-    <w:p>
-      <w:pPr>
-        <w:overflowPunct w:val="0"/>
-        <w:autoSpaceDE w:val="0"/>
-        <w:autoSpaceDN w:val="0"/>
-        <w:adjustRightInd w:val="0"/>
-        <w:spacing w:after="0" w:line="240" w:lineRule="auto"/>
-        <w:ind w:right="-569"/>
-        <w:jc w:val="center"/>
-        <w:textAlignment w:val="baseline"/>
-        <w:rPr>
-          <w:rFonts w:ascii="Times New Roman" w:eastAsia="MS Mincho" w:hAnsi="Times New Roman" w:cs="Times New Roman"/>
-          <w:b/>
-          <w:bCs/>
-          <w:sz w:val="24"/>
-          <w:szCs w:val="24"/>
-          <w:lang w:val="uk-UA" w:eastAsia="ru-RU"/>
-        </w:rPr>
-      </w:pPr>
-      <w:r>
-        <w:rPr>
-          <w:rFonts w:ascii="Times New Roman" w:eastAsia="MS Mincho" w:hAnsi="Times New Roman" w:cs="Times New Roman"/>
-          <w:b/>
-          <w:bCs/>
-          <w:sz w:val="24"/>
-          <w:szCs w:val="24"/>
-          <w:lang w:val="uk-UA" w:eastAsia="ru-RU"/>
-        </w:rPr>
-        <w:t xml:space="preserve">до </w:t>
-      </w:r>
-      <w:r>
-        <w:rPr>
-          <w:rFonts w:ascii="Times New Roman" w:eastAsia="MS Mincho" w:hAnsi="Times New Roman" w:cs="Times New Roman"/>
-          <w:b/>
-          <w:bCs/>
-          <w:caps/>
-          <w:sz w:val="24"/>
-          <w:szCs w:val="24"/>
-          <w:lang w:val="uk-UA" w:eastAsia="ru-RU"/>
-        </w:rPr>
-        <w:t>л</w:t>
-      </w:r>
-      <w:r>
-        <w:rPr>
-          <w:rFonts w:ascii="Times New Roman" w:eastAsia="MS Mincho" w:hAnsi="Times New Roman" w:cs="Times New Roman"/>
-          <w:b/>
-          <w:bCs/>
-          <w:sz w:val="24"/>
-          <w:szCs w:val="24"/>
-          <w:lang w:val="uk-UA" w:eastAsia="ru-RU"/>
-        </w:rPr>
-        <w:t>іцензійного договору</w:t>
-      </w:r>
-      <w:r>
-        <w:rPr>
-          <w:rFonts w:ascii="Times New Roman" w:eastAsia="MS Mincho" w:hAnsi="Times New Roman" w:cs="Times New Roman"/>
-          <w:b/>
-          <w:bCs/>
-          <w:sz w:val="24"/>
-          <w:szCs w:val="24"/>
-          <w:lang w:val="uk-UA" w:eastAsia="ru-RU"/>
-        </w:rPr>
-        <w:t xml:space="preserve"> </w:t>
-      </w:r>
-      <w:r>
-        <w:rPr>
-          <w:rFonts w:ascii="Times New Roman" w:eastAsia="MS Mincho" w:hAnsi="Times New Roman" w:cs="Times New Roman"/>
-          <w:b/>
-          <w:bCs/>
-          <w:sz w:val="24"/>
-          <w:szCs w:val="24"/>
-          <w:lang w:val="uk-UA" w:eastAsia="ru-RU"/>
-        </w:rPr>
-        <w:t>№ __________від “___”</w:t>
-      </w:r>
-      <w:r>
-        <w:rPr>
-          <w:rFonts w:ascii="Times New Roman" w:eastAsia="MS Mincho" w:hAnsi="Times New Roman" w:cs="Times New Roman"/>
-          <w:b/>
-          <w:bCs/>
+      <w:r>
+        <w:rPr>
+          <w:rFonts w:ascii="Times New Roman" w:eastAsia="MS Mincho" w:hAnsi="Times New Roman" w:cs="Times New Roman"/>
+          <w:noProof/>
           <w:sz w:val="24"/>
           <w:szCs w:val="24"/>
           <w:lang w:eastAsia="ru-RU"/>
-        </w:rPr>
-        <w:t xml:space="preserve"> __________</w:t>
-      </w:r>
-      <w:r>
-        <w:rPr>
-          <w:rFonts w:ascii="Times New Roman" w:eastAsia="MS Mincho" w:hAnsi="Times New Roman" w:cs="Times New Roman"/>
-          <w:b/>
-          <w:bCs/>
-          <w:sz w:val="24"/>
-          <w:szCs w:val="24"/>
-          <w:lang w:val="uk-UA" w:eastAsia="ru-RU"/>
-        </w:rPr>
-        <w:t xml:space="preserve"> _____ року</w:t>
-      </w:r>
-    </w:p>
-    <w:p>
-      <w:pPr>
-        <w:overflowPunct w:val="0"/>
-        <w:autoSpaceDE w:val="0"/>
-        <w:autoSpaceDN w:val="0"/>
-        <w:adjustRightInd w:val="0"/>
-        <w:spacing w:after="0" w:line="240" w:lineRule="auto"/>
-        <w:ind w:right="-1"/>
-        <w:jc w:val="center"/>
-        <w:textAlignment w:val="baseline"/>
-        <w:rPr>
-          <w:rFonts w:ascii="Times New Roman" w:eastAsia="MS Mincho" w:hAnsi="Times New Roman" w:cs="Times New Roman"/>
-          <w:b/>
-          <w:bCs/>
-          <w:sz w:val="24"/>
-          <w:szCs w:val="24"/>
-          <w:lang w:val="uk-UA" w:eastAsia="ru-RU"/>
-        </w:rPr>
-      </w:pPr>
-      <w:r>
-        <w:rPr>
-          <w:rFonts w:ascii="Times New Roman" w:eastAsia="MS Mincho" w:hAnsi="Times New Roman" w:cs="Times New Roman"/>
-          <w:b/>
-          <w:bCs/>
-          <w:sz w:val="24"/>
-          <w:szCs w:val="24"/>
-          <w:lang w:eastAsia="ru-RU"/>
-        </w:rPr>
-        <w:t>(</w:t>
-      </w:r>
-      <w:proofErr w:type="spellStart"/>
-      <w:r>
-        <w:rPr>
-          <w:rFonts w:ascii="Times New Roman" w:eastAsia="MS Mincho" w:hAnsi="Times New Roman" w:cs="Times New Roman"/>
-          <w:b/>
-          <w:bCs/>
-          <w:sz w:val="24"/>
-          <w:szCs w:val="24"/>
-          <w:lang w:eastAsia="ru-RU"/>
-        </w:rPr>
-        <w:t>далі</w:t>
-      </w:r>
-      <w:proofErr w:type="spellEnd"/>
-      <w:r>
-        <w:rPr>
-          <w:rFonts w:ascii="Times New Roman" w:eastAsia="MS Mincho" w:hAnsi="Times New Roman" w:cs="Times New Roman"/>
-          <w:b/>
-          <w:bCs/>
-          <w:sz w:val="24"/>
-          <w:szCs w:val="24"/>
-          <w:lang w:eastAsia="ru-RU"/>
-        </w:rPr>
-        <w:t xml:space="preserve"> - </w:t>
-      </w:r>
-      <w:proofErr w:type="spellStart"/>
-      <w:r>
-        <w:rPr>
-          <w:rFonts w:ascii="Times New Roman" w:eastAsia="MS Mincho" w:hAnsi="Times New Roman" w:cs="Times New Roman"/>
-          <w:b/>
-          <w:bCs/>
-          <w:sz w:val="24"/>
-          <w:szCs w:val="24"/>
-          <w:lang w:eastAsia="ru-RU"/>
-        </w:rPr>
-        <w:t>Договір</w:t>
-      </w:r>
-      <w:proofErr w:type="spellEnd"/>
-      <w:r>
-        <w:rPr>
-          <w:rFonts w:ascii="Times New Roman" w:eastAsia="MS Mincho" w:hAnsi="Times New Roman" w:cs="Times New Roman"/>
-          <w:b/>
-          <w:bCs/>
-          <w:sz w:val="24"/>
-          <w:szCs w:val="24"/>
-          <w:lang w:eastAsia="ru-RU"/>
-        </w:rPr>
-        <w:t xml:space="preserve">) </w:t>
-      </w:r>
-      <w:r>
-        <w:rPr>
-          <w:rFonts w:ascii="Times New Roman" w:eastAsia="MS Mincho" w:hAnsi="Times New Roman" w:cs="Times New Roman"/>
-          <w:b/>
-          <w:bCs/>
-          <w:sz w:val="24"/>
-          <w:szCs w:val="24"/>
-          <w:lang w:val="uk-UA" w:eastAsia="ru-RU"/>
-        </w:rPr>
-        <w:t xml:space="preserve">за </w:t>
-      </w:r>
-      <w:r>
-        <w:rPr>
-          <w:rFonts w:ascii="Times New Roman" w:eastAsia="MS Mincho" w:hAnsi="Times New Roman" w:cs="Times New Roman"/>
-          <w:b/>
-          <w:bCs/>
-          <w:sz w:val="24"/>
-          <w:szCs w:val="24"/>
-          <w:lang w:eastAsia="ru-RU"/>
-        </w:rPr>
-        <w:t>_________</w:t>
-      </w:r>
-      <w:r>
-        <w:rPr>
-          <w:rFonts w:ascii="Times New Roman" w:eastAsia="MS Mincho" w:hAnsi="Times New Roman" w:cs="Times New Roman"/>
-          <w:b/>
-          <w:bCs/>
-          <w:sz w:val="24"/>
-          <w:szCs w:val="24"/>
-          <w:lang w:val="uk-UA" w:eastAsia="ru-RU"/>
-        </w:rPr>
-        <w:t xml:space="preserve"> 20___ р.</w:t>
-      </w:r>
-    </w:p>
-    <w:p>
-      <w:pPr>
-        <w:overflowPunct w:val="0"/>
-        <w:autoSpaceDE w:val="0"/>
-        <w:autoSpaceDN w:val="0"/>
-        <w:adjustRightInd w:val="0"/>
-        <w:spacing w:after="0" w:line="240" w:lineRule="auto"/>
-        <w:ind w:right="-569"/>
-        <w:jc w:val="both"/>
-        <w:textAlignment w:val="baseline"/>
-        <w:rPr>
-          <w:rFonts w:ascii="Times New Roman" w:eastAsia="MS Mincho" w:hAnsi="Times New Roman" w:cs="Times New Roman"/>
-          <w:sz w:val="20"/>
-          <w:szCs w:val="20"/>
-          <w:lang w:val="uk-UA" w:eastAsia="ru-RU"/>
-        </w:rPr>
-      </w:pPr>
-    </w:p>
-    <w:p>
-      <w:pPr>
-        <w:overflowPunct w:val="0"/>
-        <w:autoSpaceDE w:val="0"/>
-        <w:autoSpaceDN w:val="0"/>
-        <w:adjustRightInd w:val="0"/>
-        <w:spacing w:after="0" w:line="240" w:lineRule="auto"/>
-        <w:ind w:right="-569"/>
-        <w:jc w:val="both"/>
-        <w:textAlignment w:val="baseline"/>
-        <w:rPr>
-          <w:rFonts w:ascii="Times New Roman" w:eastAsia="MS Mincho" w:hAnsi="Times New Roman" w:cs="Times New Roman"/>
-          <w:sz w:val="20"/>
-          <w:szCs w:val="20"/>
-          <w:lang w:val="uk-UA" w:eastAsia="ru-RU"/>
-        </w:rPr>
-      </w:pPr>
-    </w:p>
-    <w:p>
-      <w:pPr>
-        <w:overflowPunct w:val="0"/>
-        <w:autoSpaceDE w:val="0"/>
-        <w:autoSpaceDN w:val="0"/>
-        <w:adjustRightInd w:val="0"/>
-        <w:spacing w:after="0" w:line="240" w:lineRule="auto"/>
-        <w:ind w:right="-1"/>
-        <w:jc w:val="center"/>
-        <w:textAlignment w:val="baseline"/>
-        <w:rPr>
-          <w:rFonts w:ascii="Times New Roman" w:eastAsia="MS Mincho" w:hAnsi="Times New Roman" w:cs="Times New Roman"/>
-          <w:sz w:val="20"/>
-          <w:szCs w:val="20"/>
-          <w:lang w:val="uk-UA" w:eastAsia="ru-RU"/>
-        </w:rPr>
-      </w:pPr>
-      <w:r>
-        <w:rPr>
-          <w:rFonts w:ascii="Times New Roman" w:eastAsia="MS Mincho" w:hAnsi="Times New Roman" w:cs="Times New Roman"/>
-          <w:sz w:val="20"/>
-          <w:szCs w:val="20"/>
-          <w:lang w:val="uk-UA" w:eastAsia="ru-RU"/>
-        </w:rPr>
-        <w:t>м. Київ</w:t>
-      </w:r>
-      <w:r>
-        <w:rPr>
-          <w:rFonts w:ascii="Times New Roman" w:eastAsia="MS Mincho" w:hAnsi="Times New Roman" w:cs="Times New Roman"/>
-          <w:sz w:val="20"/>
-          <w:szCs w:val="20"/>
-          <w:lang w:val="uk-UA" w:eastAsia="ru-RU"/>
-        </w:rPr>
-        <w:tab/>
-      </w:r>
-      <w:r>
-        <w:rPr>
-          <w:rFonts w:ascii="Times New Roman" w:eastAsia="MS Mincho" w:hAnsi="Times New Roman" w:cs="Times New Roman"/>
-          <w:sz w:val="20"/>
-          <w:szCs w:val="20"/>
-          <w:lang w:val="uk-UA" w:eastAsia="ru-RU"/>
-        </w:rPr>
-        <w:tab/>
-      </w:r>
-      <w:r>
-        <w:rPr>
-          <w:rFonts w:ascii="Times New Roman" w:eastAsia="MS Mincho" w:hAnsi="Times New Roman" w:cs="Times New Roman"/>
-          <w:sz w:val="20"/>
-          <w:szCs w:val="20"/>
-          <w:lang w:val="uk-UA" w:eastAsia="ru-RU"/>
-        </w:rPr>
-        <w:tab/>
-      </w:r>
-      <w:r>
-        <w:rPr>
-          <w:rFonts w:ascii="Times New Roman" w:eastAsia="MS Mincho" w:hAnsi="Times New Roman" w:cs="Times New Roman"/>
-          <w:sz w:val="20"/>
-          <w:szCs w:val="20"/>
-          <w:lang w:val="uk-UA" w:eastAsia="ru-RU"/>
-        </w:rPr>
-        <w:tab/>
-      </w:r>
-      <w:r>
-        <w:rPr>
-          <w:rFonts w:ascii="Times New Roman" w:eastAsia="MS Mincho" w:hAnsi="Times New Roman" w:cs="Times New Roman"/>
-          <w:sz w:val="20"/>
-          <w:szCs w:val="20"/>
-          <w:lang w:val="uk-UA" w:eastAsia="ru-RU"/>
-        </w:rPr>
-        <w:tab/>
-      </w:r>
-      <w:r>
-        <w:rPr>
-          <w:rFonts w:ascii="Times New Roman" w:eastAsia="MS Mincho" w:hAnsi="Times New Roman" w:cs="Times New Roman"/>
-          <w:sz w:val="20"/>
-          <w:szCs w:val="20"/>
-          <w:lang w:val="uk-UA" w:eastAsia="ru-RU"/>
-        </w:rPr>
-        <w:tab/>
-        <w:t xml:space="preserve">                                                       “_____”   </w:t>
-      </w:r>
-      <w:r>
-        <w:rPr>
-          <w:rFonts w:ascii="Times New Roman" w:eastAsia="MS Mincho" w:hAnsi="Times New Roman" w:cs="Times New Roman"/>
-          <w:sz w:val="20"/>
-          <w:szCs w:val="20"/>
-          <w:lang w:eastAsia="ru-RU"/>
-        </w:rPr>
-        <w:t>____________</w:t>
-      </w:r>
-      <w:r>
-        <w:rPr>
-          <w:rFonts w:ascii="Times New Roman" w:eastAsia="MS Mincho" w:hAnsi="Times New Roman" w:cs="Times New Roman"/>
-          <w:sz w:val="20"/>
-          <w:szCs w:val="20"/>
-          <w:lang w:val="uk-UA" w:eastAsia="ru-RU"/>
-        </w:rPr>
-        <w:t xml:space="preserve">  2</w:t>
-      </w:r>
-      <w:r>
-        <w:rPr>
-          <w:rFonts w:ascii="Times New Roman" w:eastAsia="MS Mincho" w:hAnsi="Times New Roman" w:cs="Times New Roman"/>
-          <w:sz w:val="20"/>
-          <w:szCs w:val="20"/>
-          <w:lang w:eastAsia="ru-RU"/>
-        </w:rPr>
-        <w:t>0___</w:t>
-      </w:r>
-      <w:r>
-        <w:rPr>
-          <w:rFonts w:ascii="Times New Roman" w:eastAsia="MS Mincho" w:hAnsi="Times New Roman" w:cs="Times New Roman"/>
-          <w:sz w:val="20"/>
-          <w:szCs w:val="20"/>
-          <w:lang w:val="uk-UA" w:eastAsia="ru-RU"/>
-        </w:rPr>
-        <w:t xml:space="preserve"> р.</w:t>
-      </w:r>
-    </w:p>
-    <w:p>
-      <w:pPr>
-        <w:overflowPunct w:val="0"/>
-        <w:autoSpaceDE w:val="0"/>
-        <w:autoSpaceDN w:val="0"/>
-        <w:adjustRightInd w:val="0"/>
-        <w:spacing w:after="0" w:line="240" w:lineRule="auto"/>
-        <w:ind w:right="-1"/>
-        <w:jc w:val="both"/>
-        <w:textAlignment w:val="baseline"/>
-        <w:rPr>
-          <w:rFonts w:ascii="Times New Roman" w:eastAsia="MS Mincho" w:hAnsi="Times New Roman" w:cs="Times New Roman"/>
-          <w:sz w:val="20"/>
-          <w:szCs w:val="20"/>
-          <w:lang w:val="uk-UA" w:eastAsia="ru-RU"/>
-        </w:rPr>
-      </w:pPr>
-    </w:p>
-    <w:p>
-      <w:pPr>
-        <w:overflowPunct w:val="0"/>
-        <w:autoSpaceDE w:val="0"/>
-        <w:autoSpaceDN w:val="0"/>
-        <w:adjustRightInd w:val="0"/>
-        <w:spacing w:after="0" w:line="240" w:lineRule="auto"/>
-        <w:ind w:right="-1" w:firstLine="720"/>
-        <w:jc w:val="both"/>
-        <w:textAlignment w:val="baseline"/>
-        <w:rPr>
-          <w:rFonts w:ascii="Times New Roman" w:eastAsia="MS Mincho" w:hAnsi="Times New Roman" w:cs="Times New Roman"/>
-          <w:b/>
-          <w:sz w:val="24"/>
-          <w:szCs w:val="24"/>
-          <w:lang w:val="uk-UA" w:eastAsia="ru-RU"/>
-        </w:rPr>
-      </w:pPr>
-    </w:p>
-    <w:p>
-      <w:pPr>
-        <w:overflowPunct w:val="0"/>
-        <w:autoSpaceDE w:val="0"/>
-        <w:autoSpaceDN w:val="0"/>
-        <w:adjustRightInd w:val="0"/>
-        <w:spacing w:after="0" w:line="240" w:lineRule="auto"/>
-        <w:ind w:right="-1"/>
-        <w:jc w:val="both"/>
-        <w:textAlignment w:val="baseline"/>
-        <w:rPr>
-          <w:rFonts w:ascii="Times New Roman" w:eastAsia="MS Mincho" w:hAnsi="Times New Roman" w:cs="Times New Roman"/>
-          <w:sz w:val="24"/>
-          <w:szCs w:val="24"/>
-          <w:lang w:val="uk-UA" w:eastAsia="ru-RU"/>
-        </w:rPr>
-      </w:pPr>
-      <w:r>
-        <w:rPr>
-          <w:rFonts w:ascii="Times New Roman" w:eastAsia="MS Mincho" w:hAnsi="Times New Roman" w:cs="Times New Roman"/>
-          <w:b/>
-          <w:sz w:val="24"/>
-          <w:szCs w:val="24"/>
-          <w:lang w:val="uk-UA" w:eastAsia="ru-RU"/>
-        </w:rPr>
-        <w:t>______________________________________</w:t>
-      </w:r>
-      <w:r>
-        <w:rPr>
-          <w:rFonts w:ascii="Times New Roman" w:eastAsia="MS Mincho" w:hAnsi="Times New Roman" w:cs="Times New Roman"/>
-          <w:sz w:val="24"/>
-          <w:szCs w:val="24"/>
-          <w:lang w:val="uk-UA" w:eastAsia="ru-RU"/>
-        </w:rPr>
-        <w:t xml:space="preserve"> /далі - Користувач/, в особі_______________________________________, що діє на підставі _________________ та _______________________ з однієї Сторони,  та</w:t>
-      </w:r>
-    </w:p>
-    <w:p>
-      <w:pPr>
-        <w:overflowPunct w:val="0"/>
-        <w:autoSpaceDE w:val="0"/>
-        <w:autoSpaceDN w:val="0"/>
-        <w:adjustRightInd w:val="0"/>
-        <w:spacing w:after="0" w:line="240" w:lineRule="auto"/>
-        <w:ind w:right="-1" w:firstLine="720"/>
-        <w:jc w:val="both"/>
-        <w:textAlignment w:val="baseline"/>
-        <w:rPr>
-          <w:rFonts w:ascii="Times New Roman" w:eastAsia="MS Mincho" w:hAnsi="Times New Roman" w:cs="Times New Roman"/>
-          <w:sz w:val="24"/>
-          <w:szCs w:val="24"/>
-          <w:lang w:val="uk-UA" w:eastAsia="ru-RU"/>
-        </w:rPr>
-      </w:pPr>
-      <w:r>
-        <w:rPr>
-          <w:rFonts w:ascii="Times New Roman" w:eastAsia="MS Mincho" w:hAnsi="Times New Roman" w:cs="Times New Roman"/>
-          <w:b/>
-          <w:sz w:val="24"/>
-          <w:szCs w:val="24"/>
-          <w:lang w:val="uk-UA" w:eastAsia="ru-RU"/>
-        </w:rPr>
-        <w:t xml:space="preserve">Громадська організація “Українська агенція </w:t>
-      </w:r>
-      <w:r>
-        <w:rPr>
-          <w:rFonts w:ascii="Times New Roman" w:eastAsia="MS Mincho" w:hAnsi="Times New Roman" w:cs="Times New Roman"/>
-          <w:b/>
-          <w:sz w:val="24"/>
-          <w:szCs w:val="24"/>
-          <w:lang w:val="uk-UA" w:eastAsia="ru-RU"/>
-        </w:rPr>
-        <w:t>з авторських та суміжних прав”</w:t>
-      </w:r>
-      <w:r>
-        <w:rPr>
-          <w:rFonts w:ascii="Times New Roman" w:eastAsia="MS Mincho" w:hAnsi="Times New Roman" w:cs="Times New Roman"/>
-          <w:sz w:val="24"/>
-          <w:szCs w:val="24"/>
-          <w:lang w:val="uk-UA" w:eastAsia="ru-RU"/>
-        </w:rPr>
-        <w:t xml:space="preserve"> /далі -           </w:t>
-      </w:r>
-      <w:r>
-        <w:rPr>
-          <w:rFonts w:ascii="Times New Roman" w:eastAsia="MS Mincho" w:hAnsi="Times New Roman" w:cs="Times New Roman"/>
-          <w:sz w:val="24"/>
-          <w:szCs w:val="24"/>
-          <w:lang w:val="uk-UA" w:eastAsia="ru-RU"/>
-        </w:rPr>
-        <w:t>ГО УААСП</w:t>
-      </w:r>
-      <w:r>
-        <w:rPr>
-          <w:rFonts w:ascii="Times New Roman" w:eastAsia="MS Mincho" w:hAnsi="Times New Roman" w:cs="Times New Roman"/>
-          <w:sz w:val="24"/>
-          <w:szCs w:val="24"/>
-          <w:lang w:val="uk-UA" w:eastAsia="ru-RU"/>
-        </w:rPr>
-        <w:t>/, в особі ___________________________________________, що діє на підставі ________________________ та ____________________________________ з другої сторони, надалі іменовані Сторони, уклали цей акт про наступне:</w:t>
-      </w:r>
-    </w:p>
-    <w:p>
-      <w:pPr>
-        <w:overflowPunct w:val="0"/>
-        <w:autoSpaceDE w:val="0"/>
-        <w:autoSpaceDN w:val="0"/>
-        <w:adjustRightInd w:val="0"/>
-        <w:spacing w:after="0" w:line="240" w:lineRule="auto"/>
-        <w:ind w:right="-1"/>
-        <w:jc w:val="both"/>
-        <w:textAlignment w:val="baseline"/>
-        <w:rPr>
-          <w:rFonts w:ascii="Times New Roman" w:eastAsia="MS Mincho" w:hAnsi="Times New Roman" w:cs="Times New Roman"/>
-          <w:sz w:val="24"/>
-          <w:szCs w:val="24"/>
-          <w:lang w:val="uk-UA" w:eastAsia="ru-RU"/>
-        </w:rPr>
-      </w:pPr>
-    </w:p>
-    <w:p>
-      <w:pPr>
-        <w:overflowPunct w:val="0"/>
-        <w:autoSpaceDE w:val="0"/>
-        <w:autoSpaceDN w:val="0"/>
-        <w:adjustRightInd w:val="0"/>
-        <w:spacing w:after="0" w:line="240" w:lineRule="auto"/>
-        <w:ind w:right="-1"/>
-        <w:jc w:val="both"/>
-        <w:textAlignment w:val="baseline"/>
-        <w:rPr>
-          <w:rFonts w:ascii="Times New Roman" w:eastAsia="MS Mincho" w:hAnsi="Times New Roman" w:cs="Times New Roman"/>
-          <w:sz w:val="24"/>
-          <w:szCs w:val="24"/>
-          <w:lang w:val="uk-UA" w:eastAsia="ru-RU"/>
-        </w:rPr>
-      </w:pPr>
-      <w:r>
-        <w:rPr>
-          <w:rFonts w:ascii="Times New Roman" w:eastAsia="MS Mincho" w:hAnsi="Times New Roman" w:cs="Times New Roman"/>
-          <w:sz w:val="24"/>
-          <w:szCs w:val="24"/>
-          <w:lang w:val="uk-UA" w:eastAsia="ru-RU"/>
-        </w:rPr>
-        <w:t>1. Користувач:</w:t>
-      </w:r>
-    </w:p>
-    <w:p>
-      <w:pPr>
-        <w:overflowPunct w:val="0"/>
-        <w:autoSpaceDE w:val="0"/>
-        <w:autoSpaceDN w:val="0"/>
-        <w:adjustRightInd w:val="0"/>
-        <w:spacing w:after="0" w:line="240" w:lineRule="auto"/>
-        <w:ind w:right="-1" w:firstLine="426"/>
-        <w:jc w:val="both"/>
-        <w:textAlignment w:val="baseline"/>
-        <w:rPr>
-          <w:rFonts w:ascii="Times New Roman" w:eastAsia="MS Mincho" w:hAnsi="Times New Roman" w:cs="Times New Roman"/>
-          <w:color w:val="000000"/>
-          <w:sz w:val="24"/>
-          <w:szCs w:val="24"/>
-          <w:lang w:val="uk-UA" w:eastAsia="ru-RU"/>
-        </w:rPr>
-      </w:pPr>
-      <w:r>
-        <w:rPr>
-          <w:rFonts w:ascii="Times New Roman" w:eastAsia="MS Mincho" w:hAnsi="Times New Roman" w:cs="Times New Roman"/>
-          <w:color w:val="000000"/>
-          <w:sz w:val="24"/>
-          <w:szCs w:val="24"/>
-          <w:lang w:val="uk-UA" w:eastAsia="ru-RU"/>
-        </w:rPr>
-        <w:t xml:space="preserve">1.1. Відповідно до Договору надав </w:t>
-      </w:r>
-      <w:r>
-        <w:rPr>
-          <w:rFonts w:ascii="Times New Roman" w:eastAsia="MS Mincho" w:hAnsi="Times New Roman" w:cs="Times New Roman"/>
-          <w:caps/>
-          <w:color w:val="000000"/>
-          <w:sz w:val="24"/>
-          <w:szCs w:val="24"/>
-          <w:lang w:val="uk-UA" w:eastAsia="ru-RU"/>
-        </w:rPr>
-        <w:t>з</w:t>
-      </w:r>
-      <w:r>
-        <w:rPr>
-          <w:rFonts w:ascii="Times New Roman" w:eastAsia="MS Mincho" w:hAnsi="Times New Roman" w:cs="Times New Roman"/>
-          <w:color w:val="000000"/>
-          <w:sz w:val="24"/>
-          <w:szCs w:val="24"/>
-          <w:lang w:val="uk-UA" w:eastAsia="ru-RU"/>
-        </w:rPr>
-        <w:t>віт про публічно виконані твори</w:t>
-      </w:r>
-      <w:r>
-        <w:rPr>
-          <w:rFonts w:ascii="Times New Roman" w:eastAsia="MS Mincho" w:hAnsi="Times New Roman" w:cs="Times New Roman"/>
-          <w:color w:val="000000"/>
-          <w:sz w:val="24"/>
-          <w:szCs w:val="24"/>
-          <w:lang w:val="uk-UA" w:eastAsia="ru-RU"/>
-        </w:rPr>
-        <w:t xml:space="preserve"> </w:t>
-      </w:r>
-      <w:r>
-        <w:rPr>
-          <w:rFonts w:ascii="Times New Roman CYR" w:eastAsia="MS Mincho" w:hAnsi="Times New Roman CYR" w:cs="Times New Roman CYR"/>
-          <w:color w:val="000000"/>
-          <w:sz w:val="24"/>
-          <w:szCs w:val="24"/>
-          <w:lang w:val="uk-UA" w:eastAsia="ru-RU"/>
-        </w:rPr>
-        <w:t xml:space="preserve">за </w:t>
-      </w:r>
-      <w:r>
-        <w:rPr>
-          <w:rFonts w:ascii="Times New Roman CYR" w:eastAsia="MS Mincho" w:hAnsi="Times New Roman CYR" w:cs="Times New Roman CYR"/>
-          <w:color w:val="000000"/>
-          <w:sz w:val="24"/>
-          <w:szCs w:val="24"/>
-          <w:lang w:eastAsia="ru-RU"/>
-        </w:rPr>
-        <w:t xml:space="preserve">__________ </w:t>
-      </w:r>
-      <w:r>
-        <w:rPr>
-          <w:rFonts w:ascii="Times New Roman" w:eastAsia="MS Mincho" w:hAnsi="Times New Roman" w:cs="Times New Roman"/>
-          <w:color w:val="000000"/>
-          <w:sz w:val="24"/>
-          <w:szCs w:val="24"/>
-          <w:lang w:val="uk-UA" w:eastAsia="ru-RU"/>
-        </w:rPr>
-        <w:t>20</w:t>
-      </w:r>
-      <w:r>
-        <w:rPr>
-          <w:rFonts w:ascii="Times New Roman" w:eastAsia="MS Mincho" w:hAnsi="Times New Roman" w:cs="Times New Roman"/>
-          <w:color w:val="000000"/>
-          <w:sz w:val="24"/>
-          <w:szCs w:val="24"/>
-          <w:lang w:eastAsia="ru-RU"/>
-        </w:rPr>
-        <w:t>_</w:t>
-      </w:r>
-      <w:r>
-        <w:rPr>
-          <w:rFonts w:ascii="Times New Roman" w:eastAsia="MS Mincho" w:hAnsi="Times New Roman" w:cs="Times New Roman"/>
-          <w:color w:val="000000"/>
-          <w:sz w:val="24"/>
-          <w:szCs w:val="24"/>
-          <w:lang w:val="uk-UA" w:eastAsia="ru-RU"/>
-        </w:rPr>
-        <w:t xml:space="preserve">_ р. в паперовому вигляді і електронному вигляді за адресою: </w:t>
-      </w:r>
-      <w:r>
-        <w:rPr>
-          <w:rFonts w:ascii="Times New Roman" w:eastAsia="MS Mincho" w:hAnsi="Times New Roman" w:cs="Times New Roman"/>
-          <w:b/>
-          <w:sz w:val="24"/>
-          <w:szCs w:val="24"/>
-          <w:u w:val="single"/>
-          <w:lang w:val="uk-UA" w:eastAsia="ru-RU"/>
-        </w:rPr>
-        <w:t>_________________________________________</w:t>
-      </w:r>
-      <w:r>
-        <w:rPr>
-          <w:rFonts w:ascii="Times New Roman" w:eastAsia="MS Mincho" w:hAnsi="Times New Roman" w:cs="Times New Roman"/>
-          <w:b/>
-          <w:sz w:val="24"/>
-          <w:szCs w:val="24"/>
-          <w:lang w:val="uk-UA" w:eastAsia="ru-RU"/>
-        </w:rPr>
-        <w:t>;</w:t>
-      </w:r>
-    </w:p>
-    <w:p>
-      <w:pPr>
-        <w:overflowPunct w:val="0"/>
-        <w:autoSpaceDE w:val="0"/>
-        <w:autoSpaceDN w:val="0"/>
-        <w:adjustRightInd w:val="0"/>
-        <w:spacing w:after="0" w:line="240" w:lineRule="auto"/>
-        <w:ind w:right="-1" w:firstLine="426"/>
-        <w:jc w:val="both"/>
-        <w:textAlignment w:val="baseline"/>
-        <w:rPr>
-          <w:rFonts w:ascii="Times New Roman" w:eastAsia="MS Mincho" w:hAnsi="Times New Roman" w:cs="Times New Roman"/>
-          <w:sz w:val="24"/>
-          <w:szCs w:val="24"/>
-          <w:lang w:val="uk-UA" w:eastAsia="ru-RU"/>
-        </w:rPr>
-      </w:pPr>
-      <w:r>
-        <w:rPr>
-          <w:rFonts w:ascii="Times New Roman" w:eastAsia="MS Mincho" w:hAnsi="Times New Roman" w:cs="Times New Roman"/>
-          <w:sz w:val="24"/>
-          <w:szCs w:val="24"/>
-          <w:lang w:val="uk-UA" w:eastAsia="ru-RU"/>
-        </w:rPr>
-        <w:t>1.2. Відповідно до Договору перерахував авторську винагороду в сумі</w:t>
-      </w:r>
-      <w:r>
-        <w:rPr>
-          <w:rFonts w:ascii="Times New Roman" w:eastAsia="MS Mincho" w:hAnsi="Times New Roman" w:cs="Times New Roman"/>
-          <w:b/>
-          <w:bCs/>
-          <w:sz w:val="24"/>
-          <w:szCs w:val="24"/>
-          <w:lang w:val="uk-UA" w:eastAsia="ru-RU"/>
-        </w:rPr>
-        <w:t xml:space="preserve"> ___________ (__________________________________</w:t>
-      </w:r>
-      <w:r>
-        <w:rPr>
-          <w:rFonts w:ascii="Times New Roman" w:eastAsia="MS Mincho" w:hAnsi="Times New Roman" w:cs="Times New Roman"/>
-          <w:b/>
-          <w:sz w:val="24"/>
-          <w:szCs w:val="24"/>
-          <w:lang w:val="uk-UA" w:eastAsia="ru-RU"/>
-        </w:rPr>
-        <w:t>)</w:t>
-      </w:r>
-      <w:r>
-        <w:rPr>
-          <w:rFonts w:ascii="Times New Roman" w:eastAsia="MS Mincho" w:hAnsi="Times New Roman" w:cs="Times New Roman"/>
-          <w:sz w:val="24"/>
-          <w:szCs w:val="24"/>
-          <w:lang w:val="uk-UA" w:eastAsia="ru-RU"/>
-        </w:rPr>
-        <w:t xml:space="preserve"> грн. </w:t>
-      </w:r>
-      <w:r>
-        <w:rPr>
-          <w:rFonts w:ascii="Times New Roman" w:eastAsia="MS Mincho" w:hAnsi="Times New Roman" w:cs="Times New Roman"/>
-          <w:b/>
-          <w:sz w:val="24"/>
-          <w:szCs w:val="24"/>
-          <w:lang w:val="uk-UA" w:eastAsia="ru-RU"/>
-        </w:rPr>
-        <w:t>____</w:t>
-      </w:r>
-      <w:r>
-        <w:rPr>
-          <w:rFonts w:ascii="Times New Roman" w:eastAsia="MS Mincho" w:hAnsi="Times New Roman" w:cs="Times New Roman"/>
-          <w:sz w:val="24"/>
-          <w:szCs w:val="24"/>
-          <w:lang w:val="uk-UA" w:eastAsia="ru-RU"/>
-        </w:rPr>
-        <w:t xml:space="preserve"> коп., а саме:</w:t>
-      </w:r>
-    </w:p>
-    <w:p>
-      <w:pPr>
-        <w:overflowPunct w:val="0"/>
-        <w:autoSpaceDE w:val="0"/>
-        <w:autoSpaceDN w:val="0"/>
-        <w:adjustRightInd w:val="0"/>
-        <w:spacing w:after="0" w:line="240" w:lineRule="auto"/>
-        <w:ind w:right="-1" w:firstLine="426"/>
-        <w:jc w:val="both"/>
-        <w:textAlignment w:val="baseline"/>
-        <w:rPr>
-          <w:rFonts w:ascii="Times New Roman" w:eastAsia="MS Mincho" w:hAnsi="Times New Roman" w:cs="Times New Roman"/>
-          <w:sz w:val="24"/>
-          <w:szCs w:val="24"/>
-          <w:lang w:val="uk-UA" w:eastAsia="ru-RU"/>
-        </w:rPr>
-      </w:pPr>
-      <w:r>
-        <w:rPr>
-          <w:rFonts w:ascii="Times New Roman" w:eastAsia="MS Mincho" w:hAnsi="Times New Roman" w:cs="Times New Roman"/>
-          <w:noProof/>
-          <w:sz w:val="24"/>
-          <w:szCs w:val="24"/>
-          <w:lang w:val="uk-UA" w:eastAsia="uk-UA"/>
         </w:rPr>
         <mc:AlternateContent>
           <mc:Choice Requires="wps">
@@ -14482,13 +13463,13 @@
               <wp:anchor distT="0" distB="0" distL="114300" distR="114300" simplePos="0" relativeHeight="251660288" behindDoc="0" locked="0" layoutInCell="1" allowOverlap="1">
                 <wp:simplePos x="0" y="0"/>
                 <wp:positionH relativeFrom="column">
-                  <wp:posOffset>1638300</wp:posOffset>
+                  <wp:posOffset>971549</wp:posOffset>
                 </wp:positionH>
                 <wp:positionV relativeFrom="paragraph">
-                  <wp:posOffset>-4138295</wp:posOffset>
+                  <wp:posOffset>123190</wp:posOffset>
                 </wp:positionV>
-                <wp:extent cx="3124200" cy="6858000"/>
-                <wp:effectExtent l="19050" t="0" r="9525" b="0"/>
+                <wp:extent cx="5610225" cy="7248525"/>
+                <wp:effectExtent l="0" t="0" r="0" b="0"/>
                 <wp:wrapNone/>
                 <wp:docPr id="1" name="WordArt 2"/>
                 <wp:cNvGraphicFramePr>
@@ -14503,7 +13484,7 @@
                       <wps:spPr bwMode="auto">
                         <a:xfrm>
                           <a:off x="0" y="0"/>
-                          <a:ext cx="3124200" cy="6858000"/>
+                          <a:ext cx="5610225" cy="7248525"/>
                         </a:xfrm>
                         <a:prstGeom prst="rect">
                           <a:avLst/>
@@ -14524,7 +13505,7 @@
                               <w:rPr>
                                 <w:sz w:val="24"/>
                                 <w:szCs w:val="24"/>
-                                <w:lang w:val="ru-UA"/>
+                                <w:lang/>
                               </w:rPr>
                             </w:pPr>
                             <w:r>
@@ -14559,7 +13540,7 @@
                             <a:gd name="adj" fmla="val 55556"/>
                           </a:avLst>
                         </a:prstTxWarp>
-                        <a:spAutoFit/>
+                        <a:noAutofit/>
                       </wps:bodyPr>
                     </wps:wsp>
                   </a:graphicData>
@@ -14575,9 +13556,9 @@
           </mc:Choice>
           <mc:Fallback>
             <w:pict>
-              <v:shape id="WordArt 2" o:spid="_x0000_s1027" type="#_x0000_t202" style="position:absolute;left:0;text-align:left;margin-left:129pt;margin-top:-325.85pt;width:246pt;height:540pt;z-index:251660288;visibility:visible;mso-wrap-style:square;mso-width-percent:0;mso-height-percent:0;mso-wrap-distance-left:9pt;mso-wrap-distance-top:0;mso-wrap-distance-right:9pt;mso-wrap-distance-bottom:0;mso-position-horizontal:absolute;mso-position-horizontal-relative:text;mso-position-vertical:absolute;mso-position-vertical-relative:text;mso-width-percent:0;mso-height-percent:0;mso-width-relative:page;mso-height-relative:page;v-text-anchor:top" o:gfxdata="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" filled="f" stroked="f">
+              <v:shape id="WordArt 2" o:spid="_x0000_s1027" type="#_x0000_t202" style="position:absolute;left:0;text-align:left;margin-left:76.5pt;margin-top:9.7pt;width:441.75pt;height:570.75pt;z-index:251660288;visibility:visible;mso-wrap-style:square;mso-width-percent:0;mso-height-percent:0;mso-wrap-distance-left:9pt;mso-wrap-distance-top:0;mso-wrap-distance-right:9pt;mso-wrap-distance-bottom:0;mso-position-horizontal:absolute;mso-position-horizontal-relative:text;mso-position-vertical:absolute;mso-position-vertical-relative:text;mso-width-percent:0;mso-height-percent:0;mso-width-relative:page;mso-height-relative:page;v-text-anchor:top" o:gfxdata="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" filled="f" stroked="f">
                 <o:lock v:ext="edit" shapetype="t"/>
-                <v:textbox style="mso-fit-shape-to-text:t">
+                <v:textbox>
                   <w:txbxContent>
                     <w:p>
                       <w:pPr>
@@ -14585,7 +13566,7 @@
                         <w:rPr>
                           <w:sz w:val="24"/>
                           <w:szCs w:val="24"/>
-                          <w:lang w:val="ru-UA"/>
+                          <w:lang/>
                         </w:rPr>
                       </w:pPr>
                       <w:r>
@@ -14619,6 +13600,907 @@
           </mc:Fallback>
         </mc:AlternateContent>
       </w:r>
+    </w:p>
+    <w:p>
+      <w:pPr>
+        <w:tabs>
+          <w:tab w:val="center" w:pos="4153"/>
+          <w:tab w:val="right" w:pos="8306"/>
+        </w:tabs>
+        <w:overflowPunct w:val="0"/>
+        <w:autoSpaceDE w:val="0"/>
+        <w:autoSpaceDN w:val="0"/>
+        <w:adjustRightInd w:val="0"/>
+        <w:spacing w:after="0" w:line="240" w:lineRule="auto"/>
+        <w:ind w:firstLine="360"/>
+        <w:jc w:val="center"/>
+        <w:textAlignment w:val="baseline"/>
+        <w:rPr>
+          <w:rFonts w:ascii="Times New Roman" w:eastAsia="MS Mincho" w:hAnsi="Times New Roman" w:cs="Times New Roman"/>
+          <w:b/>
+          <w:bCs/>
+          <w:sz w:val="18"/>
+          <w:szCs w:val="18"/>
+          <w:lang w:val="uk-UA" w:eastAsia="ru-RU"/>
+        </w:rPr>
+      </w:pPr>
+    </w:p>
+    <w:p>
+      <w:pPr>
+        <w:tabs>
+          <w:tab w:val="center" w:pos="4153"/>
+          <w:tab w:val="right" w:pos="8306"/>
+        </w:tabs>
+        <w:overflowPunct w:val="0"/>
+        <w:autoSpaceDE w:val="0"/>
+        <w:autoSpaceDN w:val="0"/>
+        <w:adjustRightInd w:val="0"/>
+        <w:spacing w:after="0" w:line="240" w:lineRule="auto"/>
+        <w:ind w:firstLine="360"/>
+        <w:jc w:val="center"/>
+        <w:textAlignment w:val="baseline"/>
+        <w:rPr>
+          <w:rFonts w:ascii="Times New Roman" w:eastAsia="MS Mincho" w:hAnsi="Times New Roman" w:cs="Times New Roman"/>
+          <w:b/>
+          <w:bCs/>
+          <w:sz w:val="18"/>
+          <w:szCs w:val="18"/>
+          <w:lang w:val="uk-UA" w:eastAsia="ru-RU"/>
+        </w:rPr>
+      </w:pPr>
+    </w:p>
+    <w:p>
+      <w:pPr>
+        <w:overflowPunct w:val="0"/>
+        <w:autoSpaceDE w:val="0"/>
+        <w:autoSpaceDN w:val="0"/>
+        <w:adjustRightInd w:val="0"/>
+        <w:spacing w:after="0" w:line="240" w:lineRule="auto"/>
+        <w:ind w:right="-1" w:firstLine="360"/>
+        <w:jc w:val="both"/>
+        <w:textAlignment w:val="baseline"/>
+        <w:rPr>
+          <w:rFonts w:ascii="Times New Roman" w:eastAsia="MS Mincho" w:hAnsi="Times New Roman" w:cs="Times New Roman"/>
+          <w:sz w:val="18"/>
+          <w:szCs w:val="18"/>
+          <w:lang w:val="uk-UA" w:eastAsia="ru-RU"/>
+        </w:rPr>
+      </w:pPr>
+    </w:p>
+    <w:p>
+      <w:pPr>
+        <w:overflowPunct w:val="0"/>
+        <w:autoSpaceDE w:val="0"/>
+        <w:autoSpaceDN w:val="0"/>
+        <w:adjustRightInd w:val="0"/>
+        <w:spacing w:after="0" w:line="240" w:lineRule="auto"/>
+        <w:ind w:right="-569"/>
+        <w:jc w:val="center"/>
+        <w:textAlignment w:val="baseline"/>
+        <w:rPr>
+          <w:rFonts w:ascii="Times New Roman" w:eastAsia="MS Mincho" w:hAnsi="Times New Roman" w:cs="Times New Roman"/>
+          <w:b/>
+          <w:bCs/>
+          <w:sz w:val="24"/>
+          <w:szCs w:val="24"/>
+          <w:lang w:val="uk-UA" w:eastAsia="ru-RU"/>
+        </w:rPr>
+      </w:pPr>
+      <w:r>
+        <w:rPr>
+          <w:rFonts w:ascii="Times New Roman" w:eastAsia="MS Mincho" w:hAnsi="Times New Roman" w:cs="Times New Roman"/>
+          <w:b/>
+          <w:bCs/>
+          <w:sz w:val="24"/>
+          <w:szCs w:val="24"/>
+          <w:lang w:val="uk-UA" w:eastAsia="ru-RU"/>
+        </w:rPr>
+        <w:t>АКТ</w:t>
+      </w:r>
+    </w:p>
+    <w:p>
+      <w:pPr>
+        <w:overflowPunct w:val="0"/>
+        <w:autoSpaceDE w:val="0"/>
+        <w:autoSpaceDN w:val="0"/>
+        <w:adjustRightInd w:val="0"/>
+        <w:spacing w:after="0" w:line="240" w:lineRule="auto"/>
+        <w:ind w:right="-569"/>
+        <w:jc w:val="center"/>
+        <w:textAlignment w:val="baseline"/>
+        <w:rPr>
+          <w:rFonts w:ascii="Times New Roman" w:eastAsia="MS Mincho" w:hAnsi="Times New Roman" w:cs="Times New Roman"/>
+          <w:b/>
+          <w:bCs/>
+          <w:sz w:val="24"/>
+          <w:szCs w:val="24"/>
+          <w:lang w:val="uk-UA" w:eastAsia="ru-RU"/>
+        </w:rPr>
+      </w:pPr>
+      <w:r>
+        <w:rPr>
+          <w:rFonts w:ascii="Times New Roman" w:eastAsia="MS Mincho" w:hAnsi="Times New Roman" w:cs="Times New Roman"/>
+          <w:b/>
+          <w:bCs/>
+          <w:sz w:val="24"/>
+          <w:szCs w:val="24"/>
+          <w:lang w:val="uk-UA" w:eastAsia="ru-RU"/>
+        </w:rPr>
+        <w:t>про виплату авторської винагороди та надання звіту</w:t>
+      </w:r>
+    </w:p>
+    <w:p>
+      <w:pPr>
+        <w:overflowPunct w:val="0"/>
+        <w:autoSpaceDE w:val="0"/>
+        <w:autoSpaceDN w:val="0"/>
+        <w:adjustRightInd w:val="0"/>
+        <w:spacing w:after="0" w:line="240" w:lineRule="auto"/>
+        <w:ind w:right="-569"/>
+        <w:jc w:val="center"/>
+        <w:textAlignment w:val="baseline"/>
+        <w:rPr>
+          <w:rFonts w:ascii="Times New Roman" w:eastAsia="MS Mincho" w:hAnsi="Times New Roman" w:cs="Times New Roman"/>
+          <w:b/>
+          <w:bCs/>
+          <w:sz w:val="24"/>
+          <w:szCs w:val="24"/>
+          <w:lang w:val="uk-UA" w:eastAsia="ru-RU"/>
+        </w:rPr>
+      </w:pPr>
+      <w:r>
+        <w:rPr>
+          <w:rFonts w:ascii="Times New Roman" w:eastAsia="MS Mincho" w:hAnsi="Times New Roman" w:cs="Times New Roman"/>
+          <w:b/>
+          <w:bCs/>
+          <w:sz w:val="24"/>
+          <w:szCs w:val="24"/>
+          <w:lang w:val="uk-UA" w:eastAsia="ru-RU"/>
+        </w:rPr>
+        <w:t xml:space="preserve">до </w:t>
+      </w:r>
+      <w:r>
+        <w:rPr>
+          <w:rFonts w:ascii="Times New Roman" w:eastAsia="MS Mincho" w:hAnsi="Times New Roman" w:cs="Times New Roman"/>
+          <w:b/>
+          <w:bCs/>
+          <w:caps/>
+          <w:sz w:val="24"/>
+          <w:szCs w:val="24"/>
+          <w:lang w:val="uk-UA" w:eastAsia="ru-RU"/>
+        </w:rPr>
+        <w:t>л</w:t>
+      </w:r>
+      <w:r>
+        <w:rPr>
+          <w:rFonts w:ascii="Times New Roman" w:eastAsia="MS Mincho" w:hAnsi="Times New Roman" w:cs="Times New Roman"/>
+          <w:b/>
+          <w:bCs/>
+          <w:sz w:val="24"/>
+          <w:szCs w:val="24"/>
+          <w:lang w:val="uk-UA" w:eastAsia="ru-RU"/>
+        </w:rPr>
+        <w:t>іцензійного договору</w:t>
+      </w:r>
+      <w:r>
+        <w:rPr>
+          <w:rFonts w:ascii="Times New Roman" w:eastAsia="MS Mincho" w:hAnsi="Times New Roman" w:cs="Times New Roman"/>
+          <w:b/>
+          <w:bCs/>
+          <w:sz w:val="24"/>
+          <w:szCs w:val="24"/>
+          <w:lang w:val="uk-UA" w:eastAsia="ru-RU"/>
+        </w:rPr>
+        <w:t xml:space="preserve"> </w:t>
+      </w:r>
+      <w:r>
+        <w:rPr>
+          <w:rFonts w:ascii="Times New Roman" w:eastAsia="MS Mincho" w:hAnsi="Times New Roman" w:cs="Times New Roman"/>
+          <w:b/>
+          <w:bCs/>
+          <w:sz w:val="24"/>
+          <w:szCs w:val="24"/>
+          <w:lang w:val="uk-UA" w:eastAsia="ru-RU"/>
+        </w:rPr>
+        <w:t>№ __________від “___”</w:t>
+      </w:r>
+      <w:r>
+        <w:rPr>
+          <w:rFonts w:ascii="Times New Roman" w:eastAsia="MS Mincho" w:hAnsi="Times New Roman" w:cs="Times New Roman"/>
+          <w:b/>
+          <w:bCs/>
+          <w:sz w:val="24"/>
+          <w:szCs w:val="24"/>
+          <w:lang w:eastAsia="ru-RU"/>
+        </w:rPr>
+        <w:t xml:space="preserve"> __________</w:t>
+      </w:r>
+      <w:r>
+        <w:rPr>
+          <w:rFonts w:ascii="Times New Roman" w:eastAsia="MS Mincho" w:hAnsi="Times New Roman" w:cs="Times New Roman"/>
+          <w:b/>
+          <w:bCs/>
+          <w:sz w:val="24"/>
+          <w:szCs w:val="24"/>
+          <w:lang w:val="uk-UA" w:eastAsia="ru-RU"/>
+        </w:rPr>
+        <w:t xml:space="preserve"> _____ року</w:t>
+      </w:r>
+    </w:p>
+    <w:p>
+      <w:pPr>
+        <w:overflowPunct w:val="0"/>
+        <w:autoSpaceDE w:val="0"/>
+        <w:autoSpaceDN w:val="0"/>
+        <w:adjustRightInd w:val="0"/>
+        <w:spacing w:after="0" w:line="240" w:lineRule="auto"/>
+        <w:ind w:right="-1"/>
+        <w:jc w:val="center"/>
+        <w:textAlignment w:val="baseline"/>
+        <w:rPr>
+          <w:rFonts w:ascii="Times New Roman" w:eastAsia="MS Mincho" w:hAnsi="Times New Roman" w:cs="Times New Roman"/>
+          <w:b/>
+          <w:bCs/>
+          <w:sz w:val="24"/>
+          <w:szCs w:val="24"/>
+          <w:lang w:val="uk-UA" w:eastAsia="ru-RU"/>
+        </w:rPr>
+      </w:pPr>
+      <w:r>
+        <w:rPr>
+          <w:rFonts w:ascii="Times New Roman" w:eastAsia="MS Mincho" w:hAnsi="Times New Roman" w:cs="Times New Roman"/>
+          <w:b/>
+          <w:bCs/>
+          <w:sz w:val="24"/>
+          <w:szCs w:val="24"/>
+          <w:lang w:eastAsia="ru-RU"/>
+        </w:rPr>
+        <w:t>(</w:t>
+      </w:r>
+      <w:proofErr w:type="spellStart"/>
+      <w:r>
+        <w:rPr>
+          <w:rFonts w:ascii="Times New Roman" w:eastAsia="MS Mincho" w:hAnsi="Times New Roman" w:cs="Times New Roman"/>
+          <w:b/>
+          <w:bCs/>
+          <w:sz w:val="24"/>
+          <w:szCs w:val="24"/>
+          <w:lang w:eastAsia="ru-RU"/>
+        </w:rPr>
+        <w:t>далі</w:t>
+      </w:r>
+      <w:proofErr w:type="spellEnd"/>
+      <w:r>
+        <w:rPr>
+          <w:rFonts w:ascii="Times New Roman" w:eastAsia="MS Mincho" w:hAnsi="Times New Roman" w:cs="Times New Roman"/>
+          <w:b/>
+          <w:bCs/>
+          <w:sz w:val="24"/>
+          <w:szCs w:val="24"/>
+          <w:lang w:eastAsia="ru-RU"/>
+        </w:rPr>
+        <w:t xml:space="preserve"> - </w:t>
+      </w:r>
+      <w:proofErr w:type="spellStart"/>
+      <w:r>
+        <w:rPr>
+          <w:rFonts w:ascii="Times New Roman" w:eastAsia="MS Mincho" w:hAnsi="Times New Roman" w:cs="Times New Roman"/>
+          <w:b/>
+          <w:bCs/>
+          <w:sz w:val="24"/>
+          <w:szCs w:val="24"/>
+          <w:lang w:eastAsia="ru-RU"/>
+        </w:rPr>
+        <w:t>Договір</w:t>
+      </w:r>
+      <w:proofErr w:type="spellEnd"/>
+      <w:r>
+        <w:rPr>
+          <w:rFonts w:ascii="Times New Roman" w:eastAsia="MS Mincho" w:hAnsi="Times New Roman" w:cs="Times New Roman"/>
+          <w:b/>
+          <w:bCs/>
+          <w:sz w:val="24"/>
+          <w:szCs w:val="24"/>
+          <w:lang w:eastAsia="ru-RU"/>
+        </w:rPr>
+        <w:t xml:space="preserve">) </w:t>
+      </w:r>
+      <w:r>
+        <w:rPr>
+          <w:rFonts w:ascii="Times New Roman" w:eastAsia="MS Mincho" w:hAnsi="Times New Roman" w:cs="Times New Roman"/>
+          <w:b/>
+          <w:bCs/>
+          <w:sz w:val="24"/>
+          <w:szCs w:val="24"/>
+          <w:lang w:val="uk-UA" w:eastAsia="ru-RU"/>
+        </w:rPr>
+        <w:t xml:space="preserve">за </w:t>
+      </w:r>
+      <w:r>
+        <w:rPr>
+          <w:rFonts w:ascii="Times New Roman" w:eastAsia="MS Mincho" w:hAnsi="Times New Roman" w:cs="Times New Roman"/>
+          <w:b/>
+          <w:bCs/>
+          <w:sz w:val="24"/>
+          <w:szCs w:val="24"/>
+          <w:lang w:eastAsia="ru-RU"/>
+        </w:rPr>
+        <w:t>_________</w:t>
+      </w:r>
+      <w:r>
+        <w:rPr>
+          <w:rFonts w:ascii="Times New Roman" w:eastAsia="MS Mincho" w:hAnsi="Times New Roman" w:cs="Times New Roman"/>
+          <w:b/>
+          <w:bCs/>
+          <w:sz w:val="24"/>
+          <w:szCs w:val="24"/>
+          <w:lang w:val="uk-UA" w:eastAsia="ru-RU"/>
+        </w:rPr>
+        <w:t xml:space="preserve"> 20___ р.</w:t>
+      </w:r>
+    </w:p>
+    <w:p>
+      <w:pPr>
+        <w:overflowPunct w:val="0"/>
+        <w:autoSpaceDE w:val="0"/>
+        <w:autoSpaceDN w:val="0"/>
+        <w:adjustRightInd w:val="0"/>
+        <w:spacing w:after="0" w:line="240" w:lineRule="auto"/>
+        <w:ind w:right="-569"/>
+        <w:jc w:val="both"/>
+        <w:textAlignment w:val="baseline"/>
+        <w:rPr>
+          <w:rFonts w:ascii="Times New Roman" w:eastAsia="MS Mincho" w:hAnsi="Times New Roman" w:cs="Times New Roman"/>
+          <w:sz w:val="20"/>
+          <w:szCs w:val="20"/>
+          <w:lang w:val="uk-UA" w:eastAsia="ru-RU"/>
+        </w:rPr>
+      </w:pPr>
+    </w:p>
+    <w:p>
+      <w:pPr>
+        <w:overflowPunct w:val="0"/>
+        <w:autoSpaceDE w:val="0"/>
+        <w:autoSpaceDN w:val="0"/>
+        <w:adjustRightInd w:val="0"/>
+        <w:spacing w:after="0" w:line="240" w:lineRule="auto"/>
+        <w:ind w:right="-569"/>
+        <w:jc w:val="both"/>
+        <w:textAlignment w:val="baseline"/>
+        <w:rPr>
+          <w:rFonts w:ascii="Times New Roman" w:eastAsia="MS Mincho" w:hAnsi="Times New Roman" w:cs="Times New Roman"/>
+          <w:sz w:val="20"/>
+          <w:szCs w:val="20"/>
+          <w:lang w:val="uk-UA" w:eastAsia="ru-RU"/>
+        </w:rPr>
+      </w:pPr>
+    </w:p>
+    <w:p>
+      <w:pPr>
+        <w:overflowPunct w:val="0"/>
+        <w:autoSpaceDE w:val="0"/>
+        <w:autoSpaceDN w:val="0"/>
+        <w:adjustRightInd w:val="0"/>
+        <w:spacing w:after="0" w:line="240" w:lineRule="auto"/>
+        <w:ind w:right="-1"/>
+        <w:jc w:val="center"/>
+        <w:textAlignment w:val="baseline"/>
+        <w:rPr>
+          <w:rFonts w:ascii="Times New Roman" w:eastAsia="MS Mincho" w:hAnsi="Times New Roman" w:cs="Times New Roman"/>
+          <w:sz w:val="20"/>
+          <w:szCs w:val="20"/>
+          <w:lang w:val="uk-UA" w:eastAsia="ru-RU"/>
+        </w:rPr>
+      </w:pPr>
+      <w:r>
+        <w:rPr>
+          <w:rFonts w:ascii="Times New Roman" w:eastAsia="MS Mincho" w:hAnsi="Times New Roman" w:cs="Times New Roman"/>
+          <w:sz w:val="20"/>
+          <w:szCs w:val="20"/>
+          <w:lang w:val="uk-UA" w:eastAsia="ru-RU"/>
+        </w:rPr>
+        <w:t>м. Київ</w:t>
+      </w:r>
+      <w:r>
+        <w:rPr>
+          <w:rFonts w:ascii="Times New Roman" w:eastAsia="MS Mincho" w:hAnsi="Times New Roman" w:cs="Times New Roman"/>
+          <w:sz w:val="20"/>
+          <w:szCs w:val="20"/>
+          <w:lang w:val="uk-UA" w:eastAsia="ru-RU"/>
+        </w:rPr>
+        <w:tab/>
+      </w:r>
+      <w:r>
+        <w:rPr>
+          <w:rFonts w:ascii="Times New Roman" w:eastAsia="MS Mincho" w:hAnsi="Times New Roman" w:cs="Times New Roman"/>
+          <w:sz w:val="20"/>
+          <w:szCs w:val="20"/>
+          <w:lang w:val="uk-UA" w:eastAsia="ru-RU"/>
+        </w:rPr>
+        <w:tab/>
+      </w:r>
+      <w:r>
+        <w:rPr>
+          <w:rFonts w:ascii="Times New Roman" w:eastAsia="MS Mincho" w:hAnsi="Times New Roman" w:cs="Times New Roman"/>
+          <w:sz w:val="20"/>
+          <w:szCs w:val="20"/>
+          <w:lang w:val="uk-UA" w:eastAsia="ru-RU"/>
+        </w:rPr>
+        <w:tab/>
+      </w:r>
+      <w:r>
+        <w:rPr>
+          <w:rFonts w:ascii="Times New Roman" w:eastAsia="MS Mincho" w:hAnsi="Times New Roman" w:cs="Times New Roman"/>
+          <w:sz w:val="20"/>
+          <w:szCs w:val="20"/>
+          <w:lang w:val="uk-UA" w:eastAsia="ru-RU"/>
+        </w:rPr>
+        <w:tab/>
+      </w:r>
+      <w:r>
+        <w:rPr>
+          <w:rFonts w:ascii="Times New Roman" w:eastAsia="MS Mincho" w:hAnsi="Times New Roman" w:cs="Times New Roman"/>
+          <w:sz w:val="20"/>
+          <w:szCs w:val="20"/>
+          <w:lang w:val="uk-UA" w:eastAsia="ru-RU"/>
+        </w:rPr>
+        <w:tab/>
+      </w:r>
+      <w:r>
+        <w:rPr>
+          <w:rFonts w:ascii="Times New Roman" w:eastAsia="MS Mincho" w:hAnsi="Times New Roman" w:cs="Times New Roman"/>
+          <w:sz w:val="20"/>
+          <w:szCs w:val="20"/>
+          <w:lang w:val="uk-UA" w:eastAsia="ru-RU"/>
+        </w:rPr>
+        <w:tab/>
+        <w:t xml:space="preserve">                                                       “_____”   </w:t>
+      </w:r>
+      <w:r>
+        <w:rPr>
+          <w:rFonts w:ascii="Times New Roman" w:eastAsia="MS Mincho" w:hAnsi="Times New Roman" w:cs="Times New Roman"/>
+          <w:sz w:val="20"/>
+          <w:szCs w:val="20"/>
+          <w:lang w:eastAsia="ru-RU"/>
+        </w:rPr>
+        <w:t>____________</w:t>
+      </w:r>
+      <w:r>
+        <w:rPr>
+          <w:rFonts w:ascii="Times New Roman" w:eastAsia="MS Mincho" w:hAnsi="Times New Roman" w:cs="Times New Roman"/>
+          <w:sz w:val="20"/>
+          <w:szCs w:val="20"/>
+          <w:lang w:val="uk-UA" w:eastAsia="ru-RU"/>
+        </w:rPr>
+        <w:t xml:space="preserve">  2</w:t>
+      </w:r>
+      <w:r>
+        <w:rPr>
+          <w:rFonts w:ascii="Times New Roman" w:eastAsia="MS Mincho" w:hAnsi="Times New Roman" w:cs="Times New Roman"/>
+          <w:sz w:val="20"/>
+          <w:szCs w:val="20"/>
+          <w:lang w:eastAsia="ru-RU"/>
+        </w:rPr>
+        <w:t>0___</w:t>
+      </w:r>
+      <w:r>
+        <w:rPr>
+          <w:rFonts w:ascii="Times New Roman" w:eastAsia="MS Mincho" w:hAnsi="Times New Roman" w:cs="Times New Roman"/>
+          <w:sz w:val="20"/>
+          <w:szCs w:val="20"/>
+          <w:lang w:val="uk-UA" w:eastAsia="ru-RU"/>
+        </w:rPr>
+        <w:t xml:space="preserve"> р.</w:t>
+      </w:r>
+    </w:p>
+    <w:p>
+      <w:pPr>
+        <w:overflowPunct w:val="0"/>
+        <w:autoSpaceDE w:val="0"/>
+        <w:autoSpaceDN w:val="0"/>
+        <w:adjustRightInd w:val="0"/>
+        <w:spacing w:after="0" w:line="240" w:lineRule="auto"/>
+        <w:ind w:right="-1"/>
+        <w:jc w:val="both"/>
+        <w:textAlignment w:val="baseline"/>
+        <w:rPr>
+          <w:rFonts w:ascii="Times New Roman" w:eastAsia="MS Mincho" w:hAnsi="Times New Roman" w:cs="Times New Roman"/>
+          <w:sz w:val="20"/>
+          <w:szCs w:val="20"/>
+          <w:lang w:val="uk-UA" w:eastAsia="ru-RU"/>
+        </w:rPr>
+      </w:pPr>
+    </w:p>
+    <w:p>
+      <w:pPr>
+        <w:overflowPunct w:val="0"/>
+        <w:autoSpaceDE w:val="0"/>
+        <w:autoSpaceDN w:val="0"/>
+        <w:adjustRightInd w:val="0"/>
+        <w:spacing w:after="0" w:line="240" w:lineRule="auto"/>
+        <w:ind w:right="-1" w:firstLine="720"/>
+        <w:jc w:val="both"/>
+        <w:textAlignment w:val="baseline"/>
+        <w:rPr>
+          <w:rFonts w:ascii="Times New Roman" w:eastAsia="MS Mincho" w:hAnsi="Times New Roman" w:cs="Times New Roman"/>
+          <w:b/>
+          <w:sz w:val="24"/>
+          <w:szCs w:val="24"/>
+          <w:lang w:val="uk-UA" w:eastAsia="ru-RU"/>
+        </w:rPr>
+      </w:pPr>
+    </w:p>
+    <w:p>
+      <w:pPr>
+        <w:overflowPunct w:val="0"/>
+        <w:autoSpaceDE w:val="0"/>
+        <w:autoSpaceDN w:val="0"/>
+        <w:adjustRightInd w:val="0"/>
+        <w:spacing w:after="0" w:line="240" w:lineRule="auto"/>
+        <w:ind w:right="-1"/>
+        <w:jc w:val="both"/>
+        <w:textAlignment w:val="baseline"/>
+        <w:rPr>
+          <w:rFonts w:ascii="Times New Roman" w:eastAsia="MS Mincho" w:hAnsi="Times New Roman" w:cs="Times New Roman"/>
+          <w:sz w:val="24"/>
+          <w:szCs w:val="24"/>
+          <w:lang w:val="uk-UA" w:eastAsia="ru-RU"/>
+        </w:rPr>
+      </w:pPr>
+      <w:r>
+        <w:rPr>
+          <w:rFonts w:ascii="Times New Roman" w:eastAsia="MS Mincho" w:hAnsi="Times New Roman" w:cs="Times New Roman"/>
+          <w:b/>
+          <w:sz w:val="24"/>
+          <w:szCs w:val="24"/>
+          <w:lang w:val="uk-UA" w:eastAsia="ru-RU"/>
+        </w:rPr>
+        <w:t>______________________________________</w:t>
+      </w:r>
+      <w:r>
+        <w:rPr>
+          <w:rFonts w:ascii="Times New Roman" w:eastAsia="MS Mincho" w:hAnsi="Times New Roman" w:cs="Times New Roman"/>
+          <w:sz w:val="24"/>
+          <w:szCs w:val="24"/>
+          <w:lang w:val="uk-UA" w:eastAsia="ru-RU"/>
+        </w:rPr>
+        <w:t xml:space="preserve"> /далі - Користувач/, в особі_______________________________________, що діє на підставі _________________ та _______________________ з однієї Сторони,  та</w:t>
+      </w:r>
+    </w:p>
+    <w:p>
+      <w:pPr>
+        <w:overflowPunct w:val="0"/>
+        <w:autoSpaceDE w:val="0"/>
+        <w:autoSpaceDN w:val="0"/>
+        <w:adjustRightInd w:val="0"/>
+        <w:spacing w:after="0" w:line="240" w:lineRule="auto"/>
+        <w:ind w:right="-1" w:firstLine="720"/>
+        <w:jc w:val="both"/>
+        <w:textAlignment w:val="baseline"/>
+        <w:rPr>
+          <w:rFonts w:ascii="Times New Roman" w:eastAsia="MS Mincho" w:hAnsi="Times New Roman" w:cs="Times New Roman"/>
+          <w:sz w:val="24"/>
+          <w:szCs w:val="24"/>
+          <w:lang w:val="uk-UA" w:eastAsia="ru-RU"/>
+        </w:rPr>
+      </w:pPr>
+      <w:r>
+        <w:rPr>
+          <w:rFonts w:ascii="Times New Roman" w:eastAsia="MS Mincho" w:hAnsi="Times New Roman" w:cs="Times New Roman"/>
+          <w:b/>
+          <w:sz w:val="24"/>
+          <w:szCs w:val="24"/>
+          <w:lang w:val="uk-UA" w:eastAsia="ru-RU"/>
+        </w:rPr>
+        <w:t xml:space="preserve">Громадська організація “Українська агенція </w:t>
+      </w:r>
+      <w:r>
+        <w:rPr>
+          <w:rFonts w:ascii="Times New Roman" w:eastAsia="MS Mincho" w:hAnsi="Times New Roman" w:cs="Times New Roman"/>
+          <w:b/>
+          <w:sz w:val="24"/>
+          <w:szCs w:val="24"/>
+          <w:lang w:val="uk-UA" w:eastAsia="ru-RU"/>
+        </w:rPr>
+        <w:t>з авторських та суміжних прав”</w:t>
+      </w:r>
+      <w:r>
+        <w:rPr>
+          <w:rFonts w:ascii="Times New Roman" w:eastAsia="MS Mincho" w:hAnsi="Times New Roman" w:cs="Times New Roman"/>
+          <w:sz w:val="24"/>
+          <w:szCs w:val="24"/>
+          <w:lang w:val="uk-UA" w:eastAsia="ru-RU"/>
+        </w:rPr>
+        <w:t xml:space="preserve"> /далі -           </w:t>
+      </w:r>
+      <w:r>
+        <w:rPr>
+          <w:rFonts w:ascii="Times New Roman" w:eastAsia="MS Mincho" w:hAnsi="Times New Roman" w:cs="Times New Roman"/>
+          <w:sz w:val="24"/>
+          <w:szCs w:val="24"/>
+          <w:lang w:val="uk-UA" w:eastAsia="ru-RU"/>
+        </w:rPr>
+        <w:t>ГО УААСП</w:t>
+      </w:r>
+      <w:r>
+        <w:rPr>
+          <w:rFonts w:ascii="Times New Roman" w:eastAsia="MS Mincho" w:hAnsi="Times New Roman" w:cs="Times New Roman"/>
+          <w:sz w:val="24"/>
+          <w:szCs w:val="24"/>
+          <w:lang w:val="uk-UA" w:eastAsia="ru-RU"/>
+        </w:rPr>
+        <w:t>/, в особі ___________________________________________, що діє на підставі ________________________ та ____________________________________ з другої сторони, надалі іменовані Сторони, уклали цей акт про наступне:</w:t>
+      </w:r>
+    </w:p>
+    <w:p>
+      <w:pPr>
+        <w:overflowPunct w:val="0"/>
+        <w:autoSpaceDE w:val="0"/>
+        <w:autoSpaceDN w:val="0"/>
+        <w:adjustRightInd w:val="0"/>
+        <w:spacing w:after="0" w:line="240" w:lineRule="auto"/>
+        <w:ind w:right="-1"/>
+        <w:jc w:val="both"/>
+        <w:textAlignment w:val="baseline"/>
+        <w:rPr>
+          <w:rFonts w:ascii="Times New Roman" w:eastAsia="MS Mincho" w:hAnsi="Times New Roman" w:cs="Times New Roman"/>
+          <w:sz w:val="24"/>
+          <w:szCs w:val="24"/>
+          <w:lang w:val="uk-UA" w:eastAsia="ru-RU"/>
+        </w:rPr>
+      </w:pPr>
+    </w:p>
+    <w:p>
+      <w:pPr>
+        <w:overflowPunct w:val="0"/>
+        <w:autoSpaceDE w:val="0"/>
+        <w:autoSpaceDN w:val="0"/>
+        <w:adjustRightInd w:val="0"/>
+        <w:spacing w:after="0" w:line="240" w:lineRule="auto"/>
+        <w:ind w:right="-1"/>
+        <w:jc w:val="both"/>
+        <w:textAlignment w:val="baseline"/>
+        <w:rPr>
+          <w:rFonts w:ascii="Times New Roman" w:eastAsia="MS Mincho" w:hAnsi="Times New Roman" w:cs="Times New Roman"/>
+          <w:sz w:val="24"/>
+          <w:szCs w:val="24"/>
+          <w:lang w:val="uk-UA" w:eastAsia="ru-RU"/>
+        </w:rPr>
+      </w:pPr>
+      <w:r>
+        <w:rPr>
+          <w:rFonts w:ascii="Times New Roman" w:eastAsia="MS Mincho" w:hAnsi="Times New Roman" w:cs="Times New Roman"/>
+          <w:sz w:val="24"/>
+          <w:szCs w:val="24"/>
+          <w:lang w:val="uk-UA" w:eastAsia="ru-RU"/>
+        </w:rPr>
+        <w:t>1. Користувач:</w:t>
+      </w:r>
+    </w:p>
+    <w:p>
+      <w:pPr>
+        <w:overflowPunct w:val="0"/>
+        <w:autoSpaceDE w:val="0"/>
+        <w:autoSpaceDN w:val="0"/>
+        <w:adjustRightInd w:val="0"/>
+        <w:spacing w:after="0" w:line="240" w:lineRule="auto"/>
+        <w:ind w:right="-1" w:firstLine="426"/>
+        <w:jc w:val="both"/>
+        <w:textAlignment w:val="baseline"/>
+        <w:rPr>
+          <w:rFonts w:ascii="Times New Roman" w:eastAsia="MS Mincho" w:hAnsi="Times New Roman" w:cs="Times New Roman"/>
+          <w:color w:val="000000"/>
+          <w:sz w:val="24"/>
+          <w:szCs w:val="24"/>
+          <w:lang w:val="uk-UA" w:eastAsia="ru-RU"/>
+        </w:rPr>
+      </w:pPr>
+      <w:r>
+        <w:rPr>
+          <w:rFonts w:ascii="Times New Roman" w:eastAsia="MS Mincho" w:hAnsi="Times New Roman" w:cs="Times New Roman"/>
+          <w:color w:val="000000"/>
+          <w:sz w:val="24"/>
+          <w:szCs w:val="24"/>
+          <w:lang w:val="uk-UA" w:eastAsia="ru-RU"/>
+        </w:rPr>
+        <w:t xml:space="preserve">1.1. Відповідно до Договору надав </w:t>
+      </w:r>
+      <w:r>
+        <w:rPr>
+          <w:rFonts w:ascii="Times New Roman" w:eastAsia="MS Mincho" w:hAnsi="Times New Roman" w:cs="Times New Roman"/>
+          <w:caps/>
+          <w:color w:val="000000"/>
+          <w:sz w:val="24"/>
+          <w:szCs w:val="24"/>
+          <w:lang w:val="uk-UA" w:eastAsia="ru-RU"/>
+        </w:rPr>
+        <w:t>з</w:t>
+      </w:r>
+      <w:r>
+        <w:rPr>
+          <w:rFonts w:ascii="Times New Roman" w:eastAsia="MS Mincho" w:hAnsi="Times New Roman" w:cs="Times New Roman"/>
+          <w:color w:val="000000"/>
+          <w:sz w:val="24"/>
+          <w:szCs w:val="24"/>
+          <w:lang w:val="uk-UA" w:eastAsia="ru-RU"/>
+        </w:rPr>
+        <w:t>віт про публічно виконані твори</w:t>
+      </w:r>
+      <w:r>
+        <w:rPr>
+          <w:rFonts w:ascii="Times New Roman" w:eastAsia="MS Mincho" w:hAnsi="Times New Roman" w:cs="Times New Roman"/>
+          <w:color w:val="000000"/>
+          <w:sz w:val="24"/>
+          <w:szCs w:val="24"/>
+          <w:lang w:val="uk-UA" w:eastAsia="ru-RU"/>
+        </w:rPr>
+        <w:t xml:space="preserve"> </w:t>
+      </w:r>
+      <w:r>
+        <w:rPr>
+          <w:rFonts w:ascii="Times New Roman CYR" w:eastAsia="MS Mincho" w:hAnsi="Times New Roman CYR" w:cs="Times New Roman CYR"/>
+          <w:color w:val="000000"/>
+          <w:sz w:val="24"/>
+          <w:szCs w:val="24"/>
+          <w:lang w:val="uk-UA" w:eastAsia="ru-RU"/>
+        </w:rPr>
+        <w:t xml:space="preserve">за </w:t>
+      </w:r>
+      <w:r>
+        <w:rPr>
+          <w:rFonts w:ascii="Times New Roman CYR" w:eastAsia="MS Mincho" w:hAnsi="Times New Roman CYR" w:cs="Times New Roman CYR"/>
+          <w:color w:val="000000"/>
+          <w:sz w:val="24"/>
+          <w:szCs w:val="24"/>
+          <w:lang w:eastAsia="ru-RU"/>
+        </w:rPr>
+        <w:t xml:space="preserve">__________ </w:t>
+      </w:r>
+      <w:r>
+        <w:rPr>
+          <w:rFonts w:ascii="Times New Roman" w:eastAsia="MS Mincho" w:hAnsi="Times New Roman" w:cs="Times New Roman"/>
+          <w:color w:val="000000"/>
+          <w:sz w:val="24"/>
+          <w:szCs w:val="24"/>
+          <w:lang w:val="uk-UA" w:eastAsia="ru-RU"/>
+        </w:rPr>
+        <w:t>20</w:t>
+      </w:r>
+      <w:r>
+        <w:rPr>
+          <w:rFonts w:ascii="Times New Roman" w:eastAsia="MS Mincho" w:hAnsi="Times New Roman" w:cs="Times New Roman"/>
+          <w:color w:val="000000"/>
+          <w:sz w:val="24"/>
+          <w:szCs w:val="24"/>
+          <w:lang w:eastAsia="ru-RU"/>
+        </w:rPr>
+        <w:t>_</w:t>
+      </w:r>
+      <w:r>
+        <w:rPr>
+          <w:rFonts w:ascii="Times New Roman" w:eastAsia="MS Mincho" w:hAnsi="Times New Roman" w:cs="Times New Roman"/>
+          <w:color w:val="000000"/>
+          <w:sz w:val="24"/>
+          <w:szCs w:val="24"/>
+          <w:lang w:val="uk-UA" w:eastAsia="ru-RU"/>
+        </w:rPr>
+        <w:t xml:space="preserve">_ р. в паперовому вигляді і електронному вигляді за адресою: </w:t>
+      </w:r>
+      <w:r>
+        <w:rPr>
+          <w:rFonts w:ascii="Times New Roman" w:eastAsia="MS Mincho" w:hAnsi="Times New Roman" w:cs="Times New Roman"/>
+          <w:b/>
+          <w:sz w:val="24"/>
+          <w:szCs w:val="24"/>
+          <w:u w:val="single"/>
+          <w:lang w:val="uk-UA" w:eastAsia="ru-RU"/>
+        </w:rPr>
+        <w:t>_________________________________________</w:t>
+      </w:r>
+      <w:r>
+        <w:rPr>
+          <w:rFonts w:ascii="Times New Roman" w:eastAsia="MS Mincho" w:hAnsi="Times New Roman" w:cs="Times New Roman"/>
+          <w:b/>
+          <w:sz w:val="24"/>
+          <w:szCs w:val="24"/>
+          <w:lang w:val="uk-UA" w:eastAsia="ru-RU"/>
+        </w:rPr>
+        <w:t>;</w:t>
+      </w:r>
+    </w:p>
+    <w:p>
+      <w:pPr>
+        <w:overflowPunct w:val="0"/>
+        <w:autoSpaceDE w:val="0"/>
+        <w:autoSpaceDN w:val="0"/>
+        <w:adjustRightInd w:val="0"/>
+        <w:spacing w:after="0" w:line="240" w:lineRule="auto"/>
+        <w:ind w:right="-1" w:firstLine="426"/>
+        <w:jc w:val="both"/>
+        <w:textAlignment w:val="baseline"/>
+        <w:rPr>
+          <w:rFonts w:ascii="Times New Roman" w:eastAsia="MS Mincho" w:hAnsi="Times New Roman" w:cs="Times New Roman"/>
+          <w:sz w:val="24"/>
+          <w:szCs w:val="24"/>
+          <w:lang w:val="uk-UA" w:eastAsia="ru-RU"/>
+        </w:rPr>
+      </w:pPr>
+      <w:r>
+        <w:rPr>
+          <w:rFonts w:ascii="Times New Roman" w:eastAsia="MS Mincho" w:hAnsi="Times New Roman" w:cs="Times New Roman"/>
+          <w:sz w:val="24"/>
+          <w:szCs w:val="24"/>
+          <w:lang w:val="uk-UA" w:eastAsia="ru-RU"/>
+        </w:rPr>
+        <w:t>1.2. Відповідно до Договору перерахував авторську винагороду в сумі</w:t>
+      </w:r>
+      <w:r>
+        <w:rPr>
+          <w:rFonts w:ascii="Times New Roman" w:eastAsia="MS Mincho" w:hAnsi="Times New Roman" w:cs="Times New Roman"/>
+          <w:b/>
+          <w:bCs/>
+          <w:sz w:val="24"/>
+          <w:szCs w:val="24"/>
+          <w:lang w:val="uk-UA" w:eastAsia="ru-RU"/>
+        </w:rPr>
+        <w:t xml:space="preserve"> ___________ (__________________________________</w:t>
+      </w:r>
+      <w:r>
+        <w:rPr>
+          <w:rFonts w:ascii="Times New Roman" w:eastAsia="MS Mincho" w:hAnsi="Times New Roman" w:cs="Times New Roman"/>
+          <w:b/>
+          <w:sz w:val="24"/>
+          <w:szCs w:val="24"/>
+          <w:lang w:val="uk-UA" w:eastAsia="ru-RU"/>
+        </w:rPr>
+        <w:t>)</w:t>
+      </w:r>
+      <w:r>
+        <w:rPr>
+          <w:rFonts w:ascii="Times New Roman" w:eastAsia="MS Mincho" w:hAnsi="Times New Roman" w:cs="Times New Roman"/>
+          <w:sz w:val="24"/>
+          <w:szCs w:val="24"/>
+          <w:lang w:val="uk-UA" w:eastAsia="ru-RU"/>
+        </w:rPr>
+        <w:t xml:space="preserve"> грн. </w:t>
+      </w:r>
+      <w:r>
+        <w:rPr>
+          <w:rFonts w:ascii="Times New Roman" w:eastAsia="MS Mincho" w:hAnsi="Times New Roman" w:cs="Times New Roman"/>
+          <w:b/>
+          <w:sz w:val="24"/>
+          <w:szCs w:val="24"/>
+          <w:lang w:val="uk-UA" w:eastAsia="ru-RU"/>
+        </w:rPr>
+        <w:t>____</w:t>
+      </w:r>
+      <w:r>
+        <w:rPr>
+          <w:rFonts w:ascii="Times New Roman" w:eastAsia="MS Mincho" w:hAnsi="Times New Roman" w:cs="Times New Roman"/>
+          <w:sz w:val="24"/>
+          <w:szCs w:val="24"/>
+          <w:lang w:val="uk-UA" w:eastAsia="ru-RU"/>
+        </w:rPr>
+        <w:t xml:space="preserve"> коп., а саме:</w:t>
+      </w:r>
+    </w:p>
+    <w:p>
+      <w:pPr>
+        <w:overflowPunct w:val="0"/>
+        <w:autoSpaceDE w:val="0"/>
+        <w:autoSpaceDN w:val="0"/>
+        <w:adjustRightInd w:val="0"/>
+        <w:spacing w:after="0" w:line="240" w:lineRule="auto"/>
+        <w:ind w:right="-1" w:firstLine="426"/>
+        <w:jc w:val="both"/>
+        <w:textAlignment w:val="baseline"/>
+        <w:rPr>
+          <w:rFonts w:ascii="Times New Roman" w:eastAsia="MS Mincho" w:hAnsi="Times New Roman" w:cs="Times New Roman"/>
+          <w:sz w:val="24"/>
+          <w:szCs w:val="24"/>
+          <w:lang w:val="uk-UA" w:eastAsia="ru-RU"/>
+        </w:rPr>
+      </w:pPr>
     </w:p>
     <w:p>
       <w:pPr>
@@ -15097,19 +14979,8 @@
                 <w:szCs w:val="20"/>
                 <w:lang w:eastAsia="ru-RU"/>
               </w:rPr>
-              <w:t>(Код ЄДРПОУ: ______________</w:t>
+              <w:t>(Код ЄДРПОУ: _______________ )</w:t>
             </w:r>
-            <w:proofErr w:type="gramStart"/>
-            <w:r>
-              <w:rPr>
-                <w:rFonts w:ascii="Times New Roman" w:eastAsia="MS Mincho" w:hAnsi="Times New Roman" w:cs="Times New Roman"/>
-                <w:sz w:val="20"/>
-                <w:szCs w:val="20"/>
-                <w:lang w:eastAsia="ru-RU"/>
-              </w:rPr>
-              <w:t>_ )</w:t>
-            </w:r>
-            <w:proofErr w:type="gramEnd"/>
           </w:p>
         </w:tc>
         <w:tc>
@@ -17945,25 +17816,9 @@
         </w:rPr>
         <w:t xml:space="preserve">_______________________ </w:t>
       </w:r>
+      <w:bookmarkStart w:id="8" w:name="_GoBack"/>
+      <w:bookmarkEnd w:id="8"/>
     </w:p>
-    <w:p>
-      <w:pPr>
-        <w:overflowPunct w:val="0"/>
-        <w:autoSpaceDE w:val="0"/>
-        <w:autoSpaceDN w:val="0"/>
-        <w:adjustRightInd w:val="0"/>
-        <w:spacing w:after="0" w:line="240" w:lineRule="auto"/>
-        <w:textAlignment w:val="baseline"/>
-        <w:rPr>
-          <w:rFonts w:ascii="Times New Roman" w:eastAsia="MS Mincho" w:hAnsi="Times New Roman" w:cs="Times New Roman"/>
-          <w:bCs/>
-          <w:sz w:val="18"/>
-          <w:szCs w:val="18"/>
-          <w:lang w:val="uk-UA" w:eastAsia="ru-RU"/>
-        </w:rPr>
-      </w:pPr>
-    </w:p>
-    <w:p/>
     <w:sectPr>
       <w:headerReference w:type="default" r:id="rId10"/>
       <w:footerReference w:type="even" r:id="rId11"/>
@@ -17977,7 +17832,7 @@
 </file>
 
 <file path=word/endnotes.xml><?xml version="1.0" encoding="utf-8"?>
-<w:endnotes xmlns:wpc="http://schemas.microsoft.com/office/word/2010/wordprocessingCanvas" xmlns:cx="http://schemas.microsoft.com/office/drawing/2014/chartex" xmlns:cx1="http://schemas.microsoft.com/office/drawing/2015/9/8/chartex" xmlns:cx2="http://schemas.microsoft.com/office/drawing/2015/10/21/chartex" xmlns:cx3="http://schemas.microsoft.com/office/drawing/2016/5/9/chartex" xmlns:cx4="http://schemas.microsoft.com/office/drawing/2016/5/10/chartex" xmlns:cx5="http://schemas.microsoft.com/office/drawing/2016/5/11/chartex" xmlns:cx6="http://schemas.microsoft.com/office/drawing/2016/5/12/chartex" xmlns:cx7="http://schemas.microsoft.com/office/drawing/2016/5/13/chartex" xmlns:cx8="http://schemas.microsoft.com/office/drawing/2016/5/14/chartex" xmlns:mc="http://schemas.openxmlformats.org/markup-compatibility/2006" xmlns:aink="http://schemas.microsoft.com/office/drawing/2016/ink" xmlns:am3d="http://schemas.microsoft.com/office/drawing/2017/model3d" xmlns:o="urn:schemas-microsoft-com:office:office" xmlns:r="http://schemas.openxmlformats.org/officeDocument/2006/relationships" xmlns:m="http://schemas.openxmlformats.org/officeDocument/2006/math" xmlns:v="urn:schemas-microsoft-com:vml" xmlns:wp14="http://schemas.microsoft.com/office/word/2010/wordprocessingDrawing" xmlns:wp="http://schemas.openxmlformats.org/drawingml/2006/wordprocessingDrawing" xmlns:w10="urn:schemas-microsoft-com:office:word" xmlns:w="http://schemas.openxmlformats.org/wordprocessingml/2006/main" xmlns:w14="http://schemas.microsoft.com/office/word/2010/wordml" xmlns:w15="http://schemas.microsoft.com/office/word/2012/wordml" xmlns:w16cid="http://schemas.microsoft.com/office/word/2016/wordml/cid" xmlns:w16se="http://schemas.microsoft.com/office/word/2015/wordml/symex" xmlns:wpg="http://schemas.microsoft.com/office/word/2010/wordprocessingGroup" xmlns:wpi="http://schemas.microsoft.com/office/word/2010/wordprocessingInk" xmlns:wne="http://schemas.microsoft.com/office/word/2006/wordml" xmlns:wps="http://schemas.microsoft.com/office/word/2010/wordprocessingShape" mc:Ignorable="w14 w15 w16se w16cid wp14">
+<w:endnotes xmlns:wpc="http://schemas.microsoft.com/office/word/2010/wordprocessingCanvas" xmlns:cx="http://schemas.microsoft.com/office/drawing/2014/chartex" xmlns:cx1="http://schemas.microsoft.com/office/drawing/2015/9/8/chartex" xmlns:mc="http://schemas.openxmlformats.org/markup-compatibility/2006" xmlns:o="urn:schemas-microsoft-com:office:office" xmlns:r="http://schemas.openxmlformats.org/officeDocument/2006/relationships" xmlns:m="http://schemas.openxmlformats.org/officeDocument/2006/math" xmlns:v="urn:schemas-microsoft-com:vml" xmlns:wp14="http://schemas.microsoft.com/office/word/2010/wordprocessingDrawing" xmlns:wp="http://schemas.openxmlformats.org/drawingml/2006/wordprocessingDrawing" xmlns:w10="urn:schemas-microsoft-com:office:word" xmlns:w="http://schemas.openxmlformats.org/wordprocessingml/2006/main" xmlns:w14="http://schemas.microsoft.com/office/word/2010/wordml" xmlns:w15="http://schemas.microsoft.com/office/word/2012/wordml" xmlns:w16se="http://schemas.microsoft.com/office/word/2015/wordml/symex" xmlns:wpg="http://schemas.microsoft.com/office/word/2010/wordprocessingGroup" xmlns:wpi="http://schemas.microsoft.com/office/word/2010/wordprocessingInk" xmlns:wne="http://schemas.microsoft.com/office/word/2006/wordml" xmlns:wps="http://schemas.microsoft.com/office/word/2010/wordprocessingShape" mc:Ignorable="w14 w15 w16se wp14">
   <w:endnote w:type="separator" w:id="-1">
     <w:p>
       <w:pPr>
@@ -18002,7 +17857,7 @@
 </file>
 
 <file path=word/footer1.xml><?xml version="1.0" encoding="utf-8"?>
-<w:ftr xmlns:wpc="http://schemas.microsoft.com/office/word/2010/wordprocessingCanvas" xmlns:cx="http://schemas.microsoft.com/office/drawing/2014/chartex" xmlns:cx1="http://schemas.microsoft.com/office/drawing/2015/9/8/chartex" xmlns:cx2="http://schemas.microsoft.com/office/drawing/2015/10/21/chartex" xmlns:cx3="http://schemas.microsoft.com/office/drawing/2016/5/9/chartex" xmlns:cx4="http://schemas.microsoft.com/office/drawing/2016/5/10/chartex" xmlns:cx5="http://schemas.microsoft.com/office/drawing/2016/5/11/chartex" xmlns:cx6="http://schemas.microsoft.com/office/drawing/2016/5/12/chartex" xmlns:cx7="http://schemas.microsoft.com/office/drawing/2016/5/13/chartex" xmlns:cx8="http://schemas.microsoft.com/office/drawing/2016/5/14/chartex" xmlns:mc="http://schemas.openxmlformats.org/markup-compatibility/2006" xmlns:aink="http://schemas.microsoft.com/office/drawing/2016/ink" xmlns:am3d="http://schemas.microsoft.com/office/drawing/2017/model3d" xmlns:o="urn:schemas-microsoft-com:office:office" xmlns:r="http://schemas.openxmlformats.org/officeDocument/2006/relationships" xmlns:m="http://schemas.openxmlformats.org/officeDocument/2006/math" xmlns:v="urn:schemas-microsoft-com:vml" xmlns:wp14="http://schemas.microsoft.com/office/word/2010/wordprocessingDrawing" xmlns:wp="http://schemas.openxmlformats.org/drawingml/2006/wordprocessingDrawing" xmlns:w10="urn:schemas-microsoft-com:office:word" xmlns:w="http://schemas.openxmlformats.org/wordprocessingml/2006/main" xmlns:w14="http://schemas.microsoft.com/office/word/2010/wordml" xmlns:w15="http://schemas.microsoft.com/office/word/2012/wordml" xmlns:w16cid="http://schemas.microsoft.com/office/word/2016/wordml/cid" xmlns:w16se="http://schemas.microsoft.com/office/word/2015/wordml/symex" xmlns:wpg="http://schemas.microsoft.com/office/word/2010/wordprocessingGroup" xmlns:wpi="http://schemas.microsoft.com/office/word/2010/wordprocessingInk" xmlns:wne="http://schemas.microsoft.com/office/word/2006/wordml" xmlns:wps="http://schemas.microsoft.com/office/word/2010/wordprocessingShape" mc:Ignorable="w14 w15 w16se w16cid wp14">
+<w:ftr xmlns:wpc="http://schemas.microsoft.com/office/word/2010/wordprocessingCanvas" xmlns:cx="http://schemas.microsoft.com/office/drawing/2014/chartex" xmlns:cx1="http://schemas.microsoft.com/office/drawing/2015/9/8/chartex" xmlns:mc="http://schemas.openxmlformats.org/markup-compatibility/2006" xmlns:o="urn:schemas-microsoft-com:office:office" xmlns:r="http://schemas.openxmlformats.org/officeDocument/2006/relationships" xmlns:m="http://schemas.openxmlformats.org/officeDocument/2006/math" xmlns:v="urn:schemas-microsoft-com:vml" xmlns:wp14="http://schemas.microsoft.com/office/word/2010/wordprocessingDrawing" xmlns:wp="http://schemas.openxmlformats.org/drawingml/2006/wordprocessingDrawing" xmlns:w10="urn:schemas-microsoft-com:office:word" xmlns:w="http://schemas.openxmlformats.org/wordprocessingml/2006/main" xmlns:w14="http://schemas.microsoft.com/office/word/2010/wordml" xmlns:w15="http://schemas.microsoft.com/office/word/2012/wordml" xmlns:w16se="http://schemas.microsoft.com/office/word/2015/wordml/symex" xmlns:wpg="http://schemas.microsoft.com/office/word/2010/wordprocessingGroup" xmlns:wpi="http://schemas.microsoft.com/office/word/2010/wordprocessingInk" xmlns:wne="http://schemas.microsoft.com/office/word/2006/wordml" xmlns:wps="http://schemas.microsoft.com/office/word/2010/wordprocessingShape" mc:Ignorable="w14 w15 w16se wp14">
   <w:p>
     <w:pPr>
       <w:pStyle w:val="a5"/>
@@ -18040,13 +17895,14 @@
 </file>
 
 <file path=word/footer2.xml><?xml version="1.0" encoding="utf-8"?>
-<w:ftr xmlns:wpc="http://schemas.microsoft.com/office/word/2010/wordprocessingCanvas" xmlns:cx="http://schemas.microsoft.com/office/drawing/2014/chartex" xmlns:cx1="http://schemas.microsoft.com/office/drawing/2015/9/8/chartex" xmlns:cx2="http://schemas.microsoft.com/office/drawing/2015/10/21/chartex" xmlns:cx3="http://schemas.microsoft.com/office/drawing/2016/5/9/chartex" xmlns:cx4="http://schemas.microsoft.com/office/drawing/2016/5/10/chartex" xmlns:cx5="http://schemas.microsoft.com/office/drawing/2016/5/11/chartex" xmlns:cx6="http://schemas.microsoft.com/office/drawing/2016/5/12/chartex" xmlns:cx7="http://schemas.microsoft.com/office/drawing/2016/5/13/chartex" xmlns:cx8="http://schemas.microsoft.com/office/drawing/2016/5/14/chartex" xmlns:mc="http://schemas.openxmlformats.org/markup-compatibility/2006" xmlns:aink="http://schemas.microsoft.com/office/drawing/2016/ink" xmlns:am3d="http://schemas.microsoft.com/office/drawing/2017/model3d" xmlns:o="urn:schemas-microsoft-com:office:office" xmlns:r="http://schemas.openxmlformats.org/officeDocument/2006/relationships" xmlns:m="http://schemas.openxmlformats.org/officeDocument/2006/math" xmlns:v="urn:schemas-microsoft-com:vml" xmlns:wp14="http://schemas.microsoft.com/office/word/2010/wordprocessingDrawing" xmlns:wp="http://schemas.openxmlformats.org/drawingml/2006/wordprocessingDrawing" xmlns:w10="urn:schemas-microsoft-com:office:word" xmlns:w="http://schemas.openxmlformats.org/wordprocessingml/2006/main" xmlns:w14="http://schemas.microsoft.com/office/word/2010/wordml" xmlns:w15="http://schemas.microsoft.com/office/word/2012/wordml" xmlns:w16cid="http://schemas.microsoft.com/office/word/2016/wordml/cid" xmlns:w16se="http://schemas.microsoft.com/office/word/2015/wordml/symex" xmlns:wpg="http://schemas.microsoft.com/office/word/2010/wordprocessingGroup" xmlns:wpi="http://schemas.microsoft.com/office/word/2010/wordprocessingInk" xmlns:wne="http://schemas.microsoft.com/office/word/2006/wordml" xmlns:wps="http://schemas.microsoft.com/office/word/2010/wordprocessingShape" mc:Ignorable="w14 w15 w16se w16cid wp14">
+<w:ftr xmlns:wpc="http://schemas.microsoft.com/office/word/2010/wordprocessingCanvas" xmlns:cx="http://schemas.microsoft.com/office/drawing/2014/chartex" xmlns:cx1="http://schemas.microsoft.com/office/drawing/2015/9/8/chartex" xmlns:mc="http://schemas.openxmlformats.org/markup-compatibility/2006" xmlns:o="urn:schemas-microsoft-com:office:office" xmlns:r="http://schemas.openxmlformats.org/officeDocument/2006/relationships" xmlns:m="http://schemas.openxmlformats.org/officeDocument/2006/math" xmlns:v="urn:schemas-microsoft-com:vml" xmlns:wp14="http://schemas.microsoft.com/office/word/2010/wordprocessingDrawing" xmlns:wp="http://schemas.openxmlformats.org/drawingml/2006/wordprocessingDrawing" xmlns:w10="urn:schemas-microsoft-com:office:word" xmlns:w="http://schemas.openxmlformats.org/wordprocessingml/2006/main" xmlns:w14="http://schemas.microsoft.com/office/word/2010/wordml" xmlns:w15="http://schemas.microsoft.com/office/word/2012/wordml" xmlns:w16se="http://schemas.microsoft.com/office/word/2015/wordml/symex" xmlns:wpg="http://schemas.microsoft.com/office/word/2010/wordprocessingGroup" xmlns:wpi="http://schemas.microsoft.com/office/word/2010/wordprocessingInk" xmlns:wne="http://schemas.microsoft.com/office/word/2006/wordml" xmlns:wps="http://schemas.microsoft.com/office/word/2010/wordprocessingShape" mc:Ignorable="w14 w15 w16se wp14">
   <w:p>
     <w:pPr>
       <w:pStyle w:val="a5"/>
       <w:framePr w:wrap="around" w:vAnchor="text" w:hAnchor="margin" w:xAlign="right" w:y="1"/>
       <w:rPr>
         <w:rStyle w:val="a7"/>
+        <w:rFonts w:ascii="Times New Roman" w:hAnsi="Times New Roman" w:cs="Times New Roman"/>
         <w:sz w:val="18"/>
         <w:szCs w:val="18"/>
       </w:rPr>
@@ -18054,6 +17910,7 @@
     <w:r>
       <w:rPr>
         <w:rStyle w:val="a7"/>
+        <w:rFonts w:ascii="Times New Roman" w:hAnsi="Times New Roman" w:cs="Times New Roman"/>
         <w:sz w:val="18"/>
         <w:szCs w:val="18"/>
       </w:rPr>
@@ -18062,6 +17919,7 @@
     <w:r>
       <w:rPr>
         <w:rStyle w:val="a7"/>
+        <w:rFonts w:ascii="Times New Roman" w:hAnsi="Times New Roman" w:cs="Times New Roman"/>
         <w:sz w:val="18"/>
         <w:szCs w:val="18"/>
       </w:rPr>
@@ -18070,6 +17928,7 @@
     <w:r>
       <w:rPr>
         <w:rStyle w:val="a7"/>
+        <w:rFonts w:ascii="Times New Roman" w:hAnsi="Times New Roman" w:cs="Times New Roman"/>
         <w:sz w:val="18"/>
         <w:szCs w:val="18"/>
       </w:rPr>
@@ -18078,15 +17937,17 @@
     <w:r>
       <w:rPr>
         <w:rStyle w:val="a7"/>
+        <w:rFonts w:ascii="Times New Roman" w:hAnsi="Times New Roman" w:cs="Times New Roman"/>
         <w:noProof/>
         <w:sz w:val="18"/>
         <w:szCs w:val="18"/>
       </w:rPr>
-      <w:t>3</w:t>
+      <w:t>6</w:t>
     </w:r>
     <w:r>
       <w:rPr>
         <w:rStyle w:val="a7"/>
+        <w:rFonts w:ascii="Times New Roman" w:hAnsi="Times New Roman" w:cs="Times New Roman"/>
         <w:sz w:val="18"/>
         <w:szCs w:val="18"/>
       </w:rPr>
@@ -18168,7 +18029,17 @@
               <w:szCs w:val="18"/>
               <w:lang w:val="uk-UA"/>
             </w:rPr>
-            <w:t xml:space="preserve"> Л.А. Цимбал </w:t>
+            <w:t xml:space="preserve"> </w:t>
+          </w:r>
+          <w:r>
+            <w:rPr>
+              <w:rFonts w:ascii="Times New Roman" w:hAnsi="Times New Roman" w:cs="Times New Roman"/>
+              <w:b/>
+              <w:bCs/>
+              <w:sz w:val="18"/>
+              <w:szCs w:val="18"/>
+            </w:rPr>
+            <w:t xml:space="preserve">В.В. Харчишин </w:t>
           </w:r>
           <w:r>
             <w:rPr>
@@ -18273,23 +18144,7 @@
               <w:sz w:val="18"/>
               <w:szCs w:val="18"/>
             </w:rPr>
-            <w:t xml:space="preserve">  </w:t>
-          </w:r>
-          <w:r>
-            <w:rPr>
-              <w:rFonts w:ascii="Times New Roman" w:hAnsi="Times New Roman" w:cs="Times New Roman"/>
-              <w:sz w:val="18"/>
-              <w:szCs w:val="18"/>
-            </w:rPr>
-            <w:t xml:space="preserve">                 </w:t>
-          </w:r>
-          <w:r>
-            <w:rPr>
-              <w:rFonts w:ascii="Times New Roman" w:hAnsi="Times New Roman" w:cs="Times New Roman"/>
-              <w:sz w:val="18"/>
-              <w:szCs w:val="18"/>
-            </w:rPr>
-            <w:t>М.П</w:t>
+            <w:t xml:space="preserve">                   М.П</w:t>
           </w:r>
           <w:r>
             <w:rPr>
@@ -18321,15 +18176,7 @@
               <w:sz w:val="18"/>
               <w:szCs w:val="18"/>
             </w:rPr>
-            <w:t xml:space="preserve">                                      </w:t>
-          </w:r>
-          <w:r>
-            <w:rPr>
-              <w:rFonts w:ascii="Times New Roman" w:hAnsi="Times New Roman" w:cs="Times New Roman"/>
-              <w:sz w:val="18"/>
-              <w:szCs w:val="18"/>
-            </w:rPr>
-            <w:t>М.П.</w:t>
+            <w:t xml:space="preserve">                                      М.П.</w:t>
           </w:r>
         </w:p>
       </w:tc>
@@ -18348,7 +18195,7 @@
 </file>
 
 <file path=word/footnotes.xml><?xml version="1.0" encoding="utf-8"?>
-<w:footnotes xmlns:wpc="http://schemas.microsoft.com/office/word/2010/wordprocessingCanvas" xmlns:cx="http://schemas.microsoft.com/office/drawing/2014/chartex" xmlns:cx1="http://schemas.microsoft.com/office/drawing/2015/9/8/chartex" xmlns:cx2="http://schemas.microsoft.com/office/drawing/2015/10/21/chartex" xmlns:cx3="http://schemas.microsoft.com/office/drawing/2016/5/9/chartex" xmlns:cx4="http://schemas.microsoft.com/office/drawing/2016/5/10/chartex" xmlns:cx5="http://schemas.microsoft.com/office/drawing/2016/5/11/chartex" xmlns:cx6="http://schemas.microsoft.com/office/drawing/2016/5/12/chartex" xmlns:cx7="http://schemas.microsoft.com/office/drawing/2016/5/13/chartex" xmlns:cx8="http://schemas.microsoft.com/office/drawing/2016/5/14/chartex" xmlns:mc="http://schemas.openxmlformats.org/markup-compatibility/2006" xmlns:aink="http://schemas.microsoft.com/office/drawing/2016/ink" xmlns:am3d="http://schemas.microsoft.com/office/drawing/2017/model3d" xmlns:o="urn:schemas-microsoft-com:office:office" xmlns:r="http://schemas.openxmlformats.org/officeDocument/2006/relationships" xmlns:m="http://schemas.openxmlformats.org/officeDocument/2006/math" xmlns:v="urn:schemas-microsoft-com:vml" xmlns:wp14="http://schemas.microsoft.com/office/word/2010/wordprocessingDrawing" xmlns:wp="http://schemas.openxmlformats.org/drawingml/2006/wordprocessingDrawing" xmlns:w10="urn:schemas-microsoft-com:office:word" xmlns:w="http://schemas.openxmlformats.org/wordprocessingml/2006/main" xmlns:w14="http://schemas.microsoft.com/office/word/2010/wordml" xmlns:w15="http://schemas.microsoft.com/office/word/2012/wordml" xmlns:w16cid="http://schemas.microsoft.com/office/word/2016/wordml/cid" xmlns:w16se="http://schemas.microsoft.com/office/word/2015/wordml/symex" xmlns:wpg="http://schemas.microsoft.com/office/word/2010/wordprocessingGroup" xmlns:wpi="http://schemas.microsoft.com/office/word/2010/wordprocessingInk" xmlns:wne="http://schemas.microsoft.com/office/word/2006/wordml" xmlns:wps="http://schemas.microsoft.com/office/word/2010/wordprocessingShape" mc:Ignorable="w14 w15 w16se w16cid wp14">
+<w:footnotes xmlns:wpc="http://schemas.microsoft.com/office/word/2010/wordprocessingCanvas" xmlns:cx="http://schemas.microsoft.com/office/drawing/2014/chartex" xmlns:cx1="http://schemas.microsoft.com/office/drawing/2015/9/8/chartex" xmlns:mc="http://schemas.openxmlformats.org/markup-compatibility/2006" xmlns:o="urn:schemas-microsoft-com:office:office" xmlns:r="http://schemas.openxmlformats.org/officeDocument/2006/relationships" xmlns:m="http://schemas.openxmlformats.org/officeDocument/2006/math" xmlns:v="urn:schemas-microsoft-com:vml" xmlns:wp14="http://schemas.microsoft.com/office/word/2010/wordprocessingDrawing" xmlns:wp="http://schemas.openxmlformats.org/drawingml/2006/wordprocessingDrawing" xmlns:w10="urn:schemas-microsoft-com:office:word" xmlns:w="http://schemas.openxmlformats.org/wordprocessingml/2006/main" xmlns:w14="http://schemas.microsoft.com/office/word/2010/wordml" xmlns:w15="http://schemas.microsoft.com/office/word/2012/wordml" xmlns:w16se="http://schemas.microsoft.com/office/word/2015/wordml/symex" xmlns:wpg="http://schemas.microsoft.com/office/word/2010/wordprocessingGroup" xmlns:wpi="http://schemas.microsoft.com/office/word/2010/wordprocessingInk" xmlns:wne="http://schemas.microsoft.com/office/word/2006/wordml" xmlns:wps="http://schemas.microsoft.com/office/word/2010/wordprocessingShape" mc:Ignorable="w14 w15 w16se wp14">
   <w:footnote w:type="separator" w:id="-1">
     <w:p>
       <w:pPr>
@@ -18373,7 +18220,7 @@
 </file>
 
 <file path=word/header1.xml><?xml version="1.0" encoding="utf-8"?>
-<w:hdr xmlns:wpc="http://schemas.microsoft.com/office/word/2010/wordprocessingCanvas" xmlns:cx="http://schemas.microsoft.com/office/drawing/2014/chartex" xmlns:cx1="http://schemas.microsoft.com/office/drawing/2015/9/8/chartex" xmlns:cx2="http://schemas.microsoft.com/office/drawing/2015/10/21/chartex" xmlns:cx3="http://schemas.microsoft.com/office/drawing/2016/5/9/chartex" xmlns:cx4="http://schemas.microsoft.com/office/drawing/2016/5/10/chartex" xmlns:cx5="http://schemas.microsoft.com/office/drawing/2016/5/11/chartex" xmlns:cx6="http://schemas.microsoft.com/office/drawing/2016/5/12/chartex" xmlns:cx7="http://schemas.microsoft.com/office/drawing/2016/5/13/chartex" xmlns:cx8="http://schemas.microsoft.com/office/drawing/2016/5/14/chartex" xmlns:mc="http://schemas.openxmlformats.org/markup-compatibility/2006" xmlns:aink="http://schemas.microsoft.com/office/drawing/2016/ink" xmlns:am3d="http://schemas.microsoft.com/office/drawing/2017/model3d" xmlns:o="urn:schemas-microsoft-com:office:office" xmlns:r="http://schemas.openxmlformats.org/officeDocument/2006/relationships" xmlns:m="http://schemas.openxmlformats.org/officeDocument/2006/math" xmlns:v="urn:schemas-microsoft-com:vml" xmlns:wp14="http://schemas.microsoft.com/office/word/2010/wordprocessingDrawing" xmlns:wp="http://schemas.openxmlformats.org/drawingml/2006/wordprocessingDrawing" xmlns:w10="urn:schemas-microsoft-com:office:word" xmlns:w="http://schemas.openxmlformats.org/wordprocessingml/2006/main" xmlns:w14="http://schemas.microsoft.com/office/word/2010/wordml" xmlns:w15="http://schemas.microsoft.com/office/word/2012/wordml" xmlns:w16cid="http://schemas.microsoft.com/office/word/2016/wordml/cid" xmlns:w16se="http://schemas.microsoft.com/office/word/2015/wordml/symex" xmlns:wpg="http://schemas.microsoft.com/office/word/2010/wordprocessingGroup" xmlns:wpi="http://schemas.microsoft.com/office/word/2010/wordprocessingInk" xmlns:wne="http://schemas.microsoft.com/office/word/2006/wordml" xmlns:wps="http://schemas.microsoft.com/office/word/2010/wordprocessingShape" mc:Ignorable="w14 w15 w16se w16cid wp14">
+<w:hdr xmlns:wpc="http://schemas.microsoft.com/office/word/2010/wordprocessingCanvas" xmlns:cx="http://schemas.microsoft.com/office/drawing/2014/chartex" xmlns:cx1="http://schemas.microsoft.com/office/drawing/2015/9/8/chartex" xmlns:mc="http://schemas.openxmlformats.org/markup-compatibility/2006" xmlns:o="urn:schemas-microsoft-com:office:office" xmlns:r="http://schemas.openxmlformats.org/officeDocument/2006/relationships" xmlns:m="http://schemas.openxmlformats.org/officeDocument/2006/math" xmlns:v="urn:schemas-microsoft-com:vml" xmlns:wp14="http://schemas.microsoft.com/office/word/2010/wordprocessingDrawing" xmlns:wp="http://schemas.openxmlformats.org/drawingml/2006/wordprocessingDrawing" xmlns:w10="urn:schemas-microsoft-com:office:word" xmlns:w="http://schemas.openxmlformats.org/wordprocessingml/2006/main" xmlns:w14="http://schemas.microsoft.com/office/word/2010/wordml" xmlns:w15="http://schemas.microsoft.com/office/word/2012/wordml" xmlns:w16se="http://schemas.microsoft.com/office/word/2015/wordml/symex" xmlns:wpg="http://schemas.microsoft.com/office/word/2010/wordprocessingGroup" xmlns:wpi="http://schemas.microsoft.com/office/word/2010/wordprocessingInk" xmlns:wne="http://schemas.microsoft.com/office/word/2006/wordml" xmlns:wps="http://schemas.microsoft.com/office/word/2010/wordprocessingShape" mc:Ignorable="w14 w15 w16se wp14">
   <w:p>
     <w:pPr>
       <w:pStyle w:val="a3"/>
@@ -18417,7 +18264,7 @@
 </file>
 
 <file path=word/numbering.xml><?xml version="1.0" encoding="utf-8"?>
-<w:numbering xmlns:wpc="http://schemas.microsoft.com/office/word/2010/wordprocessingCanvas" xmlns:cx="http://schemas.microsoft.com/office/drawing/2014/chartex" xmlns:cx1="http://schemas.microsoft.com/office/drawing/2015/9/8/chartex" xmlns:cx2="http://schemas.microsoft.com/office/drawing/2015/10/21/chartex" xmlns:cx3="http://schemas.microsoft.com/office/drawing/2016/5/9/chartex" xmlns:cx4="http://schemas.microsoft.com/office/drawing/2016/5/10/chartex" xmlns:cx5="http://schemas.microsoft.com/office/drawing/2016/5/11/chartex" xmlns:cx6="http://schemas.microsoft.com/office/drawing/2016/5/12/chartex" xmlns:cx7="http://schemas.microsoft.com/office/drawing/2016/5/13/chartex" xmlns:cx8="http://schemas.microsoft.com/office/drawing/2016/5/14/chartex" xmlns:mc="http://schemas.openxmlformats.org/markup-compatibility/2006" xmlns:aink="http://schemas.microsoft.com/office/drawing/2016/ink" xmlns:am3d="http://schemas.microsoft.com/office/drawing/2017/model3d" xmlns:o="urn:schemas-microsoft-com:office:office" xmlns:r="http://schemas.openxmlformats.org/officeDocument/2006/relationships" xmlns:m="http://schemas.openxmlformats.org/officeDocument/2006/math" xmlns:v="urn:schemas-microsoft-com:vml" xmlns:wp14="http://schemas.microsoft.com/office/word/2010/wordprocessingDrawing" xmlns:wp="http://schemas.openxmlformats.org/drawingml/2006/wordprocessingDrawing" xmlns:w10="urn:schemas-microsoft-com:office:word" xmlns:w="http://schemas.openxmlformats.org/wordprocessingml/2006/main" xmlns:w14="http://schemas.microsoft.com/office/word/2010/wordml" xmlns:w15="http://schemas.microsoft.com/office/word/2012/wordml" xmlns:w16cid="http://schemas.microsoft.com/office/word/2016/wordml/cid" xmlns:w16se="http://schemas.microsoft.com/office/word/2015/wordml/symex" xmlns:wpg="http://schemas.microsoft.com/office/word/2010/wordprocessingGroup" xmlns:wpi="http://schemas.microsoft.com/office/word/2010/wordprocessingInk" xmlns:wne="http://schemas.microsoft.com/office/word/2006/wordml" xmlns:wps="http://schemas.microsoft.com/office/word/2010/wordprocessingShape" mc:Ignorable="w14 w15 w16se w16cid wp14">
+<w:numbering xmlns:wpc="http://schemas.microsoft.com/office/word/2010/wordprocessingCanvas" xmlns:cx="http://schemas.microsoft.com/office/drawing/2014/chartex" xmlns:cx1="http://schemas.microsoft.com/office/drawing/2015/9/8/chartex" xmlns:mc="http://schemas.openxmlformats.org/markup-compatibility/2006" xmlns:o="urn:schemas-microsoft-com:office:office" xmlns:r="http://schemas.openxmlformats.org/officeDocument/2006/relationships" xmlns:m="http://schemas.openxmlformats.org/officeDocument/2006/math" xmlns:v="urn:schemas-microsoft-com:vml" xmlns:wp14="http://schemas.microsoft.com/office/word/2010/wordprocessingDrawing" xmlns:wp="http://schemas.openxmlformats.org/drawingml/2006/wordprocessingDrawing" xmlns:w10="urn:schemas-microsoft-com:office:word" xmlns:w="http://schemas.openxmlformats.org/wordprocessingml/2006/main" xmlns:w14="http://schemas.microsoft.com/office/word/2010/wordml" xmlns:w15="http://schemas.microsoft.com/office/word/2012/wordml" xmlns:w16se="http://schemas.microsoft.com/office/word/2015/wordml/symex" xmlns:wpg="http://schemas.microsoft.com/office/word/2010/wordprocessingGroup" xmlns:wpi="http://schemas.microsoft.com/office/word/2010/wordprocessingInk" xmlns:wne="http://schemas.microsoft.com/office/word/2006/wordml" xmlns:wps="http://schemas.microsoft.com/office/word/2010/wordprocessingShape" mc:Ignorable="w14 w15 w16se wp14">
   <w:abstractNum w:abstractNumId="0" w15:restartNumberingAfterBreak="0">
     <w:nsid w:val="7AA7255E"/>
     <w:multiLevelType w:val="hybridMultilevel"/>
@@ -18538,7 +18385,7 @@
 </file>
 
 <file path=word/styles.xml><?xml version="1.0" encoding="utf-8"?>
-<w:styles xmlns:mc="http://schemas.openxmlformats.org/markup-compatibility/2006" xmlns:r="http://schemas.openxmlformats.org/officeDocument/2006/relationships" xmlns:w="http://schemas.openxmlformats.org/wordprocessingml/2006/main" xmlns:w14="http://schemas.microsoft.com/office/word/2010/wordml" xmlns:w15="http://schemas.microsoft.com/office/word/2012/wordml" xmlns:w16cid="http://schemas.microsoft.com/office/word/2016/wordml/cid" xmlns:w16se="http://schemas.microsoft.com/office/word/2015/wordml/symex" mc:Ignorable="w14 w15 w16se w16cid">
+<w:styles xmlns:mc="http://schemas.openxmlformats.org/markup-compatibility/2006" xmlns:r="http://schemas.openxmlformats.org/officeDocument/2006/relationships" xmlns:w="http://schemas.openxmlformats.org/wordprocessingml/2006/main" xmlns:w14="http://schemas.microsoft.com/office/word/2010/wordml" xmlns:w15="http://schemas.microsoft.com/office/word/2012/wordml" xmlns:w16se="http://schemas.microsoft.com/office/word/2015/wordml/symex" mc:Ignorable="w14 w15 w16se">
   <w:docDefaults>
     <w:rPrDefault>
       <w:rPr>
@@ -18554,7 +18401,7 @@
       </w:pPr>
     </w:pPrDefault>
   </w:docDefaults>
-  <w:latentStyles w:defLockedState="0" w:defUIPriority="99" w:defSemiHidden="0" w:defUnhideWhenUsed="0" w:defQFormat="0" w:count="375">
+  <w:latentStyles w:defLockedState="0" w:defUIPriority="99" w:defSemiHidden="0" w:defUnhideWhenUsed="0" w:defQFormat="0" w:count="371">
     <w:lsdException w:name="Normal" w:uiPriority="0" w:qFormat="1"/>
     <w:lsdException w:name="heading 1" w:uiPriority="9" w:qFormat="1"/>
     <w:lsdException w:name="heading 2" w:semiHidden="1" w:uiPriority="9" w:unhideWhenUsed="1" w:qFormat="1"/>
@@ -18926,10 +18773,6 @@
     <w:lsdException w:name="List Table 5 Dark Accent 6" w:uiPriority="50"/>
     <w:lsdException w:name="List Table 6 Colorful Accent 6" w:uiPriority="51"/>
     <w:lsdException w:name="List Table 7 Colorful Accent 6" w:uiPriority="52"/>
-    <w:lsdException w:name="Mention" w:semiHidden="1" w:unhideWhenUsed="1"/>
-    <w:lsdException w:name="Smart Hyperlink" w:semiHidden="1" w:unhideWhenUsed="1"/>
-    <w:lsdException w:name="Hashtag" w:semiHidden="1" w:unhideWhenUsed="1"/>
-    <w:lsdException w:name="Unresolved Mention" w:semiHidden="1" w:unhideWhenUsed="1"/>
   </w:latentStyles>
   <w:style w:type="paragraph" w:default="1" w:styleId="a">
     <w:name w:val="Normal"/>
@@ -19209,11 +19052,16 @@
       <w:lang w:val="ru-RU"/>
     </w:rPr>
   </w:style>
+  <w:style w:type="character" w:customStyle="1" w:styleId="rvts0">
+    <w:name w:val="rvts0"/>
+    <w:basedOn w:val="a0"/>
+    <w:rsid w:val="00E86B06"/>
+  </w:style>
 </w:styles>
 </file>
 
 <file path=word/glossary/document.xml><?xml version="1.0" encoding="utf-8"?>
-<w:glossaryDocument xmlns:wpc="http://schemas.microsoft.com/office/word/2010/wordprocessingCanvas" xmlns:cx="http://schemas.microsoft.com/office/drawing/2014/chartex" xmlns:cx1="http://schemas.microsoft.com/office/drawing/2015/9/8/chartex" xmlns:cx2="http://schemas.microsoft.com/office/drawing/2015/10/21/chartex" xmlns:cx3="http://schemas.microsoft.com/office/drawing/2016/5/9/chartex" xmlns:cx4="http://schemas.microsoft.com/office/drawing/2016/5/10/chartex" xmlns:cx5="http://schemas.microsoft.com/office/drawing/2016/5/11/chartex" xmlns:cx6="http://schemas.microsoft.com/office/drawing/2016/5/12/chartex" xmlns:cx7="http://schemas.microsoft.com/office/drawing/2016/5/13/chartex" xmlns:cx8="http://schemas.microsoft.com/office/drawing/2016/5/14/chartex" xmlns:mc="http://schemas.openxmlformats.org/markup-compatibility/2006" xmlns:aink="http://schemas.microsoft.com/office/drawing/2016/ink" xmlns:am3d="http://schemas.microsoft.com/office/drawing/2017/model3d" xmlns:o="urn:schemas-microsoft-com:office:office" xmlns:r="http://schemas.openxmlformats.org/officeDocument/2006/relationships" xmlns:m="http://schemas.openxmlformats.org/officeDocument/2006/math" xmlns:v="urn:schemas-microsoft-com:vml" xmlns:wp14="http://schemas.microsoft.com/office/word/2010/wordprocessingDrawing" xmlns:wp="http://schemas.openxmlformats.org/drawingml/2006/wordprocessingDrawing" xmlns:w10="urn:schemas-microsoft-com:office:word" xmlns:w="http://schemas.openxmlformats.org/wordprocessingml/2006/main" xmlns:w14="http://schemas.microsoft.com/office/word/2010/wordml" xmlns:w15="http://schemas.microsoft.com/office/word/2012/wordml" xmlns:w16cid="http://schemas.microsoft.com/office/word/2016/wordml/cid" xmlns:w16se="http://schemas.microsoft.com/office/word/2015/wordml/symex" xmlns:wpg="http://schemas.microsoft.com/office/word/2010/wordprocessingGroup" xmlns:wpi="http://schemas.microsoft.com/office/word/2010/wordprocessingInk" xmlns:wne="http://schemas.microsoft.com/office/word/2006/wordml" xmlns:wps="http://schemas.microsoft.com/office/word/2010/wordprocessingShape" mc:Ignorable="w14 w15 w16se w16cid wp14">
+<w:glossaryDocument xmlns:wpc="http://schemas.microsoft.com/office/word/2010/wordprocessingCanvas" xmlns:cx="http://schemas.microsoft.com/office/drawing/2014/chartex" xmlns:cx1="http://schemas.microsoft.com/office/drawing/2015/9/8/chartex" xmlns:mc="http://schemas.openxmlformats.org/markup-compatibility/2006" xmlns:o="urn:schemas-microsoft-com:office:office" xmlns:r="http://schemas.openxmlformats.org/officeDocument/2006/relationships" xmlns:m="http://schemas.openxmlformats.org/officeDocument/2006/math" xmlns:v="urn:schemas-microsoft-com:vml" xmlns:wp14="http://schemas.microsoft.com/office/word/2010/wordprocessingDrawing" xmlns:wp="http://schemas.openxmlformats.org/drawingml/2006/wordprocessingDrawing" xmlns:w10="urn:schemas-microsoft-com:office:word" xmlns:w="http://schemas.openxmlformats.org/wordprocessingml/2006/main" xmlns:w14="http://schemas.microsoft.com/office/word/2010/wordml" xmlns:w15="http://schemas.microsoft.com/office/word/2012/wordml" xmlns:w16se="http://schemas.microsoft.com/office/word/2015/wordml/symex" xmlns:wpg="http://schemas.microsoft.com/office/word/2010/wordprocessingGroup" xmlns:wpi="http://schemas.microsoft.com/office/word/2010/wordprocessingInk" xmlns:wne="http://schemas.microsoft.com/office/word/2006/wordml" xmlns:wps="http://schemas.microsoft.com/office/word/2010/wordprocessingShape" mc:Ignorable="w14 w15 w16se wp14">
   <w:docParts>
     <w:docPart>
       <w:docPartPr>
@@ -20075,35 +19923,6 @@
     </w:docPart>
     <w:docPart>
       <w:docPartPr>
-        <w:name w:val="1BF41FBE5CCC48D7BA61FAD1E796BAC1"/>
-        <w:category>
-          <w:name w:val="Общие"/>
-          <w:gallery w:val="placeholder"/>
-        </w:category>
-        <w:types>
-          <w:type w:val="bbPlcHdr"/>
-        </w:types>
-        <w:behaviors>
-          <w:behavior w:val="content"/>
-        </w:behaviors>
-        <w:guid w:val="{F32DA4DE-CD78-4621-8A0B-2949FB8A5EFC}"/>
-      </w:docPartPr>
-      <w:docPartBody>
-        <w:p>
-          <w:pPr>
-            <w:pStyle w:val="1BF41FBE5CCC48D7BA61FAD1E796BAC1"/>
-          </w:pPr>
-          <w:r>
-            <w:rPr>
-              <w:rStyle w:val="a3"/>
-            </w:rPr>
-            <w:t>Место для ввода текста.</w:t>
-          </w:r>
-        </w:p>
-      </w:docPartBody>
-    </w:docPart>
-    <w:docPart>
-      <w:docPartPr>
         <w:name w:val="0C30A8C1AEE94881A2028E3487E1112B"/>
         <w:category>
           <w:name w:val="Общие"/>
@@ -20136,13 +19955,13 @@
 </file>
 
 <file path=word/glossary/fontTable.xml><?xml version="1.0" encoding="utf-8"?>
-<w:fonts xmlns:mc="http://schemas.openxmlformats.org/markup-compatibility/2006" xmlns:r="http://schemas.openxmlformats.org/officeDocument/2006/relationships" xmlns:w="http://schemas.openxmlformats.org/wordprocessingml/2006/main" xmlns:w14="http://schemas.microsoft.com/office/word/2010/wordml" xmlns:w15="http://schemas.microsoft.com/office/word/2012/wordml" xmlns:w16cid="http://schemas.microsoft.com/office/word/2016/wordml/cid" xmlns:w16se="http://schemas.microsoft.com/office/word/2015/wordml/symex" mc:Ignorable="w14 w15 w16se w16cid">
+<w:fonts xmlns:mc="http://schemas.openxmlformats.org/markup-compatibility/2006" xmlns:r="http://schemas.openxmlformats.org/officeDocument/2006/relationships" xmlns:w="http://schemas.openxmlformats.org/wordprocessingml/2006/main" xmlns:w14="http://schemas.microsoft.com/office/word/2010/wordml" xmlns:w15="http://schemas.microsoft.com/office/word/2012/wordml" xmlns:w16se="http://schemas.microsoft.com/office/word/2015/wordml/symex" mc:Ignorable="w14 w15 w16se">
   <w:font w:name="Calibri">
     <w:panose1 w:val="020F0502020204030204"/>
     <w:charset w:val="CC"/>
     <w:family w:val="swiss"/>
     <w:pitch w:val="variable"/>
-    <w:sig w:usb0="E0002EFF" w:usb1="C000247B" w:usb2="00000009" w:usb3="00000000" w:csb0="000001FF" w:csb1="00000000"/>
+    <w:sig w:usb0="E4002EFF" w:usb1="C000247B" w:usb2="00000009" w:usb3="00000000" w:csb0="000001FF" w:csb1="00000000"/>
   </w:font>
   <w:font w:name="Times New Roman">
     <w:panose1 w:val="02020603050405020304"/>
@@ -20152,12 +19971,13 @@
     <w:sig w:usb0="E0002EFF" w:usb1="C000785B" w:usb2="00000009" w:usb3="00000000" w:csb0="000001FF" w:csb1="00000000"/>
   </w:font>
   <w:font w:name="MS Mincho">
-    <w:altName w:val="ＭＳ 明朝"/>
+    <w:altName w:val="Yu Gothic UI"/>
     <w:panose1 w:val="02020609040205080304"/>
     <w:charset w:val="80"/>
-    <w:family w:val="modern"/>
+    <w:family w:val="roman"/>
+    <w:notTrueType/>
     <w:pitch w:val="fixed"/>
-    <w:sig w:usb0="E00002FF" w:usb1="6AC7FDFB" w:usb2="08000012" w:usb3="00000000" w:csb0="0002009F" w:csb1="00000000"/>
+    <w:sig w:usb0="00000001" w:usb1="08070000" w:usb2="00000010" w:usb3="00000000" w:csb0="00020000" w:csb1="00000000"/>
   </w:font>
   <w:font w:name="Segoe UI">
     <w:panose1 w:val="020B0502040204020203"/>
@@ -20165,13 +19985,6 @@
     <w:family w:val="swiss"/>
     <w:pitch w:val="variable"/>
     <w:sig w:usb0="E4002EFF" w:usb1="C000E47F" w:usb2="00000009" w:usb3="00000000" w:csb0="000001FF" w:csb1="00000000"/>
-  </w:font>
-  <w:font w:name="Times New Roman CYR">
-    <w:panose1 w:val="02020603050405020304"/>
-    <w:charset w:val="CC"/>
-    <w:family w:val="roman"/>
-    <w:pitch w:val="variable"/>
-    <w:sig w:usb0="E0002EFF" w:usb1="C000785B" w:usb2="00000009" w:usb3="00000000" w:csb0="000001FF" w:csb1="00000000"/>
   </w:font>
   <w:font w:name="inherit">
     <w:altName w:val="Times New Roman"/>
@@ -20187,6 +20000,13 @@
     <w:family w:val="modern"/>
     <w:pitch w:val="fixed"/>
     <w:sig w:usb0="E0002EFF" w:usb1="C0007843" w:usb2="00000009" w:usb3="00000000" w:csb0="000001FF" w:csb1="00000000"/>
+  </w:font>
+  <w:font w:name="Times New Roman CYR">
+    <w:panose1 w:val="02020603050405020304"/>
+    <w:charset w:val="CC"/>
+    <w:family w:val="roman"/>
+    <w:pitch w:val="variable"/>
+    <w:sig w:usb0="E0002EFF" w:usb1="C000785B" w:usb2="00000009" w:usb3="00000000" w:csb0="000001FF" w:csb1="00000000"/>
   </w:font>
   <w:font w:name="Arial Narrow">
     <w:panose1 w:val="020B0606020202030204"/>
@@ -20214,15 +20034,16 @@
     <w:charset w:val="CC"/>
     <w:family w:val="swiss"/>
     <w:pitch w:val="variable"/>
-    <w:sig w:usb0="E0002AFF" w:usb1="C000247B" w:usb2="00000009" w:usb3="00000000" w:csb0="000001FF" w:csb1="00000000"/>
+    <w:sig w:usb0="E4002EFF" w:usb1="C000247B" w:usb2="00000009" w:usb3="00000000" w:csb0="000001FF" w:csb1="00000000"/>
   </w:font>
 </w:fonts>
 </file>
 
 <file path=word/glossary/settings.xml><?xml version="1.0" encoding="utf-8"?>
-<w:settings xmlns:mc="http://schemas.openxmlformats.org/markup-compatibility/2006" xmlns:o="urn:schemas-microsoft-com:office:office" xmlns:r="http://schemas.openxmlformats.org/officeDocument/2006/relationships" xmlns:m="http://schemas.openxmlformats.org/officeDocument/2006/math" xmlns:v="urn:schemas-microsoft-com:vml" xmlns:w10="urn:schemas-microsoft-com:office:word" xmlns:w="http://schemas.openxmlformats.org/wordprocessingml/2006/main" xmlns:w14="http://schemas.microsoft.com/office/word/2010/wordml" xmlns:w15="http://schemas.microsoft.com/office/word/2012/wordml" xmlns:w16cid="http://schemas.microsoft.com/office/word/2016/wordml/cid" xmlns:w16se="http://schemas.microsoft.com/office/word/2015/wordml/symex" xmlns:sl="http://schemas.openxmlformats.org/schemaLibrary/2006/main" mc:Ignorable="w14 w15 w16se w16cid">
+<w:settings xmlns:mc="http://schemas.openxmlformats.org/markup-compatibility/2006" xmlns:o="urn:schemas-microsoft-com:office:office" xmlns:r="http://schemas.openxmlformats.org/officeDocument/2006/relationships" xmlns:m="http://schemas.openxmlformats.org/officeDocument/2006/math" xmlns:v="urn:schemas-microsoft-com:vml" xmlns:w10="urn:schemas-microsoft-com:office:word" xmlns:w="http://schemas.openxmlformats.org/wordprocessingml/2006/main" xmlns:w14="http://schemas.microsoft.com/office/word/2010/wordml" xmlns:w15="http://schemas.microsoft.com/office/word/2012/wordml" xmlns:w16se="http://schemas.microsoft.com/office/word/2015/wordml/symex" xmlns:sl="http://schemas.openxmlformats.org/schemaLibrary/2006/main" mc:Ignorable="w14 w15 w16se">
   <w:view w:val="normal"/>
   <w:defaultTabStop w:val="720"/>
+  <w:hyphenationZone w:val="425"/>
   <w:characterSpacingControl w:val="doNotCompress"/>
   <w:compat>
     <w:useFELayout/>
@@ -20231,12 +20052,13 @@
     <w:compatSetting w:name="enableOpenTypeFeatures" w:uri="http://schemas.microsoft.com/office/word" w:val="1"/>
     <w:compatSetting w:name="doNotFlipMirrorIndents" w:uri="http://schemas.microsoft.com/office/word" w:val="1"/>
     <w:compatSetting w:name="differentiateMultirowTableHeaders" w:uri="http://schemas.microsoft.com/office/word" w:val="1"/>
-    <w:compatSetting w:name="useWord2013TrackBottomHyphenation" w:uri="http://schemas.microsoft.com/office/word" w:val="0"/>
   </w:compat>
   <w:rsids>
     <w:rsidRoot w:val="009C6730"/>
+    <w:rsid w:val="00080D0E"/>
     <w:rsid w:val="000C5149"/>
     <w:rsid w:val="00427A0C"/>
+    <w:rsid w:val="00475928"/>
     <w:rsid w:val="007730D3"/>
     <w:rsid w:val="009C6730"/>
     <w:rsid w:val="00A60883"/>
@@ -20256,7 +20078,7 @@
     <m:intLim m:val="subSup"/>
     <m:naryLim m:val="undOvr"/>
   </m:mathPr>
-  <w:themeFontLang w:val="ru-UA"/>
+  <w:themeFontLang w:val="ru-RU"/>
   <w:clrSchemeMapping w:bg1="light1" w:t1="dark1" w:bg2="light2" w:t2="dark2" w:accent1="accent1" w:accent2="accent2" w:accent3="accent3" w:accent4="accent4" w:accent5="accent5" w:accent6="accent6" w:hyperlink="hyperlink" w:followedHyperlink="followedHyperlink"/>
   <w:decimalSymbol w:val=","/>
   <w:listSeparator w:val=";"/>
@@ -20265,14 +20087,14 @@
 </file>
 
 <file path=word/glossary/styles.xml><?xml version="1.0" encoding="utf-8"?>
-<w:styles xmlns:mc="http://schemas.openxmlformats.org/markup-compatibility/2006" xmlns:r="http://schemas.openxmlformats.org/officeDocument/2006/relationships" xmlns:w="http://schemas.openxmlformats.org/wordprocessingml/2006/main" xmlns:w14="http://schemas.microsoft.com/office/word/2010/wordml" xmlns:w15="http://schemas.microsoft.com/office/word/2012/wordml" xmlns:w16cid="http://schemas.microsoft.com/office/word/2016/wordml/cid" xmlns:w16se="http://schemas.microsoft.com/office/word/2015/wordml/symex" mc:Ignorable="w14 w15 w16se w16cid">
+<w:styles xmlns:mc="http://schemas.openxmlformats.org/markup-compatibility/2006" xmlns:r="http://schemas.openxmlformats.org/officeDocument/2006/relationships" xmlns:w="http://schemas.openxmlformats.org/wordprocessingml/2006/main" xmlns:w14="http://schemas.microsoft.com/office/word/2010/wordml" xmlns:w15="http://schemas.microsoft.com/office/word/2012/wordml" xmlns:w16se="http://schemas.microsoft.com/office/word/2015/wordml/symex" mc:Ignorable="w14 w15 w16se">
   <w:docDefaults>
     <w:rPrDefault>
       <w:rPr>
         <w:rFonts w:asciiTheme="minorHAnsi" w:eastAsiaTheme="minorEastAsia" w:hAnsiTheme="minorHAnsi" w:cstheme="minorBidi"/>
         <w:sz w:val="22"/>
         <w:szCs w:val="22"/>
-        <w:lang w:val="ru-UA" w:eastAsia="ru-UA" w:bidi="ar-SA"/>
+        <w:lang w:bidi="ar-SA"/>
       </w:rPr>
     </w:rPrDefault>
     <w:pPrDefault>
@@ -20281,7 +20103,7 @@
       </w:pPr>
     </w:pPrDefault>
   </w:docDefaults>
-  <w:latentStyles w:defLockedState="0" w:defUIPriority="99" w:defSemiHidden="0" w:defUnhideWhenUsed="0" w:defQFormat="0" w:count="375">
+  <w:latentStyles w:defLockedState="0" w:defUIPriority="99" w:defSemiHidden="0" w:defUnhideWhenUsed="0" w:defQFormat="0" w:count="371">
     <w:lsdException w:name="Normal" w:uiPriority="0" w:qFormat="1"/>
     <w:lsdException w:name="heading 1" w:uiPriority="9" w:qFormat="1"/>
     <w:lsdException w:name="heading 2" w:semiHidden="1" w:uiPriority="9" w:unhideWhenUsed="1" w:qFormat="1"/>
@@ -20653,10 +20475,6 @@
     <w:lsdException w:name="List Table 5 Dark Accent 6" w:uiPriority="50"/>
     <w:lsdException w:name="List Table 6 Colorful Accent 6" w:uiPriority="51"/>
     <w:lsdException w:name="List Table 7 Colorful Accent 6" w:uiPriority="52"/>
-    <w:lsdException w:name="Mention" w:semiHidden="1" w:unhideWhenUsed="1"/>
-    <w:lsdException w:name="Smart Hyperlink" w:semiHidden="1" w:unhideWhenUsed="1"/>
-    <w:lsdException w:name="Hashtag" w:semiHidden="1" w:unhideWhenUsed="1"/>
-    <w:lsdException w:name="Unresolved Mention" w:semiHidden="1" w:unhideWhenUsed="1"/>
   </w:latentStyles>
   <w:style w:type="paragraph" w:default="1" w:styleId="a">
     <w:name w:val="Normal"/>
@@ -20930,15 +20748,12 @@
   <w:style w:type="paragraph" w:customStyle="1" w:styleId="0C30A8C1AEE94881A2028E3487E1112B">
     <w:name w:val="0C30A8C1AEE94881A2028E3487E1112B"/>
     <w:rsid w:val="00F11CEA"/>
-    <w:rPr>
-      <w:lang w:val="ru-UA" w:eastAsia="ru-UA"/>
-    </w:rPr>
   </w:style>
 </w:styles>
 </file>
 
 <file path=word/glossary/webSettings.xml><?xml version="1.0" encoding="utf-8"?>
-<w:webSettings xmlns:mc="http://schemas.openxmlformats.org/markup-compatibility/2006" xmlns:r="http://schemas.openxmlformats.org/officeDocument/2006/relationships" xmlns:w="http://schemas.openxmlformats.org/wordprocessingml/2006/main" xmlns:w14="http://schemas.microsoft.com/office/word/2010/wordml" xmlns:w15="http://schemas.microsoft.com/office/word/2012/wordml" xmlns:w16cid="http://schemas.microsoft.com/office/word/2016/wordml/cid" xmlns:w16se="http://schemas.microsoft.com/office/word/2015/wordml/symex" mc:Ignorable="w14 w15 w16se w16cid">
+<w:webSettings xmlns:mc="http://schemas.openxmlformats.org/markup-compatibility/2006" xmlns:r="http://schemas.openxmlformats.org/officeDocument/2006/relationships" xmlns:w="http://schemas.openxmlformats.org/wordprocessingml/2006/main" xmlns:w14="http://schemas.microsoft.com/office/word/2010/wordml" xmlns:w15="http://schemas.microsoft.com/office/word/2012/wordml" xmlns:w16se="http://schemas.microsoft.com/office/word/2015/wordml/symex" mc:Ignorable="w14 w15 w16se">
   <w:optimizeForBrowser/>
   <w:allowPNG/>
 </w:webSettings>
